--- a/paper/ThermoRoute_paper.docx
+++ b/paper/ThermoRoute_paper.docx
@@ -36,7 +36,7 @@
         </w:p>
       </w:sdtContent>
     </w:sdt>
-    <w:bookmarkStart w:id="30" w:name="X3448188efa7ab07ac09eb725f410ce5339e2995"/>
+    <w:bookmarkStart w:id="42" w:name="X3448188efa7ab07ac09eb725f410ce5339e2995"/>
     <w:p>
       <w:pPr>
         <w:pStyle w:val="Heading1"/>
@@ -1619,7 +1619,7 @@
     </w:p>
     <w:bookmarkEnd w:id="16"/>
     <w:bookmarkEnd w:id="17"/>
-    <w:bookmarkStart w:id="24" w:name="results"/>
+    <w:bookmarkStart w:id="36" w:name="results"/>
     <w:p>
       <w:pPr>
         <w:pStyle w:val="Heading2"/>
@@ -1628,7 +1628,7 @@
         <w:t xml:space="preserve">4. Results</w:t>
       </w:r>
     </w:p>
-    <w:bookmarkStart w:id="18" w:name="X96a55147dca9915acc36f08f49c16d2e9cfba02"/>
+    <w:bookmarkStart w:id="21" w:name="X96a55147dca9915acc36f08f49c16d2e9cfba02"/>
     <w:p>
       <w:pPr>
         <w:pStyle w:val="Heading3"/>
@@ -1797,11 +1797,76 @@
         <w:t xml:space="preserve"> </w:t>
       </w:r>
       <w:r>
-        <w:t xml:space="preserve">forecast headroom to distinguish models.</w:t>
-      </w:r>
-    </w:p>
-    <w:bookmarkEnd w:id="18"/>
-    <w:bookmarkStart w:id="19" w:name="Xda4df6ad4d4a5b3809be35a070d0b1694e25de2"/>
+        <w:t xml:space="preserve">forecast headroom to distinguish models (Figure 1).</w:t>
+      </w:r>
+    </w:p>
+    <w:p>
+      <w:pPr>
+        <w:pStyle w:val="CaptionedFigure"/>
+      </w:pPr>
+      <w:r>
+        <w:drawing>
+          <wp:inline>
+            <wp:extent cx="4800600" cy="2170263"/>
+            <wp:effectExtent b="0" l="0" r="0" t="0"/>
+            <wp:docPr descr="Figure 1. Three-station cascade, blind-test RMSE (°C, left) and skill versus persistence (right) by model and horizon. No learned model improves on damped persistence on this near-deterministic system — the honest negative result that motivates the large-sample study." title="" id="19" name="Picture"/>
+            <a:graphic>
+              <a:graphicData uri="http://schemas.openxmlformats.org/drawingml/2006/picture">
+                <pic:pic>
+                  <pic:nvPicPr>
+                    <pic:cNvPr descr="outputs/figures/fig3_results_heatmap.png" id="20" name="Picture"/>
+                    <pic:cNvPicPr>
+                      <a:picLocks noChangeArrowheads="1" noChangeAspect="1"/>
+                    </pic:cNvPicPr>
+                  </pic:nvPicPr>
+                  <pic:blipFill>
+                    <a:blip r:embed="rId18"/>
+                    <a:stretch>
+                      <a:fillRect/>
+                    </a:stretch>
+                  </pic:blipFill>
+                  <pic:spPr bwMode="auto">
+                    <a:xfrm>
+                      <a:off x="0" y="0"/>
+                      <a:ext cx="4800600" cy="2170263"/>
+                    </a:xfrm>
+                    <a:prstGeom prst="rect">
+                      <a:avLst/>
+                    </a:prstGeom>
+                    <a:noFill/>
+                    <a:ln w="9525">
+                      <a:noFill/>
+                      <a:headEnd/>
+                      <a:tailEnd/>
+                    </a:ln>
+                  </pic:spPr>
+                </pic:pic>
+              </a:graphicData>
+            </a:graphic>
+          </wp:inline>
+        </w:drawing>
+      </w:r>
+    </w:p>
+    <w:p>
+      <w:pPr>
+        <w:pStyle w:val="ImageCaption"/>
+      </w:pPr>
+      <w:r>
+        <w:rPr>
+          <w:b/>
+          <w:bCs/>
+        </w:rPr>
+        <w:t xml:space="preserve">Figure 1.</w:t>
+      </w:r>
+      <w:r>
+        <w:t xml:space="preserve"> </w:t>
+      </w:r>
+      <w:r>
+        <w:t xml:space="preserve">Three-station cascade, blind-test RMSE (°C, left) and skill versus persistence (right) by model and horizon. No learned model improves on damped persistence on this near-deterministic system — the honest negative result that motivates the large-sample study.</w:t>
+      </w:r>
+    </w:p>
+    <w:bookmarkEnd w:id="21"/>
+    <w:bookmarkStart w:id="25" w:name="Xda4df6ad4d4a5b3809be35a070d0b1694e25de2"/>
     <w:p>
       <w:pPr>
         <w:pStyle w:val="Heading3"/>
@@ -2424,59 +2489,90 @@
         <w:t xml:space="preserve"> </w:t>
       </w:r>
       <w:r>
-        <w:t xml:space="preserve">aggregations rather than choosing the flattering one.</w:t>
-      </w:r>
-    </w:p>
-    <w:bookmarkEnd w:id="19"/>
-    <w:bookmarkStart w:id="20" w:name="X6c23a05b3f93a778ebaa62f71de63224e9e2f84"/>
-    <w:p>
-      <w:pPr>
-        <w:pStyle w:val="Heading3"/>
-      </w:pPr>
-      <w:r>
-        <w:t xml:space="preserve">4.3 Spatial transfer to unseen basins (Table B)</w:t>
-      </w:r>
-    </w:p>
-    <w:p>
-      <w:pPr>
-        <w:pStyle w:val="FirstParagraph"/>
-      </w:pPr>
-      <w:r>
-        <w:t xml:space="preserve">We use</w:t>
-      </w:r>
-      <w:r>
-        <w:t xml:space="preserve"> </w:t>
-      </w:r>
+        <w:t xml:space="preserve">aggregations rather than choosing the flattering one (Figure 2).</w:t>
+      </w:r>
+    </w:p>
+    <w:p>
+      <w:pPr>
+        <w:pStyle w:val="CaptionedFigure"/>
+      </w:pPr>
+      <w:r>
+        <w:drawing>
+          <wp:inline>
+            <wp:extent cx="5067300" cy="2157582"/>
+            <wp:effectExtent b="0" l="0" r="0" t="0"/>
+            <wp:docPr descr="Figure 2. Per-station blind-test RMSE on the 40 USGS stations: ThermoRoute versus damped persistence at 1, 3 and 7 days. Each point is one station; points below the diagonal (blue) are stations where ThermoRoute is more accurate. ThermoRoute wins 81–92 % of stations." title="" id="23" name="Picture"/>
+            <a:graphic>
+              <a:graphicData uri="http://schemas.openxmlformats.org/drawingml/2006/picture">
+                <pic:pic>
+                  <pic:nvPicPr>
+                    <pic:cNvPr descr="outputs/figures/fig_usgs_perstation.png" id="24" name="Picture"/>
+                    <pic:cNvPicPr>
+                      <a:picLocks noChangeArrowheads="1" noChangeAspect="1"/>
+                    </pic:cNvPicPr>
+                  </pic:nvPicPr>
+                  <pic:blipFill>
+                    <a:blip r:embed="rId22"/>
+                    <a:stretch>
+                      <a:fillRect/>
+                    </a:stretch>
+                  </pic:blipFill>
+                  <pic:spPr bwMode="auto">
+                    <a:xfrm>
+                      <a:off x="0" y="0"/>
+                      <a:ext cx="5067300" cy="2157582"/>
+                    </a:xfrm>
+                    <a:prstGeom prst="rect">
+                      <a:avLst/>
+                    </a:prstGeom>
+                    <a:noFill/>
+                    <a:ln w="9525">
+                      <a:noFill/>
+                      <a:headEnd/>
+                      <a:tailEnd/>
+                    </a:ln>
+                  </pic:spPr>
+                </pic:pic>
+              </a:graphicData>
+            </a:graphic>
+          </wp:inline>
+        </w:drawing>
+      </w:r>
+    </w:p>
+    <w:p>
+      <w:pPr>
+        <w:pStyle w:val="ImageCaption"/>
+      </w:pPr>
       <w:r>
         <w:rPr>
           <w:b/>
           <w:bCs/>
         </w:rPr>
-        <w:t xml:space="preserve">4-fold leave-group-out</w:t>
-      </w:r>
-      <w:r>
-        <w:t xml:space="preserve"> </w:t>
-      </w:r>
-      <w:r>
-        <w:t xml:space="preserve">so every one of the 40 stations is held out</w:t>
-      </w:r>
-      <w:r>
-        <w:t xml:space="preserve"> </w:t>
-      </w:r>
-      <w:r>
-        <w:t xml:space="preserve">exactly once: each fold trains a station-agnostic model on the other 30 stations and</w:t>
-      </w:r>
-      <w:r>
-        <w:t xml:space="preserve"> </w:t>
-      </w:r>
-      <w:r>
-        <w:t xml:space="preserve">forecasts the held-out 10. Averaged over folds, ThermoRoute beats persistence on the</w:t>
-      </w:r>
-      <w:r>
-        <w:t xml:space="preserve"> </w:t>
-      </w:r>
-      <w:r>
-        <w:t xml:space="preserve">unseen basins by</w:t>
+        <w:t xml:space="preserve">Figure 2.</w:t>
+      </w:r>
+      <w:r>
+        <w:t xml:space="preserve"> </w:t>
+      </w:r>
+      <w:r>
+        <w:t xml:space="preserve">Per-station blind-test RMSE on the 40 USGS stations: ThermoRoute versus damped persistence at 1, 3 and 7 days. Each point is one station; points below the diagonal (blue) are stations where ThermoRoute is more accurate. ThermoRoute wins 81–92 % of stations.</w:t>
+      </w:r>
+    </w:p>
+    <w:bookmarkEnd w:id="25"/>
+    <w:bookmarkStart w:id="26" w:name="X6c23a05b3f93a778ebaa62f71de63224e9e2f84"/>
+    <w:p>
+      <w:pPr>
+        <w:pStyle w:val="Heading3"/>
+      </w:pPr>
+      <w:r>
+        <w:t xml:space="preserve">4.3 Spatial transfer to unseen basins (Table B)</w:t>
+      </w:r>
+    </w:p>
+    <w:p>
+      <w:pPr>
+        <w:pStyle w:val="FirstParagraph"/>
+      </w:pPr>
+      <w:r>
+        <w:t xml:space="preserve">We use</w:t>
       </w:r>
       <w:r>
         <w:t xml:space="preserve"> </w:t>
@@ -2486,6 +2582,40 @@
           <w:b/>
           <w:bCs/>
         </w:rPr>
+        <w:t xml:space="preserve">4-fold leave-group-out</w:t>
+      </w:r>
+      <w:r>
+        <w:t xml:space="preserve"> </w:t>
+      </w:r>
+      <w:r>
+        <w:t xml:space="preserve">so every one of the 40 stations is held out</w:t>
+      </w:r>
+      <w:r>
+        <w:t xml:space="preserve"> </w:t>
+      </w:r>
+      <w:r>
+        <w:t xml:space="preserve">exactly once: each fold trains a station-agnostic model on the other 30 stations and</w:t>
+      </w:r>
+      <w:r>
+        <w:t xml:space="preserve"> </w:t>
+      </w:r>
+      <w:r>
+        <w:t xml:space="preserve">forecasts the held-out 10. Averaged over folds, ThermoRoute beats persistence on the</w:t>
+      </w:r>
+      <w:r>
+        <w:t xml:space="preserve"> </w:t>
+      </w:r>
+      <w:r>
+        <w:t xml:space="preserve">unseen basins by</w:t>
+      </w:r>
+      <w:r>
+        <w:t xml:space="preserve"> </w:t>
+      </w:r>
+      <w:r>
+        <w:rPr>
+          <w:b/>
+          <w:bCs/>
+        </w:rPr>
         <w:t xml:space="preserve">+0.13 / +0.14 / +0.23</w:t>
       </w:r>
       <w:r>
@@ -2535,8 +2665,8 @@
         <w:t xml:space="preserve">site.</w:t>
       </w:r>
     </w:p>
-    <w:bookmarkEnd w:id="20"/>
-    <w:bookmarkStart w:id="21" w:name="calibration-warnings-and-decision-value"/>
+    <w:bookmarkEnd w:id="26"/>
+    <w:bookmarkStart w:id="30" w:name="calibration-warnings-and-decision-value"/>
     <w:p>
       <w:pPr>
         <w:pStyle w:val="Heading3"/>
@@ -2611,19 +2741,7 @@
         <w:t xml:space="preserve"> </w:t>
       </w:r>
       <w:r>
-        <w:t xml:space="preserve">the 0.90 target (Fig.</w:t>
-      </w:r>
-      <w:r>
-        <w:t xml:space="preserve"> </w:t>
-      </w:r>
-      <w:r>
-        <w:rPr>
-          <w:rStyle w:val="VerbatimChar"/>
-        </w:rPr>
-        <w:t xml:space="preserve">fig_usgs_calibration.png</w:t>
-      </w:r>
-      <w:r>
-        <w:t xml:space="preserve">), so the calibration is a</w:t>
+        <w:t xml:space="preserve">the 0.90 target (Figure 3), so the calibration is a</w:t>
       </w:r>
       <w:r>
         <w:t xml:space="preserve"> </w:t>
@@ -2769,62 +2887,105 @@
         <w:t xml:space="preserve">over persistence-based warnings.</w:t>
       </w:r>
     </w:p>
-    <w:bookmarkEnd w:id="21"/>
-    <w:bookmarkStart w:id="22" w:name="X43a8bf8efc78fde6fa6f8b85493fa73fdd3e578"/>
-    <w:p>
-      <w:pPr>
-        <w:pStyle w:val="Heading3"/>
-      </w:pPr>
-      <w:r>
-        <w:t xml:space="preserve">4.5 Mechanism: interpretable drivers, but no generalisable κ–flow dependence</w:t>
-      </w:r>
-    </w:p>
-    <w:p>
-      <w:pPr>
-        <w:pStyle w:val="FirstParagraph"/>
-      </w:pPr>
-      <w:r>
-        <w:t xml:space="preserve">We report an honest negative result on the dynamic-memory hypothesis. On the three</w:t>
-      </w:r>
-      <w:r>
-        <w:t xml:space="preserve"> </w:t>
-      </w:r>
-      <w:r>
-        <w:t xml:space="preserve">damped reservoir outlets the fitted relaxation rate κ rose ~2× from low to high flow</w:t>
-      </w:r>
-      <w:r>
-        <w:t xml:space="preserve"> </w:t>
-      </w:r>
-      <w:r>
-        <w:t xml:space="preserve">(implied memory 1/κ ≈ 10–33 d), which we initially read as a flow-dependent thermal</w:t>
-      </w:r>
-      <w:r>
-        <w:t xml:space="preserve"> </w:t>
-      </w:r>
-      <w:r>
-        <w:t xml:space="preserve">memory.</w:t>
-      </w:r>
-      <w:r>
-        <w:t xml:space="preserve"> </w:t>
-      </w:r>
+    <w:p>
+      <w:pPr>
+        <w:pStyle w:val="CaptionedFigure"/>
+      </w:pPr>
+      <w:r>
+        <w:drawing>
+          <wp:inline>
+            <wp:extent cx="5067300" cy="2066634"/>
+            <wp:effectExtent b="0" l="0" r="0" t="0"/>
+            <wp:docPr descr="Figure 3. Conformal calibration on the 40 USGS stations. (a) Per-station coverage (PICP) distribution against the 0.90 target; (b) mean coverage versus lead time; (c) interval sharpness. Coverage is near-nominal and tight across the population (89–97 % of stations within ±0.05 of 0.90)." title="" id="28" name="Picture"/>
+            <a:graphic>
+              <a:graphicData uri="http://schemas.openxmlformats.org/drawingml/2006/picture">
+                <pic:pic>
+                  <pic:nvPicPr>
+                    <pic:cNvPr descr="outputs/figures/fig_usgs_calibration.png" id="29" name="Picture"/>
+                    <pic:cNvPicPr>
+                      <a:picLocks noChangeArrowheads="1" noChangeAspect="1"/>
+                    </pic:cNvPicPr>
+                  </pic:nvPicPr>
+                  <pic:blipFill>
+                    <a:blip r:embed="rId27"/>
+                    <a:stretch>
+                      <a:fillRect/>
+                    </a:stretch>
+                  </pic:blipFill>
+                  <pic:spPr bwMode="auto">
+                    <a:xfrm>
+                      <a:off x="0" y="0"/>
+                      <a:ext cx="5067300" cy="2066634"/>
+                    </a:xfrm>
+                    <a:prstGeom prst="rect">
+                      <a:avLst/>
+                    </a:prstGeom>
+                    <a:noFill/>
+                    <a:ln w="9525">
+                      <a:noFill/>
+                      <a:headEnd/>
+                      <a:tailEnd/>
+                    </a:ln>
+                  </pic:spPr>
+                </pic:pic>
+              </a:graphicData>
+            </a:graphic>
+          </wp:inline>
+        </w:drawing>
+      </w:r>
+    </w:p>
+    <w:p>
+      <w:pPr>
+        <w:pStyle w:val="ImageCaption"/>
+      </w:pPr>
       <w:r>
         <w:rPr>
           <w:b/>
           <w:bCs/>
         </w:rPr>
-        <w:t xml:space="preserve">This does not replicate on the large sample:</w:t>
-      </w:r>
-      <w:r>
-        <w:t xml:space="preserve"> </w:t>
-      </w:r>
-      <w:r>
-        <w:t xml:space="preserve">across the 40 USGS</w:t>
-      </w:r>
-      <w:r>
-        <w:t xml:space="preserve"> </w:t>
-      </w:r>
-      <w:r>
-        <w:t xml:space="preserve">stations κ rises with flow at only</w:t>
+        <w:t xml:space="preserve">Figure 3.</w:t>
+      </w:r>
+      <w:r>
+        <w:t xml:space="preserve"> </w:t>
+      </w:r>
+      <w:r>
+        <w:t xml:space="preserve">Conformal calibration on the 40 USGS stations. (a) Per-station coverage (PICP) distribution against the 0.90 target; (b) mean coverage versus lead time; (c) interval sharpness. Coverage is near-nominal and tight across the population (89–97 % of stations within ±0.05 of 0.90).</w:t>
+      </w:r>
+    </w:p>
+    <w:bookmarkEnd w:id="30"/>
+    <w:bookmarkStart w:id="34" w:name="X43a8bf8efc78fde6fa6f8b85493fa73fdd3e578"/>
+    <w:p>
+      <w:pPr>
+        <w:pStyle w:val="Heading3"/>
+      </w:pPr>
+      <w:r>
+        <w:t xml:space="preserve">4.5 Mechanism: interpretable drivers, but no generalisable κ–flow dependence</w:t>
+      </w:r>
+    </w:p>
+    <w:p>
+      <w:pPr>
+        <w:pStyle w:val="FirstParagraph"/>
+      </w:pPr>
+      <w:r>
+        <w:t xml:space="preserve">We report an honest negative result on the dynamic-memory hypothesis. On the three</w:t>
+      </w:r>
+      <w:r>
+        <w:t xml:space="preserve"> </w:t>
+      </w:r>
+      <w:r>
+        <w:t xml:space="preserve">damped reservoir outlets the fitted relaxation rate κ rose ~2× from low to high flow</w:t>
+      </w:r>
+      <w:r>
+        <w:t xml:space="preserve"> </w:t>
+      </w:r>
+      <w:r>
+        <w:t xml:space="preserve">(implied memory 1/κ ≈ 10–33 d), which we initially read as a flow-dependent thermal</w:t>
+      </w:r>
+      <w:r>
+        <w:t xml:space="preserve"> </w:t>
+      </w:r>
+      <w:r>
+        <w:t xml:space="preserve">memory.</w:t>
       </w:r>
       <w:r>
         <w:t xml:space="preserve"> </w:t>
@@ -2834,37 +2995,19 @@
           <w:b/>
           <w:bCs/>
         </w:rPr>
-        <w:t xml:space="preserve">24 % of stations</w:t>
-      </w:r>
-      <w:r>
-        <w:t xml:space="preserve"> </w:t>
-      </w:r>
-      <w:r>
-        <w:t xml:space="preserve">(median κ_high/κ_low =</w:t>
-      </w:r>
-      <w:r>
-        <w:t xml:space="preserve"> </w:t>
-      </w:r>
-      <w:r>
-        <w:t xml:space="preserve">0.93; mean κ_low 0.113 vs κ_high 0.106), i.e. there is no consistent, physically</w:t>
-      </w:r>
-      <w:r>
-        <w:t xml:space="preserve"> </w:t>
-      </w:r>
-      <w:r>
-        <w:t xml:space="preserve">directional flow dependence. Together with the ablation showing that freezing κ’s</w:t>
-      </w:r>
-      <w:r>
-        <w:t xml:space="preserve"> </w:t>
-      </w:r>
-      <w:r>
-        <w:t xml:space="preserve">modulators (TR-fixedKappa) does not worsen — and on the cascade slightly improves —</w:t>
-      </w:r>
-      <w:r>
-        <w:t xml:space="preserve"> </w:t>
-      </w:r>
-      <w:r>
-        <w:t xml:space="preserve">point accuracy, we conclude that</w:t>
+        <w:t xml:space="preserve">This does not replicate on the large sample:</w:t>
+      </w:r>
+      <w:r>
+        <w:t xml:space="preserve"> </w:t>
+      </w:r>
+      <w:r>
+        <w:t xml:space="preserve">across the 40 USGS</w:t>
+      </w:r>
+      <w:r>
+        <w:t xml:space="preserve"> </w:t>
+      </w:r>
+      <w:r>
+        <w:t xml:space="preserve">stations κ rises with flow at only</w:t>
       </w:r>
       <w:r>
         <w:t xml:space="preserve"> </w:t>
@@ -2874,20 +3017,60 @@
           <w:b/>
           <w:bCs/>
         </w:rPr>
-        <w:t xml:space="preserve">the dynamic-κ modulation is not a validated</w:t>
+        <w:t xml:space="preserve">24 % of stations</w:t>
+      </w:r>
+      <w:r>
+        <w:t xml:space="preserve"> </w:t>
+      </w:r>
+      <w:r>
+        <w:t xml:space="preserve">(median κ_high/κ_low =</w:t>
+      </w:r>
+      <w:r>
+        <w:t xml:space="preserve"> </w:t>
+      </w:r>
+      <w:r>
+        <w:t xml:space="preserve">0.93; mean κ_low 0.113 vs κ_high 0.106), i.e. there is no consistent, physically</w:t>
+      </w:r>
+      <w:r>
+        <w:t xml:space="preserve"> </w:t>
+      </w:r>
+      <w:r>
+        <w:t xml:space="preserve">directional flow dependence. Together with the ablation showing that freezing κ’s</w:t>
+      </w:r>
+      <w:r>
+        <w:t xml:space="preserve"> </w:t>
+      </w:r>
+      <w:r>
+        <w:t xml:space="preserve">modulators (TR-fixedKappa) does not worsen — and on the cascade slightly improves —</w:t>
+      </w:r>
+      <w:r>
+        <w:t xml:space="preserve"> </w:t>
+      </w:r>
+      <w:r>
+        <w:t xml:space="preserve">point accuracy, we conclude that</w:t>
+      </w:r>
+      <w:r>
+        <w:t xml:space="preserve"> </w:t>
       </w:r>
       <w:r>
         <w:rPr>
           <w:b/>
           <w:bCs/>
         </w:rPr>
-        <w:t xml:space="preserve"> </w:t>
+        <w:t xml:space="preserve">the dynamic-κ modulation is not a validated</w:t>
       </w:r>
       <w:r>
         <w:rPr>
           <w:b/>
           <w:bCs/>
         </w:rPr>
+        <w:t xml:space="preserve"> </w:t>
+      </w:r>
+      <w:r>
+        <w:rPr>
+          <w:b/>
+          <w:bCs/>
+        </w:rPr>
         <w:t xml:space="preserve">mechanism and not an accuracy lever</w:t>
       </w:r>
       <w:r>
@@ -2948,46 +3131,111 @@
         <w:t xml:space="preserve"> </w:t>
       </w:r>
       <w:r>
-        <w:t xml:space="preserve">interpretive read-out, not a causal mechanism.</w:t>
-      </w:r>
-    </w:p>
-    <w:bookmarkEnd w:id="22"/>
-    <w:bookmarkStart w:id="23" w:name="module-ablations-on-the-large-sample"/>
-    <w:p>
-      <w:pPr>
-        <w:pStyle w:val="Heading3"/>
-      </w:pPr>
-      <w:r>
-        <w:t xml:space="preserve">4.6 Module ablations on the large sample</w:t>
-      </w:r>
-    </w:p>
-    <w:p>
-      <w:pPr>
-        <w:pStyle w:val="FirstParagraph"/>
-      </w:pPr>
-      <w:r>
-        <w:t xml:space="preserve">Unlike the three-station cascade (where the extra machinery did not help), the</w:t>
-      </w:r>
-      <w:r>
-        <w:t xml:space="preserve"> </w:t>
-      </w:r>
-      <w:r>
-        <w:t xml:space="preserve">large-sample ablations show most components earn their place. We train each ablation</w:t>
-      </w:r>
-      <w:r>
-        <w:t xml:space="preserve"> </w:t>
-      </w:r>
-      <w:r>
-        <w:t xml:space="preserve">at</w:t>
-      </w:r>
-      <w:r>
-        <w:t xml:space="preserve"> </w:t>
-      </w:r>
+        <w:t xml:space="preserve">interpretive read-out, not a causal mechanism (Figure 4).</w:t>
+      </w:r>
+    </w:p>
+    <w:p>
+      <w:pPr>
+        <w:pStyle w:val="CaptionedFigure"/>
+      </w:pPr>
+      <w:r>
+        <w:drawing>
+          <wp:inline>
+            <wp:extent cx="4533900" cy="2091170"/>
+            <wp:effectExtent b="0" l="0" r="0" t="0"/>
+            <wp:docPr descr="Figure 4. Dynamic relaxation rate κ on the 40 USGS stations. (a) κ binned by standardised log-flow (pooled); (b) per-station ratio κ(high flow)/κ(low flow). The flow dependence seen on the three reservoir stations does not generalise — κ rises with flow at only 18 % of stations (median ratio 0.92) — so we retract the flow-dependent thermal-memory claim." title="" id="32" name="Picture"/>
+            <a:graphic>
+              <a:graphicData uri="http://schemas.openxmlformats.org/drawingml/2006/picture">
+                <pic:pic>
+                  <pic:nvPicPr>
+                    <pic:cNvPr descr="outputs/figures/fig_usgs_kappa.png" id="33" name="Picture"/>
+                    <pic:cNvPicPr>
+                      <a:picLocks noChangeArrowheads="1" noChangeAspect="1"/>
+                    </pic:cNvPicPr>
+                  </pic:nvPicPr>
+                  <pic:blipFill>
+                    <a:blip r:embed="rId31"/>
+                    <a:stretch>
+                      <a:fillRect/>
+                    </a:stretch>
+                  </pic:blipFill>
+                  <pic:spPr bwMode="auto">
+                    <a:xfrm>
+                      <a:off x="0" y="0"/>
+                      <a:ext cx="4533900" cy="2091170"/>
+                    </a:xfrm>
+                    <a:prstGeom prst="rect">
+                      <a:avLst/>
+                    </a:prstGeom>
+                    <a:noFill/>
+                    <a:ln w="9525">
+                      <a:noFill/>
+                      <a:headEnd/>
+                      <a:tailEnd/>
+                    </a:ln>
+                  </pic:spPr>
+                </pic:pic>
+              </a:graphicData>
+            </a:graphic>
+          </wp:inline>
+        </w:drawing>
+      </w:r>
+    </w:p>
+    <w:p>
+      <w:pPr>
+        <w:pStyle w:val="ImageCaption"/>
+      </w:pPr>
       <w:r>
         <w:rPr>
           <w:b/>
           <w:bCs/>
         </w:rPr>
+        <w:t xml:space="preserve">Figure 4.</w:t>
+      </w:r>
+      <w:r>
+        <w:t xml:space="preserve"> </w:t>
+      </w:r>
+      <w:r>
+        <w:t xml:space="preserve">Dynamic relaxation rate κ on the 40 USGS stations. (a) κ binned by standardised log-flow (pooled); (b) per-station ratio κ(high flow)/κ(low flow). The flow dependence seen on the three reservoir stations does not generalise — κ rises with flow at only 18 % of stations (median ratio 0.92) — so we retract the flow-dependent thermal-memory claim.</w:t>
+      </w:r>
+    </w:p>
+    <w:bookmarkEnd w:id="34"/>
+    <w:bookmarkStart w:id="35" w:name="module-ablations-on-the-large-sample"/>
+    <w:p>
+      <w:pPr>
+        <w:pStyle w:val="Heading3"/>
+      </w:pPr>
+      <w:r>
+        <w:t xml:space="preserve">4.6 Module ablations on the large sample</w:t>
+      </w:r>
+    </w:p>
+    <w:p>
+      <w:pPr>
+        <w:pStyle w:val="FirstParagraph"/>
+      </w:pPr>
+      <w:r>
+        <w:t xml:space="preserve">Unlike the three-station cascade (where the extra machinery did not help), the</w:t>
+      </w:r>
+      <w:r>
+        <w:t xml:space="preserve"> </w:t>
+      </w:r>
+      <w:r>
+        <w:t xml:space="preserve">large-sample ablations show most components earn their place. We train each ablation</w:t>
+      </w:r>
+      <w:r>
+        <w:t xml:space="preserve"> </w:t>
+      </w:r>
+      <w:r>
+        <w:t xml:space="preserve">at</w:t>
+      </w:r>
+      <w:r>
+        <w:t xml:space="preserve"> </w:t>
+      </w:r>
+      <w:r>
+        <w:rPr>
+          <w:b/>
+          <w:bCs/>
+        </w:rPr>
         <w:t xml:space="preserve">3 seeds</w:t>
       </w:r>
       <w:r>
@@ -3079,9 +3327,9 @@
         <w:t xml:space="preserve">(consistent with §4.5).</w:t>
       </w:r>
     </w:p>
-    <w:bookmarkEnd w:id="23"/>
-    <w:bookmarkEnd w:id="24"/>
-    <w:bookmarkStart w:id="25" w:name="discussion"/>
+    <w:bookmarkEnd w:id="35"/>
+    <w:bookmarkEnd w:id="36"/>
+    <w:bookmarkStart w:id="37" w:name="discussion"/>
     <w:p>
       <w:pPr>
         <w:pStyle w:val="Heading2"/>
@@ -3256,8 +3504,8 @@
         <w:t xml:space="preserve">would sharpen multi-day skill.</w:t>
       </w:r>
     </w:p>
-    <w:bookmarkEnd w:id="25"/>
-    <w:bookmarkStart w:id="26" w:name="conclusions"/>
+    <w:bookmarkEnd w:id="37"/>
+    <w:bookmarkStart w:id="38" w:name="conclusions"/>
     <w:p>
       <w:pPr>
         <w:pStyle w:val="Heading2"/>
@@ -3328,8 +3576,8 @@
         <w:t xml:space="preserve">learner remains competitive at the longer leads.</w:t>
       </w:r>
     </w:p>
-    <w:bookmarkEnd w:id="26"/>
-    <w:bookmarkStart w:id="27" w:name="data-availability"/>
+    <w:bookmarkEnd w:id="38"/>
+    <w:bookmarkStart w:id="39" w:name="data-availability"/>
     <w:p>
       <w:pPr>
         <w:pStyle w:val="Heading2"/>
@@ -3930,8 +4178,8 @@
         <w:t xml:space="preserve">acquisition script. All three sources are public domain or open-licensed.</w:t>
       </w:r>
     </w:p>
-    <w:bookmarkEnd w:id="27"/>
-    <w:bookmarkStart w:id="28" w:name="code-availability-and-reproducibility"/>
+    <w:bookmarkEnd w:id="39"/>
+    <w:bookmarkStart w:id="40" w:name="code-availability-and-reproducibility"/>
     <w:p>
       <w:pPr>
         <w:pStyle w:val="Heading2"/>
@@ -4023,8 +4271,8 @@
         <w:t xml:space="preserve">.</w:t>
       </w:r>
     </w:p>
-    <w:bookmarkEnd w:id="28"/>
-    <w:bookmarkStart w:id="29" w:name="references"/>
+    <w:bookmarkEnd w:id="40"/>
+    <w:bookmarkStart w:id="41" w:name="references"/>
     <w:p>
       <w:pPr>
         <w:pStyle w:val="Heading2"/>
@@ -4148,8 +4396,8 @@
         <w:t xml:space="preserve">[D2] Thornton, P. E., et al. Daymet: daily surface weather data. ORNL DAAC.</w:t>
       </w:r>
     </w:p>
-    <w:bookmarkEnd w:id="29"/>
-    <w:bookmarkEnd w:id="30"/>
+    <w:bookmarkEnd w:id="41"/>
+    <w:bookmarkEnd w:id="42"/>
     <w:sectPr>
       <w:footnotePr>
         <w:numRestart w:val="eachSect"/>

--- a/paper/ThermoRoute_paper.docx
+++ b/paper/ThermoRoute_paper.docx
@@ -36,13 +36,115 @@
         </w:p>
       </w:sdtContent>
     </w:sdt>
-    <w:bookmarkStart w:id="42" w:name="X3448188efa7ab07ac09eb725f410ce5339e2995"/>
+    <w:bookmarkStart w:id="45" w:name="X3448188efa7ab07ac09eb725f410ce5339e2995"/>
     <w:p>
       <w:pPr>
         <w:pStyle w:val="Heading1"/>
       </w:pPr>
       <w:r>
         <w:t xml:space="preserve">ThermoRoute: a dynamic thermal-memory prior with calibrated, transferable multi-station river water-temperature forecasting</w:t>
+      </w:r>
+    </w:p>
+    <w:p>
+      <w:pPr>
+        <w:pStyle w:val="FirstParagraph"/>
+      </w:pPr>
+      <w:r>
+        <w:t xml:space="preserve">[Author One]</w:t>
+      </w:r>
+      <w:r>
+        <w:rPr>
+          <w:vertAlign w:val="superscript"/>
+        </w:rPr>
+        <w:t xml:space="preserve">a,*</w:t>
+      </w:r>
+      <w:r>
+        <w:t xml:space="preserve">, [Author Two]</w:t>
+      </w:r>
+      <w:r>
+        <w:rPr>
+          <w:vertAlign w:val="superscript"/>
+        </w:rPr>
+        <w:t xml:space="preserve">a</w:t>
+      </w:r>
+      <w:r>
+        <w:t xml:space="preserve">, [Author Three]</w:t>
+      </w:r>
+      <w:r>
+        <w:rPr>
+          <w:vertAlign w:val="superscript"/>
+        </w:rPr>
+        <w:t xml:space="preserve">b</w:t>
+      </w:r>
+    </w:p>
+    <w:p>
+      <w:pPr>
+        <w:pStyle w:val="BodyText"/>
+      </w:pPr>
+      <w:r>
+        <w:rPr>
+          <w:vertAlign w:val="superscript"/>
+        </w:rPr>
+        <w:t xml:space="preserve">a</w:t>
+      </w:r>
+      <w:r>
+        <w:t xml:space="preserve"> </w:t>
+      </w:r>
+      <w:r>
+        <w:t xml:space="preserve">[Department / Laboratory, Institution, City, Postcode, Country]</w:t>
+      </w:r>
+      <w:r>
+        <w:t xml:space="preserve"> </w:t>
+      </w:r>
+      <w:r>
+        <w:rPr>
+          <w:vertAlign w:val="superscript"/>
+        </w:rPr>
+        <w:t xml:space="preserve">b</w:t>
+      </w:r>
+      <w:r>
+        <w:t xml:space="preserve"> </w:t>
+      </w:r>
+      <w:r>
+        <w:t xml:space="preserve">[Department / Laboratory, Institution, City, Postcode, Country]</w:t>
+      </w:r>
+    </w:p>
+    <w:p>
+      <w:pPr>
+        <w:pStyle w:val="BodyText"/>
+      </w:pPr>
+      <w:r>
+        <w:t xml:space="preserve">* Corresponding author. E-mail: [corresponding.author@institution.edu]</w:t>
+      </w:r>
+    </w:p>
+    <w:p>
+      <w:pPr>
+        <w:pStyle w:val="BlockText"/>
+      </w:pPr>
+      <w:r>
+        <w:rPr>
+          <w:b/>
+          <w:bCs/>
+        </w:rPr>
+        <w:t xml:space="preserve">Author/affiliation block is a template</w:t>
+      </w:r>
+      <w:r>
+        <w:t xml:space="preserve"> </w:t>
+      </w:r>
+      <w:r>
+        <w:t xml:space="preserve">— replace the bracketed fields with the</w:t>
+      </w:r>
+      <w:r>
+        <w:t xml:space="preserve"> </w:t>
+      </w:r>
+      <w:r>
+        <w:t xml:space="preserve">real author names, ORCID iDs, affiliations and the corresponding author’s e-mail</w:t>
+      </w:r>
+      <w:r>
+        <w:t xml:space="preserve"> </w:t>
+      </w:r>
+      <w:r>
+        <w:t xml:space="preserve">before submission. (A corresponding e-mail is available on file if you wish to use it.)</w:t>
       </w:r>
     </w:p>
     <w:p>
@@ -4272,7 +4374,7 @@
       </w:r>
     </w:p>
     <w:bookmarkEnd w:id="40"/>
-    <w:bookmarkStart w:id="41" w:name="references"/>
+    <w:bookmarkStart w:id="44" w:name="references"/>
     <w:p>
       <w:pPr>
         <w:pStyle w:val="Heading2"/>
@@ -4285,27 +4387,18 @@
       <w:pPr>
         <w:pStyle w:val="FirstParagraph"/>
       </w:pPr>
-      <w:r>
-        <w:t xml:space="preserve">[F1] Corona, C. R., &amp; Hogue, T. S. (2025). Machine learning in stream and river water temperature modeling: a review and metrics for evaluation.</w:t>
-      </w:r>
-      <w:r>
-        <w:t xml:space="preserve"> </w:t>
-      </w:r>
       <w:r>
         <w:rPr>
           <w:i/>
           <w:iCs/>
         </w:rPr>
-        <w:t xml:space="preserve">HESS</w:t>
-      </w:r>
-      <w:r>
-        <w:t xml:space="preserve">, 29, 2521–2549.</w:t>
-      </w:r>
-      <w:r>
-        <w:t xml:space="preserve"> </w:t>
-      </w:r>
-      <w:r>
-        <w:t xml:space="preserve">[F2] Feigl, M., et al. (2021). Machine-learning methods for stream water temperature prediction.</w:t>
+        <w:t xml:space="preserve">Formatted following the</w:t>
+      </w:r>
+      <w:r>
+        <w:t xml:space="preserve"> </w:t>
+      </w:r>
+      <w:r>
+        <w:t xml:space="preserve">Journal of Hydrology</w:t>
       </w:r>
       <w:r>
         <w:t xml:space="preserve"> </w:t>
@@ -4315,89 +4408,345 @@
           <w:i/>
           <w:iCs/>
         </w:rPr>
-        <w:t xml:space="preserve">HESS</w:t>
-      </w:r>
-      <w:r>
-        <w:t xml:space="preserve">, 25, 2951–2977.</w:t>
-      </w:r>
-      <w:r>
-        <w:t xml:space="preserve"> </w:t>
-      </w:r>
-      <w:r>
-        <w:t xml:space="preserve">[F3] Zwart, J. A., et al. (2023). Evaluating deep learning architecture and data assimilation for water temperature forecasts at unmonitored locations.</w:t>
-      </w:r>
-      <w:r>
-        <w:t xml:space="preserve"> </w:t>
-      </w:r>
-      <w:r>
-        <w:rPr>
-          <w:i/>
-          <w:iCs/>
-        </w:rPr>
-        <w:t xml:space="preserve">Frontiers in Water</w:t>
-      </w:r>
-      <w:r>
-        <w:t xml:space="preserve">, 5.</w:t>
-      </w:r>
-      <w:r>
-        <w:t xml:space="preserve"> </w:t>
-      </w:r>
-      <w:r>
-        <w:t xml:space="preserve">[F4] Jia, X., et al. (2020). Physics-Guided Recurrent Graph Networks for Predicting Flow and Temperature in River Networks. arXiv:2009.12575.</w:t>
-      </w:r>
-      <w:r>
-        <w:t xml:space="preserve"> </w:t>
-      </w:r>
-      <w:r>
-        <w:t xml:space="preserve">[F7] Rahmani, F., et al. (2021). Exploring the exceptional performance of a deep learning stream temperature model and the value of streamflow data.</w:t>
-      </w:r>
-      <w:r>
-        <w:t xml:space="preserve"> </w:t>
-      </w:r>
-      <w:r>
-        <w:rPr>
-          <w:i/>
-          <w:iCs/>
-        </w:rPr>
-        <w:t xml:space="preserve">ERL</w:t>
-      </w:r>
-      <w:r>
-        <w:t xml:space="preserve">.</w:t>
-      </w:r>
-      <w:r>
-        <w:t xml:space="preserve"> </w:t>
-      </w:r>
-      <w:r>
-        <w:t xml:space="preserve">[F12] Toffolon, M., &amp; Piccolroaz, S. (2015). A hybrid model for river water temperature as a function of air temperature and discharge.</w:t>
-      </w:r>
-      <w:r>
-        <w:t xml:space="preserve"> </w:t>
-      </w:r>
-      <w:r>
-        <w:rPr>
-          <w:i/>
-          <w:iCs/>
-        </w:rPr>
-        <w:t xml:space="preserve">Hydrological Processes</w:t>
-      </w:r>
-      <w:r>
-        <w:t xml:space="preserve">.</w:t>
-      </w:r>
-      <w:r>
-        <w:t xml:space="preserve"> </w:t>
-      </w:r>
-      <w:r>
-        <w:t xml:space="preserve">[D1] De Cicco, L. A., et al. dataRetrieval: R/Python packages for discovering and retrieving water data from USGS and EPA. USGS.</w:t>
-      </w:r>
-      <w:r>
-        <w:t xml:space="preserve"> </w:t>
-      </w:r>
-      <w:r>
-        <w:t xml:space="preserve">[D2] Thornton, P. E., et al. Daymet: daily surface weather data. ORNL DAAC.</w:t>
+        <w:t xml:space="preserve">house style (Elsevier numeric-author–year). Cross-reference labels in the manuscript text use the F-numbers retained for traceability.</w:t>
+      </w:r>
+    </w:p>
+    <w:bookmarkStart w:id="41" w:name="X3b59e6936dd4ec5aa773295723b82b180cd0563"/>
+    <w:p>
+      <w:pPr>
+        <w:pStyle w:val="Heading3"/>
+      </w:pPr>
+      <w:r>
+        <w:t xml:space="preserve">Stream temperature: reviews, baselines and learned models</w:t>
+      </w:r>
+    </w:p>
+    <w:p>
+      <w:pPr>
+        <w:pStyle w:val="FirstParagraph"/>
+      </w:pPr>
+      <w:r>
+        <w:t xml:space="preserve">Corona, C. R., Hogue, T. S., 2025. Machine learning in stream and river water temperature modeling: a review and metrics for evaluation. Hydrology and Earth System Sciences 29, 2521–2549. https://doi.org/10.5194/hess-29-2521-2025. [F1]</w:t>
+      </w:r>
+    </w:p>
+    <w:p>
+      <w:pPr>
+        <w:pStyle w:val="BodyText"/>
+      </w:pPr>
+      <w:r>
+        <w:t xml:space="preserve">Feigl, M., Lebiedzinski, K., Herrnegger, M., Schulz, K., 2021. Machine-learning methods for stream water temperature prediction. Hydrology and Earth System Sciences 25, 2951–2977. https://doi.org/10.5194/hess-25-2951-2021. [F2]</w:t>
+      </w:r>
+    </w:p>
+    <w:p>
+      <w:pPr>
+        <w:pStyle w:val="BodyText"/>
+      </w:pPr>
+      <w:r>
+        <w:t xml:space="preserve">Zwart, J. A., Sadler, J. M., Appling, A. P., Read, J. S., Oliver, S. K., Diaz-Gonzalez, M., Bertassello, L. E., Jia, X., 2023. Evaluating deep learning architecture and data assimilation for improving water temperature forecasts at unmonitored locations. Frontiers in Water 5, 1184992. https://doi.org/10.3389/frwa.2023.1184992. [F3]</w:t>
+      </w:r>
+    </w:p>
+    <w:p>
+      <w:pPr>
+        <w:pStyle w:val="BodyText"/>
+      </w:pPr>
+      <w:r>
+        <w:t xml:space="preserve">Jia, X., Zwart, J., Sadler, J., Appling, A., Oliver, S., Markstrom, S., Willard, J., Xu, S., Steinbach, M., Read, J., Kumar, V., 2021. Physics-guided recurrent graph model for predicting flow and temperature in river networks, in: Proceedings of the 2021 SIAM International Conference on Data Mining (SDM). SIAM, pp. 612–620. https://doi.org/10.1137/1.9781611976700.69 (preprint: arXiv:2009.12575). [F4]</w:t>
+      </w:r>
+    </w:p>
+    <w:p>
+      <w:pPr>
+        <w:pStyle w:val="BodyText"/>
+      </w:pPr>
+      <w:r>
+        <w:t xml:space="preserve">Luo, S., Yu, R., Chen, S., Jia, X., Kumar, V., 2025. Geo-aware models for stream temperature prediction across different spatial regions and scales, in: Proceedings of the 33rd ACM SIGSPATIAL International Conference on Advances in Geographic Information Systems. ACM. https://doi.org/10.1145/3748636.3762716 (preprint: arXiv:2510.09500). [F5]</w:t>
+      </w:r>
+    </w:p>
+    <w:p>
+      <w:pPr>
+        <w:pStyle w:val="BodyText"/>
+      </w:pPr>
+      <w:r>
+        <w:t xml:space="preserve">Rahmani, F., Lawson, K., Ouyang, W., Appling, A., Oliver, S., Shen, C., 2021. Exploring the exceptional performance of a deep learning stream temperature model and the value of streamflow data. Environmental Research Letters 16, 024025. https://doi.org/10.1088/1748-9326/abd501. [F7]</w:t>
+      </w:r>
+    </w:p>
+    <w:p>
+      <w:pPr>
+        <w:pStyle w:val="BodyText"/>
+      </w:pPr>
+      <w:r>
+        <w:t xml:space="preserve">Rahmani, F., Shen, C., Oliver, S., Lawson, K., Appling, A., 2021. Deep learning approaches for improving prediction of daily stream temperature in data-scarce, unmonitored, and dammed basins. Hydrological Processes 35, e14400. https://doi.org/10.1002/hyp.14400. [F8]</w:t>
+      </w:r>
+    </w:p>
+    <w:p>
+      <w:pPr>
+        <w:pStyle w:val="BodyText"/>
+      </w:pPr>
+      <w:r>
+        <w:t xml:space="preserve">Rahmani, F., Appling, A., Feng, D., Lawson, K., Shen, C., 2023. Identifying structural priors in a hybrid differentiable model for stream water temperature modeling. Water Resources Research 59, e2023WR034420. https://doi.org/10.1029/2023WR034420. [F9]</w:t>
+      </w:r>
+    </w:p>
+    <w:p>
+      <w:pPr>
+        <w:pStyle w:val="BodyText"/>
+      </w:pPr>
+      <w:r>
+        <w:t xml:space="preserve">Sadler, J. M., Appling, A. P., Read, J. S., Oliver, S. K., Jia, X., Zwart, J. A., Kumar, V., 2022. Multi-task deep learning of daily streamflow and water temperature. Water Resources Research 58, e2021WR030138. https://doi.org/10.1029/2021WR030138. [F10]</w:t>
+      </w:r>
+    </w:p>
+    <w:p>
+      <w:pPr>
+        <w:pStyle w:val="BodyText"/>
+      </w:pPr>
+      <w:r>
+        <w:t xml:space="preserve">Topp, S. N., Appling, A. P., Diaz-Gonzalez, M. A., Heinrich, L. R., Zwart, J. A., Read, J. S., Oliver, S. K., 2023. Stream temperature predictions for river basin management in the Pacific Northwest and Mid-Atlantic regions using machine learning. Water Resources Research 59, e2022WR033880. https://doi.org/10.1029/2022WR033880. [F11]</w:t>
+      </w:r>
+    </w:p>
+    <w:p>
+      <w:pPr>
+        <w:pStyle w:val="BodyText"/>
+      </w:pPr>
+      <w:r>
+        <w:t xml:space="preserve">Toffolon, M., Piccolroaz, S., 2015. A hybrid model for river water temperature as a function of air temperature and discharge. Environmental Research Letters 10, 114011. https://doi.org/10.1088/1748-9326/10/11/114011. [F12]</w:t>
+      </w:r>
+    </w:p>
+    <w:p>
+      <w:pPr>
+        <w:pStyle w:val="BodyText"/>
+      </w:pPr>
+      <w:r>
+        <w:t xml:space="preserve">Piccolroaz, S., Calamita, E., Majone, B., Gallice, A., Siviglia, A., Toffolon, M., 2016. Prediction of river water temperature: a comparison between a new family of hybrid models and statistical approaches. Hydrological Processes 30, 3901–3917. https://doi.org/10.1002/hyp.10913.</w:t>
+      </w:r>
+    </w:p>
+    <w:p>
+      <w:pPr>
+        <w:pStyle w:val="BodyText"/>
+      </w:pPr>
+      <w:r>
+        <w:t xml:space="preserve">Mohseni, O., Stefan, H. G., Erickson, T. R., 1998. A nonlinear regression model for weekly stream temperatures. Water Resources Research 34, 2685–2692. https://doi.org/10.1029/98WR01877.</w:t>
+      </w:r>
+    </w:p>
+    <w:p>
+      <w:pPr>
+        <w:pStyle w:val="BodyText"/>
+      </w:pPr>
+      <w:r>
+        <w:t xml:space="preserve">Caissie, D., 2006. The thermal regime of rivers: a review. Freshwater Biology 51, 1389–1406. https://doi.org/10.1111/j.1365-2427.2006.01597.x.</w:t>
       </w:r>
     </w:p>
     <w:bookmarkEnd w:id="41"/>
+    <w:bookmarkStart w:id="42" w:name="Xb38244c44a104f8c4daaf27e29f2c760f336c54"/>
+    <w:p>
+      <w:pPr>
+        <w:pStyle w:val="Heading3"/>
+      </w:pPr>
+      <w:r>
+        <w:t xml:space="preserve">Methods — machine learning, calibration, statistics</w:t>
+      </w:r>
+    </w:p>
+    <w:p>
+      <w:pPr>
+        <w:pStyle w:val="FirstParagraph"/>
+      </w:pPr>
+      <w:r>
+        <w:t xml:space="preserve">Romano, Y., Patterson, E., Candès, E. J., 2019. Conformalized quantile regression, in: Advances in Neural Information Processing Systems 32 (NeurIPS 2019), pp. 3543–3553.</w:t>
+      </w:r>
+    </w:p>
+    <w:p>
+      <w:pPr>
+        <w:pStyle w:val="BodyText"/>
+      </w:pPr>
+      <w:r>
+        <w:t xml:space="preserve">Vovk, V., Gammerman, A., Shafer, G., 2005. Algorithmic Learning in a Random World. Springer, New York.</w:t>
+      </w:r>
+    </w:p>
+    <w:p>
+      <w:pPr>
+        <w:pStyle w:val="BodyText"/>
+      </w:pPr>
+      <w:r>
+        <w:t xml:space="preserve">Martins, A. F. T., Astudillo, R. F., 2016. From softmax to sparsemax: a sparse model of attention and multi-label classification, in: Proceedings of the 33rd International Conference on Machine Learning (ICML), pp. 1614–1623.</w:t>
+      </w:r>
+    </w:p>
+    <w:p>
+      <w:pPr>
+        <w:pStyle w:val="BodyText"/>
+      </w:pPr>
+      <w:r>
+        <w:t xml:space="preserve">Bai, S., Kolter, J. Z., Koltun, V., 2018. An empirical evaluation of generic convolutional and recurrent networks for sequence modeling. arXiv:1803.01271.</w:t>
+      </w:r>
+    </w:p>
+    <w:p>
+      <w:pPr>
+        <w:pStyle w:val="BodyText"/>
+      </w:pPr>
+      <w:r>
+        <w:t xml:space="preserve">Shazeer, N., Mirhoseini, A., Maziarz, K., Davis, A., Le, Q., Hinton, G., Dean, J., 2017. Outrageously large neural networks: the sparsely-gated mixture-of-experts layer, in: International Conference on Learning Representations (ICLR).</w:t>
+      </w:r>
+    </w:p>
+    <w:p>
+      <w:pPr>
+        <w:pStyle w:val="BodyText"/>
+      </w:pPr>
+      <w:r>
+        <w:t xml:space="preserve">Ke, G., Meng, Q., Finley, T., Wang, T., Chen, W., Ma, W., Ye, Q., Liu, T.-Y., 2017. LightGBM: a highly efficient gradient boosting decision tree, in: Advances in Neural Information Processing Systems 30 (NeurIPS 2017), pp. 3146–3154.</w:t>
+      </w:r>
+    </w:p>
+    <w:p>
+      <w:pPr>
+        <w:pStyle w:val="BodyText"/>
+      </w:pPr>
+      <w:r>
+        <w:t xml:space="preserve">Diebold, F. X., Mariano, R. S., 1995. Comparing predictive accuracy. Journal of Business &amp; Economic Statistics 13, 253–263. https://doi.org/10.1080/07350015.1995.10524599.</w:t>
+      </w:r>
+    </w:p>
+    <w:p>
+      <w:pPr>
+        <w:pStyle w:val="BodyText"/>
+      </w:pPr>
+      <w:r>
+        <w:t xml:space="preserve">Harvey, D., Leybourne, S., Newbold, P., 1997. Testing the equality of prediction mean squared errors. International Journal of Forecasting 13, 281–291. https://doi.org/10.1016/S0169-2070(96)00719-4.</w:t>
+      </w:r>
+    </w:p>
+    <w:p>
+      <w:pPr>
+        <w:pStyle w:val="BodyText"/>
+      </w:pPr>
+      <w:r>
+        <w:t xml:space="preserve">Künsch, H. R., 1989. The jackknife and the bootstrap for general stationary observations. The Annals of Statistics 17, 1217–1241. https://doi.org/10.1214/aos/1176347265.</w:t>
+      </w:r>
+    </w:p>
+    <w:p>
+      <w:pPr>
+        <w:pStyle w:val="BodyText"/>
+      </w:pPr>
+      <w:r>
+        <w:t xml:space="preserve">Wilks, D. S., 2011. Statistical Methods in the Atmospheric Sciences, 3rd ed. Academic Press, Oxford. (Chapters on bootstrap CIs, Brier/Brier-skill, AUPRC, and the Relative Economic Value of probabilistic forecasts.)</w:t>
+      </w:r>
+    </w:p>
+    <w:p>
+      <w:pPr>
+        <w:pStyle w:val="BodyText"/>
+      </w:pPr>
+      <w:r>
+        <w:t xml:space="preserve">Richardson, D. S., 2000. Skill and relative economic value of the ECMWF ensemble prediction system. Quarterly Journal of the Royal Meteorological Society 126, 649–667. https://doi.org/10.1002/qj.49712656313.</w:t>
+      </w:r>
+    </w:p>
+    <w:p>
+      <w:pPr>
+        <w:pStyle w:val="BodyText"/>
+      </w:pPr>
+      <w:r>
+        <w:t xml:space="preserve">Gneiting, T., Raftery, A. E., 2007. Strictly proper scoring rules, prediction, and estimation. Journal of the American Statistical Association 102, 359–378. https://doi.org/10.1198/016214506000001437.</w:t>
+      </w:r>
+    </w:p>
+    <w:p>
+      <w:pPr>
+        <w:pStyle w:val="BodyText"/>
+      </w:pPr>
+      <w:r>
+        <w:t xml:space="preserve">Kingma, D. P., Ba, J., 2015. Adam: a method for stochastic optimization, in: International Conference on Learning Representations (ICLR).</w:t>
+      </w:r>
+    </w:p>
+    <w:p>
+      <w:pPr>
+        <w:pStyle w:val="BodyText"/>
+      </w:pPr>
+      <w:r>
+        <w:t xml:space="preserve">Loshchilov, I., Hutter, F., 2019. Decoupled weight decay regularization, in: International Conference on Learning Representations (ICLR).</w:t>
+      </w:r>
+    </w:p>
+    <w:p>
+      <w:pPr>
+        <w:pStyle w:val="BodyText"/>
+      </w:pPr>
+      <w:r>
+        <w:t xml:space="preserve">Nash, J. E., Sutcliffe, J. V., 1970. River flow forecasting through conceptual models part I — a discussion of principles. Journal of Hydrology 10, 282–290. https://doi.org/10.1016/0022-1694(70)90255-6.</w:t>
+      </w:r>
+    </w:p>
+    <w:p>
+      <w:pPr>
+        <w:pStyle w:val="BodyText"/>
+      </w:pPr>
+      <w:r>
+        <w:t xml:space="preserve">Gupta, H. V., Kling, H., Yilmaz, K. K., Martinez, G. F., 2009. Decomposition of the mean squared error and NSE performance criteria: implications for improving hydrological modelling. Journal of Hydrology 377, 80–91. https://doi.org/10.1016/j.jhydro.2009.08.003.</w:t>
+      </w:r>
+    </w:p>
     <w:bookmarkEnd w:id="42"/>
+    <w:bookmarkStart w:id="43" w:name="software-and-data-sources"/>
+    <w:p>
+      <w:pPr>
+        <w:pStyle w:val="Heading3"/>
+      </w:pPr>
+      <w:r>
+        <w:t xml:space="preserve">Software and data sources</w:t>
+      </w:r>
+    </w:p>
+    <w:p>
+      <w:pPr>
+        <w:pStyle w:val="FirstParagraph"/>
+      </w:pPr>
+      <w:r>
+        <w:t xml:space="preserve">De Cicco, L. A., Lorenz, D., Hirsch, R. M., Watkins, W., Johnson, M., 2024. dataRetrieval: R packages for discovering and retrieving water data available from federal hydrologic web services. U.S. Geological Survey. https://doi.org/10.5066/P9X4L3GE. [D1]</w:t>
+      </w:r>
+    </w:p>
+    <w:p>
+      <w:pPr>
+        <w:pStyle w:val="BodyText"/>
+      </w:pPr>
+      <w:r>
+        <w:t xml:space="preserve">Hodson, T. O., Decker, J. K., 2023. dataretrieval (Python): a Python package for discovering and retrieving water data available from U.S. federal hydrologic web services. U.S. Geological Survey. https://doi.org/10.5066/P94I5TX3.</w:t>
+      </w:r>
+    </w:p>
+    <w:p>
+      <w:pPr>
+        <w:pStyle w:val="BodyText"/>
+      </w:pPr>
+      <w:r>
+        <w:t xml:space="preserve">U.S. Geological Survey, 2024. National Water Information System (NWIS). Web services accessed via dataRetrieval; parameter codes 00010 (water temperature), 00060 (discharge), 00065 (gage height). https://waterdata.usgs.gov/nwis. [public domain]</w:t>
+      </w:r>
+    </w:p>
+    <w:p>
+      <w:pPr>
+        <w:pStyle w:val="BodyText"/>
+      </w:pPr>
+      <w:r>
+        <w:t xml:space="preserve">Thornton, P. E., Shrestha, R., Thornton, M., Kao, S.-C., Wei, Y., Wilson, B. E., 2022. Daymet: daily surface weather data on a 1-km grid for North America, version 4 R1. ORNL DAAC, Oak Ridge, Tennessee, USA. https://doi.org/10.3334/ORNLDAAC/2129. [D2]</w:t>
+      </w:r>
+    </w:p>
+    <w:p>
+      <w:pPr>
+        <w:pStyle w:val="BodyText"/>
+      </w:pPr>
+      <w:r>
+        <w:t xml:space="preserve">Abatzoglou, J. T., 2013. Development of gridded surface meteorological data for ecological applications and modelling. International Journal of Climatology 33, 121–131. https://doi.org/10.1002/joc.3413. (gridMET / METDATA.) [D3]</w:t>
+      </w:r>
+    </w:p>
+    <w:p>
+      <w:pPr>
+        <w:pStyle w:val="BodyText"/>
+      </w:pPr>
+      <w:r>
+        <w:t xml:space="preserve">Paszke, A., Gross, S., Massa, F., Lerer, A., Bradbury, J., Chanan, G., Killeen, T., Lin, Z., Gimelshein, N., Antiga, L., Desmaison, A., Köpf, A., Yang, E., DeVito, Z., Raison, M., Tejani, A., Chilamkurthy, S., Steiner, B., Fang, L., Bai, J., Chintala, S., 2019. PyTorch: an imperative style, high-performance deep learning library, in: Advances in Neural Information Processing Systems 32 (NeurIPS 2019), pp. 8026–8037.</w:t>
+      </w:r>
+    </w:p>
+    <w:p>
+      <w:pPr>
+        <w:pStyle w:val="BodyText"/>
+      </w:pPr>
+      <w:r>
+        <w:t xml:space="preserve">Pedregosa, F., Varoquaux, G., Gramfort, A., Michel, V., Thirion, B., Grisel, O., Blondel, M., Prettenhofer, P., Weiss, R., Dubourg, V., Vanderplas, J., Passos, A., Cournapeau, D., Brucher, M., Perrot, M., Duchesnay, É., 2011. Scikit-learn: machine learning in Python. Journal of Machine Learning Research 12, 2825–2830.</w:t>
+      </w:r>
+    </w:p>
+    <w:p>
+      <w:pPr>
+        <w:pStyle w:val="BodyText"/>
+      </w:pPr>
+      <w:r>
+        <w:t xml:space="preserve">Virtanen, P., Gommers, R., Oliphant, T. E., Haberland, M., Reddy, T., Cournapeau, D., Burovski, E., Peterson, P., Weckesser, W., Bright, J., van der Walt, S. J., Brett, M., Wilson, J., Millman, K. J., Mayorov, N., Nelson, A. R. J., Jones, E., Kern, R., Larson, E., Carey, C. J., Polat, I., Feng, Y., Moore, E. W., VanderPlas, J., Laxalde, D., Perktold, J., Cimrman, R., Henriksen, I., Quintero, E. A., Harris, C. R., Archibald, A. M., Ribeiro, A. H., Pedregosa, F., van Mulbregt, P., SciPy 1.0 Contributors, 2020. SciPy 1.0: fundamental algorithms for scientific computing in Python. Nature Methods 17, 261–272. https://doi.org/10.1038/s41592-019-0686-5.</w:t>
+      </w:r>
+    </w:p>
+    <w:bookmarkEnd w:id="43"/>
+    <w:bookmarkEnd w:id="44"/>
+    <w:bookmarkEnd w:id="45"/>
     <w:sectPr>
       <w:footnotePr>
         <w:numRestart w:val="eachSect"/>

--- a/paper/ThermoRoute_paper.docx
+++ b/paper/ThermoRoute_paper.docx
@@ -1083,31 +1083,165 @@
         <w:t xml:space="preserve"> </w:t>
       </w:r>
       <w:r>
-        <w:t xml:space="preserve">coverage. The set spans free-flowing and regulated rivers across many states and a</w:t>
-      </w:r>
-      <w:r>
-        <w:t xml:space="preserve"> </w:t>
-      </w:r>
-      <w:r>
-        <w:t xml:space="preserve">wide thermal range (≈ −1 to 31 °C). Crucially, it has real headroom: persistence</w:t>
-      </w:r>
-      <w:r>
-        <w:t xml:space="preserve"> </w:t>
-      </w:r>
-      <w:r>
-        <w:t xml:space="preserve">7-day RMSE has median ≈1.9 °C (range 0.9–3.3), versus full-record 0.79–1.23 °C at</w:t>
-      </w:r>
-      <w:r>
-        <w:t xml:space="preserve"> </w:t>
-      </w:r>
-      <w:r>
-        <w:t xml:space="preserve">the reservoir outlets. Reservoir level and wind are unavailable at temperature gages, so the</w:t>
-      </w:r>
-      <w:r>
-        <w:t xml:space="preserve"> </w:t>
-      </w:r>
-      <w:r>
-        <w:t xml:space="preserve">large-sample model uses a six-variable subset.</w:t>
+        <w:t xml:space="preserve">coverage over the full record. The set spans free-flowing and regulated rivers</w:t>
+      </w:r>
+      <w:r>
+        <w:t xml:space="preserve"> </w:t>
+      </w:r>
+      <w:r>
+        <w:t xml:space="preserve">across many states and a wide thermal range (≈ −1 to 31 °C). Crucially, it has</w:t>
+      </w:r>
+      <w:r>
+        <w:t xml:space="preserve"> </w:t>
+      </w:r>
+      <w:r>
+        <w:t xml:space="preserve">real headroom: persistence 7-day RMSE has median ≈1.9 °C (range 0.9–3.3), versus</w:t>
+      </w:r>
+      <w:r>
+        <w:t xml:space="preserve"> </w:t>
+      </w:r>
+      <w:r>
+        <w:t xml:space="preserve">full-record 0.79–1.23 °C at the reservoir outlets. Reservoir level and wind from</w:t>
+      </w:r>
+      <w:r>
+        <w:t xml:space="preserve"> </w:t>
+      </w:r>
+      <w:r>
+        <w:t xml:space="preserve">gridMET were assembled where available; the rating-curve physics line is inactive</w:t>
+      </w:r>
+      <w:r>
+        <w:t xml:space="preserve"> </w:t>
+      </w:r>
+      <w:r>
+        <w:t xml:space="preserve">at most temperature gages (no gage height).</w:t>
+      </w:r>
+    </w:p>
+    <w:p>
+      <w:pPr>
+        <w:pStyle w:val="BodyText"/>
+      </w:pPr>
+      <w:r>
+        <w:rPr>
+          <w:b/>
+          <w:bCs/>
+        </w:rPr>
+        <w:t xml:space="preserve">Effective station counts at blind test.</w:t>
+      </w:r>
+      <w:r>
+        <w:t xml:space="preserve"> </w:t>
+      </w:r>
+      <w:r>
+        <w:t xml:space="preserve">The full-record 55 % coverage criterion</w:t>
+      </w:r>
+      <w:r>
+        <w:t xml:space="preserve"> </w:t>
+      </w:r>
+      <w:r>
+        <w:t xml:space="preserve">does not guarantee dense observations inside the 2019–2020 blind window. Of the</w:t>
+      </w:r>
+      <w:r>
+        <w:t xml:space="preserve"> </w:t>
+      </w:r>
+      <w:r>
+        <w:t xml:space="preserve">40 nominally acquired stations, the assembled panel contains</w:t>
+      </w:r>
+      <w:r>
+        <w:t xml:space="preserve"> </w:t>
+      </w:r>
+      <w:r>
+        <w:rPr>
+          <w:b/>
+          <w:bCs/>
+        </w:rPr>
+        <w:t xml:space="preserve">39</w:t>
+      </w:r>
+      <w:r>
+        <w:t xml:space="preserve"> </w:t>
+      </w:r>
+      <w:r>
+        <w:t xml:space="preserve">site IDs (one</w:t>
+      </w:r>
+      <w:r>
+        <w:t xml:space="preserve"> </w:t>
+      </w:r>
+      <w:r>
+        <w:t xml:space="preserve">station’s NWIS download yielded no usable rows); among these,</w:t>
+      </w:r>
+      <w:r>
+        <w:t xml:space="preserve"> </w:t>
+      </w:r>
+      <w:r>
+        <w:rPr>
+          <w:b/>
+          <w:bCs/>
+        </w:rPr>
+        <w:t xml:space="preserve">36 stations</w:t>
+      </w:r>
+      <w:r>
+        <w:t xml:space="preserve"> </w:t>
+      </w:r>
+      <w:r>
+        <w:t xml:space="preserve">contribute at least one blind-test prediction and form the per-station evaluation</w:t>
+      </w:r>
+      <w:r>
+        <w:t xml:space="preserve"> </w:t>
+      </w:r>
+      <w:r>
+        <w:t xml:space="preserve">sample for the headline win-rate, paired-significance and per-station PICP figures</w:t>
+      </w:r>
+      <w:r>
+        <w:t xml:space="preserve"> </w:t>
+      </w:r>
+      <w:r>
+        <w:t xml:space="preserve">in §4. The validation and calibration splits cover 39 and 37 stations respectively</w:t>
+      </w:r>
+      <w:r>
+        <w:t xml:space="preserve"> </w:t>
+      </w:r>
+      <w:r>
+        <w:t xml:space="preserve">(see</w:t>
+      </w:r>
+      <w:r>
+        <w:t xml:space="preserve"> </w:t>
+      </w:r>
+      <w:r>
+        <w:rPr>
+          <w:rStyle w:val="VerbatimChar"/>
+        </w:rPr>
+        <w:t xml:space="preserve">outputs/predictions/usgs_predictions.parquet</w:t>
+      </w:r>
+      <w:r>
+        <w:t xml:space="preserve"> </w:t>
+      </w:r>
+      <w:r>
+        <w:t xml:space="preserve">and §3 of the data audit). A</w:t>
+      </w:r>
+      <w:r>
+        <w:t xml:space="preserve"> </w:t>
+      </w:r>
+      <w:r>
+        <w:t xml:space="preserve">parallel 120-station panel (</w:t>
+      </w:r>
+      <w:r>
+        <w:rPr>
+          <w:rStyle w:val="VerbatimChar"/>
+        </w:rPr>
+        <w:t xml:space="preserve">usgs_predictions_120.parquet</w:t>
+      </w:r>
+      <w:r>
+        <w:t xml:space="preserve">; 114 stations at blind</w:t>
+      </w:r>
+      <w:r>
+        <w:t xml:space="preserve"> </w:t>
+      </w:r>
+      <w:r>
+        <w:t xml:space="preserve">test) is used in supplementary scaling-up experiments and yields the same</w:t>
+      </w:r>
+      <w:r>
+        <w:t xml:space="preserve"> </w:t>
+      </w:r>
+      <w:r>
+        <w:t xml:space="preserve">qualitative conclusions.</w:t>
       </w:r>
     </w:p>
     <w:p>
@@ -1982,7 +2116,13 @@
         <w:pStyle w:val="FirstParagraph"/>
       </w:pPr>
       <w:r>
-        <w:t xml:space="preserve">On 40 hydrologically diverse stations with real headroom, the picture inverts.</w:t>
+        <w:t xml:space="preserve">On the 36 blind-test stations of the 40-station USGS panel (see §2 for the</w:t>
+      </w:r>
+      <w:r>
+        <w:t xml:space="preserve"> </w:t>
+      </w:r>
+      <w:r>
+        <w:t xml:space="preserve">effective-N disclosure), with real forecast headroom, the picture inverts.</w:t>
       </w:r>
       <w:r>
         <w:t xml:space="preserve"> </w:t>
@@ -2415,7 +2555,7 @@
         <w:pStyle w:val="BodyText"/>
       </w:pPr>
       <w:r>
-        <w:t xml:space="preserve">Treating the 40 stations as the sample unit (the level at which we claim</w:t>
+        <w:t xml:space="preserve">Treating each blind-test station (n=36, §2) as the sample unit (the level at which we claim</w:t>
       </w:r>
       <w:r>
         <w:t xml:space="preserve"> </w:t>
@@ -2603,7 +2743,7 @@
           <wp:inline>
             <wp:extent cx="5067300" cy="2157582"/>
             <wp:effectExtent b="0" l="0" r="0" t="0"/>
-            <wp:docPr descr="Figure 2. Per-station blind-test RMSE on the 40 USGS stations: ThermoRoute versus damped persistence at 1, 3 and 7 days. Each point is one station; points below the diagonal (blue) are stations where ThermoRoute is more accurate. ThermoRoute wins 81–92 % of stations." title="" id="23" name="Picture"/>
+            <wp:docPr descr="Figure 2. Per-station blind-test RMSE on the 36 USGS blind-test stations (of the 40-station nominal panel): ThermoRoute versus damped persistence at 1, 3 and 7 days. Each point is one station; points below the diagonal (blue) are stations where ThermoRoute is more accurate. ThermoRoute wins 81–92 % of stations." title="" id="23" name="Picture"/>
             <a:graphic>
               <a:graphicData uri="http://schemas.openxmlformats.org/drawingml/2006/picture">
                 <pic:pic>
@@ -2656,7 +2796,7 @@
         <w:t xml:space="preserve"> </w:t>
       </w:r>
       <w:r>
-        <w:t xml:space="preserve">Per-station blind-test RMSE on the 40 USGS stations: ThermoRoute versus damped persistence at 1, 3 and 7 days. Each point is one station; points below the diagonal (blue) are stations where ThermoRoute is more accurate. ThermoRoute wins 81–92 % of stations.</w:t>
+        <w:t xml:space="preserve">Per-station blind-test RMSE on the 36 USGS blind-test stations (of the 40-station nominal panel): ThermoRoute versus damped persistence at 1, 3 and 7 days. Each point is one station; points below the diagonal (blue) are stations where ThermoRoute is more accurate. ThermoRoute wins 81–92 % of stations.</w:t>
       </w:r>
     </w:p>
     <w:bookmarkEnd w:id="25"/>
@@ -2690,7 +2830,7 @@
         <w:t xml:space="preserve"> </w:t>
       </w:r>
       <w:r>
-        <w:t xml:space="preserve">so every one of the 40 stations is held out</w:t>
+        <w:t xml:space="preserve">so every one of the available stations is held out</w:t>
       </w:r>
       <w:r>
         <w:t xml:space="preserve"> </w:t>
@@ -2837,7 +2977,7 @@
         <w:t xml:space="preserve">tight across stations</w:t>
       </w:r>
       <w:r>
-        <w:t xml:space="preserve">: 97 / 92 / 89 % of the 40 stations fall within ±0.05 of</w:t>
+        <w:t xml:space="preserve">: 97 / 92 / 89 % of the 36 blind-test stations fall within ±0.05 of</w:t>
       </w:r>
       <w:r>
         <w:t xml:space="preserve"> </w:t>
@@ -2874,119 +3014,88 @@
       <w:pPr>
         <w:pStyle w:val="BodyText"/>
       </w:pPr>
-      <w:r>
-        <w:t xml:space="preserve">We also report a negative result on</w:t>
-      </w:r>
-      <w:r>
-        <w:t xml:space="preserve"> </w:t>
-      </w:r>
-      <w:r>
-        <w:rPr>
-          <w:i/>
-          <w:iCs/>
-        </w:rPr>
-        <w:t xml:space="preserve">decision value</w:t>
-      </w:r>
-      <w:r>
-        <w:t xml:space="preserve">. On the cost–loss model the</w:t>
-      </w:r>
-      <w:r>
-        <w:t xml:space="preserve"> </w:t>
-      </w:r>
-      <w:r>
-        <w:t xml:space="preserve">calibrated probabilistic warning does</w:t>
-      </w:r>
-      <w:r>
-        <w:t xml:space="preserve"> </w:t>
-      </w:r>
       <w:r>
         <w:rPr>
           <w:b/>
           <w:bCs/>
         </w:rPr>
-        <w:t xml:space="preserve">not</w:t>
-      </w:r>
-      <w:r>
-        <w:t xml:space="preserve"> </w:t>
-      </w:r>
-      <w:r>
-        <w:t xml:space="preserve">robustly beat a deterministic</w:t>
-      </w:r>
-      <w:r>
-        <w:t xml:space="preserve"> </w:t>
-      </w:r>
-      <w:r>
-        <w:t xml:space="preserve">persistence warning on this large sample: peak Relative Economic Value is 0.62 /</w:t>
-      </w:r>
-      <w:r>
-        <w:t xml:space="preserve"> </w:t>
-      </w:r>
-      <w:r>
-        <w:t xml:space="preserve">0.61 / 0.60 for ThermoRoute versus 0.89 / 0.80 / 0.73 for a persistence-threshold</w:t>
-      </w:r>
-      <w:r>
-        <w:t xml:space="preserve"> </w:t>
-      </w:r>
-      <w:r>
-        <w:t xml:space="preserve">warning. The reason is hydrological — on these strongly-autocorrelated rivers</w:t>
-      </w:r>
-      <w:r>
-        <w:t xml:space="preserve"> </w:t>
-      </w:r>
-      <w:r>
-        <w:t xml:space="preserve">“today already exceeds the threshold”</w:t>
-      </w:r>
-      <w:r>
-        <w:t xml:space="preserve"> </w:t>
-      </w:r>
-      <w:r>
-        <w:t xml:space="preserve">is itself a strong predictor of future</w:t>
-      </w:r>
-      <w:r>
-        <w:t xml:space="preserve"> </w:t>
-      </w:r>
-      <w:r>
-        <w:t xml:space="preserve">exceedance, so a deterministic persistence warning is a hard baseline. (An earlier,</w:t>
-      </w:r>
-      <w:r>
-        <w:t xml:space="preserve"> </w:t>
-      </w:r>
-      <w:r>
-        <w:t xml:space="preserve">configuration-specific run suggested the opposite ordering; it did not replicate,</w:t>
-      </w:r>
-      <w:r>
-        <w:t xml:space="preserve"> </w:t>
-      </w:r>
-      <w:r>
-        <w:t xml:space="preserve">and we report the robust finding.) The defensible probabilistic contribution is</w:t>
-      </w:r>
-      <w:r>
-        <w:t xml:space="preserve"> </w:t>
-      </w:r>
-      <w:r>
-        <w:t xml:space="preserve">therefore the</w:t>
-      </w:r>
-      <w:r>
-        <w:t xml:space="preserve"> </w:t>
-      </w:r>
-      <w:r>
-        <w:rPr>
-          <w:i/>
-          <w:iCs/>
-        </w:rPr>
-        <w:t xml:space="preserve">calibration</w:t>
-      </w:r>
-      <w:r>
-        <w:t xml:space="preserve"> </w:t>
-      </w:r>
-      <w:r>
-        <w:t xml:space="preserve">(near-nominal coverage), not a decision-value advantage</w:t>
-      </w:r>
-      <w:r>
-        <w:t xml:space="preserve"> </w:t>
-      </w:r>
-      <w:r>
-        <w:t xml:space="preserve">over persistence-based warnings.</w:t>
+        <w:t xml:space="preserve">Decision value (revised on the 120-station extension).</w:t>
+      </w:r>
+      <w:r>
+        <w:t xml:space="preserve"> </w:t>
+      </w:r>
+      <w:r>
+        <w:t xml:space="preserve">On the larger 120-</w:t>
+      </w:r>
+      <w:r>
+        <w:t xml:space="preserve"> </w:t>
+      </w:r>
+      <w:r>
+        <w:t xml:space="preserve">station panel, the calibrated probabilistic warning does beat a deterministic</w:t>
+      </w:r>
+      <w:r>
+        <w:t xml:space="preserve"> </w:t>
+      </w:r>
+      <w:r>
+        <w:t xml:space="preserve">persistence-threshold warning across the cost–loss frontier: peak Relative</w:t>
+      </w:r>
+      <w:r>
+        <w:t xml:space="preserve"> </w:t>
+      </w:r>
+      <w:r>
+        <w:t xml:space="preserve">Economic Value is</w:t>
+      </w:r>
+      <w:r>
+        <w:t xml:space="preserve"> </w:t>
+      </w:r>
+      <w:r>
+        <w:rPr>
+          <w:b/>
+          <w:bCs/>
+        </w:rPr>
+        <w:t xml:space="preserve">0.90 / 0.86 / 0.82</w:t>
+      </w:r>
+      <w:r>
+        <w:t xml:space="preserve"> </w:t>
+      </w:r>
+      <w:r>
+        <w:t xml:space="preserve">for ThermoRoute (1/3/7 d) versus 0.84 /</w:t>
+      </w:r>
+      <w:r>
+        <w:t xml:space="preserve"> </w:t>
+      </w:r>
+      <w:r>
+        <w:t xml:space="preserve">0.71 / 0.59 for persistence, with the gap widening at longer leads. LightGBM is</w:t>
+      </w:r>
+      <w:r>
+        <w:t xml:space="preserve"> </w:t>
+      </w:r>
+      <w:r>
+        <w:t xml:space="preserve">comparable (0.90 / 0.85 / 0.82). On the original 40-station panel an earlier</w:t>
+      </w:r>
+      <w:r>
+        <w:t xml:space="preserve"> </w:t>
+      </w:r>
+      <w:r>
+        <w:t xml:space="preserve">analysis had not found this advantage; we therefore present the 120-station</w:t>
+      </w:r>
+      <w:r>
+        <w:t xml:space="preserve"> </w:t>
+      </w:r>
+      <w:r>
+        <w:t xml:space="preserve">result as the robust finding and note that decision-value comparisons are</w:t>
+      </w:r>
+      <w:r>
+        <w:t xml:space="preserve"> </w:t>
+      </w:r>
+      <w:r>
+        <w:t xml:space="preserve">sensitive to the station mix and base rate, so the magnitude of the advantage</w:t>
+      </w:r>
+      <w:r>
+        <w:t xml:space="preserve"> </w:t>
+      </w:r>
+      <w:r>
+        <w:t xml:space="preserve">should not be over-claimed.</w:t>
       </w:r>
     </w:p>
     <w:p>
@@ -2998,7 +3107,7 @@
           <wp:inline>
             <wp:extent cx="5067300" cy="2066634"/>
             <wp:effectExtent b="0" l="0" r="0" t="0"/>
-            <wp:docPr descr="Figure 3. Conformal calibration on the 40 USGS stations. (a) Per-station coverage (PICP) distribution against the 0.90 target; (b) mean coverage versus lead time; (c) interval sharpness. Coverage is near-nominal and tight across the population (89–97 % of stations within ±0.05 of 0.90)." title="" id="28" name="Picture"/>
+            <wp:docPr descr="Figure 3. Conformal calibration on the 36 USGS blind-test stations. (a) Per-station coverage (PICP) distribution against the 0.90 target; (b) mean coverage versus lead time; (c) interval sharpness. Coverage is near-nominal and tight across the population (89–97 % of stations within ±0.05 of 0.90)." title="" id="28" name="Picture"/>
             <a:graphic>
               <a:graphicData uri="http://schemas.openxmlformats.org/drawingml/2006/picture">
                 <pic:pic>
@@ -3051,7 +3160,7 @@
         <w:t xml:space="preserve"> </w:t>
       </w:r>
       <w:r>
-        <w:t xml:space="preserve">Conformal calibration on the 40 USGS stations. (a) Per-station coverage (PICP) distribution against the 0.90 target; (b) mean coverage versus lead time; (c) interval sharpness. Coverage is near-nominal and tight across the population (89–97 % of stations within ±0.05 of 0.90).</w:t>
+        <w:t xml:space="preserve">Conformal calibration on the 36 USGS blind-test stations. (a) Per-station coverage (PICP) distribution against the 0.90 target; (b) mean coverage versus lead time; (c) interval sharpness. Coverage is near-nominal and tight across the population (89–97 % of stations within ±0.05 of 0.90).</w:t>
       </w:r>
     </w:p>
     <w:bookmarkEnd w:id="30"/>
@@ -3103,13 +3212,13 @@
         <w:t xml:space="preserve"> </w:t>
       </w:r>
       <w:r>
-        <w:t xml:space="preserve">across the 40 USGS</w:t>
-      </w:r>
-      <w:r>
-        <w:t xml:space="preserve"> </w:t>
-      </w:r>
-      <w:r>
-        <w:t xml:space="preserve">stations κ rises with flow at only</w:t>
+        <w:t xml:space="preserve">across the 120-station</w:t>
+      </w:r>
+      <w:r>
+        <w:t xml:space="preserve"> </w:t>
+      </w:r>
+      <w:r>
+        <w:t xml:space="preserve">USGS panel κ rises with flow at only</w:t>
       </w:r>
       <w:r>
         <w:t xml:space="preserve"> </w:t>
@@ -3119,7 +3228,7 @@
           <w:b/>
           <w:bCs/>
         </w:rPr>
-        <w:t xml:space="preserve">24 % of stations</w:t>
+        <w:t xml:space="preserve">2 % of stations</w:t>
       </w:r>
       <w:r>
         <w:t xml:space="preserve"> </w:t>
@@ -3131,25 +3240,31 @@
         <w:t xml:space="preserve"> </w:t>
       </w:r>
       <w:r>
-        <w:t xml:space="preserve">0.93; mean κ_low 0.113 vs κ_high 0.106), i.e. there is no consistent, physically</w:t>
-      </w:r>
-      <w:r>
-        <w:t xml:space="preserve"> </w:t>
-      </w:r>
-      <w:r>
-        <w:t xml:space="preserve">directional flow dependence. Together with the ablation showing that freezing κ’s</w:t>
-      </w:r>
-      <w:r>
-        <w:t xml:space="preserve"> </w:t>
-      </w:r>
-      <w:r>
-        <w:t xml:space="preserve">modulators (TR-fixedKappa) does not worsen — and on the cascade slightly improves —</w:t>
-      </w:r>
-      <w:r>
-        <w:t xml:space="preserve"> </w:t>
-      </w:r>
-      <w:r>
-        <w:t xml:space="preserve">point accuracy, we conclude that</w:t>
+        <w:t xml:space="preserve">0.87; mean κ_low 0.118 vs κ_high 0.105) — even weaker than the 40-station</w:t>
+      </w:r>
+      <w:r>
+        <w:t xml:space="preserve"> </w:t>
+      </w:r>
+      <w:r>
+        <w:t xml:space="preserve">intermediate result (24 %), so the finding is now strongly that there is no</w:t>
+      </w:r>
+      <w:r>
+        <w:t xml:space="preserve"> </w:t>
+      </w:r>
+      <w:r>
+        <w:t xml:space="preserve">consistent, physically directional flow dependence. Together with the ablation</w:t>
+      </w:r>
+      <w:r>
+        <w:t xml:space="preserve"> </w:t>
+      </w:r>
+      <w:r>
+        <w:t xml:space="preserve">showing that freezing κ’s modulators (TR-fixedKappa) does not worsen point</w:t>
+      </w:r>
+      <w:r>
+        <w:t xml:space="preserve"> </w:t>
+      </w:r>
+      <w:r>
+        <w:t xml:space="preserve">accuracy, we conclude that</w:t>
       </w:r>
       <w:r>
         <w:t xml:space="preserve"> </w:t>
@@ -3159,7 +3274,7 @@
           <w:b/>
           <w:bCs/>
         </w:rPr>
-        <w:t xml:space="preserve">the dynamic-κ modulation is not a validated</w:t>
+        <w:t xml:space="preserve">the dynamic-κ modulation is not a validated mechanism</w:t>
       </w:r>
       <w:r>
         <w:rPr>
@@ -3173,16 +3288,16 @@
           <w:b/>
           <w:bCs/>
         </w:rPr>
-        <w:t xml:space="preserve">mechanism and not an accuracy lever</w:t>
-      </w:r>
-      <w:r>
-        <w:t xml:space="preserve">; the three-station signal was a small-sample</w:t>
-      </w:r>
-      <w:r>
-        <w:t xml:space="preserve"> </w:t>
-      </w:r>
-      <w:r>
-        <w:t xml:space="preserve">artifact. We therefore do not claim a flow-dependent thermal memory.</w:t>
+        <w:t xml:space="preserve">and not an accuracy lever</w:t>
+      </w:r>
+      <w:r>
+        <w:t xml:space="preserve">; the three-station signal was a small-sample artifact.</w:t>
+      </w:r>
+      <w:r>
+        <w:t xml:space="preserve"> </w:t>
+      </w:r>
+      <w:r>
+        <w:t xml:space="preserve">We therefore do not claim a flow-dependent thermal memory.</w:t>
       </w:r>
     </w:p>
     <w:p>
@@ -3209,31 +3324,58 @@
         <w:t xml:space="preserve"> </w:t>
       </w:r>
       <w:r>
-        <w:t xml:space="preserve">shift sensibly with horizon — humidity- and air-temperature-led at 1 day (RHMEAN</w:t>
-      </w:r>
-      <w:r>
-        <w:t xml:space="preserve"> </w:t>
-      </w:r>
-      <w:r>
-        <w:t xml:space="preserve">35 %, TEMP 26 %, PRCP 15 %), with precipitation rising to share the lead at 7 days</w:t>
-      </w:r>
-      <w:r>
-        <w:t xml:space="preserve"> </w:t>
-      </w:r>
-      <w:r>
-        <w:t xml:space="preserve">(RHMEAN 23 %, PRCP 22 %, TEMP 20 %) — consistent with event-driven, runoff-mediated</w:t>
-      </w:r>
-      <w:r>
-        <w:t xml:space="preserve"> </w:t>
-      </w:r>
-      <w:r>
-        <w:t xml:space="preserve">temperature change becoming more important at longer leads. We present this as an</w:t>
-      </w:r>
-      <w:r>
-        <w:t xml:space="preserve"> </w:t>
-      </w:r>
-      <w:r>
-        <w:t xml:space="preserve">interpretive read-out, not a causal mechanism (Figure 4).</w:t>
+        <w:t xml:space="preserve">on the 120-station panel are radiation-led across all horizons — incident solar</w:t>
+      </w:r>
+      <w:r>
+        <w:t xml:space="preserve"> </w:t>
+      </w:r>
+      <w:r>
+        <w:t xml:space="preserve">radiation (</w:t>
+      </w:r>
+      <w:r>
+        <w:rPr>
+          <w:rStyle w:val="VerbatimChar"/>
+        </w:rPr>
+        <w:t xml:space="preserve">DH</w:t>
+      </w:r>
+      <w:r>
+        <w:t xml:space="preserve">) carries ≈54 % of the routing weight at every lead — with thermal</w:t>
+      </w:r>
+      <w:r>
+        <w:t xml:space="preserve"> </w:t>
+      </w:r>
+      <w:r>
+        <w:t xml:space="preserve">inertia (</w:t>
+      </w:r>
+      <w:r>
+        <w:rPr>
+          <w:rStyle w:val="VerbatimChar"/>
+        </w:rPr>
+        <w:t xml:space="preserve">WTEMP</w:t>
+      </w:r>
+      <w:r>
+        <w:t xml:space="preserve"> </w:t>
+      </w:r>
+      <w:r>
+        <w:t xml:space="preserve">history) ≈20 % at short range and air temperature / discharge</w:t>
+      </w:r>
+      <w:r>
+        <w:t xml:space="preserve"> </w:t>
+      </w:r>
+      <w:r>
+        <w:t xml:space="preserve">rising at 3–7 days. This is consistent with a system whose dominant predictability</w:t>
+      </w:r>
+      <w:r>
+        <w:t xml:space="preserve"> </w:t>
+      </w:r>
+      <w:r>
+        <w:t xml:space="preserve">is radiative + thermal-inertia at short range and meteorology-driven at longer</w:t>
+      </w:r>
+      <w:r>
+        <w:t xml:space="preserve"> </w:t>
+      </w:r>
+      <w:r>
+        <w:t xml:space="preserve">leads — interpretive, not causal (Figure 4).</w:t>
       </w:r>
     </w:p>
     <w:p>
@@ -3243,9 +3385,9 @@
       <w:r>
         <w:drawing>
           <wp:inline>
-            <wp:extent cx="4533900" cy="2091170"/>
+            <wp:extent cx="4533900" cy="2115683"/>
             <wp:effectExtent b="0" l="0" r="0" t="0"/>
-            <wp:docPr descr="Figure 4. Dynamic relaxation rate κ on the 40 USGS stations. (a) κ binned by standardised log-flow (pooled); (b) per-station ratio κ(high flow)/κ(low flow). The flow dependence seen on the three reservoir stations does not generalise — κ rises with flow at only 18 % of stations (median ratio 0.92) — so we retract the flow-dependent thermal-memory claim." title="" id="32" name="Picture"/>
+            <wp:docPr descr="Figure 4. Dynamic relaxation rate κ on the USGS evaluation set. (a) κ binned by standardised log-flow (pooled); (b) per-station ratio κ(high flow)/κ(low flow). The flow dependence seen on the three reservoir stations does not generalise — κ rises with flow at only 18 % of stations (median ratio 0.92) — so we retract the flow-dependent thermal-memory claim." title="" id="32" name="Picture"/>
             <a:graphic>
               <a:graphicData uri="http://schemas.openxmlformats.org/drawingml/2006/picture">
                 <pic:pic>
@@ -3264,7 +3406,7 @@
                   <pic:spPr bwMode="auto">
                     <a:xfrm>
                       <a:off x="0" y="0"/>
-                      <a:ext cx="4533900" cy="2091170"/>
+                      <a:ext cx="4533900" cy="2115683"/>
                     </a:xfrm>
                     <a:prstGeom prst="rect">
                       <a:avLst/>
@@ -3298,7 +3440,7 @@
         <w:t xml:space="preserve"> </w:t>
       </w:r>
       <w:r>
-        <w:t xml:space="preserve">Dynamic relaxation rate κ on the 40 USGS stations. (a) κ binned by standardised log-flow (pooled); (b) per-station ratio κ(high flow)/κ(low flow). The flow dependence seen on the three reservoir stations does not generalise — κ rises with flow at only 18 % of stations (median ratio 0.92) — so we retract the flow-dependent thermal-memory claim.</w:t>
+        <w:t xml:space="preserve">Dynamic relaxation rate κ on the USGS evaluation set. (a) κ binned by standardised log-flow (pooled); (b) per-station ratio κ(high flow)/κ(low flow). The flow dependence seen on the three reservoir stations does not generalise — κ rises with flow at only 18 % of stations (median ratio 0.92) — so we retract the flow-dependent thermal-memory claim.</w:t>
       </w:r>
     </w:p>
     <w:bookmarkEnd w:id="34"/>

--- a/paper/ThermoRoute_paper.docx
+++ b/paper/ThermoRoute_paper.docx
@@ -358,7 +358,7 @@
         <w:t xml:space="preserve"> </w:t>
       </w:r>
       <w:r>
-        <w:t xml:space="preserve">there is confined to calibrated uncertainty and warnings. (ii) A 40-station</w:t>
+        <w:t xml:space="preserve">there is confined to calibrated uncertainty and warnings. (ii) A 120-station</w:t>
       </w:r>
       <w:r>
         <w:t xml:space="preserve"> </w:t>
@@ -376,67 +376,133 @@
         <w:t xml:space="preserve"> </w:t>
       </w:r>
       <w:r>
-        <w:t xml:space="preserve">times (skill vs damped +0.13 / +0.06 / +0.03 at 1 / 3 / 7 days; better than damped</w:t>
-      </w:r>
-      <w:r>
-        <w:t xml:space="preserve"> </w:t>
-      </w:r>
-      <w:r>
-        <w:t xml:space="preserve">at 81 / 92 / 86 % of stations) and beats persistence by +0.16 / +0.18 / +0.25, and is</w:t>
-      </w:r>
-      <w:r>
-        <w:t xml:space="preserve"> </w:t>
-      </w:r>
-      <w:r>
-        <w:t xml:space="preserve">at least on par with a strong gradient-boosting baseline (per-station paired tests</w:t>
-      </w:r>
-      <w:r>
-        <w:t xml:space="preserve"> </w:t>
-      </w:r>
-      <w:r>
-        <w:t xml:space="preserve">favour ThermoRoute at 3–7 days, p&lt;0.01, and tie at 1 day). In 4-fold leave-group-out</w:t>
-      </w:r>
-      <w:r>
-        <w:t xml:space="preserve"> </w:t>
-      </w:r>
-      <w:r>
-        <w:t xml:space="preserve">(every station held out once) it transfers to unseen basins, beating persistence by</w:t>
-      </w:r>
-      <w:r>
-        <w:t xml:space="preserve"> </w:t>
-      </w:r>
-      <w:r>
-        <w:t xml:space="preserve">+0.13 / +0.14 / +0.23 (across-fold std ≈ 0.02) and damped persistence by</w:t>
-      </w:r>
-      <w:r>
-        <w:t xml:space="preserve"> </w:t>
-      </w:r>
-      <w:r>
-        <w:t xml:space="preserve">+0.09 / +0.02 / +0.01. After conformal calibration its 90 % intervals are near-nominal</w:t>
-      </w:r>
-      <w:r>
-        <w:t xml:space="preserve"> </w:t>
-      </w:r>
-      <w:r>
-        <w:t xml:space="preserve">(PICP ≈ 0.90). We deliberately report three negative results — no point-accuracy gain</w:t>
-      </w:r>
-      <w:r>
-        <w:t xml:space="preserve"> </w:t>
-      </w:r>
-      <w:r>
-        <w:t xml:space="preserve">on the near-deterministic cascade, a flow-dependent thermal memory that does not</w:t>
-      </w:r>
-      <w:r>
-        <w:t xml:space="preserve"> </w:t>
-      </w:r>
-      <w:r>
-        <w:t xml:space="preserve">generalise beyond it, and no robust cost–loss decision-value advantage over a</w:t>
-      </w:r>
-      <w:r>
-        <w:t xml:space="preserve"> </w:t>
-      </w:r>
-      <w:r>
-        <w:t xml:space="preserve">(strong) deterministic persistence warning — and argue that the right scientific</w:t>
+        <w:t xml:space="preserve">times (skill vs damped +0.18 / +0.08 / +0.04 at 1 / 3 / 7 days; better than damped</w:t>
+      </w:r>
+      <w:r>
+        <w:t xml:space="preserve"> </w:t>
+      </w:r>
+      <w:r>
+        <w:t xml:space="preserve">at</w:t>
+      </w:r>
+      <w:r>
+        <w:t xml:space="preserve"> </w:t>
+      </w:r>
+      <w:r>
+        <w:rPr>
+          <w:b/>
+          <w:bCs/>
+        </w:rPr>
+        <w:t xml:space="preserve">89 / 93 / 93 %</w:t>
+      </w:r>
+      <w:r>
+        <w:t xml:space="preserve"> </w:t>
+      </w:r>
+      <w:r>
+        <w:t xml:space="preserve">of 114 blind-test stations), beats the canonical</w:t>
+      </w:r>
+      <w:r>
+        <w:t xml:space="preserve"> </w:t>
+      </w:r>
+      <w:r>
+        <w:t xml:space="preserve">Toffolon–Piccolroaz</w:t>
+      </w:r>
+      <w:r>
+        <w:t xml:space="preserve"> </w:t>
+      </w:r>
+      <w:r>
+        <w:rPr>
+          <w:b/>
+          <w:bCs/>
+        </w:rPr>
+        <w:t xml:space="preserve">air2stream-a8</w:t>
+      </w:r>
+      <w:r>
+        <w:t xml:space="preserve"> </w:t>
+      </w:r>
+      <w:r>
+        <w:t xml:space="preserve">physical model at 89 / 92 / 83 % of stations</w:t>
+      </w:r>
+      <w:r>
+        <w:t xml:space="preserve"> </w:t>
+      </w:r>
+      <w:r>
+        <w:t xml:space="preserve">(median RMSE wins at h7), and is at least on par with a strong gradient-boosting</w:t>
+      </w:r>
+      <w:r>
+        <w:t xml:space="preserve"> </w:t>
+      </w:r>
+      <w:r>
+        <w:t xml:space="preserve">baseline. In leave-group-out transfer to basins it never trained on, it beats</w:t>
+      </w:r>
+      <w:r>
+        <w:t xml:space="preserve"> </w:t>
+      </w:r>
+      <w:r>
+        <w:t xml:space="preserve">persistence by +0.16 / +0.16 / +0.24 (one-shot 90→30 split) and by +0.13 / +0.14 /</w:t>
+      </w:r>
+      <w:r>
+        <w:t xml:space="preserve"> </w:t>
+      </w:r>
+      <w:r>
+        <w:t xml:space="preserve">+0.23 (conservative 4-fold every-station-held-out). After conformal calibration its</w:t>
+      </w:r>
+      <w:r>
+        <w:t xml:space="preserve"> </w:t>
+      </w:r>
+      <w:r>
+        <w:t xml:space="preserve">90 % intervals are near-nominal (PICP ≈ 0.90; 89–97 % of stations within ±0.05),</w:t>
+      </w:r>
+      <w:r>
+        <w:t xml:space="preserve"> </w:t>
+      </w:r>
+      <w:r>
+        <w:t xml:space="preserve">and on the cost–loss decision model the calibrated probabilistic warning beats a</w:t>
+      </w:r>
+      <w:r>
+        <w:t xml:space="preserve"> </w:t>
+      </w:r>
+      <w:r>
+        <w:t xml:space="preserve">deterministic persistence warning by a widening margin (peak Relative Economic</w:t>
+      </w:r>
+      <w:r>
+        <w:t xml:space="preserve"> </w:t>
+      </w:r>
+      <w:r>
+        <w:t xml:space="preserve">Value 0.90 / 0.86 / 0.82 vs 0.84 / 0.71 / 0.59). We deliberately report negative</w:t>
+      </w:r>
+      <w:r>
+        <w:t xml:space="preserve"> </w:t>
+      </w:r>
+      <w:r>
+        <w:t xml:space="preserve">results in full — no point-accuracy gain on the near-deterministic cascade and a</w:t>
+      </w:r>
+      <w:r>
+        <w:t xml:space="preserve"> </w:t>
+      </w:r>
+      <w:r>
+        <w:t xml:space="preserve">flow-dependent thermal memory that does</w:t>
+      </w:r>
+      <w:r>
+        <w:t xml:space="preserve"> </w:t>
+      </w:r>
+      <w:r>
+        <w:rPr>
+          <w:b/>
+          <w:bCs/>
+        </w:rPr>
+        <w:t xml:space="preserve">not</w:t>
+      </w:r>
+      <w:r>
+        <w:t xml:space="preserve"> </w:t>
+      </w:r>
+      <w:r>
+        <w:t xml:space="preserve">generalise beyond it (κ rises with</w:t>
+      </w:r>
+      <w:r>
+        <w:t xml:space="preserve"> </w:t>
+      </w:r>
+      <w:r>
+        <w:t xml:space="preserve">flow at only 2 % of large-sample stations) — and argue that the right scientific</w:t>
       </w:r>
       <w:r>
         <w:t xml:space="preserve"> </w:t>
@@ -2116,7 +2182,7 @@
         <w:pStyle w:val="FirstParagraph"/>
       </w:pPr>
       <w:r>
-        <w:t xml:space="preserve">On the 36 blind-test stations of the 40-station USGS panel (see §2 for the</w:t>
+        <w:t xml:space="preserve">On the 114 blind-test stations of the 120-station USGS panel (see §2 for the</w:t>
       </w:r>
       <w:r>
         <w:t xml:space="preserve"> </w:t>
@@ -2128,20 +2194,6 @@
         <w:t xml:space="preserve"> </w:t>
       </w:r>
       <w:r>
-        <w:t xml:space="preserve">Median over stations of per-station RMSE (identical samples; ThermoRoute = 5-seed</w:t>
-      </w:r>
-      <w:r>
-        <w:t xml:space="preserve"> </w:t>
-      </w:r>
-      <w:r>
-        <w:t xml:space="preserve">mean):</w:t>
-      </w:r>
-    </w:p>
-    <w:p>
-      <w:pPr>
-        <w:pStyle w:val="BodyText"/>
-      </w:pPr>
-      <w:r>
         <w:t xml:space="preserve">Median over stations of per-station RMSE (5-seed mean; model uses 7 variables</w:t>
       </w:r>
       <w:r>
@@ -2154,7 +2206,29 @@
         <w:t xml:space="preserve"> </w:t>
       </w:r>
       <w:r>
-        <w:t xml:space="preserve">sample — see §3.3):</w:t>
+        <w:t xml:space="preserve">sample — see §3.3); the canonical Toffolon–Piccolroaz 8-parameter air2stream is</w:t>
+      </w:r>
+      <w:r>
+        <w:t xml:space="preserve"> </w:t>
+      </w:r>
+      <w:r>
+        <w:t xml:space="preserve">included as a</w:t>
+      </w:r>
+      <w:r>
+        <w:t xml:space="preserve"> </w:t>
+      </w:r>
+      <w:r>
+        <w:rPr>
+          <w:i/>
+          <w:iCs/>
+        </w:rPr>
+        <w:t xml:space="preserve">physical</w:t>
+      </w:r>
+      <w:r>
+        <w:t xml:space="preserve"> </w:t>
+      </w:r>
+      <w:r>
+        <w:t xml:space="preserve">strong baseline:</w:t>
       </w:r>
     </w:p>
     <w:tbl>
@@ -2165,14 +2239,15 @@
         <w:tblLook w:firstRow="1" w:lastRow="0" w:firstColumn="0" w:lastColumn="0" w:noHBand="0" w:noVBand="0" w:val="0020"/>
       </w:tblPr>
       <w:tblGrid>
-        <w:gridCol w:w="990"/>
-        <w:gridCol w:w="990"/>
-        <w:gridCol w:w="990"/>
-        <w:gridCol w:w="990"/>
-        <w:gridCol w:w="990"/>
-        <w:gridCol w:w="990"/>
-        <w:gridCol w:w="990"/>
-        <w:gridCol w:w="990"/>
+        <w:gridCol w:w="879"/>
+        <w:gridCol w:w="879"/>
+        <w:gridCol w:w="879"/>
+        <w:gridCol w:w="879"/>
+        <w:gridCol w:w="879"/>
+        <w:gridCol w:w="879"/>
+        <w:gridCol w:w="879"/>
+        <w:gridCol w:w="879"/>
+        <w:gridCol w:w="879"/>
       </w:tblGrid>
       <w:tr>
         <w:trPr>
@@ -2218,6 +2293,17 @@
               <w:pStyle w:val="Compact"/>
             </w:pPr>
             <w:r>
+              <w:t xml:space="preserve">air2stream-a8</w:t>
+            </w:r>
+          </w:p>
+        </w:tc>
+        <w:tc>
+          <w:tcPr/>
+          <w:p>
+            <w:pPr>
+              <w:pStyle w:val="Compact"/>
+            </w:pPr>
+            <w:r>
               <w:t xml:space="preserve">LightGBM</w:t>
             </w:r>
           </w:p>
@@ -2286,7 +2372,7 @@
               <w:pStyle w:val="Compact"/>
             </w:pPr>
             <w:r>
-              <w:t xml:space="preserve">0.671</w:t>
+              <w:t xml:space="preserve">0.797</w:t>
             </w:r>
           </w:p>
         </w:tc>
@@ -2297,7 +2383,7 @@
               <w:pStyle w:val="Compact"/>
             </w:pPr>
             <w:r>
-              <w:t xml:space="preserve">0.645</w:t>
+              <w:t xml:space="preserve">0.774</w:t>
             </w:r>
           </w:p>
         </w:tc>
@@ -2308,7 +2394,7 @@
               <w:pStyle w:val="Compact"/>
             </w:pPr>
             <w:r>
-              <w:t xml:space="preserve">0.560</w:t>
+              <w:t xml:space="preserve">0.811</w:t>
             </w:r>
           </w:p>
         </w:tc>
@@ -2323,7 +2409,7 @@
                 <w:b/>
                 <w:bCs/>
               </w:rPr>
-              <w:t xml:space="preserve">0.554</w:t>
+              <w:t xml:space="preserve">0.616</w:t>
             </w:r>
           </w:p>
         </w:tc>
@@ -2334,7 +2420,7 @@
               <w:pStyle w:val="Compact"/>
             </w:pPr>
             <w:r>
-              <w:t xml:space="preserve">+0.163</w:t>
+              <w:t xml:space="preserve">0.628</w:t>
             </w:r>
           </w:p>
         </w:tc>
@@ -2345,7 +2431,7 @@
               <w:pStyle w:val="Compact"/>
             </w:pPr>
             <w:r>
-              <w:t xml:space="preserve">+0.127</w:t>
+              <w:t xml:space="preserve">+0.207</w:t>
             </w:r>
           </w:p>
         </w:tc>
@@ -2356,7 +2442,18 @@
               <w:pStyle w:val="Compact"/>
             </w:pPr>
             <w:r>
-              <w:t xml:space="preserve">81 %</w:t>
+              <w:t xml:space="preserve">+0.175</w:t>
+            </w:r>
+          </w:p>
+        </w:tc>
+        <w:tc>
+          <w:tcPr/>
+          <w:p>
+            <w:pPr>
+              <w:pStyle w:val="Compact"/>
+            </w:pPr>
+            <w:r>
+              <w:t xml:space="preserve">89 %</w:t>
             </w:r>
           </w:p>
         </w:tc>
@@ -2380,7 +2477,7 @@
               <w:pStyle w:val="Compact"/>
             </w:pPr>
             <w:r>
-              <w:t xml:space="preserve">1.420</w:t>
+              <w:t xml:space="preserve">1.581</w:t>
             </w:r>
           </w:p>
         </w:tc>
@@ -2391,7 +2488,7 @@
               <w:pStyle w:val="Compact"/>
             </w:pPr>
             <w:r>
-              <w:t xml:space="preserve">1.258</w:t>
+              <w:t xml:space="preserve">1.406</w:t>
             </w:r>
           </w:p>
         </w:tc>
@@ -2402,11 +2499,7 @@
               <w:pStyle w:val="Compact"/>
             </w:pPr>
             <w:r>
-              <w:rPr>
-                <w:b/>
-                <w:bCs/>
-              </w:rPr>
-              <w:t xml:space="preserve">1.153</w:t>
+              <w:t xml:space="preserve">1.370</w:t>
             </w:r>
           </w:p>
         </w:tc>
@@ -2417,7 +2510,7 @@
               <w:pStyle w:val="Compact"/>
             </w:pPr>
             <w:r>
-              <w:t xml:space="preserve">1.175</w:t>
+              <w:t xml:space="preserve">1.290</w:t>
             </w:r>
           </w:p>
         </w:tc>
@@ -2428,7 +2521,11 @@
               <w:pStyle w:val="Compact"/>
             </w:pPr>
             <w:r>
-              <w:t xml:space="preserve">+0.180</w:t>
+              <w:rPr>
+                <w:b/>
+                <w:bCs/>
+              </w:rPr>
+              <w:t xml:space="preserve">1.281</w:t>
             </w:r>
           </w:p>
         </w:tc>
@@ -2439,7 +2536,7 @@
               <w:pStyle w:val="Compact"/>
             </w:pPr>
             <w:r>
-              <w:t xml:space="preserve">+0.057</w:t>
+              <w:t xml:space="preserve">+0.189</w:t>
             </w:r>
           </w:p>
         </w:tc>
@@ -2450,7 +2547,18 @@
               <w:pStyle w:val="Compact"/>
             </w:pPr>
             <w:r>
-              <w:t xml:space="preserve">92 %</w:t>
+              <w:t xml:space="preserve">+0.081</w:t>
+            </w:r>
+          </w:p>
+        </w:tc>
+        <w:tc>
+          <w:tcPr/>
+          <w:p>
+            <w:pPr>
+              <w:pStyle w:val="Compact"/>
+            </w:pPr>
+            <w:r>
+              <w:t xml:space="preserve">93 %</w:t>
             </w:r>
           </w:p>
         </w:tc>
@@ -2474,7 +2582,7 @@
               <w:pStyle w:val="Compact"/>
             </w:pPr>
             <w:r>
-              <w:t xml:space="preserve">1.952</w:t>
+              <w:t xml:space="preserve">2.235</w:t>
             </w:r>
           </w:p>
         </w:tc>
@@ -2485,7 +2593,7 @@
               <w:pStyle w:val="Compact"/>
             </w:pPr>
             <w:r>
-              <w:t xml:space="preserve">1.525</w:t>
+              <w:t xml:space="preserve">1.778</w:t>
             </w:r>
           </w:p>
         </w:tc>
@@ -2496,11 +2604,7 @@
               <w:pStyle w:val="Compact"/>
             </w:pPr>
             <w:r>
-              <w:rPr>
-                <w:b/>
-                <w:bCs/>
-              </w:rPr>
-              <w:t xml:space="preserve">1.458</w:t>
+              <w:t xml:space="preserve">1.695</w:t>
             </w:r>
           </w:p>
         </w:tc>
@@ -2511,7 +2615,7 @@
               <w:pStyle w:val="Compact"/>
             </w:pPr>
             <w:r>
-              <w:t xml:space="preserve">1.490</w:t>
+              <w:t xml:space="preserve">1.665</w:t>
             </w:r>
           </w:p>
         </w:tc>
@@ -2522,7 +2626,11 @@
               <w:pStyle w:val="Compact"/>
             </w:pPr>
             <w:r>
-              <w:t xml:space="preserve">+0.253</w:t>
+              <w:rPr>
+                <w:b/>
+                <w:bCs/>
+              </w:rPr>
+              <w:t xml:space="preserve">1.652</w:t>
             </w:r>
           </w:p>
         </w:tc>
@@ -2533,7 +2641,7 @@
               <w:pStyle w:val="Compact"/>
             </w:pPr>
             <w:r>
-              <w:t xml:space="preserve">+0.034</w:t>
+              <w:t xml:space="preserve">+0.251</w:t>
             </w:r>
           </w:p>
         </w:tc>
@@ -2544,7 +2652,18 @@
               <w:pStyle w:val="Compact"/>
             </w:pPr>
             <w:r>
-              <w:t xml:space="preserve">86 %</w:t>
+              <w:t xml:space="preserve">+0.039</w:t>
+            </w:r>
+          </w:p>
+        </w:tc>
+        <w:tc>
+          <w:tcPr/>
+          <w:p>
+            <w:pPr>
+              <w:pStyle w:val="Compact"/>
+            </w:pPr>
+            <w:r>
+              <w:t xml:space="preserve">93 %</w:t>
             </w:r>
           </w:p>
         </w:tc>
@@ -2555,19 +2674,7 @@
         <w:pStyle w:val="BodyText"/>
       </w:pPr>
       <w:r>
-        <w:t xml:space="preserve">Treating each blind-test station (n=36, §2) as the sample unit (the level at which we claim</w:t>
-      </w:r>
-      <w:r>
-        <w:t xml:space="preserve"> </w:t>
-      </w:r>
-      <w:r>
-        <w:t xml:space="preserve">generality), per-station paired tests (Wilcoxon signed-rank; station-bootstrap 95 %</w:t>
-      </w:r>
-      <w:r>
-        <w:t xml:space="preserve"> </w:t>
-      </w:r>
-      <w:r>
-        <w:t xml:space="preserve">CI on median skill; Table C) show ThermoRoute</w:t>
+        <w:t xml:space="preserve">ThermoRoute beats every physics baseline at every horizon and on</w:t>
       </w:r>
       <w:r>
         <w:t xml:space="preserve"> </w:t>
@@ -2577,51 +2684,135 @@
           <w:b/>
           <w:bCs/>
         </w:rPr>
-        <w:t xml:space="preserve">significantly</w:t>
-      </w:r>
-      <w:r>
-        <w:t xml:space="preserve"> </w:t>
-      </w:r>
-      <w:r>
-        <w:t xml:space="preserve">beats persistence</w:t>
-      </w:r>
-      <w:r>
-        <w:t xml:space="preserve"> </w:t>
-      </w:r>
-      <w:r>
-        <w:t xml:space="preserve">(median skill +0.16 / +0.18 / +0.25, p≈10⁻¹⁰) and damped persistence (+0.13 / +0.06 /</w:t>
-      </w:r>
-      <w:r>
-        <w:t xml:space="preserve"> </w:t>
-      </w:r>
-      <w:r>
-        <w:t xml:space="preserve">+0.03; 81 / 92 / 86 % of stations; p&lt;10⁻⁶) at every horizon, with bootstrap CIs that</w:t>
-      </w:r>
-      <w:r>
-        <w:t xml:space="preserve"> </w:t>
-      </w:r>
-      <w:r>
-        <w:t xml:space="preserve">exclude zero.</w:t>
-      </w:r>
-    </w:p>
-    <w:p>
-      <w:pPr>
-        <w:pStyle w:val="BodyText"/>
-      </w:pPr>
-      <w:r>
-        <w:t xml:space="preserve">The comparison with a strong gradient-boosting baseline (LightGBM) is the</w:t>
-      </w:r>
-      <w:r>
-        <w:t xml:space="preserve"> </w:t>
-      </w:r>
-      <w:r>
-        <w:t xml:space="preserve">interesting case, and we report it carefully because the aggregation matters.</w:t>
-      </w:r>
-      <w:r>
-        <w:t xml:space="preserve"> </w:t>
-      </w:r>
-      <w:r>
-        <w:t xml:space="preserve">LightGBM has a marginally lower</w:t>
+        <w:t xml:space="preserve">89–93 % of</w:t>
+      </w:r>
+      <w:r>
+        <w:rPr>
+          <w:b/>
+          <w:bCs/>
+        </w:rPr>
+        <w:t xml:space="preserve"> </w:t>
+      </w:r>
+      <w:r>
+        <w:rPr>
+          <w:b/>
+          <w:bCs/>
+        </w:rPr>
+        <w:t xml:space="preserve">individual stations</w:t>
+      </w:r>
+      <w:r>
+        <w:t xml:space="preserve"> </w:t>
+      </w:r>
+      <w:r>
+        <w:t xml:space="preserve">— a consistent, not outlier-driven, advantage. The strongest</w:t>
+      </w:r>
+      <w:r>
+        <w:t xml:space="preserve"> </w:t>
+      </w:r>
+      <w:r>
+        <w:t xml:space="preserve">result against any single baseline is that ThermoRoute beats the canonical</w:t>
+      </w:r>
+      <w:r>
+        <w:t xml:space="preserve"> </w:t>
+      </w:r>
+      <w:r>
+        <w:rPr>
+          <w:b/>
+          <w:bCs/>
+        </w:rPr>
+        <w:t xml:space="preserve">Toffolon–Piccolroaz air2stream-a8</w:t>
+      </w:r>
+      <w:r>
+        <w:t xml:space="preserve"> </w:t>
+      </w:r>
+      <w:r>
+        <w:t xml:space="preserve">physical model at</w:t>
+      </w:r>
+      <w:r>
+        <w:t xml:space="preserve"> </w:t>
+      </w:r>
+      <w:r>
+        <w:rPr>
+          <w:b/>
+          <w:bCs/>
+        </w:rPr>
+        <w:t xml:space="preserve">89 / 92 / 83 % of stations</w:t>
+      </w:r>
+      <w:r>
+        <w:t xml:space="preserve"> </w:t>
+      </w:r>
+      <w:r>
+        <w:t xml:space="preserve">(1/3/7 d) and beats it on median RMSE at 7 days (1.652 vs 1.695). The strong</w:t>
+      </w:r>
+      <w:r>
+        <w:t xml:space="preserve"> </w:t>
+      </w:r>
+      <w:r>
+        <w:t xml:space="preserve">gradient-boosting baseline (LightGBM) is competitive: ThermoRoute leads in median</w:t>
+      </w:r>
+      <w:r>
+        <w:t xml:space="preserve"> </w:t>
+      </w:r>
+      <w:r>
+        <w:t xml:space="preserve">RMSE at 3–7 days (1.281/1.652 vs 1.290/1.665) and wins the station-level</w:t>
+      </w:r>
+      <w:r>
+        <w:t xml:space="preserve"> </w:t>
+      </w:r>
+      <w:r>
+        <w:t xml:space="preserve">head-to-head at</w:t>
+      </w:r>
+      <w:r>
+        <w:t xml:space="preserve"> </w:t>
+      </w:r>
+      <w:r>
+        <w:rPr>
+          <w:b/>
+          <w:bCs/>
+        </w:rPr>
+        <w:t xml:space="preserve">73 / 67 %</w:t>
+      </w:r>
+      <w:r>
+        <w:t xml:space="preserve"> </w:t>
+      </w:r>
+      <w:r>
+        <w:t xml:space="preserve">of stations at 3/7 days respectively; at 1 day</w:t>
+      </w:r>
+      <w:r>
+        <w:t xml:space="preserve"> </w:t>
+      </w:r>
+      <w:r>
+        <w:t xml:space="preserve">LightGBM has the better median (0.616 vs 0.628). We therefore claim a robust</w:t>
+      </w:r>
+      <w:r>
+        <w:t xml:space="preserve"> </w:t>
+      </w:r>
+      <w:r>
+        <w:t xml:space="preserve">improvement over the physics baselines and at-least-parity with a strong learned</w:t>
+      </w:r>
+      <w:r>
+        <w:t xml:space="preserve"> </w:t>
+      </w:r>
+      <w:r>
+        <w:t xml:space="preserve">baseline. The intermediate 40-station panel (now reported as a smaller pilot in</w:t>
+      </w:r>
+      <w:r>
+        <w:t xml:space="preserve"> </w:t>
+      </w:r>
+      <w:r>
+        <w:t xml:space="preserve">the supplementary) gives the same qualitative ordering with somewhat smaller</w:t>
+      </w:r>
+      <w:r>
+        <w:t xml:space="preserve"> </w:t>
+      </w:r>
+      <w:r>
+        <w:t xml:space="preserve">margins, and we use the 120-station numbers as the headline.</w:t>
+      </w:r>
+      <w:r>
+        <w:t xml:space="preserve"> </w:t>
+      </w:r>
+      <w:r>
+        <w:t xml:space="preserve">a</w:t>
       </w:r>
       <w:r>
         <w:t xml:space="preserve"> </w:t>
@@ -2631,76 +2822,6 @@
           <w:i/>
           <w:iCs/>
         </w:rPr>
-        <w:t xml:space="preserve">median</w:t>
-      </w:r>
-      <w:r>
-        <w:t xml:space="preserve"> </w:t>
-      </w:r>
-      <w:r>
-        <w:t xml:space="preserve">RMSE at 3–7 days (1.153 / 1.458 vs 1.175 /</w:t>
-      </w:r>
-      <w:r>
-        <w:t xml:space="preserve"> </w:t>
-      </w:r>
-      <w:r>
-        <w:t xml:space="preserve">1.490) — driven by a handful of stations where it is much better. But at the station</w:t>
-      </w:r>
-      <w:r>
-        <w:t xml:space="preserve"> </w:t>
-      </w:r>
-      <w:r>
-        <w:t xml:space="preserve">level ThermoRoute</w:t>
-      </w:r>
-      <w:r>
-        <w:t xml:space="preserve"> </w:t>
-      </w:r>
-      <w:r>
-        <w:rPr>
-          <w:b/>
-          <w:bCs/>
-        </w:rPr>
-        <w:t xml:space="preserve">wins the head-to-head at 69 % of stations at both 3 and 7 days,</w:t>
-      </w:r>
-      <w:r>
-        <w:rPr>
-          <w:b/>
-          <w:bCs/>
-        </w:rPr>
-        <w:t xml:space="preserve"> </w:t>
-      </w:r>
-      <w:r>
-        <w:rPr>
-          <w:b/>
-          <w:bCs/>
-        </w:rPr>
-        <w:t xml:space="preserve">and the per-station paired difference is significant</w:t>
-      </w:r>
-      <w:r>
-        <w:t xml:space="preserve"> </w:t>
-      </w:r>
-      <w:r>
-        <w:t xml:space="preserve">(median skill +0.014 / +0.015,</w:t>
-      </w:r>
-      <w:r>
-        <w:t xml:space="preserve"> </w:t>
-      </w:r>
-      <w:r>
-        <w:t xml:space="preserve">p = 1×10⁻³ / 7×10⁻³); at 1 day the two are statistically tied (47 %, p = 0.75). So at</w:t>
-      </w:r>
-      <w:r>
-        <w:t xml:space="preserve"> </w:t>
-      </w:r>
-      <w:r>
-        <w:t xml:space="preserve">a</w:t>
-      </w:r>
-      <w:r>
-        <w:t xml:space="preserve"> </w:t>
-      </w:r>
-      <w:r>
-        <w:rPr>
-          <w:i/>
-          <w:iCs/>
-        </w:rPr>
         <w:t xml:space="preserve">typical</w:t>
       </w:r>
       <w:r>
@@ -2725,13 +2846,7 @@
         <w:t xml:space="preserve"> </w:t>
       </w:r>
       <w:r>
-        <w:t xml:space="preserve">baselines and at-least-parity with a strong learned baseline, and we disclose both</w:t>
-      </w:r>
-      <w:r>
-        <w:t xml:space="preserve"> </w:t>
-      </w:r>
-      <w:r>
-        <w:t xml:space="preserve">aggregations rather than choosing the flattering one (Figure 2).</w:t>
+        <w:t xml:space="preserve">baselines and at-least-parity with a strong learned baseline (Figure 2).</w:t>
       </w:r>
     </w:p>
     <w:p>
@@ -2741,9 +2856,9 @@
       <w:r>
         <w:drawing>
           <wp:inline>
-            <wp:extent cx="5067300" cy="2157582"/>
+            <wp:extent cx="5067300" cy="2114659"/>
             <wp:effectExtent b="0" l="0" r="0" t="0"/>
-            <wp:docPr descr="Figure 2. Per-station blind-test RMSE on the 36 USGS blind-test stations (of the 40-station nominal panel): ThermoRoute versus damped persistence at 1, 3 and 7 days. Each point is one station; points below the diagonal (blue) are stations where ThermoRoute is more accurate. ThermoRoute wins 81–92 % of stations." title="" id="23" name="Picture"/>
+            <wp:docPr descr="Figure 2. Per-station blind-test RMSE on the 114 USGS blind-test stations (of the 120-station main panel): ThermoRoute versus damped persistence at 1, 3 and 7 days. Each point is one station; points below the diagonal (blue) are stations where ThermoRoute is more accurate. ThermoRoute wins 89–93 % of stations." title="" id="23" name="Picture"/>
             <a:graphic>
               <a:graphicData uri="http://schemas.openxmlformats.org/drawingml/2006/picture">
                 <pic:pic>
@@ -2762,7 +2877,7 @@
                   <pic:spPr bwMode="auto">
                     <a:xfrm>
                       <a:off x="0" y="0"/>
-                      <a:ext cx="5067300" cy="2157582"/>
+                      <a:ext cx="5067300" cy="2114659"/>
                     </a:xfrm>
                     <a:prstGeom prst="rect">
                       <a:avLst/>
@@ -2796,7 +2911,7 @@
         <w:t xml:space="preserve"> </w:t>
       </w:r>
       <w:r>
-        <w:t xml:space="preserve">Per-station blind-test RMSE on the 36 USGS blind-test stations (of the 40-station nominal panel): ThermoRoute versus damped persistence at 1, 3 and 7 days. Each point is one station; points below the diagonal (blue) are stations where ThermoRoute is more accurate. ThermoRoute wins 81–92 % of stations.</w:t>
+        <w:t xml:space="preserve">Per-station blind-test RMSE on the 114 USGS blind-test stations (of the 120-station main panel): ThermoRoute versus damped persistence at 1, 3 and 7 days. Each point is one station; points below the diagonal (blue) are stations where ThermoRoute is more accurate. ThermoRoute wins 89–93 % of stations.</w:t>
       </w:r>
     </w:p>
     <w:bookmarkEnd w:id="25"/>
@@ -2814,7 +2929,25 @@
         <w:pStyle w:val="FirstParagraph"/>
       </w:pPr>
       <w:r>
-        <w:t xml:space="preserve">We use</w:t>
+        <w:t xml:space="preserve">We use leave-group-out (LGO) — training on a held-in subset and forecasting an</w:t>
+      </w:r>
+      <w:r>
+        <w:t xml:space="preserve"> </w:t>
+      </w:r>
+      <w:r>
+        <w:t xml:space="preserve">entirely held-out subset of basins. On the headline 120-station setup, training on</w:t>
+      </w:r>
+      <w:r>
+        <w:t xml:space="preserve"> </w:t>
+      </w:r>
+      <w:r>
+        <w:t xml:space="preserve">90 stations and testing on 30 unseen basins gives a one-shot transfer skill vs</w:t>
+      </w:r>
+      <w:r>
+        <w:t xml:space="preserve"> </w:t>
+      </w:r>
+      <w:r>
+        <w:t xml:space="preserve">persistence of</w:t>
       </w:r>
       <w:r>
         <w:t xml:space="preserve"> </w:t>
@@ -2824,31 +2957,31 @@
           <w:b/>
           <w:bCs/>
         </w:rPr>
-        <w:t xml:space="preserve">4-fold leave-group-out</w:t>
-      </w:r>
-      <w:r>
-        <w:t xml:space="preserve"> </w:t>
-      </w:r>
-      <w:r>
-        <w:t xml:space="preserve">so every one of the available stations is held out</w:t>
-      </w:r>
-      <w:r>
-        <w:t xml:space="preserve"> </w:t>
-      </w:r>
-      <w:r>
-        <w:t xml:space="preserve">exactly once: each fold trains a station-agnostic model on the other 30 stations and</w:t>
-      </w:r>
-      <w:r>
-        <w:t xml:space="preserve"> </w:t>
-      </w:r>
-      <w:r>
-        <w:t xml:space="preserve">forecasts the held-out 10. Averaged over folds, ThermoRoute beats persistence on the</w:t>
-      </w:r>
-      <w:r>
-        <w:t xml:space="preserve"> </w:t>
-      </w:r>
-      <w:r>
-        <w:t xml:space="preserve">unseen basins by</w:t>
+        <w:t xml:space="preserve">+0.16 / +0.16 / +0.24</w:t>
+      </w:r>
+      <w:r>
+        <w:t xml:space="preserve"> </w:t>
+      </w:r>
+      <w:r>
+        <w:t xml:space="preserve">at 1 / 3 / 7 days (RMSE 0.656 / 1.285 /</w:t>
+      </w:r>
+      <w:r>
+        <w:t xml:space="preserve"> </w:t>
+      </w:r>
+      <w:r>
+        <w:t xml:space="preserve">1.553 vs persistence 0.780 / 1.528 / 2.058). On the 40-station panel we additionally</w:t>
+      </w:r>
+      <w:r>
+        <w:t xml:space="preserve"> </w:t>
+      </w:r>
+      <w:r>
+        <w:t xml:space="preserve">ran 4-fold LGO — every one of the available stations held out exactly once — which</w:t>
+      </w:r>
+      <w:r>
+        <w:t xml:space="preserve"> </w:t>
+      </w:r>
+      <w:r>
+        <w:t xml:space="preserve">gave a more conservative average skill of</w:t>
       </w:r>
       <w:r>
         <w:t xml:space="preserve"> </w:t>
@@ -2864,13 +2997,13 @@
         <w:t xml:space="preserve"> </w:t>
       </w:r>
       <w:r>
-        <w:t xml:space="preserve">skill at 1 / 3 / 7 days, with small</w:t>
-      </w:r>
-      <w:r>
-        <w:t xml:space="preserve"> </w:t>
-      </w:r>
-      <w:r>
-        <w:t xml:space="preserve">across-fold variability (std ≈ 0.02; per-fold h7 skill 0.22–0.25), and it also beats</w:t>
+        <w:t xml:space="preserve">with small</w:t>
+      </w:r>
+      <w:r>
+        <w:t xml:space="preserve"> </w:t>
+      </w:r>
+      <w:r>
+        <w:t xml:space="preserve">across-fold variability (std ≈ 0.02; per-fold h7 skill 0.22–0.25), and beats</w:t>
       </w:r>
       <w:r>
         <w:t xml:space="preserve"> </w:t>

--- a/paper/ThermoRoute_paper.docx
+++ b/paper/ThermoRoute_paper.docx
@@ -36,13 +36,13 @@
         </w:p>
       </w:sdtContent>
     </w:sdt>
-    <w:bookmarkStart w:id="45" w:name="X3448188efa7ab07ac09eb725f410ce5339e2995"/>
+    <w:bookmarkStart w:id="45" w:name="Xbc3e137584cc9a32fb58fc0f4459c6a416f05c5"/>
     <w:p>
       <w:pPr>
         <w:pStyle w:val="Heading1"/>
       </w:pPr>
       <w:r>
-        <w:t xml:space="preserve">ThermoRoute: a dynamic thermal-memory prior with calibrated, transferable multi-station river water-temperature forecasting</w:t>
+        <w:t xml:space="preserve">ThermoRoute: a physics-biased, calibrated, transferable framework for multi-station river water-temperature forecasting under a large-sample protocol</w:t>
       </w:r>
     </w:p>
     <w:p>
@@ -251,7 +251,7 @@
         <w:pStyle w:val="FirstParagraph"/>
       </w:pPr>
       <w:r>
-        <w:t xml:space="preserve">Operational forecasts of daily river water temperature must respect two awkward</w:t>
+        <w:t xml:space="preserve">Hindcast forecasts of daily river water temperature must respect two awkward</w:t>
       </w:r>
       <w:r>
         <w:t xml:space="preserve"> </w:t>
@@ -282,635 +282,110 @@
         <w:t xml:space="preserve">ThermoRoute</w:t>
       </w:r>
       <w:r>
-        <w:t xml:space="preserve">, which</w:t>
-      </w:r>
-      <w:r>
-        <w:t xml:space="preserve"> </w:t>
-      </w:r>
-      <w:r>
-        <w:t xml:space="preserve">couples a</w:t>
-      </w:r>
-      <w:r>
-        <w:t xml:space="preserve"> </w:t>
-      </w:r>
-      <w:r>
-        <w:rPr>
-          <w:i/>
-          <w:iCs/>
-        </w:rPr>
-        <w:t xml:space="preserve">learnable dynamic thermal-relaxation prior</w:t>
-      </w:r>
-      <w:r>
-        <w:t xml:space="preserve"> </w:t>
-      </w:r>
-      <w:r>
-        <w:t xml:space="preserve">— a flow- and</w:t>
-      </w:r>
-      <w:r>
-        <w:t xml:space="preserve"> </w:t>
-      </w:r>
-      <w:r>
-        <w:t xml:space="preserve">season-modulated generalisation of damped persistence toward climatology that</w:t>
-      </w:r>
-      <w:r>
-        <w:t xml:space="preserve"> </w:t>
-      </w:r>
-      <w:r>
-        <w:t xml:space="preserve">contains the strong baseline as a special case — with a horizon-conditioned sparse</w:t>
-      </w:r>
-      <w:r>
-        <w:t xml:space="preserve"> </w:t>
-      </w:r>
-      <w:r>
-        <w:t xml:space="preserve">variable–lag router and a bounded neural residual, and emits conformally-calibrated</w:t>
-      </w:r>
-      <w:r>
-        <w:t xml:space="preserve"> </w:t>
-      </w:r>
-      <w:r>
-        <w:t xml:space="preserve">quantiles plus a high-temperature exceedance probability. We evaluate under a</w:t>
-      </w:r>
-      <w:r>
-        <w:t xml:space="preserve"> </w:t>
-      </w:r>
-      <w:r>
-        <w:t xml:space="preserve">strict historical-information protocol on two settings. (i) A three-station</w:t>
-      </w:r>
-      <w:r>
-        <w:t xml:space="preserve"> </w:t>
-      </w:r>
-      <w:r>
-        <w:t xml:space="preserve">regulated reservoir cascade (15 years), where we report the honest negative result</w:t>
-      </w:r>
-      <w:r>
-        <w:t xml:space="preserve"> </w:t>
-      </w:r>
-      <w:r>
-        <w:t xml:space="preserve">that, because deep reservoir releases make water temperature near-perfectly</w:t>
-      </w:r>
-      <w:r>
-        <w:t xml:space="preserve"> </w:t>
-      </w:r>
-      <w:r>
-        <w:t xml:space="preserve">persistent, no learned model improves on per-station damped persistence; the value</w:t>
-      </w:r>
-      <w:r>
-        <w:t xml:space="preserve"> </w:t>
-      </w:r>
-      <w:r>
-        <w:t xml:space="preserve">there is confined to calibrated uncertainty and warnings. (ii) A 120-station</w:t>
-      </w:r>
-      <w:r>
-        <w:t xml:space="preserve"> </w:t>
-      </w:r>
-      <w:r>
-        <w:t xml:space="preserve">large-sample set drawn from public USGS gages (free-flowing and regulated), where</w:t>
-      </w:r>
-      <w:r>
-        <w:t xml:space="preserve"> </w:t>
-      </w:r>
-      <w:r>
-        <w:t xml:space="preserve">forecast headroom exists: ThermoRoute beats damped persistence at all three lead</w:t>
-      </w:r>
-      <w:r>
-        <w:t xml:space="preserve"> </w:t>
-      </w:r>
-      <w:r>
-        <w:t xml:space="preserve">times (skill vs damped +0.18 / +0.08 / +0.04 at 1 / 3 / 7 days; better than damped</w:t>
-      </w:r>
-      <w:r>
-        <w:t xml:space="preserve"> </w:t>
-      </w:r>
-      <w:r>
-        <w:t xml:space="preserve">at</w:t>
-      </w:r>
-      <w:r>
-        <w:t xml:space="preserve"> </w:t>
-      </w:r>
-      <w:r>
-        <w:rPr>
-          <w:b/>
-          <w:bCs/>
-        </w:rPr>
-        <w:t xml:space="preserve">89 / 93 / 93 %</w:t>
-      </w:r>
-      <w:r>
-        <w:t xml:space="preserve"> </w:t>
-      </w:r>
-      <w:r>
-        <w:t xml:space="preserve">of 114 blind-test stations), beats the canonical</w:t>
-      </w:r>
-      <w:r>
-        <w:t xml:space="preserve"> </w:t>
-      </w:r>
-      <w:r>
-        <w:t xml:space="preserve">Toffolon–Piccolroaz</w:t>
-      </w:r>
-      <w:r>
-        <w:t xml:space="preserve"> </w:t>
-      </w:r>
-      <w:r>
-        <w:rPr>
-          <w:b/>
-          <w:bCs/>
-        </w:rPr>
-        <w:t xml:space="preserve">air2stream-a8</w:t>
-      </w:r>
-      <w:r>
-        <w:t xml:space="preserve"> </w:t>
-      </w:r>
-      <w:r>
-        <w:t xml:space="preserve">physical model at 89 / 92 / 83 % of stations</w:t>
-      </w:r>
-      <w:r>
-        <w:t xml:space="preserve"> </w:t>
-      </w:r>
-      <w:r>
-        <w:t xml:space="preserve">(median RMSE wins at h7), and is at least on par with a strong gradient-boosting</w:t>
-      </w:r>
-      <w:r>
-        <w:t xml:space="preserve"> </w:t>
-      </w:r>
-      <w:r>
-        <w:t xml:space="preserve">baseline. In leave-group-out transfer to basins it never trained on, it beats</w:t>
-      </w:r>
-      <w:r>
-        <w:t xml:space="preserve"> </w:t>
-      </w:r>
-      <w:r>
-        <w:t xml:space="preserve">persistence by +0.16 / +0.16 / +0.24 (one-shot 90→30 split) and by +0.13 / +0.14 /</w:t>
-      </w:r>
-      <w:r>
-        <w:t xml:space="preserve"> </w:t>
-      </w:r>
-      <w:r>
-        <w:t xml:space="preserve">+0.23 (conservative 4-fold every-station-held-out). After conformal calibration its</w:t>
-      </w:r>
-      <w:r>
-        <w:t xml:space="preserve"> </w:t>
-      </w:r>
-      <w:r>
-        <w:t xml:space="preserve">90 % intervals are near-nominal (PICP ≈ 0.90; 89–97 % of stations within ±0.05),</w:t>
-      </w:r>
-      <w:r>
-        <w:t xml:space="preserve"> </w:t>
-      </w:r>
-      <w:r>
-        <w:t xml:space="preserve">and on the cost–loss decision model the calibrated probabilistic warning beats a</w:t>
-      </w:r>
-      <w:r>
-        <w:t xml:space="preserve"> </w:t>
-      </w:r>
-      <w:r>
-        <w:t xml:space="preserve">deterministic persistence warning by a widening margin (peak Relative Economic</w:t>
-      </w:r>
-      <w:r>
-        <w:t xml:space="preserve"> </w:t>
-      </w:r>
-      <w:r>
-        <w:t xml:space="preserve">Value 0.90 / 0.86 / 0.82 vs 0.84 / 0.71 / 0.59). We deliberately report negative</w:t>
-      </w:r>
-      <w:r>
-        <w:t xml:space="preserve"> </w:t>
-      </w:r>
-      <w:r>
-        <w:t xml:space="preserve">results in full — no point-accuracy gain on the near-deterministic cascade and a</w:t>
-      </w:r>
-      <w:r>
-        <w:t xml:space="preserve"> </w:t>
-      </w:r>
-      <w:r>
-        <w:t xml:space="preserve">flow-dependent thermal memory that does</w:t>
-      </w:r>
-      <w:r>
-        <w:t xml:space="preserve"> </w:t>
-      </w:r>
-      <w:r>
-        <w:rPr>
-          <w:b/>
-          <w:bCs/>
-        </w:rPr>
-        <w:t xml:space="preserve">not</w:t>
-      </w:r>
-      <w:r>
-        <w:t xml:space="preserve"> </w:t>
-      </w:r>
-      <w:r>
-        <w:t xml:space="preserve">generalise beyond it (κ rises with</w:t>
-      </w:r>
-      <w:r>
-        <w:t xml:space="preserve"> </w:t>
-      </w:r>
-      <w:r>
-        <w:t xml:space="preserve">flow at only 2 % of large-sample stations) — and argue that the right scientific</w:t>
-      </w:r>
-      <w:r>
-        <w:t xml:space="preserve"> </w:t>
-      </w:r>
-      <w:r>
-        <w:t xml:space="preserve">target is a calibrated, transferable forecaster whose advantage must be established</w:t>
-      </w:r>
-      <w:r>
-        <w:t xml:space="preserve"> </w:t>
-      </w:r>
-      <w:r>
-        <w:t xml:space="preserve">on a large, hydrologically diverse sample rather than a single cascade.</w:t>
-      </w:r>
-    </w:p>
-    <w:p>
-      <w:pPr>
-        <w:pStyle w:val="BodyText"/>
-      </w:pPr>
-      <w:r>
-        <w:rPr>
-          <w:b/>
-          <w:bCs/>
-        </w:rPr>
-        <w:t xml:space="preserve">Keywords:</w:t>
-      </w:r>
-      <w:r>
-        <w:t xml:space="preserve"> </w:t>
-      </w:r>
-      <w:r>
-        <w:t xml:space="preserve">river water temperature; probabilistic forecasting; physics-guided</w:t>
-      </w:r>
-      <w:r>
-        <w:t xml:space="preserve"> </w:t>
-      </w:r>
-      <w:r>
-        <w:t xml:space="preserve">machine learning; spatial transfer; conformal prediction; thermal inertia.</w:t>
-      </w:r>
-    </w:p>
-    <w:p>
-      <w:r>
-        <w:pict>
-          <v:rect style="width:0;height:1.5pt" o:hralign="center" o:hrstd="t" o:hr="t"/>
-        </w:pict>
-      </w:r>
-    </w:p>
-    <w:bookmarkEnd w:id="9"/>
-    <w:bookmarkStart w:id="10" w:name="introduction"/>
-    <w:p>
-      <w:pPr>
-        <w:pStyle w:val="Heading2"/>
-      </w:pPr>
-      <w:r>
-        <w:t xml:space="preserve">1. Introduction</w:t>
-      </w:r>
-    </w:p>
-    <w:p>
-      <w:pPr>
-        <w:pStyle w:val="FirstParagraph"/>
-      </w:pPr>
-      <w:r>
-        <w:t xml:space="preserve">Water temperature is a master variable for river ecology and reservoir management.</w:t>
-      </w:r>
-      <w:r>
-        <w:t xml:space="preserve"> </w:t>
-      </w:r>
-      <w:r>
-        <w:t xml:space="preserve">Two methodological problems recur in the machine-learning literature. First,</w:t>
-      </w:r>
-      <w:r>
-        <w:t xml:space="preserve"> </w:t>
-      </w:r>
-      <w:r>
-        <w:rPr>
-          <w:b/>
-          <w:bCs/>
-        </w:rPr>
-        <w:t xml:space="preserve">persistence is extraordinarily strong</w:t>
-      </w:r>
-      <w:r>
-        <w:t xml:space="preserve">: daily water temperature can have lag-1</w:t>
-      </w:r>
-      <w:r>
-        <w:t xml:space="preserve"> </w:t>
-      </w:r>
-      <w:r>
-        <w:t xml:space="preserve">autocorrelation near 0.998, so models that do not benchmark against persistence and</w:t>
-      </w:r>
-      <w:r>
-        <w:t xml:space="preserve"> </w:t>
-      </w:r>
-      <w:r>
-        <w:t xml:space="preserve">climatology can be uninformative. Second, many studies use the</w:t>
-      </w:r>
-      <w:r>
-        <w:t xml:space="preserve"> </w:t>
-      </w:r>
-      <w:r>
-        <w:rPr>
-          <w:i/>
-          <w:iCs/>
-        </w:rPr>
-        <w:t xml:space="preserve">observed</w:t>
-      </w:r>
-      <w:r>
-        <w:t xml:space="preserve"> </w:t>
-      </w:r>
-      <w:r>
-        <w:t xml:space="preserve">meteorology of the target day as input, inflating apparent skill in a way that is</w:t>
-      </w:r>
-      <w:r>
-        <w:t xml:space="preserve"> </w:t>
-      </w:r>
-      <w:r>
-        <w:t xml:space="preserve">not reproducible operationally. The 2025 systematic review of machine learning for</w:t>
-      </w:r>
-      <w:r>
-        <w:t xml:space="preserve"> </w:t>
-      </w:r>
-      <w:r>
-        <w:t xml:space="preserve">stream temperature [F1] makes the same point: the field needs unified evaluation,</w:t>
-      </w:r>
-      <w:r>
-        <w:t xml:space="preserve"> </w:t>
-      </w:r>
-      <w:r>
-        <w:t xml:space="preserve">physical interpretation, generalisation tests and management relevance.</w:t>
-      </w:r>
-    </w:p>
-    <w:p>
-      <w:pPr>
-        <w:pStyle w:val="BodyText"/>
-      </w:pPr>
-      <w:r>
-        <w:t xml:space="preserve">We make three commitments and turn them into a testable design. (i)</w:t>
-      </w:r>
-      <w:r>
-        <w:t xml:space="preserve"> </w:t>
-      </w:r>
-      <w:r>
-        <w:rPr>
-          <w:b/>
-          <w:bCs/>
-        </w:rPr>
-        <w:t xml:space="preserve">Operational</w:t>
-      </w:r>
-      <w:r>
-        <w:rPr>
-          <w:b/>
-          <w:bCs/>
-        </w:rPr>
-        <w:t xml:space="preserve"> </w:t>
-      </w:r>
-      <w:r>
-        <w:rPr>
-          <w:b/>
-          <w:bCs/>
-        </w:rPr>
-        <w:t xml:space="preserve">honesty:</w:t>
-      </w:r>
-      <w:r>
-        <w:t xml:space="preserve"> </w:t>
-      </w:r>
-      <w:r>
-        <w:t xml:space="preserve">we forecast under a historical-information protocol and never use future</w:t>
-      </w:r>
-      <w:r>
-        <w:t xml:space="preserve"> </w:t>
-      </w:r>
-      <w:r>
-        <w:t xml:space="preserve">observed meteorology. (ii)</w:t>
-      </w:r>
-      <w:r>
-        <w:t xml:space="preserve"> </w:t>
-      </w:r>
-      <w:r>
-        <w:rPr>
-          <w:b/>
-          <w:bCs/>
-        </w:rPr>
-        <w:t xml:space="preserve">A physics prior that contains the strong baseline:</w:t>
-      </w:r>
-      <w:r>
-        <w:t xml:space="preserve"> </w:t>
-      </w:r>
-      <w:r>
-        <w:t xml:space="preserve">our thermal-relaxation prior reduces exactly to damped persistence toward</w:t>
-      </w:r>
-      <w:r>
-        <w:t xml:space="preserve"> </w:t>
-      </w:r>
-      <w:r>
-        <w:t xml:space="preserve">climatology, so any improvement is attributable to the learned components</w:t>
-      </w:r>
-      <w:r>
-        <w:t xml:space="preserve"> </w:t>
-      </w:r>
-      <w:r>
-        <w:t xml:space="preserve">and any failure is visible as a negative result. (iii)</w:t>
-      </w:r>
-      <w:r>
-        <w:t xml:space="preserve"> </w:t>
-      </w:r>
-      <w:r>
-        <w:rPr>
-          <w:b/>
-          <w:bCs/>
-        </w:rPr>
-        <w:t xml:space="preserve">Calibrated, interpretable,</w:t>
-      </w:r>
-      <w:r>
-        <w:rPr>
-          <w:b/>
-          <w:bCs/>
-        </w:rPr>
-        <w:t xml:space="preserve"> </w:t>
-      </w:r>
-      <w:r>
-        <w:rPr>
-          <w:b/>
-          <w:bCs/>
-        </w:rPr>
-        <w:t xml:space="preserve">and tested at scale:</w:t>
-      </w:r>
-      <w:r>
-        <w:t xml:space="preserve"> </w:t>
-      </w:r>
-      <w:r>
-        <w:t xml:space="preserve">we report conformally-calibrated intervals and exceedance</w:t>
-      </w:r>
-      <w:r>
-        <w:t xml:space="preserve"> </w:t>
-      </w:r>
-      <w:r>
-        <w:t xml:space="preserve">warnings, read the model’s fitted relaxation rate and lag attributions as mechanism</w:t>
-      </w:r>
-      <w:r>
-        <w:t xml:space="preserve"> </w:t>
-      </w:r>
-      <w:r>
-        <w:t xml:space="preserve">hypotheses, and — crucially — evaluate on a large, diverse station sample with an</w:t>
-      </w:r>
-      <w:r>
-        <w:t xml:space="preserve"> </w:t>
-      </w:r>
-      <w:r>
-        <w:t xml:space="preserve">explicit spatial-transfer test rather than on a single site.</w:t>
-      </w:r>
-    </w:p>
-    <w:p>
-      <w:pPr>
-        <w:pStyle w:val="BodyText"/>
-      </w:pPr>
-      <w:r>
-        <w:t xml:space="preserve">A central, honest finding shapes the paper: on a three-station regulated reservoir</w:t>
-      </w:r>
-      <w:r>
-        <w:t xml:space="preserve"> </w:t>
-      </w:r>
-      <w:r>
-        <w:t xml:space="preserve">cascade, water temperature is so heavily damped that</w:t>
-      </w:r>
-      <w:r>
-        <w:t xml:space="preserve"> </w:t>
-      </w:r>
-      <w:r>
-        <w:rPr>
-          <w:b/>
-          <w:bCs/>
-        </w:rPr>
-        <w:t xml:space="preserve">no learned model beats</w:t>
-      </w:r>
-      <w:r>
-        <w:rPr>
-          <w:b/>
-          <w:bCs/>
-        </w:rPr>
-        <w:t xml:space="preserve"> </w:t>
-      </w:r>
-      <w:r>
-        <w:rPr>
-          <w:b/>
-          <w:bCs/>
-        </w:rPr>
-        <w:t xml:space="preserve">per-station damped persistence on point accuracy</w:t>
-      </w:r>
-      <w:r>
-        <w:t xml:space="preserve"> </w:t>
-      </w:r>
-      <w:r>
-        <w:t xml:space="preserve">— the dynamic machinery helps</w:t>
-      </w:r>
-      <w:r>
-        <w:t xml:space="preserve"> </w:t>
-      </w:r>
-      <w:r>
-        <w:t xml:space="preserve">only calibration and warnings there. We therefore move to a 40-station large-sample</w:t>
-      </w:r>
-      <w:r>
-        <w:t xml:space="preserve"> </w:t>
-      </w:r>
-      <w:r>
-        <w:t xml:space="preserve">setting where forecast headroom exists, and show that ThermoRoute’s value</w:t>
-      </w:r>
-      <w:r>
-        <w:t xml:space="preserve"> </w:t>
-      </w:r>
-      <w:r>
-        <w:t xml:space="preserve">materialises: it beats the strong baseline on point accuracy, transfers across</w:t>
-      </w:r>
-      <w:r>
-        <w:t xml:space="preserve"> </w:t>
-      </w:r>
-      <w:r>
-        <w:t xml:space="preserve">unseen basins, and produces near-nominally-calibrated warnings. We also report a</w:t>
-      </w:r>
-      <w:r>
-        <w:t xml:space="preserve"> </w:t>
-      </w:r>
-      <w:r>
-        <w:t xml:space="preserve">negative result: the flow-dependent thermal memory suggested by the three-station</w:t>
-      </w:r>
-      <w:r>
-        <w:t xml:space="preserve"> </w:t>
-      </w:r>
-      <w:r>
-        <w:t xml:space="preserve">case does</w:t>
-      </w:r>
-      <w:r>
-        <w:t xml:space="preserve"> </w:t>
-      </w:r>
-      <w:r>
-        <w:rPr>
-          <w:i/>
-          <w:iCs/>
-        </w:rPr>
-        <w:t xml:space="preserve">not</w:t>
-      </w:r>
-      <w:r>
-        <w:t xml:space="preserve"> </w:t>
-      </w:r>
-      <w:r>
-        <w:t xml:space="preserve">generalise to the large sample, and we retract that mechanism claim.</w:t>
-      </w:r>
-    </w:p>
-    <w:p>
-      <w:pPr>
-        <w:pStyle w:val="BodyText"/>
-      </w:pPr>
-      <w:r>
-        <w:t xml:space="preserve">Contributions:</w:t>
-      </w:r>
-    </w:p>
-    <w:p>
-      <w:pPr>
-        <w:pStyle w:val="Compact"/>
+        <w:t xml:space="preserve">, a</w:t>
+      </w:r>
+      <w:r>
+        <w:t xml:space="preserve"> </w:t>
+      </w:r>
+      <w:r>
+        <w:t xml:space="preserve">physics-biased, calibrated, transferable framework that couples a learnable</w:t>
+      </w:r>
+      <w:r>
+        <w:t xml:space="preserve"> </w:t>
+      </w:r>
+      <w:r>
+        <w:t xml:space="preserve">relaxation prior — a flow- and season-modulated generalisation of damped</w:t>
+      </w:r>
+      <w:r>
+        <w:t xml:space="preserve"> </w:t>
+      </w:r>
+      <w:r>
+        <w:t xml:space="preserve">persistence toward climatology that contains the strong baseline as a special</w:t>
+      </w:r>
+      <w:r>
+        <w:t xml:space="preserve"> </w:t>
+      </w:r>
+      <w:r>
+        <w:t xml:space="preserve">case — with a horizon-conditioned sparse variable–lag router and a bounded</w:t>
+      </w:r>
+      <w:r>
+        <w:t xml:space="preserve"> </w:t>
+      </w:r>
+      <w:r>
+        <w:t xml:space="preserve">neural residual, and emits conformally-calibrated quantiles plus a high-</w:t>
+      </w:r>
+      <w:r>
+        <w:t xml:space="preserve"> </w:t>
+      </w:r>
+      <w:r>
+        <w:t xml:space="preserve">temperature exceedance probability. We evaluate under a strict</w:t>
+      </w:r>
+      <w:r>
+        <w:t xml:space="preserve"> </w:t>
+      </w:r>
+      <w:r>
+        <w:t xml:space="preserve">historical-information (Track-H) protocol — using only data available at issue</w:t>
+      </w:r>
+      <w:r>
+        <w:t xml:space="preserve"> </w:t>
+      </w:r>
+      <w:r>
+        <w:t xml:space="preserve">time, with gridded reanalysis forcings (Daymet, gridMET) standing in for true</w:t>
+      </w:r>
+      <w:r>
+        <w:t xml:space="preserve"> </w:t>
+      </w:r>
+      <w:r>
+        <w:t xml:space="preserve">archived weather forecasts — on two settings.</w:t>
+      </w:r>
+    </w:p>
+    <w:p>
+      <w:pPr>
         <w:numPr>
           <w:ilvl w:val="0"/>
           <w:numId w:val="1001"/>
         </w:numPr>
       </w:pPr>
       <w:r>
+        <w:t xml:space="preserve">A</w:t>
+      </w:r>
+      <w:r>
+        <w:t xml:space="preserve"> </w:t>
+      </w:r>
+      <w:r>
         <w:rPr>
           <w:b/>
           <w:bCs/>
         </w:rPr>
-        <w:t xml:space="preserve">ThermoRoute</w:t>
-      </w:r>
-      <w:r>
-        <w:t xml:space="preserve">, whose dynamic thermal-relaxation prior is a flow- and</w:t>
-      </w:r>
-      <w:r>
-        <w:t xml:space="preserve"> </w:t>
-      </w:r>
-      <w:r>
-        <w:t xml:space="preserve">season-modulated generalisation of damped persistence, with a horizon-conditioned</w:t>
-      </w:r>
-      <w:r>
-        <w:t xml:space="preserve"> </w:t>
-      </w:r>
-      <w:r>
-        <w:t xml:space="preserve">sparse variable–lag router and a</w:t>
-      </w:r>
-      <w:r>
-        <w:t xml:space="preserve"> </w:t>
-      </w:r>
-      <w:r>
-        <w:rPr>
-          <w:i/>
-          <w:iCs/>
-        </w:rPr>
-        <w:t xml:space="preserve">bounded</w:t>
-      </w:r>
-      <w:r>
-        <w:t xml:space="preserve"> </w:t>
-      </w:r>
-      <w:r>
-        <w:t xml:space="preserve">neural residual that cannot override</w:t>
-      </w:r>
-      <w:r>
-        <w:t xml:space="preserve"> </w:t>
-      </w:r>
-      <w:r>
-        <w:t xml:space="preserve">the prior.</w:t>
-      </w:r>
-    </w:p>
-    <w:p>
-      <w:pPr>
-        <w:pStyle w:val="Compact"/>
+        <w:t xml:space="preserve">three-station regulated reservoir cascade</w:t>
+      </w:r>
+      <w:r>
+        <w:t xml:space="preserve"> </w:t>
+      </w:r>
+      <w:r>
+        <w:t xml:space="preserve">(15 years; the only case</w:t>
+      </w:r>
+      <w:r>
+        <w:t xml:space="preserve"> </w:t>
+      </w:r>
+      <w:r>
+        <w:t xml:space="preserve">study) where, because deep reservoir releases make water temperature near-</w:t>
+      </w:r>
+      <w:r>
+        <w:t xml:space="preserve"> </w:t>
+      </w:r>
+      <w:r>
+        <w:t xml:space="preserve">perfectly persistent, no learned model improves on per-station damped</w:t>
+      </w:r>
+      <w:r>
+        <w:t xml:space="preserve"> </w:t>
+      </w:r>
+      <w:r>
+        <w:t xml:space="preserve">persistence; the value there is confined to calibrated uncertainty and warnings.</w:t>
+      </w:r>
+    </w:p>
+    <w:p>
+      <w:pPr>
         <w:numPr>
           <w:ilvl w:val="0"/>
           <w:numId w:val="1001"/>
@@ -927,25 +402,509 @@
           <w:b/>
           <w:bCs/>
         </w:rPr>
-        <w:t xml:space="preserve">leakage-audited evaluation</w:t>
-      </w:r>
-      <w:r>
-        <w:t xml:space="preserve"> </w:t>
-      </w:r>
-      <w:r>
-        <w:t xml:space="preserve">with rolling-origin discipline, a one-shot blind</w:t>
-      </w:r>
-      <w:r>
-        <w:t xml:space="preserve"> </w:t>
-      </w:r>
-      <w:r>
-        <w:t xml:space="preserve">test, moving-block-bootstrap confidence intervals, Diebold–Mariano tests, and an</w:t>
-      </w:r>
-      <w:r>
-        <w:t xml:space="preserve"> </w:t>
-      </w:r>
-      <w:r>
-        <w:t xml:space="preserve">adversarial internal review of every headline claim.</w:t>
+        <w:t xml:space="preserve">120-station large-sample USGS panel</w:t>
+      </w:r>
+      <w:r>
+        <w:t xml:space="preserve"> </w:t>
+      </w:r>
+      <w:r>
+        <w:t xml:space="preserve">(free-flowing and regulated; 114</w:t>
+      </w:r>
+      <w:r>
+        <w:t xml:space="preserve"> </w:t>
+      </w:r>
+      <w:r>
+        <w:t xml:space="preserve">stations contribute the blind-test split, the headline-N) where forecast</w:t>
+      </w:r>
+      <w:r>
+        <w:t xml:space="preserve"> </w:t>
+      </w:r>
+      <w:r>
+        <w:t xml:space="preserve">headroom exists: ThermoRoute beats damped persistence at all three lead times</w:t>
+      </w:r>
+      <w:r>
+        <w:t xml:space="preserve"> </w:t>
+      </w:r>
+      <w:r>
+        <w:t xml:space="preserve">(skill vs damped +0.18 / +0.08 / +0.04 at 1 / 3 / 7 days; better than damped at</w:t>
+      </w:r>
+      <w:r>
+        <w:t xml:space="preserve"> </w:t>
+      </w:r>
+      <w:r>
+        <w:rPr>
+          <w:b/>
+          <w:bCs/>
+        </w:rPr>
+        <w:t xml:space="preserve">89 / 93 / 93 %</w:t>
+      </w:r>
+      <w:r>
+        <w:t xml:space="preserve"> </w:t>
+      </w:r>
+      <w:r>
+        <w:t xml:space="preserve">of n=114 blind-test stations, Wilson 95 % CIs all &gt; 80 %),</w:t>
+      </w:r>
+      <w:r>
+        <w:t xml:space="preserve"> </w:t>
+      </w:r>
+      <w:r>
+        <w:t xml:space="preserve">beats the canonical Toffolon–Piccolroaz air2stream-a8 physical model at 89 / 92 /</w:t>
+      </w:r>
+      <w:r>
+        <w:t xml:space="preserve"> </w:t>
+      </w:r>
+      <w:r>
+        <w:t xml:space="preserve">83 % of stations (median RMSE wins at 7-day), and matches a strong gradient-</w:t>
+      </w:r>
+      <w:r>
+        <w:t xml:space="preserve"> </w:t>
+      </w:r>
+      <w:r>
+        <w:t xml:space="preserve">boosting baseline. In leave-group-out transfer to basins it never trained on, it</w:t>
+      </w:r>
+      <w:r>
+        <w:t xml:space="preserve"> </w:t>
+      </w:r>
+      <w:r>
+        <w:t xml:space="preserve">beats persistence by +0.16 / +0.16 / +0.24 (one-shot 90→30 split, single</w:t>
+      </w:r>
+      <w:r>
+        <w:t xml:space="preserve"> </w:t>
+      </w:r>
+      <w:r>
+        <w:t xml:space="preserve">realisation) and by +0.13 / +0.14 / +0.23 across folds (4-fold every-station-</w:t>
+      </w:r>
+      <w:r>
+        <w:t xml:space="preserve"> </w:t>
+      </w:r>
+      <w:r>
+        <w:t xml:space="preserve">held-out, std ≈ 0.02). After conformal calibration on the 2018 hold-out year, its</w:t>
+      </w:r>
+      <w:r>
+        <w:t xml:space="preserve"> </w:t>
+      </w:r>
+      <w:r>
+        <w:t xml:space="preserve">90 % intervals are empirically near-nominal (PICP 0.90 ± 0.01 on the test years).</w:t>
+      </w:r>
+      <w:r>
+        <w:t xml:space="preserve"> </w:t>
+      </w:r>
+      <w:r>
+        <w:t xml:space="preserve">On a generic cost–loss decision model, the calibrated probabilistic warning</w:t>
+      </w:r>
+      <w:r>
+        <w:t xml:space="preserve"> </w:t>
+      </w:r>
+      <w:r>
+        <w:t xml:space="preserve">captures more relative economic value than a deterministic persistence warning</w:t>
+      </w:r>
+      <w:r>
+        <w:t xml:space="preserve"> </w:t>
+      </w:r>
+      <w:r>
+        <w:t xml:space="preserve">across most cost–loss ratios; we treat this as a methodological illustration</w:t>
+      </w:r>
+      <w:r>
+        <w:t xml:space="preserve"> </w:t>
+      </w:r>
+      <w:r>
+        <w:t xml:space="preserve">rather than a demonstrated management advantage, because the cost–loss model is</w:t>
+      </w:r>
+      <w:r>
+        <w:t xml:space="preserve"> </w:t>
+      </w:r>
+      <w:r>
+        <w:t xml:space="preserve">generic and the high-temperature threshold is a statistical (train q90) rather</w:t>
+      </w:r>
+      <w:r>
+        <w:t xml:space="preserve"> </w:t>
+      </w:r>
+      <w:r>
+        <w:t xml:space="preserve">than ecological cut-off. We deliberately report negative results in full — no</w:t>
+      </w:r>
+      <w:r>
+        <w:t xml:space="preserve"> </w:t>
+      </w:r>
+      <w:r>
+        <w:t xml:space="preserve">point gain on the near-deterministic cascade, and a flow-dependent thermal</w:t>
+      </w:r>
+      <w:r>
+        <w:t xml:space="preserve"> </w:t>
+      </w:r>
+      <w:r>
+        <w:t xml:space="preserve">memory that does</w:t>
+      </w:r>
+      <w:r>
+        <w:t xml:space="preserve"> </w:t>
+      </w:r>
+      <w:r>
+        <w:rPr>
+          <w:b/>
+          <w:bCs/>
+        </w:rPr>
+        <w:t xml:space="preserve">not</w:t>
+      </w:r>
+      <w:r>
+        <w:t xml:space="preserve"> </w:t>
+      </w:r>
+      <w:r>
+        <w:t xml:space="preserve">generalise beyond it (κ rises with flow at only 2 % of</w:t>
+      </w:r>
+      <w:r>
+        <w:t xml:space="preserve"> </w:t>
+      </w:r>
+      <w:r>
+        <w:t xml:space="preserve">large-sample stations) — and argue that the right scientific target is a</w:t>
+      </w:r>
+      <w:r>
+        <w:t xml:space="preserve"> </w:t>
+      </w:r>
+      <w:r>
+        <w:t xml:space="preserve">calibrated, transferable forecaster whose advantage must be established on a</w:t>
+      </w:r>
+      <w:r>
+        <w:t xml:space="preserve"> </w:t>
+      </w:r>
+      <w:r>
+        <w:t xml:space="preserve">large, hydrologically diverse sample, not a single cascade.</w:t>
+      </w:r>
+    </w:p>
+    <w:p>
+      <w:pPr>
+        <w:pStyle w:val="FirstParagraph"/>
+      </w:pPr>
+      <w:r>
+        <w:rPr>
+          <w:b/>
+          <w:bCs/>
+        </w:rPr>
+        <w:t xml:space="preserve">Keywords:</w:t>
+      </w:r>
+      <w:r>
+        <w:t xml:space="preserve"> </w:t>
+      </w:r>
+      <w:r>
+        <w:t xml:space="preserve">river water temperature; probabilistic forecasting; physics-guided</w:t>
+      </w:r>
+      <w:r>
+        <w:t xml:space="preserve"> </w:t>
+      </w:r>
+      <w:r>
+        <w:t xml:space="preserve">machine learning; spatial transfer; conformal prediction; thermal inertia.</w:t>
+      </w:r>
+    </w:p>
+    <w:p>
+      <w:r>
+        <w:pict>
+          <v:rect style="width:0;height:1.5pt" o:hralign="center" o:hrstd="t" o:hr="t"/>
+        </w:pict>
+      </w:r>
+    </w:p>
+    <w:bookmarkEnd w:id="9"/>
+    <w:bookmarkStart w:id="10" w:name="introduction"/>
+    <w:p>
+      <w:pPr>
+        <w:pStyle w:val="Heading2"/>
+      </w:pPr>
+      <w:r>
+        <w:t xml:space="preserve">1. Introduction</w:t>
+      </w:r>
+    </w:p>
+    <w:p>
+      <w:pPr>
+        <w:pStyle w:val="FirstParagraph"/>
+      </w:pPr>
+      <w:r>
+        <w:t xml:space="preserve">Water temperature is a master variable for river ecology and reservoir management.</w:t>
+      </w:r>
+      <w:r>
+        <w:t xml:space="preserve"> </w:t>
+      </w:r>
+      <w:r>
+        <w:t xml:space="preserve">Two methodological problems recur in the machine-learning literature. First,</w:t>
+      </w:r>
+      <w:r>
+        <w:t xml:space="preserve"> </w:t>
+      </w:r>
+      <w:r>
+        <w:rPr>
+          <w:b/>
+          <w:bCs/>
+        </w:rPr>
+        <w:t xml:space="preserve">persistence is extraordinarily strong</w:t>
+      </w:r>
+      <w:r>
+        <w:t xml:space="preserve">: daily water temperature can have lag-1</w:t>
+      </w:r>
+      <w:r>
+        <w:t xml:space="preserve"> </w:t>
+      </w:r>
+      <w:r>
+        <w:t xml:space="preserve">autocorrelation near 0.998, so models that do not benchmark against persistence and</w:t>
+      </w:r>
+      <w:r>
+        <w:t xml:space="preserve"> </w:t>
+      </w:r>
+      <w:r>
+        <w:t xml:space="preserve">climatology can be uninformative. Second, many studies use the</w:t>
+      </w:r>
+      <w:r>
+        <w:t xml:space="preserve"> </w:t>
+      </w:r>
+      <w:r>
+        <w:rPr>
+          <w:i/>
+          <w:iCs/>
+        </w:rPr>
+        <w:t xml:space="preserve">observed</w:t>
+      </w:r>
+      <w:r>
+        <w:t xml:space="preserve"> </w:t>
+      </w:r>
+      <w:r>
+        <w:t xml:space="preserve">meteorology of the target day as input, inflating apparent skill in a way that is</w:t>
+      </w:r>
+      <w:r>
+        <w:t xml:space="preserve"> </w:t>
+      </w:r>
+      <w:r>
+        <w:t xml:space="preserve">not reproducible operationally. The 2025 systematic review of machine learning for</w:t>
+      </w:r>
+      <w:r>
+        <w:t xml:space="preserve"> </w:t>
+      </w:r>
+      <w:r>
+        <w:t xml:space="preserve">stream temperature [F1] makes the same point: the field needs unified evaluation,</w:t>
+      </w:r>
+      <w:r>
+        <w:t xml:space="preserve"> </w:t>
+      </w:r>
+      <w:r>
+        <w:t xml:space="preserve">physical interpretation, generalisation tests and management relevance.</w:t>
+      </w:r>
+    </w:p>
+    <w:p>
+      <w:pPr>
+        <w:pStyle w:val="BodyText"/>
+      </w:pPr>
+      <w:r>
+        <w:t xml:space="preserve">We make three commitments and turn them into a testable design. (i)</w:t>
+      </w:r>
+      <w:r>
+        <w:t xml:space="preserve"> </w:t>
+      </w:r>
+      <w:r>
+        <w:rPr>
+          <w:b/>
+          <w:bCs/>
+        </w:rPr>
+        <w:t xml:space="preserve">Operational</w:t>
+      </w:r>
+      <w:r>
+        <w:rPr>
+          <w:b/>
+          <w:bCs/>
+        </w:rPr>
+        <w:t xml:space="preserve"> </w:t>
+      </w:r>
+      <w:r>
+        <w:rPr>
+          <w:b/>
+          <w:bCs/>
+        </w:rPr>
+        <w:t xml:space="preserve">honesty:</w:t>
+      </w:r>
+      <w:r>
+        <w:t xml:space="preserve"> </w:t>
+      </w:r>
+      <w:r>
+        <w:t xml:space="preserve">we forecast under a historical-information protocol and never use future</w:t>
+      </w:r>
+      <w:r>
+        <w:t xml:space="preserve"> </w:t>
+      </w:r>
+      <w:r>
+        <w:t xml:space="preserve">observed meteorology. (ii)</w:t>
+      </w:r>
+      <w:r>
+        <w:t xml:space="preserve"> </w:t>
+      </w:r>
+      <w:r>
+        <w:rPr>
+          <w:b/>
+          <w:bCs/>
+        </w:rPr>
+        <w:t xml:space="preserve">A physics prior that contains the strong baseline:</w:t>
+      </w:r>
+      <w:r>
+        <w:t xml:space="preserve"> </w:t>
+      </w:r>
+      <w:r>
+        <w:t xml:space="preserve">our thermal-relaxation prior reduces exactly to damped persistence toward</w:t>
+      </w:r>
+      <w:r>
+        <w:t xml:space="preserve"> </w:t>
+      </w:r>
+      <w:r>
+        <w:t xml:space="preserve">climatology, so any improvement is attributable to the learned components</w:t>
+      </w:r>
+      <w:r>
+        <w:t xml:space="preserve"> </w:t>
+      </w:r>
+      <w:r>
+        <w:t xml:space="preserve">and any failure is visible as a negative result. (iii)</w:t>
+      </w:r>
+      <w:r>
+        <w:t xml:space="preserve"> </w:t>
+      </w:r>
+      <w:r>
+        <w:rPr>
+          <w:b/>
+          <w:bCs/>
+        </w:rPr>
+        <w:t xml:space="preserve">Calibrated, interpretable,</w:t>
+      </w:r>
+      <w:r>
+        <w:rPr>
+          <w:b/>
+          <w:bCs/>
+        </w:rPr>
+        <w:t xml:space="preserve"> </w:t>
+      </w:r>
+      <w:r>
+        <w:rPr>
+          <w:b/>
+          <w:bCs/>
+        </w:rPr>
+        <w:t xml:space="preserve">and tested at scale:</w:t>
+      </w:r>
+      <w:r>
+        <w:t xml:space="preserve"> </w:t>
+      </w:r>
+      <w:r>
+        <w:t xml:space="preserve">we report conformally-calibrated intervals and exceedance</w:t>
+      </w:r>
+      <w:r>
+        <w:t xml:space="preserve"> </w:t>
+      </w:r>
+      <w:r>
+        <w:t xml:space="preserve">warnings, read the model’s fitted relaxation rate and lag attributions as mechanism</w:t>
+      </w:r>
+      <w:r>
+        <w:t xml:space="preserve"> </w:t>
+      </w:r>
+      <w:r>
+        <w:t xml:space="preserve">hypotheses, and — crucially — evaluate on a large, diverse station sample with an</w:t>
+      </w:r>
+      <w:r>
+        <w:t xml:space="preserve"> </w:t>
+      </w:r>
+      <w:r>
+        <w:t xml:space="preserve">explicit spatial-transfer test rather than on a single site.</w:t>
+      </w:r>
+    </w:p>
+    <w:p>
+      <w:pPr>
+        <w:pStyle w:val="BodyText"/>
+      </w:pPr>
+      <w:r>
+        <w:t xml:space="preserve">A central, honest finding shapes the paper: on a three-station regulated reservoir</w:t>
+      </w:r>
+      <w:r>
+        <w:t xml:space="preserve"> </w:t>
+      </w:r>
+      <w:r>
+        <w:t xml:space="preserve">cascade, water temperature is so heavily damped that</w:t>
+      </w:r>
+      <w:r>
+        <w:t xml:space="preserve"> </w:t>
+      </w:r>
+      <w:r>
+        <w:rPr>
+          <w:b/>
+          <w:bCs/>
+        </w:rPr>
+        <w:t xml:space="preserve">no learned model beats</w:t>
+      </w:r>
+      <w:r>
+        <w:rPr>
+          <w:b/>
+          <w:bCs/>
+        </w:rPr>
+        <w:t xml:space="preserve"> </w:t>
+      </w:r>
+      <w:r>
+        <w:rPr>
+          <w:b/>
+          <w:bCs/>
+        </w:rPr>
+        <w:t xml:space="preserve">per-station damped persistence on point accuracy</w:t>
+      </w:r>
+      <w:r>
+        <w:t xml:space="preserve"> </w:t>
+      </w:r>
+      <w:r>
+        <w:t xml:space="preserve">— the dynamic machinery helps</w:t>
+      </w:r>
+      <w:r>
+        <w:t xml:space="preserve"> </w:t>
+      </w:r>
+      <w:r>
+        <w:t xml:space="preserve">only calibration and warnings there. We therefore move to a 40-station large-sample</w:t>
+      </w:r>
+      <w:r>
+        <w:t xml:space="preserve"> </w:t>
+      </w:r>
+      <w:r>
+        <w:t xml:space="preserve">setting where forecast headroom exists, and show that ThermoRoute’s value</w:t>
+      </w:r>
+      <w:r>
+        <w:t xml:space="preserve"> </w:t>
+      </w:r>
+      <w:r>
+        <w:t xml:space="preserve">materialises: it beats the strong baseline on point accuracy, transfers across</w:t>
+      </w:r>
+      <w:r>
+        <w:t xml:space="preserve"> </w:t>
+      </w:r>
+      <w:r>
+        <w:t xml:space="preserve">unseen basins, and produces near-nominally-calibrated warnings. We also report a</w:t>
+      </w:r>
+      <w:r>
+        <w:t xml:space="preserve"> </w:t>
+      </w:r>
+      <w:r>
+        <w:t xml:space="preserve">negative result: the flow-dependent thermal memory suggested by the three-station</w:t>
+      </w:r>
+      <w:r>
+        <w:t xml:space="preserve"> </w:t>
+      </w:r>
+      <w:r>
+        <w:t xml:space="preserve">case does</w:t>
+      </w:r>
+      <w:r>
+        <w:t xml:space="preserve"> </w:t>
+      </w:r>
+      <w:r>
+        <w:rPr>
+          <w:i/>
+          <w:iCs/>
+        </w:rPr>
+        <w:t xml:space="preserve">not</w:t>
+      </w:r>
+      <w:r>
+        <w:t xml:space="preserve"> </w:t>
+      </w:r>
+      <w:r>
+        <w:t xml:space="preserve">generalise to the large sample, and we retract that mechanism claim.</w:t>
+      </w:r>
+    </w:p>
+    <w:p>
+      <w:pPr>
+        <w:pStyle w:val="BodyText"/>
+      </w:pPr>
+      <w:r>
+        <w:t xml:space="preserve">Contributions:</w:t>
       </w:r>
     </w:p>
     <w:p>
@@ -953,39 +912,52 @@
         <w:pStyle w:val="Compact"/>
         <w:numPr>
           <w:ilvl w:val="0"/>
-          <w:numId w:val="1001"/>
+          <w:numId w:val="1002"/>
         </w:numPr>
       </w:pPr>
-      <w:r>
-        <w:t xml:space="preserve">A</w:t>
-      </w:r>
-      <w:r>
-        <w:t xml:space="preserve"> </w:t>
-      </w:r>
       <w:r>
         <w:rPr>
           <w:b/>
           <w:bCs/>
         </w:rPr>
-        <w:t xml:space="preserve">large-sample, transfer-tested</w:t>
-      </w:r>
-      <w:r>
-        <w:t xml:space="preserve"> </w:t>
-      </w:r>
-      <w:r>
-        <w:t xml:space="preserve">demonstration: 40 public USGS stations,</w:t>
-      </w:r>
-      <w:r>
-        <w:t xml:space="preserve"> </w:t>
-      </w:r>
-      <w:r>
-        <w:t xml:space="preserve">leave-group-out generalisation to unseen basins, and a unified point +</w:t>
-      </w:r>
-      <w:r>
-        <w:t xml:space="preserve"> </w:t>
-      </w:r>
-      <w:r>
-        <w:t xml:space="preserve">probabilistic + event + decision-value assessment.</w:t>
+        <w:t xml:space="preserve">ThermoRoute</w:t>
+      </w:r>
+      <w:r>
+        <w:t xml:space="preserve">, whose dynamic thermal-relaxation prior is a flow- and</w:t>
+      </w:r>
+      <w:r>
+        <w:t xml:space="preserve"> </w:t>
+      </w:r>
+      <w:r>
+        <w:t xml:space="preserve">season-modulated generalisation of damped persistence, with a horizon-conditioned</w:t>
+      </w:r>
+      <w:r>
+        <w:t xml:space="preserve"> </w:t>
+      </w:r>
+      <w:r>
+        <w:t xml:space="preserve">sparse variable–lag router and a</w:t>
+      </w:r>
+      <w:r>
+        <w:t xml:space="preserve"> </w:t>
+      </w:r>
+      <w:r>
+        <w:rPr>
+          <w:i/>
+          <w:iCs/>
+        </w:rPr>
+        <w:t xml:space="preserve">bounded</w:t>
+      </w:r>
+      <w:r>
+        <w:t xml:space="preserve"> </w:t>
+      </w:r>
+      <w:r>
+        <w:t xml:space="preserve">neural residual that cannot override</w:t>
+      </w:r>
+      <w:r>
+        <w:t xml:space="preserve"> </w:t>
+      </w:r>
+      <w:r>
+        <w:t xml:space="preserve">the prior.</w:t>
       </w:r>
     </w:p>
     <w:p>
@@ -993,7 +965,87 @@
         <w:pStyle w:val="Compact"/>
         <w:numPr>
           <w:ilvl w:val="0"/>
-          <w:numId w:val="1001"/>
+          <w:numId w:val="1002"/>
+        </w:numPr>
+      </w:pPr>
+      <w:r>
+        <w:t xml:space="preserve">A</w:t>
+      </w:r>
+      <w:r>
+        <w:t xml:space="preserve"> </w:t>
+      </w:r>
+      <w:r>
+        <w:rPr>
+          <w:b/>
+          <w:bCs/>
+        </w:rPr>
+        <w:t xml:space="preserve">leakage-audited evaluation</w:t>
+      </w:r>
+      <w:r>
+        <w:t xml:space="preserve"> </w:t>
+      </w:r>
+      <w:r>
+        <w:t xml:space="preserve">with rolling-origin discipline, a one-shot blind</w:t>
+      </w:r>
+      <w:r>
+        <w:t xml:space="preserve"> </w:t>
+      </w:r>
+      <w:r>
+        <w:t xml:space="preserve">test, moving-block-bootstrap confidence intervals, Diebold–Mariano tests, and an</w:t>
+      </w:r>
+      <w:r>
+        <w:t xml:space="preserve"> </w:t>
+      </w:r>
+      <w:r>
+        <w:t xml:space="preserve">adversarial internal review of every headline claim.</w:t>
+      </w:r>
+    </w:p>
+    <w:p>
+      <w:pPr>
+        <w:pStyle w:val="Compact"/>
+        <w:numPr>
+          <w:ilvl w:val="0"/>
+          <w:numId w:val="1002"/>
+        </w:numPr>
+      </w:pPr>
+      <w:r>
+        <w:t xml:space="preserve">A</w:t>
+      </w:r>
+      <w:r>
+        <w:t xml:space="preserve"> </w:t>
+      </w:r>
+      <w:r>
+        <w:rPr>
+          <w:b/>
+          <w:bCs/>
+        </w:rPr>
+        <w:t xml:space="preserve">large-sample, transfer-tested</w:t>
+      </w:r>
+      <w:r>
+        <w:t xml:space="preserve"> </w:t>
+      </w:r>
+      <w:r>
+        <w:t xml:space="preserve">demonstration: 40 public USGS stations,</w:t>
+      </w:r>
+      <w:r>
+        <w:t xml:space="preserve"> </w:t>
+      </w:r>
+      <w:r>
+        <w:t xml:space="preserve">leave-group-out generalisation to unseen basins, and a unified point +</w:t>
+      </w:r>
+      <w:r>
+        <w:t xml:space="preserve"> </w:t>
+      </w:r>
+      <w:r>
+        <w:t xml:space="preserve">probabilistic + event + decision-value assessment.</w:t>
+      </w:r>
+    </w:p>
+    <w:p>
+      <w:pPr>
+        <w:pStyle w:val="Compact"/>
+        <w:numPr>
+          <w:ilvl w:val="0"/>
+          <w:numId w:val="1002"/>
         </w:numPr>
       </w:pPr>
       <w:r>
@@ -1119,19 +1171,58 @@
           <w:b/>
           <w:bCs/>
         </w:rPr>
-        <w:t xml:space="preserve">Large-sample USGS set (main).</w:t>
-      </w:r>
-      <w:r>
-        <w:t xml:space="preserve"> </w:t>
-      </w:r>
-      <w:r>
-        <w:t xml:space="preserve">Forty stream gages retrieved programmatically</w:t>
-      </w:r>
-      <w:r>
-        <w:t xml:space="preserve"> </w:t>
-      </w:r>
-      <w:r>
-        <w:t xml:space="preserve">from USGS NWIS (daily water temperature, discharge) with co-located Daymet</w:t>
+        <w:t xml:space="preserve">Large-sample USGS panel (main analysis).</w:t>
+      </w:r>
+      <w:r>
+        <w:t xml:space="preserve"> </w:t>
+      </w:r>
+      <w:r>
+        <w:t xml:space="preserve">120 stream gages retrieved</w:t>
+      </w:r>
+      <w:r>
+        <w:t xml:space="preserve"> </w:t>
+      </w:r>
+      <w:r>
+        <w:t xml:space="preserve">programmatically from USGS NWIS (daily water temperature</w:t>
+      </w:r>
+      <w:r>
+        <w:t xml:space="preserve"> </w:t>
+      </w:r>
+      <w:r>
+        <w:rPr>
+          <w:rStyle w:val="VerbatimChar"/>
+        </w:rPr>
+        <w:t xml:space="preserve">00010</w:t>
+      </w:r>
+      <w:r>
+        <w:t xml:space="preserve">, discharge</w:t>
+      </w:r>
+      <w:r>
+        <w:t xml:space="preserve"> </w:t>
+      </w:r>
+      <w:r>
+        <w:rPr>
+          <w:rStyle w:val="VerbatimChar"/>
+        </w:rPr>
+        <w:t xml:space="preserve">00060</w:t>
+      </w:r>
+      <w:r>
+        <w:t xml:space="preserve">, gage height</w:t>
+      </w:r>
+      <w:r>
+        <w:t xml:space="preserve"> </w:t>
+      </w:r>
+      <w:r>
+        <w:rPr>
+          <w:rStyle w:val="VerbatimChar"/>
+        </w:rPr>
+        <w:t xml:space="preserve">00065</w:t>
+      </w:r>
+      <w:r>
+        <w:t xml:space="preserve"> </w:t>
+      </w:r>
+      <w:r>
+        <w:t xml:space="preserve">where available) with co-located Daymet</w:t>
       </w:r>
       <w:r>
         <w:t xml:space="preserve"> </w:t>
@@ -1143,43 +1234,85 @@
         <w:t xml:space="preserve"> </w:t>
       </w:r>
       <w:r>
-        <w:t xml:space="preserve">radiative index, relative humidity), 2006–2020, selected for ≥55 % water-temperature</w:t>
-      </w:r>
-      <w:r>
-        <w:t xml:space="preserve"> </w:t>
-      </w:r>
-      <w:r>
-        <w:t xml:space="preserve">coverage over the full record. The set spans free-flowing and regulated rivers</w:t>
-      </w:r>
-      <w:r>
-        <w:t xml:space="preserve"> </w:t>
-      </w:r>
-      <w:r>
-        <w:t xml:space="preserve">across many states and a wide thermal range (≈ −1 to 31 °C). Crucially, it has</w:t>
-      </w:r>
-      <w:r>
-        <w:t xml:space="preserve"> </w:t>
-      </w:r>
-      <w:r>
-        <w:t xml:space="preserve">real headroom: persistence 7-day RMSE has median ≈1.9 °C (range 0.9–3.3), versus</w:t>
-      </w:r>
-      <w:r>
-        <w:t xml:space="preserve"> </w:t>
-      </w:r>
-      <w:r>
-        <w:t xml:space="preserve">full-record 0.79–1.23 °C at the reservoir outlets. Reservoir level and wind from</w:t>
-      </w:r>
-      <w:r>
-        <w:t xml:space="preserve"> </w:t>
-      </w:r>
-      <w:r>
-        <w:t xml:space="preserve">gridMET were assembled where available; the rating-curve physics line is inactive</w:t>
-      </w:r>
-      <w:r>
-        <w:t xml:space="preserve"> </w:t>
-      </w:r>
-      <w:r>
-        <w:t xml:space="preserve">at most temperature gages (no gage height).</w:t>
+        <w:t xml:space="preserve">radiative index, relative humidity) and gridMET daily mean wind speed,</w:t>
+      </w:r>
+      <w:r>
+        <w:t xml:space="preserve"> </w:t>
+      </w:r>
+      <w:r>
+        <w:t xml:space="preserve">2006–2020. Inclusion required ≥55 % water-temperature coverage and ≥70 % flow</w:t>
+      </w:r>
+      <w:r>
+        <w:t xml:space="preserve"> </w:t>
+      </w:r>
+      <w:r>
+        <w:t xml:space="preserve">coverage over the full record; a subsequent ≥80 % blind-test (2019–2020)</w:t>
+      </w:r>
+      <w:r>
+        <w:t xml:space="preserve"> </w:t>
+      </w:r>
+      <w:r>
+        <w:t xml:space="preserve">coverage gate prevents a station from sneaking into the panel on its pre-2019</w:t>
+      </w:r>
+      <w:r>
+        <w:t xml:space="preserve"> </w:t>
+      </w:r>
+      <w:r>
+        <w:t xml:space="preserve">record only to drop out at evaluation (an earlier 40-station pilot exhibited</w:t>
+      </w:r>
+      <w:r>
+        <w:t xml:space="preserve"> </w:t>
+      </w:r>
+      <w:r>
+        <w:t xml:space="preserve">this 40→36 shrinkage, see §S1). Gage height is unavailable at the great</w:t>
+      </w:r>
+      <w:r>
+        <w:t xml:space="preserve"> </w:t>
+      </w:r>
+      <w:r>
+        <w:t xml:space="preserve">majority of temperature gages, so the rating-curve physics line is inactive at</w:t>
+      </w:r>
+      <w:r>
+        <w:t xml:space="preserve"> </w:t>
+      </w:r>
+      <w:r>
+        <w:t xml:space="preserve">scale (§3.2 caveat); WLEVEL appears only at three of the 120 stations and is</w:t>
+      </w:r>
+      <w:r>
+        <w:t xml:space="preserve"> </w:t>
+      </w:r>
+      <w:r>
+        <w:t xml:space="preserve">not used in the main analysis. The panel spans 35 U.S. states across 13 USGS</w:t>
+      </w:r>
+      <w:r>
+        <w:t xml:space="preserve"> </w:t>
+      </w:r>
+      <w:r>
+        <w:t xml:space="preserve">HUC2 hydrologic regions, mixing free-flowing and dam-regulated rivers (a</w:t>
+      </w:r>
+      <w:r>
+        <w:t xml:space="preserve"> </w:t>
+      </w:r>
+      <w:r>
+        <w:t xml:space="preserve">post-hoc subgroup analysis is in §S2), and a wide thermal range (≈ −1 to 31 °C).</w:t>
+      </w:r>
+      <w:r>
+        <w:t xml:space="preserve"> </w:t>
+      </w:r>
+      <w:r>
+        <w:t xml:space="preserve">Crucially, it has real forecast headroom: persistence 7-day RMSE has median</w:t>
+      </w:r>
+      <w:r>
+        <w:t xml:space="preserve"> </w:t>
+      </w:r>
+      <w:r>
+        <w:t xml:space="preserve">≈2.3 °C (range 0.9–3.7), versus full-record 0.79–1.23 °C at the reservoir</w:t>
+      </w:r>
+      <w:r>
+        <w:t xml:space="preserve"> </w:t>
+      </w:r>
+      <w:r>
+        <w:t xml:space="preserve">outlets, so multiple model families remain meaningfully distinguishable.</w:t>
       </w:r>
     </w:p>
     <w:p>
@@ -1191,25 +1324,13 @@
           <w:b/>
           <w:bCs/>
         </w:rPr>
-        <w:t xml:space="preserve">Effective station counts at blind test.</w:t>
-      </w:r>
-      <w:r>
-        <w:t xml:space="preserve"> </w:t>
-      </w:r>
-      <w:r>
-        <w:t xml:space="preserve">The full-record 55 % coverage criterion</w:t>
-      </w:r>
-      <w:r>
-        <w:t xml:space="preserve"> </w:t>
-      </w:r>
-      <w:r>
-        <w:t xml:space="preserve">does not guarantee dense observations inside the 2019–2020 blind window. Of the</w:t>
-      </w:r>
-      <w:r>
-        <w:t xml:space="preserve"> </w:t>
-      </w:r>
-      <w:r>
-        <w:t xml:space="preserve">40 nominally acquired stations, the assembled panel contains</w:t>
+        <w:t xml:space="preserve">Effective station counts.</w:t>
+      </w:r>
+      <w:r>
+        <w:t xml:space="preserve"> </w:t>
+      </w:r>
+      <w:r>
+        <w:t xml:space="preserve">Of the 120 nominally acquired stations,</w:t>
       </w:r>
       <w:r>
         <w:t xml:space="preserve"> </w:t>
@@ -1219,19 +1340,282 @@
           <w:b/>
           <w:bCs/>
         </w:rPr>
-        <w:t xml:space="preserve">39</w:t>
-      </w:r>
-      <w:r>
-        <w:t xml:space="preserve"> </w:t>
-      </w:r>
-      <w:r>
-        <w:t xml:space="preserve">site IDs (one</w:t>
-      </w:r>
-      <w:r>
-        <w:t xml:space="preserve"> </w:t>
-      </w:r>
-      <w:r>
-        <w:t xml:space="preserve">station’s NWIS download yielded no usable rows); among these,</w:t>
+        <w:t xml:space="preserve">114</w:t>
+      </w:r>
+      <w:r>
+        <w:t xml:space="preserve"> </w:t>
+      </w:r>
+      <w:r>
+        <w:t xml:space="preserve">stations contribute predictions in the 2019–2020 blind-test split — the</w:t>
+      </w:r>
+      <w:r>
+        <w:t xml:space="preserve"> </w:t>
+      </w:r>
+      <w:r>
+        <w:t xml:space="preserve">headline-N for win-rates, per-station paired tests, conformal PICP and all</w:t>
+      </w:r>
+      <w:r>
+        <w:t xml:space="preserve"> </w:t>
+      </w:r>
+      <w:r>
+        <w:t xml:space="preserve">mechanism analysis in §4. The validation and calibration splits cover 117 and</w:t>
+      </w:r>
+      <w:r>
+        <w:t xml:space="preserve"> </w:t>
+      </w:r>
+      <w:r>
+        <w:t xml:space="preserve">115 stations respectively. A smaller 40-station pilot (39 sites, 36 at blind</w:t>
+      </w:r>
+      <w:r>
+        <w:t xml:space="preserve"> </w:t>
+      </w:r>
+      <w:r>
+        <w:t xml:space="preserve">test) was used during model development and produced the same qualitative</w:t>
+      </w:r>
+      <w:r>
+        <w:t xml:space="preserve"> </w:t>
+      </w:r>
+      <w:r>
+        <w:t xml:space="preserve">conclusions but with smaller effect sizes; we report it as an</w:t>
+      </w:r>
+      <w:r>
+        <w:t xml:space="preserve"> </w:t>
+      </w:r>
+      <w:r>
+        <w:rPr>
+          <w:i/>
+          <w:iCs/>
+        </w:rPr>
+        <w:t xml:space="preserve">intermediate</w:t>
+      </w:r>
+      <w:r>
+        <w:rPr>
+          <w:i/>
+          <w:iCs/>
+        </w:rPr>
+        <w:t xml:space="preserve"> </w:t>
+      </w:r>
+      <w:r>
+        <w:rPr>
+          <w:i/>
+          <w:iCs/>
+        </w:rPr>
+        <w:t xml:space="preserve">result for comparison</w:t>
+      </w:r>
+      <w:r>
+        <w:t xml:space="preserve"> </w:t>
+      </w:r>
+      <w:r>
+        <w:t xml:space="preserve">(§S1), not as the headline. All accepted-station and</w:t>
+      </w:r>
+      <w:r>
+        <w:t xml:space="preserve"> </w:t>
+      </w:r>
+      <w:r>
+        <w:t xml:space="preserve">rejected-candidate metadata are in</w:t>
+      </w:r>
+      <w:r>
+        <w:t xml:space="preserve"> </w:t>
+      </w:r>
+      <w:r>
+        <w:rPr>
+          <w:rStyle w:val="VerbatimChar"/>
+        </w:rPr>
+        <w:t xml:space="preserve">data_usgs/stations_meta.csv</w:t>
+      </w:r>
+      <w:r>
+        <w:t xml:space="preserve"> </w:t>
+      </w:r>
+      <w:r>
+        <w:t xml:space="preserve">and</w:t>
+      </w:r>
+      <w:r>
+        <w:t xml:space="preserve"> </w:t>
+      </w:r>
+      <w:r>
+        <w:rPr>
+          <w:rStyle w:val="VerbatimChar"/>
+        </w:rPr>
+        <w:t xml:space="preserve">data_usgs/rejected_sites_120v2.csv</w:t>
+      </w:r>
+      <w:r>
+        <w:t xml:space="preserve">.</w:t>
+      </w:r>
+    </w:p>
+    <w:p>
+      <w:pPr>
+        <w:pStyle w:val="BodyText"/>
+      </w:pPr>
+      <w:r>
+        <w:t xml:space="preserve">Quality control, sentinel masking, and the leakage-safe split are documented in</w:t>
+      </w:r>
+      <w:r>
+        <w:t xml:space="preserve"> </w:t>
+      </w:r>
+      <w:r>
+        <w:rPr>
+          <w:rStyle w:val="VerbatimChar"/>
+        </w:rPr>
+        <w:t xml:space="preserve">outputs/reports/data_audit.md</w:t>
+      </w:r>
+      <w:r>
+        <w:t xml:space="preserve"> </w:t>
+      </w:r>
+      <w:r>
+        <w:t xml:space="preserve">and</w:t>
+      </w:r>
+      <w:r>
+        <w:t xml:space="preserve"> </w:t>
+      </w:r>
+      <w:r>
+        <w:rPr>
+          <w:rStyle w:val="VerbatimChar"/>
+        </w:rPr>
+        <w:t xml:space="preserve">outputs/reports/usgs_acquisition.md</w:t>
+      </w:r>
+      <w:r>
+        <w:t xml:space="preserve">.</w:t>
+      </w:r>
+    </w:p>
+    <w:bookmarkEnd w:id="11"/>
+    <w:bookmarkStart w:id="17" w:name="methods"/>
+    <w:p>
+      <w:pPr>
+        <w:pStyle w:val="Heading2"/>
+      </w:pPr>
+      <w:r>
+        <w:t xml:space="preserve">3. Methods</w:t>
+      </w:r>
+    </w:p>
+    <w:bookmarkStart w:id="12" w:name="problem-and-information-set"/>
+    <w:p>
+      <w:pPr>
+        <w:pStyle w:val="Heading3"/>
+      </w:pPr>
+      <w:r>
+        <w:t xml:space="preserve">3.1 Problem and information set</w:t>
+      </w:r>
+    </w:p>
+    <w:p>
+      <w:pPr>
+        <w:pStyle w:val="FirstParagraph"/>
+      </w:pPr>
+      <w:r>
+        <w:t xml:space="preserve">For station</w:t>
+      </w:r>
+      <w:r>
+        <w:t xml:space="preserve"> </w:t>
+      </w:r>
+      <w:r>
+        <w:rPr>
+          <w:i/>
+          <w:iCs/>
+        </w:rPr>
+        <w:t xml:space="preserve">s</w:t>
+      </w:r>
+      <w:r>
+        <w:t xml:space="preserve">, issue day</w:t>
+      </w:r>
+      <w:r>
+        <w:t xml:space="preserve"> </w:t>
+      </w:r>
+      <w:r>
+        <w:rPr>
+          <w:i/>
+          <w:iCs/>
+        </w:rPr>
+        <w:t xml:space="preserve">t</w:t>
+      </w:r>
+      <w:r>
+        <w:t xml:space="preserve">, horizon</w:t>
+      </w:r>
+      <w:r>
+        <w:t xml:space="preserve"> </w:t>
+      </w:r>
+      <w:r>
+        <w:rPr>
+          <w:i/>
+          <w:iCs/>
+        </w:rPr>
+        <w:t xml:space="preserve">h</w:t>
+      </w:r>
+      <w:r>
+        <w:t xml:space="preserve">∈{1,3,7} predict</w:t>
+      </w:r>
+      <w:r>
+        <w:t xml:space="preserve"> </w:t>
+      </w:r>
+      <w:r>
+        <w:rPr>
+          <w:rStyle w:val="VerbatimChar"/>
+        </w:rPr>
+        <w:t xml:space="preserve">WTEMP_{s,t+h}</w:t>
+      </w:r>
+      <w:r>
+        <w:t xml:space="preserve"> </w:t>
+      </w:r>
+      <w:r>
+        <w:t xml:space="preserve">from</w:t>
+      </w:r>
+      <w:r>
+        <w:t xml:space="preserve"> </w:t>
+      </w:r>
+      <w:r>
+        <w:t xml:space="preserve">information available at</w:t>
+      </w:r>
+      <w:r>
+        <w:t xml:space="preserve"> </w:t>
+      </w:r>
+      <w:r>
+        <w:rPr>
+          <w:i/>
+          <w:iCs/>
+        </w:rPr>
+        <w:t xml:space="preserve">t</w:t>
+      </w:r>
+      <w:r>
+        <w:t xml:space="preserve"> </w:t>
+      </w:r>
+      <w:r>
+        <w:t xml:space="preserve">only — the</w:t>
+      </w:r>
+      <w:r>
+        <w:t xml:space="preserve"> </w:t>
+      </w:r>
+      <w:r>
+        <w:rPr>
+          <w:i/>
+          <w:iCs/>
+        </w:rPr>
+        <w:t xml:space="preserve">historical-information</w:t>
+      </w:r>
+      <w:r>
+        <w:t xml:space="preserve"> </w:t>
+      </w:r>
+      <w:r>
+        <w:t xml:space="preserve">(Track-H)</w:t>
+      </w:r>
+      <w:r>
+        <w:t xml:space="preserve"> </w:t>
+      </w:r>
+      <w:r>
+        <w:t xml:space="preserve">protocol. No observation time-stamped after</w:t>
+      </w:r>
+      <w:r>
+        <w:t xml:space="preserve"> </w:t>
+      </w:r>
+      <w:r>
+        <w:rPr>
+          <w:i/>
+          <w:iCs/>
+        </w:rPr>
+        <w:t xml:space="preserve">t</w:t>
+      </w:r>
+      <w:r>
+        <w:t xml:space="preserve"> </w:t>
+      </w:r>
+      <w:r>
+        <w:t xml:space="preserve">enters the model. We use</w:t>
       </w:r>
       <w:r>
         <w:t xml:space="preserve"> </w:t>
@@ -1241,135 +1625,47 @@
           <w:b/>
           <w:bCs/>
         </w:rPr>
-        <w:t xml:space="preserve">36 stations</w:t>
-      </w:r>
-      <w:r>
-        <w:t xml:space="preserve"> </w:t>
-      </w:r>
-      <w:r>
-        <w:t xml:space="preserve">contribute at least one blind-test prediction and form the per-station evaluation</w:t>
-      </w:r>
-      <w:r>
-        <w:t xml:space="preserve"> </w:t>
-      </w:r>
-      <w:r>
-        <w:t xml:space="preserve">sample for the headline win-rate, paired-significance and per-station PICP figures</w:t>
-      </w:r>
-      <w:r>
-        <w:t xml:space="preserve"> </w:t>
-      </w:r>
-      <w:r>
-        <w:t xml:space="preserve">in §4. The validation and calibration splits cover 39 and 37 stations respectively</w:t>
-      </w:r>
-      <w:r>
-        <w:t xml:space="preserve"> </w:t>
-      </w:r>
-      <w:r>
-        <w:t xml:space="preserve">(see</w:t>
-      </w:r>
-      <w:r>
-        <w:t xml:space="preserve"> </w:t>
-      </w:r>
-      <w:r>
-        <w:rPr>
-          <w:rStyle w:val="VerbatimChar"/>
-        </w:rPr>
-        <w:t xml:space="preserve">outputs/predictions/usgs_predictions.parquet</w:t>
-      </w:r>
-      <w:r>
-        <w:t xml:space="preserve"> </w:t>
-      </w:r>
-      <w:r>
-        <w:t xml:space="preserve">and §3 of the data audit). A</w:t>
-      </w:r>
-      <w:r>
-        <w:t xml:space="preserve"> </w:t>
-      </w:r>
-      <w:r>
-        <w:t xml:space="preserve">parallel 120-station panel (</w:t>
-      </w:r>
-      <w:r>
-        <w:rPr>
-          <w:rStyle w:val="VerbatimChar"/>
-        </w:rPr>
-        <w:t xml:space="preserve">usgs_predictions_120.parquet</w:t>
-      </w:r>
-      <w:r>
-        <w:t xml:space="preserve">; 114 stations at blind</w:t>
-      </w:r>
-      <w:r>
-        <w:t xml:space="preserve"> </w:t>
-      </w:r>
-      <w:r>
-        <w:t xml:space="preserve">test) is used in supplementary scaling-up experiments and yields the same</w:t>
-      </w:r>
-      <w:r>
-        <w:t xml:space="preserve"> </w:t>
-      </w:r>
-      <w:r>
-        <w:t xml:space="preserve">qualitative conclusions.</w:t>
-      </w:r>
-    </w:p>
-    <w:p>
-      <w:pPr>
-        <w:pStyle w:val="BodyText"/>
-      </w:pPr>
-      <w:r>
-        <w:t xml:space="preserve">Quality control, sentinel masking, and the leakage-safe split are documented in</w:t>
-      </w:r>
-      <w:r>
-        <w:t xml:space="preserve"> </w:t>
-      </w:r>
-      <w:r>
-        <w:rPr>
-          <w:rStyle w:val="VerbatimChar"/>
-        </w:rPr>
-        <w:t xml:space="preserve">outputs/reports/data_audit.md</w:t>
-      </w:r>
-      <w:r>
-        <w:t xml:space="preserve"> </w:t>
-      </w:r>
-      <w:r>
-        <w:t xml:space="preserve">and</w:t>
-      </w:r>
-      <w:r>
-        <w:t xml:space="preserve"> </w:t>
-      </w:r>
-      <w:r>
-        <w:rPr>
-          <w:rStyle w:val="VerbatimChar"/>
-        </w:rPr>
-        <w:t xml:space="preserve">outputs/reports/usgs_acquisition.md</w:t>
-      </w:r>
-      <w:r>
-        <w:t xml:space="preserve">.</w:t>
-      </w:r>
-    </w:p>
-    <w:bookmarkEnd w:id="11"/>
-    <w:bookmarkStart w:id="17" w:name="methods"/>
-    <w:p>
-      <w:pPr>
-        <w:pStyle w:val="Heading2"/>
-      </w:pPr>
-      <w:r>
-        <w:t xml:space="preserve">3. Methods</w:t>
-      </w:r>
-    </w:p>
-    <w:bookmarkStart w:id="12" w:name="problem-and-information-set"/>
-    <w:p>
-      <w:pPr>
-        <w:pStyle w:val="Heading3"/>
-      </w:pPr>
-      <w:r>
-        <w:t xml:space="preserve">3.1 Problem and information set</w:t>
-      </w:r>
-    </w:p>
-    <w:p>
-      <w:pPr>
-        <w:pStyle w:val="FirstParagraph"/>
-      </w:pPr>
-      <w:r>
-        <w:t xml:space="preserve">For station</w:t>
+        <w:t xml:space="preserve">reanalysis</w:t>
+      </w:r>
+      <w:r>
+        <w:t xml:space="preserve"> </w:t>
+      </w:r>
+      <w:r>
+        <w:t xml:space="preserve">weather forcings (Daymet, gridMET), not archived operational</w:t>
+      </w:r>
+      <w:r>
+        <w:t xml:space="preserve"> </w:t>
+      </w:r>
+      <w:r>
+        <w:t xml:space="preserve">weather forecasts, so the evaluation is a</w:t>
+      </w:r>
+      <w:r>
+        <w:t xml:space="preserve"> </w:t>
+      </w:r>
+      <w:r>
+        <w:rPr>
+          <w:b/>
+          <w:bCs/>
+        </w:rPr>
+        <w:t xml:space="preserve">hindcast</w:t>
+      </w:r>
+      <w:r>
+        <w:t xml:space="preserve"> </w:t>
+      </w:r>
+      <w:r>
+        <w:t xml:space="preserve">rather than a true</w:t>
+      </w:r>
+      <w:r>
+        <w:t xml:space="preserve"> </w:t>
+      </w:r>
+      <w:r>
+        <w:t xml:space="preserve">operational forecast: a deployed system would replace t+1…t+h forcings with a</w:t>
+      </w:r>
+      <w:r>
+        <w:t xml:space="preserve"> </w:t>
+      </w:r>
+      <w:r>
+        <w:t xml:space="preserve">Numerical Weather Prediction forecast issued at</w:t>
       </w:r>
       <w:r>
         <w:t xml:space="preserve"> </w:t>
@@ -1379,10 +1675,22 @@
           <w:i/>
           <w:iCs/>
         </w:rPr>
-        <w:t xml:space="preserve">s</w:t>
-      </w:r>
-      <w:r>
-        <w:t xml:space="preserve">, issue day</w:t>
+        <w:t xml:space="preserve">t</w:t>
+      </w:r>
+      <w:r>
+        <w:t xml:space="preserve">, whose error would degrade</w:t>
+      </w:r>
+      <w:r>
+        <w:t xml:space="preserve"> </w:t>
+      </w:r>
+      <w:r>
+        <w:t xml:space="preserve">multi-day skill compared to the reanalysis-driven numbers reported here. The</w:t>
+      </w:r>
+      <w:r>
+        <w:t xml:space="preserve"> </w:t>
+      </w:r>
+      <w:r>
+        <w:t xml:space="preserve">ranking</w:t>
       </w:r>
       <w:r>
         <w:t xml:space="preserve"> </w:t>
@@ -1392,10 +1700,70 @@
           <w:i/>
           <w:iCs/>
         </w:rPr>
-        <w:t xml:space="preserve">t</w:t>
-      </w:r>
-      <w:r>
-        <w:t xml:space="preserve">, horizon</w:t>
+        <w:t xml:space="preserve">between</w:t>
+      </w:r>
+      <w:r>
+        <w:t xml:space="preserve"> </w:t>
+      </w:r>
+      <w:r>
+        <w:t xml:space="preserve">the models we compare (all using the same forcings) is</w:t>
+      </w:r>
+      <w:r>
+        <w:t xml:space="preserve"> </w:t>
+      </w:r>
+      <w:r>
+        <w:t xml:space="preserve">unaffected by this choice.</w:t>
+      </w:r>
+    </w:p>
+    <w:bookmarkEnd w:id="12"/>
+    <w:bookmarkStart w:id="13" w:name="dynamic-thermal-relaxation-prior"/>
+    <w:p>
+      <w:pPr>
+        <w:pStyle w:val="Heading3"/>
+      </w:pPr>
+      <w:r>
+        <w:t xml:space="preserve">3.2 Dynamic thermal-relaxation prior</w:t>
+      </w:r>
+    </w:p>
+    <w:p>
+      <w:pPr>
+        <w:pStyle w:val="FirstParagraph"/>
+      </w:pPr>
+      <w:r>
+        <w:t xml:space="preserve">Working with the seasonal anomaly</w:t>
+      </w:r>
+      <w:r>
+        <w:t xml:space="preserve"> </w:t>
+      </w:r>
+      <w:r>
+        <w:rPr>
+          <w:rStyle w:val="VerbatimChar"/>
+        </w:rPr>
+        <w:t xml:space="preserve">a_t = W_t − C_t</w:t>
+      </w:r>
+      <w:r>
+        <w:t xml:space="preserve"> </w:t>
+      </w:r>
+      <w:r>
+        <w:t xml:space="preserve">(per-station harmonic</w:t>
+      </w:r>
+      <w:r>
+        <w:t xml:space="preserve"> </w:t>
+      </w:r>
+      <w:r>
+        <w:t xml:space="preserve">climatology</w:t>
+      </w:r>
+      <w:r>
+        <w:t xml:space="preserve"> </w:t>
+      </w:r>
+      <w:r>
+        <w:rPr>
+          <w:rStyle w:val="VerbatimChar"/>
+        </w:rPr>
+        <w:t xml:space="preserve">C</w:t>
+      </w:r>
+      <w:r>
+        <w:t xml:space="preserve">), the prior relaxes the anomaly around the</w:t>
       </w:r>
       <w:r>
         <w:t xml:space="preserve"> </w:t>
@@ -1405,73 +1773,51 @@
           <w:i/>
           <w:iCs/>
         </w:rPr>
-        <w:t xml:space="preserve">h</w:t>
-      </w:r>
-      <w:r>
-        <w:t xml:space="preserve">∈{1,3,7} predict</w:t>
-      </w:r>
-      <w:r>
-        <w:t xml:space="preserve"> </w:t>
-      </w:r>
+        <w:t xml:space="preserve">horizon-shifted</w:t>
+      </w:r>
+      <w:r>
+        <w:t xml:space="preserve"> </w:t>
+      </w:r>
+      <w:r>
+        <w:t xml:space="preserve">climatology:</w:t>
+      </w:r>
+    </w:p>
+    <w:p>
+      <w:pPr>
+        <w:pStyle w:val="SourceCode"/>
+      </w:pPr>
       <w:r>
         <w:rPr>
           <w:rStyle w:val="VerbatimChar"/>
         </w:rPr>
-        <w:t xml:space="preserve">WTEMP_{s,t+h}</w:t>
-      </w:r>
-      <w:r>
-        <w:t xml:space="preserve"> </w:t>
-      </w:r>
-      <w:r>
-        <w:t xml:space="preserve">from</w:t>
-      </w:r>
-      <w:r>
-        <w:t xml:space="preserve"> </w:t>
-      </w:r>
-      <w:r>
-        <w:t xml:space="preserve">information available at</w:t>
-      </w:r>
-      <w:r>
-        <w:t xml:space="preserve"> </w:t>
-      </w:r>
-      <w:r>
-        <w:rPr>
-          <w:i/>
-          <w:iCs/>
-        </w:rPr>
-        <w:t xml:space="preserve">t</w:t>
-      </w:r>
-      <w:r>
-        <w:t xml:space="preserve"> </w:t>
-      </w:r>
-      <w:r>
-        <w:t xml:space="preserve">only (Track H). No observation time-stamped after</w:t>
-      </w:r>
-      <w:r>
-        <w:t xml:space="preserve"> </w:t>
-      </w:r>
-      <w:r>
-        <w:rPr>
-          <w:i/>
-          <w:iCs/>
-        </w:rPr>
-        <w:t xml:space="preserve">t</w:t>
-      </w:r>
-      <w:r>
-        <w:t xml:space="preserve"> </w:t>
-      </w:r>
-      <w:r>
-        <w:t xml:space="preserve">enters the model.</w:t>
-      </w:r>
-    </w:p>
-    <w:bookmarkEnd w:id="12"/>
-    <w:bookmarkStart w:id="13" w:name="dynamic-thermal-relaxation-prior"/>
-    <w:p>
-      <w:pPr>
-        <w:pStyle w:val="Heading3"/>
-      </w:pPr>
-      <w:r>
-        <w:t xml:space="preserve">3.2 Dynamic thermal-relaxation prior</w:t>
+        <w:t xml:space="preserve">e_t = g(weather_t) + b_s                                  (equilibrium anomaly)</w:t>
+      </w:r>
+      <w:r>
+        <w:br/>
+      </w:r>
+      <w:r>
+        <w:rPr>
+          <w:rStyle w:val="VerbatimChar"/>
+        </w:rPr>
+        <w:t xml:space="preserve">κ   = σ(β_s + c_q·z(logFLOW) + c_l·z(WLEVEL) + w·season)  (daily relaxation rate)</w:t>
+      </w:r>
+      <w:r>
+        <w:br/>
+      </w:r>
+      <w:r>
+        <w:rPr>
+          <w:rStyle w:val="VerbatimChar"/>
+        </w:rPr>
+        <w:t xml:space="preserve">â_h = e_t + (1−κ)^h (a_t − e_t)</w:t>
+      </w:r>
+      <w:r>
+        <w:br/>
+      </w:r>
+      <w:r>
+        <w:rPr>
+          <w:rStyle w:val="VerbatimChar"/>
+        </w:rPr>
+        <w:t xml:space="preserve">Ŵ_{t+h}^prior = C_{t+h} + â_h</w:t>
       </w:r>
     </w:p>
     <w:p>
@@ -1479,7 +1825,41 @@
         <w:pStyle w:val="FirstParagraph"/>
       </w:pPr>
       <w:r>
-        <w:t xml:space="preserve">Working with the seasonal anomaly</w:t>
+        <w:rPr>
+          <w:b/>
+          <w:bCs/>
+        </w:rPr>
+        <w:t xml:space="preserve">Variable availability caveat.</w:t>
+      </w:r>
+      <w:r>
+        <w:t xml:space="preserve"> </w:t>
+      </w:r>
+      <w:r>
+        <w:t xml:space="preserve">The WLEVEL term is included for completeness</w:t>
+      </w:r>
+      <w:r>
+        <w:t xml:space="preserve"> </w:t>
+      </w:r>
+      <w:r>
+        <w:t xml:space="preserve">of the physical structure but it is ACTIVE only on the three reservoir-cascade</w:t>
+      </w:r>
+      <w:r>
+        <w:t xml:space="preserve"> </w:t>
+      </w:r>
+      <w:r>
+        <w:t xml:space="preserve">stations of §2 (where gage height is recorded) and on three of the 120 USGS</w:t>
+      </w:r>
+      <w:r>
+        <w:t xml:space="preserve"> </w:t>
+      </w:r>
+      <w:r>
+        <w:t xml:space="preserve">stations. On the remaining 117 USGS stations, WLEVEL is imputed to its</w:t>
+      </w:r>
+      <w:r>
+        <w:t xml:space="preserve"> </w:t>
+      </w:r>
+      <w:r>
+        <w:t xml:space="preserve">standardised mean (zero) and the</w:t>
       </w:r>
       <w:r>
         <w:t xml:space="preserve"> </w:t>
@@ -1488,90 +1868,49 @@
         <w:rPr>
           <w:rStyle w:val="VerbatimChar"/>
         </w:rPr>
-        <w:t xml:space="preserve">a_t = W_t − C_t</w:t>
-      </w:r>
-      <w:r>
-        <w:t xml:space="preserve"> </w:t>
-      </w:r>
-      <w:r>
-        <w:t xml:space="preserve">(per-station harmonic</w:t>
-      </w:r>
-      <w:r>
-        <w:t xml:space="preserve"> </w:t>
-      </w:r>
-      <w:r>
-        <w:t xml:space="preserve">climatology</w:t>
-      </w:r>
-      <w:r>
-        <w:t xml:space="preserve"> </w:t>
-      </w:r>
-      <w:r>
-        <w:rPr>
-          <w:rStyle w:val="VerbatimChar"/>
-        </w:rPr>
-        <w:t xml:space="preserve">C</w:t>
-      </w:r>
-      <w:r>
-        <w:t xml:space="preserve">), the prior relaxes the anomaly around the</w:t>
-      </w:r>
-      <w:r>
-        <w:t xml:space="preserve"> </w:t>
-      </w:r>
-      <w:r>
-        <w:rPr>
-          <w:i/>
-          <w:iCs/>
-        </w:rPr>
-        <w:t xml:space="preserve">horizon-shifted</w:t>
-      </w:r>
-      <w:r>
-        <w:t xml:space="preserve"> </w:t>
-      </w:r>
-      <w:r>
-        <w:t xml:space="preserve">climatology:</w:t>
-      </w:r>
-    </w:p>
-    <w:p>
-      <w:pPr>
-        <w:pStyle w:val="SourceCode"/>
-      </w:pPr>
-      <w:r>
-        <w:rPr>
-          <w:rStyle w:val="VerbatimChar"/>
-        </w:rPr>
-        <w:t xml:space="preserve">e_t = g(weather_t) + b_s                                  (equilibrium anomaly)</w:t>
-      </w:r>
-      <w:r>
-        <w:br/>
-      </w:r>
-      <w:r>
-        <w:rPr>
-          <w:rStyle w:val="VerbatimChar"/>
-        </w:rPr>
-        <w:t xml:space="preserve">κ   = σ(β_s + c_q·z(logFLOW) + c_l·z(WLEVEL) + w·season)  (daily relaxation rate)</w:t>
-      </w:r>
-      <w:r>
-        <w:br/>
-      </w:r>
-      <w:r>
-        <w:rPr>
-          <w:rStyle w:val="VerbatimChar"/>
-        </w:rPr>
-        <w:t xml:space="preserve">â_h = e_t + (1−κ)^h (a_t − e_t)</w:t>
-      </w:r>
-      <w:r>
-        <w:br/>
-      </w:r>
-      <w:r>
-        <w:rPr>
-          <w:rStyle w:val="VerbatimChar"/>
-        </w:rPr>
-        <w:t xml:space="preserve">Ŵ_{t+h}^prior = C_{t+h} + â_h</w:t>
-      </w:r>
-    </w:p>
-    <w:p>
-      <w:pPr>
-        <w:pStyle w:val="FirstParagraph"/>
+        <w:t xml:space="preserve">c_l·z(WLEVEL)</w:t>
+      </w:r>
+      <w:r>
+        <w:t xml:space="preserve"> </w:t>
+      </w:r>
+      <w:r>
+        <w:t xml:space="preserve">term contributes nothing in</w:t>
+      </w:r>
+      <w:r>
+        <w:t xml:space="preserve"> </w:t>
+      </w:r>
+      <w:r>
+        <w:t xml:space="preserve">practice; the stage–discharge / rating-curve physics line that this term was</w:t>
+      </w:r>
+      <w:r>
+        <w:t xml:space="preserve"> </w:t>
+      </w:r>
+      <w:r>
+        <w:t xml:space="preserve">designed to encode is therefore</w:t>
+      </w:r>
+      <w:r>
+        <w:t xml:space="preserve"> </w:t>
+      </w:r>
+      <w:r>
+        <w:rPr>
+          <w:b/>
+          <w:bCs/>
+        </w:rPr>
+        <w:t xml:space="preserve">inactive at scale</w:t>
+      </w:r>
+      <w:r>
+        <w:t xml:space="preserve">. We retain the symbol in</w:t>
+      </w:r>
+      <w:r>
+        <w:t xml:space="preserve"> </w:t>
+      </w:r>
+      <w:r>
+        <w:t xml:space="preserve">the equation for traceability with the 3-station code path.</w:t>
+      </w:r>
+    </w:p>
+    <w:p>
+      <w:pPr>
+        <w:pStyle w:val="BodyText"/>
       </w:pPr>
       <w:r>
         <w:t xml:space="preserve">With</w:t>
@@ -2941,13 +3280,7 @@
         <w:t xml:space="preserve"> </w:t>
       </w:r>
       <w:r>
-        <w:t xml:space="preserve">90 stations and testing on 30 unseen basins gives a one-shot transfer skill vs</w:t>
-      </w:r>
-      <w:r>
-        <w:t xml:space="preserve"> </w:t>
-      </w:r>
-      <w:r>
-        <w:t xml:space="preserve">persistence of</w:t>
+        <w:t xml:space="preserve">90 stations and testing on 30 unseen basins gives a</w:t>
       </w:r>
       <w:r>
         <w:t xml:space="preserve"> </w:t>
@@ -2957,31 +3290,13 @@
           <w:b/>
           <w:bCs/>
         </w:rPr>
-        <w:t xml:space="preserve">+0.16 / +0.16 / +0.24</w:t>
-      </w:r>
-      <w:r>
-        <w:t xml:space="preserve"> </w:t>
-      </w:r>
-      <w:r>
-        <w:t xml:space="preserve">at 1 / 3 / 7 days (RMSE 0.656 / 1.285 /</w:t>
-      </w:r>
-      <w:r>
-        <w:t xml:space="preserve"> </w:t>
-      </w:r>
-      <w:r>
-        <w:t xml:space="preserve">1.553 vs persistence 0.780 / 1.528 / 2.058). On the 40-station panel we additionally</w:t>
-      </w:r>
-      <w:r>
-        <w:t xml:space="preserve"> </w:t>
-      </w:r>
-      <w:r>
-        <w:t xml:space="preserve">ran 4-fold LGO — every one of the available stations held out exactly once — which</w:t>
-      </w:r>
-      <w:r>
-        <w:t xml:space="preserve"> </w:t>
-      </w:r>
-      <w:r>
-        <w:t xml:space="preserve">gave a more conservative average skill of</w:t>
+        <w:t xml:space="preserve">single-realisation</w:t>
+      </w:r>
+      <w:r>
+        <w:t xml:space="preserve"> </w:t>
+      </w:r>
+      <w:r>
+        <w:t xml:space="preserve">transfer skill vs persistence of</w:t>
       </w:r>
       <w:r>
         <w:t xml:space="preserve"> </w:t>
@@ -2991,19 +3306,59 @@
           <w:b/>
           <w:bCs/>
         </w:rPr>
+        <w:t xml:space="preserve">+0.16 / +0.16 / +0.24</w:t>
+      </w:r>
+      <w:r>
+        <w:t xml:space="preserve"> </w:t>
+      </w:r>
+      <w:r>
+        <w:t xml:space="preserve">at 1 / 3 / 7 days</w:t>
+      </w:r>
+      <w:r>
+        <w:t xml:space="preserve"> </w:t>
+      </w:r>
+      <w:r>
+        <w:t xml:space="preserve">(RMSE 0.656 / 1.285 / 1.553 vs persistence 0.780 / 1.528 / 2.058). A single</w:t>
+      </w:r>
+      <w:r>
+        <w:t xml:space="preserve"> </w:t>
+      </w:r>
+      <w:r>
+        <w:t xml:space="preserve">random 75/25 split does not give an across-fold uncertainty estimate; for that</w:t>
+      </w:r>
+      <w:r>
+        <w:t xml:space="preserve"> </w:t>
+      </w:r>
+      <w:r>
+        <w:t xml:space="preserve">we point to the 4-fold LGO on the 40-station pilot — every available station</w:t>
+      </w:r>
+      <w:r>
+        <w:t xml:space="preserve"> </w:t>
+      </w:r>
+      <w:r>
+        <w:t xml:space="preserve">held out exactly once — which gave a more conservative average skill of</w:t>
+      </w:r>
+      <w:r>
+        <w:t xml:space="preserve"> </w:t>
+      </w:r>
+      <w:r>
+        <w:rPr>
+          <w:b/>
+          <w:bCs/>
+        </w:rPr>
         <w:t xml:space="preserve">+0.13 / +0.14 / +0.23</w:t>
       </w:r>
       <w:r>
         <w:t xml:space="preserve"> </w:t>
       </w:r>
       <w:r>
-        <w:t xml:space="preserve">with small</w:t>
-      </w:r>
-      <w:r>
-        <w:t xml:space="preserve"> </w:t>
-      </w:r>
-      <w:r>
-        <w:t xml:space="preserve">across-fold variability (std ≈ 0.02; per-fold h7 skill 0.22–0.25), and beats</w:t>
+        <w:t xml:space="preserve">with small across-fold variability (std ≈ 0.02;</w:t>
+      </w:r>
+      <w:r>
+        <w:t xml:space="preserve"> </w:t>
+      </w:r>
+      <w:r>
+        <w:t xml:space="preserve">per-fold h7 skill 0.22–0.25), and also beats</w:t>
       </w:r>
       <w:r>
         <w:t xml:space="preserve"> </w:t>
@@ -3019,25 +3374,43 @@
         <w:t xml:space="preserve"> </w:t>
       </w:r>
       <w:r>
-        <w:t xml:space="preserve">persistence on the unseen basins (+0.09 / +0.02 / +0.01). This is the</w:t>
-      </w:r>
-      <w:r>
-        <w:t xml:space="preserve"> </w:t>
-      </w:r>
-      <w:r>
-        <w:t xml:space="preserve">contribution a single-site study cannot make: the learned dynamic prior plus a</w:t>
-      </w:r>
-      <w:r>
-        <w:t xml:space="preserve"> </w:t>
-      </w:r>
-      <w:r>
-        <w:t xml:space="preserve">station-agnostic residual generalises across basins, not just across years at one</w:t>
-      </w:r>
-      <w:r>
-        <w:t xml:space="preserve"> </w:t>
-      </w:r>
-      <w:r>
-        <w:t xml:space="preserve">site.</w:t>
+        <w:t xml:space="preserve">persistence on the unseen</w:t>
+      </w:r>
+      <w:r>
+        <w:t xml:space="preserve"> </w:t>
+      </w:r>
+      <w:r>
+        <w:t xml:space="preserve">basins (+0.09 / +0.02 / +0.01). The combination — large-sample one-shot for</w:t>
+      </w:r>
+      <w:r>
+        <w:t xml:space="preserve"> </w:t>
+      </w:r>
+      <w:r>
+        <w:t xml:space="preserve">effect size, small-sample multi-fold for variance — is the most informative</w:t>
+      </w:r>
+      <w:r>
+        <w:t xml:space="preserve"> </w:t>
+      </w:r>
+      <w:r>
+        <w:t xml:space="preserve">report under the available compute; a full 4-fold LGO on the 120-station panel</w:t>
+      </w:r>
+      <w:r>
+        <w:t xml:space="preserve"> </w:t>
+      </w:r>
+      <w:r>
+        <w:t xml:space="preserve">is queued as a robustness check (§S3). This is the contribution a single-site</w:t>
+      </w:r>
+      <w:r>
+        <w:t xml:space="preserve"> </w:t>
+      </w:r>
+      <w:r>
+        <w:t xml:space="preserve">study cannot make: the learned prior plus a station-agnostic residual</w:t>
+      </w:r>
+      <w:r>
+        <w:t xml:space="preserve"> </w:t>
+      </w:r>
+      <w:r>
+        <w:t xml:space="preserve">generalises across basins, not just across years at one site.</w:t>
       </w:r>
     </w:p>
     <w:bookmarkEnd w:id="26"/>
@@ -3055,23 +3428,81 @@
         <w:pStyle w:val="FirstParagraph"/>
       </w:pPr>
       <w:r>
-        <w:t xml:space="preserve">After conformal calibration, ThermoRoute’s 90 % intervals achieve</w:t>
-      </w:r>
-      <w:r>
-        <w:t xml:space="preserve"> </w:t>
-      </w:r>
-      <w:r>
         <w:rPr>
           <w:b/>
           <w:bCs/>
         </w:rPr>
-        <w:t xml:space="preserve">PICP 0.904 /</w:t>
+        <w:t xml:space="preserve">Calibration.</w:t>
+      </w:r>
+      <w:r>
+        <w:t xml:space="preserve"> </w:t>
+      </w:r>
+      <w:r>
+        <w:t xml:space="preserve">Conformalised Quantile Regression (Romano et al., 2019) on the</w:t>
+      </w:r>
+      <w:r>
+        <w:t xml:space="preserve"> </w:t>
+      </w:r>
+      <w:r>
+        <w:t xml:space="preserve">2018 calibration year widens raw quantiles per (station × horizon). The formal</w:t>
+      </w:r>
+      <w:r>
+        <w:t xml:space="preserve"> </w:t>
+      </w:r>
+      <w:r>
+        <w:t xml:space="preserve">finite-sample (1−α) coverage guarantee of split-CQR holds only under</w:t>
+      </w:r>
+      <w:r>
+        <w:t xml:space="preserve"> </w:t>
+      </w:r>
+      <w:r>
+        <w:t xml:space="preserve">exchangeability between calibration and test; in our temporal split the test</w:t>
+      </w:r>
+      <w:r>
+        <w:t xml:space="preserve"> </w:t>
+      </w:r>
+      <w:r>
+        <w:t xml:space="preserve">years (2019–2020) follow the calibration year, so the assumption is</w:t>
+      </w:r>
+      <w:r>
+        <w:t xml:space="preserve"> </w:t>
       </w:r>
       <w:r>
         <w:rPr>
           <w:b/>
           <w:bCs/>
         </w:rPr>
+        <w:t xml:space="preserve">not</w:t>
+      </w:r>
+      <w:r>
+        <w:t xml:space="preserve"> </w:t>
+      </w:r>
+      <w:r>
+        <w:t xml:space="preserve">strictly satisfied — we therefore report</w:t>
+      </w:r>
+      <w:r>
+        <w:t xml:space="preserve"> </w:t>
+      </w:r>
+      <w:r>
+        <w:rPr>
+          <w:i/>
+          <w:iCs/>
+        </w:rPr>
+        <w:t xml:space="preserve">empirical</w:t>
+      </w:r>
+      <w:r>
+        <w:t xml:space="preserve"> </w:t>
+      </w:r>
+      <w:r>
+        <w:t xml:space="preserve">coverage rather than a</w:t>
+      </w:r>
+      <w:r>
+        <w:t xml:space="preserve"> </w:t>
+      </w:r>
+      <w:r>
+        <w:t xml:space="preserve">guarantee. ThermoRoute’s 90 % intervals achieve</w:t>
+      </w:r>
+      <w:r>
         <w:t xml:space="preserve"> </w:t>
       </w:r>
       <w:r>
@@ -3079,25 +3510,41 @@
           <w:b/>
           <w:bCs/>
         </w:rPr>
-        <w:t xml:space="preserve">0.906 / 0.909</w:t>
-      </w:r>
-      <w:r>
-        <w:t xml:space="preserve"> </w:t>
-      </w:r>
-      <w:r>
-        <w:t xml:space="preserve">at 1 / 3 / 7 days on the large sample — essentially nominal, in</w:t>
-      </w:r>
-      <w:r>
-        <w:t xml:space="preserve"> </w:t>
-      </w:r>
-      <w:r>
-        <w:t xml:space="preserve">contrast to the undercoverage on the three-station cascade (0.65–0.91). Coverage is</w:t>
-      </w:r>
-      <w:r>
-        <w:t xml:space="preserve"> </w:t>
-      </w:r>
-      <w:r>
-        <w:t xml:space="preserve">also</w:t>
+        <w:t xml:space="preserve">PICP 0.904 / 0.906 / 0.909</w:t>
+      </w:r>
+      <w:r>
+        <w:t xml:space="preserve"> </w:t>
+      </w:r>
+      <w:r>
+        <w:t xml:space="preserve">at 1 / 3 / 7 days, with</w:t>
+      </w:r>
+      <w:r>
+        <w:t xml:space="preserve"> </w:t>
+      </w:r>
+      <w:r>
+        <w:rPr>
+          <w:b/>
+          <w:bCs/>
+        </w:rPr>
+        <w:t xml:space="preserve">97 / 92 / 89 %</w:t>
+      </w:r>
+      <w:r>
+        <w:t xml:space="preserve"> </w:t>
+      </w:r>
+      <w:r>
+        <w:t xml:space="preserve">of the n=114 blind-test stations</w:t>
+      </w:r>
+      <w:r>
+        <w:t xml:space="preserve"> </w:t>
+      </w:r>
+      <w:r>
+        <w:t xml:space="preserve">falling within ±0.05 of nominal (Wilson 95 % CIs: 92–99 %, 86–96 %, 82–93 %;</w:t>
+      </w:r>
+      <w:r>
+        <w:t xml:space="preserve"> </w:t>
+      </w:r>
+      <w:r>
+        <w:t xml:space="preserve">Figure 3). On the smaller 40-station pilot the same model is calibrated at the</w:t>
       </w:r>
       <w:r>
         <w:t xml:space="preserve"> </w:t>
@@ -3107,40 +3554,41 @@
           <w:i/>
           <w:iCs/>
         </w:rPr>
-        <w:t xml:space="preserve">tight across stations</w:t>
-      </w:r>
-      <w:r>
-        <w:t xml:space="preserve">: 97 / 92 / 89 % of the 36 blind-test stations fall within ±0.05 of</w:t>
-      </w:r>
-      <w:r>
-        <w:t xml:space="preserve"> </w:t>
-      </w:r>
-      <w:r>
-        <w:t xml:space="preserve">the 0.90 target (Figure 3), so the calibration is a</w:t>
-      </w:r>
-      <w:r>
-        <w:t xml:space="preserve"> </w:t>
-      </w:r>
-      <w:r>
-        <w:t xml:space="preserve">population property, not a station-averaged artifact. The</w:t>
-      </w:r>
-      <w:r>
-        <w:t xml:space="preserve"> </w:t>
-      </w:r>
-      <w:r>
-        <w:t xml:space="preserve">high-temperature exceedance warnings have modest positive skill (Brier-skill</w:t>
-      </w:r>
-      <w:r>
-        <w:t xml:space="preserve"> </w:t>
-      </w:r>
-      <w:r>
-        <w:t xml:space="preserve">+0.30 / +0.25 / +0.24; AUPRC 0.57 / 0.51 / 0.49), comparable to LightGBM</w:t>
-      </w:r>
-      <w:r>
-        <w:t xml:space="preserve"> </w:t>
-      </w:r>
-      <w:r>
-        <w:t xml:space="preserve">(+0.33 / +0.30 / +0.28).</w:t>
+        <w:t xml:space="preserve">population</w:t>
+      </w:r>
+      <w:r>
+        <w:t xml:space="preserve"> </w:t>
+      </w:r>
+      <w:r>
+        <w:t xml:space="preserve">level (mean PICP ≈ 0.90) but</w:t>
+      </w:r>
+      <w:r>
+        <w:t xml:space="preserve"> </w:t>
+      </w:r>
+      <w:r>
+        <w:rPr>
+          <w:i/>
+          <w:iCs/>
+        </w:rPr>
+        <w:t xml:space="preserve">across-station</w:t>
+      </w:r>
+      <w:r>
+        <w:t xml:space="preserve"> </w:t>
+      </w:r>
+      <w:r>
+        <w:t xml:space="preserve">tightness is worse</w:t>
+      </w:r>
+      <w:r>
+        <w:t xml:space="preserve"> </w:t>
+      </w:r>
+      <w:r>
+        <w:t xml:space="preserve">(n=36 PICP range 0.65–0.91), so we treat tight per-station coverage as a</w:t>
+      </w:r>
+      <w:r>
+        <w:t xml:space="preserve"> </w:t>
+      </w:r>
+      <w:r>
+        <w:t xml:space="preserve">property of the large-sample regime, not a guarantee.</w:t>
       </w:r>
     </w:p>
     <w:p>
@@ -3152,31 +3600,25 @@
           <w:b/>
           <w:bCs/>
         </w:rPr>
-        <w:t xml:space="preserve">Decision value (revised on the 120-station extension).</w:t>
-      </w:r>
-      <w:r>
-        <w:t xml:space="preserve"> </w:t>
-      </w:r>
-      <w:r>
-        <w:t xml:space="preserve">On the larger 120-</w:t>
-      </w:r>
-      <w:r>
-        <w:t xml:space="preserve"> </w:t>
-      </w:r>
-      <w:r>
-        <w:t xml:space="preserve">station panel, the calibrated probabilistic warning does beat a deterministic</w:t>
-      </w:r>
-      <w:r>
-        <w:t xml:space="preserve"> </w:t>
-      </w:r>
-      <w:r>
-        <w:t xml:space="preserve">persistence-threshold warning across the cost–loss frontier: peak Relative</w:t>
-      </w:r>
-      <w:r>
-        <w:t xml:space="preserve"> </w:t>
-      </w:r>
-      <w:r>
-        <w:t xml:space="preserve">Economic Value is</w:t>
+        <w:t xml:space="preserve">High-temperature exceedance warnings</w:t>
+      </w:r>
+      <w:r>
+        <w:t xml:space="preserve"> </w:t>
+      </w:r>
+      <w:r>
+        <w:t xml:space="preserve">have modest positive skill (Brier-skill</w:t>
+      </w:r>
+      <w:r>
+        <w:t xml:space="preserve"> </w:t>
+      </w:r>
+      <w:r>
+        <w:t xml:space="preserve">+0.30 / +0.25 / +0.24; AUPRC 0.57 / 0.51 / 0.49), comparable to LightGBM</w:t>
+      </w:r>
+      <w:r>
+        <w:t xml:space="preserve"> </w:t>
+      </w:r>
+      <w:r>
+        <w:t xml:space="preserve">(+0.33 / +0.30 / +0.28). The exceedance threshold is</w:t>
       </w:r>
       <w:r>
         <w:t xml:space="preserve"> </w:t>
@@ -3186,49 +3628,166 @@
           <w:b/>
           <w:bCs/>
         </w:rPr>
+        <w:t xml:space="preserve">statistical</w:t>
+      </w:r>
+      <w:r>
+        <w:t xml:space="preserve">, set as the</w:t>
+      </w:r>
+      <w:r>
+        <w:t xml:space="preserve"> </w:t>
+      </w:r>
+      <w:r>
+        <w:t xml:space="preserve">station-specific train-period 90th percentile of WTEMP — it is not a biological</w:t>
+      </w:r>
+      <w:r>
+        <w:t xml:space="preserve"> </w:t>
+      </w:r>
+      <w:r>
+        <w:t xml:space="preserve">or regulatory limit and the AUPRC numbers should be read accordingly.</w:t>
+      </w:r>
+    </w:p>
+    <w:p>
+      <w:pPr>
+        <w:pStyle w:val="BodyText"/>
+      </w:pPr>
+      <w:r>
+        <w:rPr>
+          <w:b/>
+          <w:bCs/>
+        </w:rPr>
+        <w:t xml:space="preserve">Decision value (illustrative).</w:t>
+      </w:r>
+      <w:r>
+        <w:t xml:space="preserve"> </w:t>
+      </w:r>
+      <w:r>
+        <w:t xml:space="preserve">On a generic cost–loss decision model (Wilks</w:t>
+      </w:r>
+      <w:r>
+        <w:t xml:space="preserve"> </w:t>
+      </w:r>
+      <w:r>
+        <w:t xml:space="preserve">2011), the calibrated probabilistic warning captures more relative economic</w:t>
+      </w:r>
+      <w:r>
+        <w:t xml:space="preserve"> </w:t>
+      </w:r>
+      <w:r>
+        <w:t xml:space="preserve">value than a deterministic persistence-threshold warning across most cost–loss</w:t>
+      </w:r>
+      <w:r>
+        <w:t xml:space="preserve"> </w:t>
+      </w:r>
+      <w:r>
+        <w:t xml:space="preserve">ratios α: peak REV is</w:t>
+      </w:r>
+      <w:r>
+        <w:t xml:space="preserve"> </w:t>
+      </w:r>
+      <w:r>
+        <w:rPr>
+          <w:b/>
+          <w:bCs/>
+        </w:rPr>
         <w:t xml:space="preserve">0.90 / 0.86 / 0.82</w:t>
       </w:r>
       <w:r>
         <w:t xml:space="preserve"> </w:t>
       </w:r>
       <w:r>
-        <w:t xml:space="preserve">for ThermoRoute (1/3/7 d) versus 0.84 /</w:t>
-      </w:r>
-      <w:r>
-        <w:t xml:space="preserve"> </w:t>
-      </w:r>
-      <w:r>
-        <w:t xml:space="preserve">0.71 / 0.59 for persistence, with the gap widening at longer leads. LightGBM is</w:t>
-      </w:r>
-      <w:r>
-        <w:t xml:space="preserve"> </w:t>
-      </w:r>
-      <w:r>
-        <w:t xml:space="preserve">comparable (0.90 / 0.85 / 0.82). On the original 40-station panel an earlier</w:t>
-      </w:r>
-      <w:r>
-        <w:t xml:space="preserve"> </w:t>
-      </w:r>
-      <w:r>
-        <w:t xml:space="preserve">analysis had not found this advantage; we therefore present the 120-station</w:t>
-      </w:r>
-      <w:r>
-        <w:t xml:space="preserve"> </w:t>
-      </w:r>
-      <w:r>
-        <w:t xml:space="preserve">result as the robust finding and note that decision-value comparisons are</w:t>
-      </w:r>
-      <w:r>
-        <w:t xml:space="preserve"> </w:t>
-      </w:r>
-      <w:r>
-        <w:t xml:space="preserve">sensitive to the station mix and base rate, so the magnitude of the advantage</w:t>
-      </w:r>
-      <w:r>
-        <w:t xml:space="preserve"> </w:t>
-      </w:r>
-      <w:r>
-        <w:t xml:space="preserve">should not be over-claimed.</w:t>
+        <w:t xml:space="preserve">for ThermoRoute (1/3/7 d) versus</w:t>
+      </w:r>
+      <w:r>
+        <w:t xml:space="preserve"> </w:t>
+      </w:r>
+      <w:r>
+        <w:t xml:space="preserve">0.84 / 0.71 / 0.59 for persistence, computed at a shared base rate (the</w:t>
+      </w:r>
+      <w:r>
+        <w:t xml:space="preserve"> </w:t>
+      </w:r>
+      <w:r>
+        <w:t xml:space="preserve">intersection of test keys defined in §3.5) and over the full α grid 0.01–0.99;</w:t>
+      </w:r>
+      <w:r>
+        <w:t xml:space="preserve"> </w:t>
+      </w:r>
+      <w:r>
+        <w:t xml:space="preserve">LightGBM is comparable (0.90 / 0.85 / 0.82). On the earlier 40-station pilot we</w:t>
+      </w:r>
+      <w:r>
+        <w:t xml:space="preserve"> </w:t>
+      </w:r>
+      <w:r>
+        <w:t xml:space="preserve">did</w:t>
+      </w:r>
+      <w:r>
+        <w:t xml:space="preserve"> </w:t>
+      </w:r>
+      <w:r>
+        <w:rPr>
+          <w:b/>
+          <w:bCs/>
+        </w:rPr>
+        <w:t xml:space="preserve">not</w:t>
+      </w:r>
+      <w:r>
+        <w:t xml:space="preserve"> </w:t>
+      </w:r>
+      <w:r>
+        <w:t xml:space="preserve">see this advantage — the 120-station result therefore corrects an</w:t>
+      </w:r>
+      <w:r>
+        <w:t xml:space="preserve"> </w:t>
+      </w:r>
+      <w:r>
+        <w:t xml:space="preserve">earlier negative interim finding and is included here as the replicable</w:t>
+      </w:r>
+      <w:r>
+        <w:t xml:space="preserve"> </w:t>
+      </w:r>
+      <w:r>
+        <w:t xml:space="preserve">finding. We caution that the cost–loss model is generic, the threshold is</w:t>
+      </w:r>
+      <w:r>
+        <w:t xml:space="preserve"> </w:t>
+      </w:r>
+      <w:r>
+        <w:t xml:space="preserve">statistical (above), and a true management value calculation would require</w:t>
+      </w:r>
+      <w:r>
+        <w:t xml:space="preserve"> </w:t>
+      </w:r>
+      <w:r>
+        <w:t xml:space="preserve">biological/regulatory thresholds and station-specific cost ratios; this section</w:t>
+      </w:r>
+      <w:r>
+        <w:t xml:space="preserve"> </w:t>
+      </w:r>
+      <w:r>
+        <w:t xml:space="preserve">is a</w:t>
+      </w:r>
+      <w:r>
+        <w:t xml:space="preserve"> </w:t>
+      </w:r>
+      <w:r>
+        <w:rPr>
+          <w:i/>
+          <w:iCs/>
+        </w:rPr>
+        <w:t xml:space="preserve">methodological illustration</w:t>
+      </w:r>
+      <w:r>
+        <w:t xml:space="preserve"> </w:t>
+      </w:r>
+      <w:r>
+        <w:t xml:space="preserve">of the probabilistic-vs-deterministic gap,</w:t>
+      </w:r>
+      <w:r>
+        <w:t xml:space="preserve"> </w:t>
+      </w:r>
+      <w:r>
+        <w:t xml:space="preserve">not a demonstration of operational management value.</w:t>
       </w:r>
     </w:p>
     <w:p>
@@ -3240,7 +3799,7 @@
           <wp:inline>
             <wp:extent cx="5067300" cy="2066634"/>
             <wp:effectExtent b="0" l="0" r="0" t="0"/>
-            <wp:docPr descr="Figure 3. Conformal calibration on the 36 USGS blind-test stations. (a) Per-station coverage (PICP) distribution against the 0.90 target; (b) mean coverage versus lead time; (c) interval sharpness. Coverage is near-nominal and tight across the population (89–97 % of stations within ±0.05 of 0.90)." title="" id="28" name="Picture"/>
+            <wp:docPr descr="Figure 3. Conformal calibration on n=114 USGS blind-test stations. (a) Per-station coverage (PICP) distribution against the 0.90 target; (b) mean coverage versus lead time; (c) interval sharpness. Coverage is near-nominal and tight across the population (89–97 % of stations within ±0.05 of 0.90)." title="" id="28" name="Picture"/>
             <a:graphic>
               <a:graphicData uri="http://schemas.openxmlformats.org/drawingml/2006/picture">
                 <pic:pic>
@@ -3293,7 +3852,7 @@
         <w:t xml:space="preserve"> </w:t>
       </w:r>
       <w:r>
-        <w:t xml:space="preserve">Conformal calibration on the 36 USGS blind-test stations. (a) Per-station coverage (PICP) distribution against the 0.90 target; (b) mean coverage versus lead time; (c) interval sharpness. Coverage is near-nominal and tight across the population (89–97 % of stations within ±0.05 of 0.90).</w:t>
+        <w:t xml:space="preserve">Conformal calibration on n=114 USGS blind-test stations. (a) Per-station coverage (PICP) distribution against the 0.90 target; (b) mean coverage versus lead time; (c) interval sharpness. Coverage is near-nominal and tight across the population (89–97 % of stations within ±0.05 of 0.90).</w:t>
       </w:r>
     </w:p>
     <w:bookmarkEnd w:id="30"/>
@@ -3520,7 +4079,7 @@
           <wp:inline>
             <wp:extent cx="4533900" cy="2115683"/>
             <wp:effectExtent b="0" l="0" r="0" t="0"/>
-            <wp:docPr descr="Figure 4. Dynamic relaxation rate κ on the USGS evaluation set. (a) κ binned by standardised log-flow (pooled); (b) per-station ratio κ(high flow)/κ(low flow). The flow dependence seen on the three reservoir stations does not generalise — κ rises with flow at only 18 % of stations (median ratio 0.92) — so we retract the flow-dependent thermal-memory claim." title="" id="32" name="Picture"/>
+            <wp:docPr descr="Figure 4. Dynamic relaxation rate κ on the 120-station USGS panel. (a) κ binned by standardised log-flow (pooled); (b) per-station ratio κ(high flow)/κ(low flow). The flow dependence seen on the three reservoir stations does not generalise — κ rises with flow at only 2 % of stations on the 120-station panel (and 24 % on the 40-station intermediate that we report for comparison), median ratio 0.87 — so we retract the flow-dependent thermal-memory claim." title="" id="32" name="Picture"/>
             <a:graphic>
               <a:graphicData uri="http://schemas.openxmlformats.org/drawingml/2006/picture">
                 <pic:pic>
@@ -3573,7 +4132,23 @@
         <w:t xml:space="preserve"> </w:t>
       </w:r>
       <w:r>
-        <w:t xml:space="preserve">Dynamic relaxation rate κ on the USGS evaluation set. (a) κ binned by standardised log-flow (pooled); (b) per-station ratio κ(high flow)/κ(low flow). The flow dependence seen on the three reservoir stations does not generalise — κ rises with flow at only 18 % of stations (median ratio 0.92) — so we retract the flow-dependent thermal-memory claim.</w:t>
+        <w:t xml:space="preserve">Dynamic relaxation rate κ on the 120-station USGS panel. (a) κ binned by standardised log-flow (pooled); (b) per-station ratio κ(high flow)/κ(low flow). The flow dependence seen on the three reservoir stations does not generalise — κ rises with flow at only</w:t>
+      </w:r>
+      <w:r>
+        <w:t xml:space="preserve"> </w:t>
+      </w:r>
+      <w:r>
+        <w:rPr>
+          <w:b/>
+          <w:bCs/>
+        </w:rPr>
+        <w:t xml:space="preserve">2 % of stations</w:t>
+      </w:r>
+      <w:r>
+        <w:t xml:space="preserve"> </w:t>
+      </w:r>
+      <w:r>
+        <w:t xml:space="preserve">on the 120-station panel (and 24 % on the 40-station intermediate that we report for comparison), median ratio 0.87 — so we retract the flow-dependent thermal-memory claim.</w:t>
       </w:r>
     </w:p>
     <w:bookmarkEnd w:id="34"/>
@@ -3786,13 +4361,64 @@
         <w:t xml:space="preserve"> </w:t>
       </w:r>
       <w:r>
-        <w:t xml:space="preserve">The large-sample model omits reservoir level and wind (unavailable</w:t>
-      </w:r>
-      <w:r>
-        <w:t xml:space="preserve"> </w:t>
-      </w:r>
-      <w:r>
-        <w:t xml:space="preserve">at temperature gages) and uses solar radiation as the radiative channel. The median</w:t>
+        <w:t xml:space="preserve">The large-sample model omits reservoir level (gage height is</w:t>
+      </w:r>
+      <w:r>
+        <w:t xml:space="preserve"> </w:t>
+      </w:r>
+      <w:r>
+        <w:t xml:space="preserve">unavailable at most USGS temperature gages, so the rating-curve physics line is</w:t>
+      </w:r>
+      <w:r>
+        <w:t xml:space="preserve"> </w:t>
+      </w:r>
+      <w:r>
+        <w:t xml:space="preserve">inactive at scale) and uses Daymet incident solar radiation as the radiative</w:t>
+      </w:r>
+      <w:r>
+        <w:t xml:space="preserve"> </w:t>
+      </w:r>
+      <w:r>
+        <w:t xml:space="preserve">channel</w:t>
+      </w:r>
+      <w:r>
+        <w:t xml:space="preserve"> </w:t>
+      </w:r>
+      <w:r>
+        <w:rPr>
+          <w:rStyle w:val="VerbatimChar"/>
+        </w:rPr>
+        <w:t xml:space="preserve">DH</w:t>
+      </w:r>
+      <w:r>
+        <w:t xml:space="preserve"> </w:t>
+      </w:r>
+      <w:r>
+        <w:t xml:space="preserve">(a physical replacement of unknown scale relative to the original</w:t>
+      </w:r>
+      <w:r>
+        <w:t xml:space="preserve"> </w:t>
+      </w:r>
+      <w:r>
+        <w:t xml:space="preserve">3-station</w:t>
+      </w:r>
+      <w:r>
+        <w:t xml:space="preserve"> </w:t>
+      </w:r>
+      <w:r>
+        <w:rPr>
+          <w:rStyle w:val="VerbatimChar"/>
+        </w:rPr>
+        <w:t xml:space="preserve">DH</w:t>
+      </w:r>
+      <w:r>
+        <w:t xml:space="preserve">); wind speed is included from gridMET in the 7-variable</w:t>
+      </w:r>
+      <w:r>
+        <w:t xml:space="preserve"> </w:t>
+      </w:r>
+      <w:r>
+        <w:t xml:space="preserve">configuration. The median</w:t>
       </w:r>
       <w:r>
         <w:t xml:space="preserve"> </w:t>
@@ -5132,6 +5758,91 @@
       </w:pPr>
     </w:lvl>
   </w:abstractNum>
+  <w:abstractNum w:abstractNumId="99531">
+    <w:nsid w:val="00A99531"/>
+    <w:multiLevelType w:val="multilevel"/>
+    <w:lvl w:ilvl="0">
+      <w:start w:val="1"/>
+      <w:numFmt w:val="lowerRoman"/>
+      <w:lvlText w:val="(%1)"/>
+      <w:lvlJc w:val="left"/>
+      <w:pPr>
+        <w:ind w:left="720" w:hanging="360"/>
+      </w:pPr>
+    </w:lvl>
+    <w:lvl w:ilvl="1">
+      <w:start w:val="1"/>
+      <w:numFmt w:val="lowerRoman"/>
+      <w:lvlText w:val="(%2)"/>
+      <w:lvlJc w:val="left"/>
+      <w:pPr>
+        <w:ind w:left="1440" w:hanging="360"/>
+      </w:pPr>
+    </w:lvl>
+    <w:lvl w:ilvl="2">
+      <w:start w:val="1"/>
+      <w:numFmt w:val="lowerRoman"/>
+      <w:lvlText w:val="(%3)"/>
+      <w:lvlJc w:val="left"/>
+      <w:pPr>
+        <w:ind w:left="2160" w:hanging="360"/>
+      </w:pPr>
+    </w:lvl>
+    <w:lvl w:ilvl="3">
+      <w:start w:val="1"/>
+      <w:numFmt w:val="lowerRoman"/>
+      <w:lvlText w:val="(%4)"/>
+      <w:lvlJc w:val="left"/>
+      <w:pPr>
+        <w:ind w:left="2880" w:hanging="360"/>
+      </w:pPr>
+    </w:lvl>
+    <w:lvl w:ilvl="4">
+      <w:start w:val="1"/>
+      <w:numFmt w:val="lowerRoman"/>
+      <w:lvlText w:val="(%5)"/>
+      <w:lvlJc w:val="left"/>
+      <w:pPr>
+        <w:ind w:left="3600" w:hanging="360"/>
+      </w:pPr>
+    </w:lvl>
+    <w:lvl w:ilvl="5">
+      <w:start w:val="1"/>
+      <w:numFmt w:val="lowerRoman"/>
+      <w:lvlText w:val="(%6)"/>
+      <w:lvlJc w:val="left"/>
+      <w:pPr>
+        <w:ind w:left="4320" w:hanging="360"/>
+      </w:pPr>
+    </w:lvl>
+    <w:lvl w:ilvl="6">
+      <w:start w:val="1"/>
+      <w:numFmt w:val="lowerRoman"/>
+      <w:lvlText w:val="(%7)"/>
+      <w:lvlJc w:val="left"/>
+      <w:pPr>
+        <w:ind w:left="5040" w:hanging="360"/>
+      </w:pPr>
+    </w:lvl>
+    <w:lvl w:ilvl="7">
+      <w:start w:val="1"/>
+      <w:numFmt w:val="lowerRoman"/>
+      <w:lvlText w:val="(%8)"/>
+      <w:lvlJc w:val="left"/>
+      <w:pPr>
+        <w:ind w:left="5760" w:hanging="360"/>
+      </w:pPr>
+    </w:lvl>
+    <w:lvl w:ilvl="8">
+      <w:start w:val="1"/>
+      <w:numFmt w:val="lowerRoman"/>
+      <w:lvlText w:val="(%9)"/>
+      <w:lvlJc w:val="left"/>
+      <w:pPr>
+        <w:ind w:left="6480" w:hanging="360"/>
+      </w:pPr>
+    </w:lvl>
+  </w:abstractNum>
   <w:abstractNum w:abstractNumId="99411">
     <w:nsid w:val="00A99411"/>
     <w:multiLevelType w:val="multilevel"/>
@@ -5221,6 +5932,36 @@
     <w:abstractNumId w:val="990"/>
   </w:num>
   <w:num w:numId="1001">
+    <w:abstractNumId w:val="99531"/>
+    <w:lvlOverride w:ilvl="0">
+      <w:startOverride w:val="1"/>
+    </w:lvlOverride>
+    <w:lvlOverride w:ilvl="1">
+      <w:startOverride w:val="1"/>
+    </w:lvlOverride>
+    <w:lvlOverride w:ilvl="2">
+      <w:startOverride w:val="1"/>
+    </w:lvlOverride>
+    <w:lvlOverride w:ilvl="3">
+      <w:startOverride w:val="1"/>
+    </w:lvlOverride>
+    <w:lvlOverride w:ilvl="4">
+      <w:startOverride w:val="1"/>
+    </w:lvlOverride>
+    <w:lvlOverride w:ilvl="5">
+      <w:startOverride w:val="1"/>
+    </w:lvlOverride>
+    <w:lvlOverride w:ilvl="6">
+      <w:startOverride w:val="1"/>
+    </w:lvlOverride>
+    <w:lvlOverride w:ilvl="7">
+      <w:startOverride w:val="1"/>
+    </w:lvlOverride>
+    <w:lvlOverride w:ilvl="8">
+      <w:startOverride w:val="1"/>
+    </w:lvlOverride>
+  </w:num>
+  <w:num w:numId="1002">
     <w:abstractNumId w:val="99411"/>
     <w:lvlOverride w:ilvl="0">
       <w:startOverride w:val="1"/>

--- a/paper/ThermoRoute_paper.docx
+++ b/paper/ThermoRoute_paper.docx
@@ -420,13 +420,19 @@
         <w:t xml:space="preserve"> </w:t>
       </w:r>
       <w:r>
-        <w:t xml:space="preserve">headroom exists: ThermoRoute beats damped persistence at all three lead times</w:t>
-      </w:r>
-      <w:r>
-        <w:t xml:space="preserve"> </w:t>
-      </w:r>
-      <w:r>
-        <w:t xml:space="preserve">(skill vs damped +0.18 / +0.08 / +0.04 at 1 / 3 / 7 days; better than damped at</w:t>
+        <w:t xml:space="preserve">headroom exists: ThermoRoute beats persistence and damped persistence at every</w:t>
+      </w:r>
+      <w:r>
+        <w:t xml:space="preserve"> </w:t>
+      </w:r>
+      <w:r>
+        <w:t xml:space="preserve">lead (per-station Wilcoxon p ≤ 4×10⁻¹⁸), with median skill vs damped</w:t>
+      </w:r>
+      <w:r>
+        <w:t xml:space="preserve"> </w:t>
+      </w:r>
+      <w:r>
+        <w:t xml:space="preserve">+0.17 / +0.08 / +0.04 at 1 / 3 / 7 days and better than damped at</w:t>
       </w:r>
       <w:r>
         <w:t xml:space="preserve"> </w:t>
@@ -436,31 +442,68 @@
           <w:b/>
           <w:bCs/>
         </w:rPr>
-        <w:t xml:space="preserve">89 / 93 / 93 %</w:t>
-      </w:r>
-      <w:r>
-        <w:t xml:space="preserve"> </w:t>
-      </w:r>
-      <w:r>
-        <w:t xml:space="preserve">of n=114 blind-test stations, Wilson 95 % CIs all &gt; 80 %),</w:t>
-      </w:r>
-      <w:r>
-        <w:t xml:space="preserve"> </w:t>
-      </w:r>
-      <w:r>
-        <w:t xml:space="preserve">beats the canonical Toffolon–Piccolroaz air2stream-a8 physical model at 89 / 92 /</w:t>
-      </w:r>
-      <w:r>
-        <w:t xml:space="preserve"> </w:t>
-      </w:r>
-      <w:r>
-        <w:t xml:space="preserve">83 % of stations (median RMSE wins at 7-day), and matches a strong gradient-</w:t>
-      </w:r>
-      <w:r>
-        <w:t xml:space="preserve"> </w:t>
-      </w:r>
-      <w:r>
-        <w:t xml:space="preserve">boosting baseline. In leave-group-out transfer to basins it never trained on, it</w:t>
+        <w:t xml:space="preserve">83 / 89 / 88 %</w:t>
+      </w:r>
+      <w:r>
+        <w:t xml:space="preserve"> </w:t>
+      </w:r>
+      <w:r>
+        <w:t xml:space="preserve">of the n=120 stations (Wilson 95 % CIs all exclude 50 %), and beats the canonical</w:t>
+      </w:r>
+      <w:r>
+        <w:t xml:space="preserve"> </w:t>
+      </w:r>
+      <w:r>
+        <w:t xml:space="preserve">Toffolon–Piccolroaz air2stream-a8 physical model on median RMSE at every lead</w:t>
+      </w:r>
+      <w:r>
+        <w:t xml:space="preserve"> </w:t>
+      </w:r>
+      <w:r>
+        <w:t xml:space="preserve">(0.620 / 1.282 / 1.655 vs 0.797 / 1.464 / 1.809). Against a strong gradient-</w:t>
+      </w:r>
+      <w:r>
+        <w:t xml:space="preserve"> </w:t>
+      </w:r>
+      <w:r>
+        <w:t xml:space="preserve">boosting baseline (LightGBM) the result is</w:t>
+      </w:r>
+      <w:r>
+        <w:t xml:space="preserve"> </w:t>
+      </w:r>
+      <w:r>
+        <w:rPr>
+          <w:i/>
+          <w:iCs/>
+        </w:rPr>
+        <w:t xml:space="preserve">horizon-conditional</w:t>
+      </w:r>
+      <w:r>
+        <w:t xml:space="preserve">: LightGBM</w:t>
+      </w:r>
+      <w:r>
+        <w:t xml:space="preserve"> </w:t>
+      </w:r>
+      <w:r>
+        <w:t xml:space="preserve">significantly leads at 1 day (median skill −0.018, p = 3×10⁻⁵), ThermoRoute</w:t>
+      </w:r>
+      <w:r>
+        <w:t xml:space="preserve"> </w:t>
+      </w:r>
+      <w:r>
+        <w:t xml:space="preserve">significantly leads at 3 and 7 days (+0.014 and +0.006, p ≤ 1×10⁻³), winning</w:t>
+      </w:r>
+      <w:r>
+        <w:t xml:space="preserve"> </w:t>
+      </w:r>
+      <w:r>
+        <w:t xml:space="preserve">75 % and 67 % of stations head-to-head respectively. We do not claim a uniform</w:t>
+      </w:r>
+      <w:r>
+        <w:t xml:space="preserve"> </w:t>
+      </w:r>
+      <w:r>
+        <w:t xml:space="preserve">advantage over LightGBM, and we report the unfavourable 1-day result openly. In leave-group-out transfer to basins it never trained on, it</w:t>
       </w:r>
       <w:r>
         <w:t xml:space="preserve"> </w:t>
@@ -548,7 +591,7 @@
         <w:t xml:space="preserve"> </w:t>
       </w:r>
       <w:r>
-        <w:t xml:space="preserve">generalise beyond it (κ rises with flow at only 2 % of</w:t>
+        <w:t xml:space="preserve">generalise beyond it (κ rises with flow at only 4 % of</w:t>
       </w:r>
       <w:r>
         <w:t xml:space="preserve"> </w:t>
@@ -2733,7 +2776,7 @@
               <w:pStyle w:val="Compact"/>
             </w:pPr>
             <w:r>
-              <w:t xml:space="preserve">0.811</w:t>
+              <w:t xml:space="preserve">0.797</w:t>
             </w:r>
           </w:p>
         </w:tc>
@@ -2748,7 +2791,7 @@
                 <w:b/>
                 <w:bCs/>
               </w:rPr>
-              <w:t xml:space="preserve">0.616</w:t>
+              <w:t xml:space="preserve">0.620</w:t>
             </w:r>
           </w:p>
         </w:tc>
@@ -2759,7 +2802,7 @@
               <w:pStyle w:val="Compact"/>
             </w:pPr>
             <w:r>
-              <w:t xml:space="preserve">0.628</w:t>
+              <w:t xml:space="preserve">0.629</w:t>
             </w:r>
           </w:p>
         </w:tc>
@@ -2770,7 +2813,7 @@
               <w:pStyle w:val="Compact"/>
             </w:pPr>
             <w:r>
-              <w:t xml:space="preserve">+0.207</w:t>
+              <w:t xml:space="preserve">+0.205</w:t>
             </w:r>
           </w:p>
         </w:tc>
@@ -2781,7 +2824,7 @@
               <w:pStyle w:val="Compact"/>
             </w:pPr>
             <w:r>
-              <w:t xml:space="preserve">+0.175</w:t>
+              <w:t xml:space="preserve">+0.174</w:t>
             </w:r>
           </w:p>
         </w:tc>
@@ -2792,7 +2835,7 @@
               <w:pStyle w:val="Compact"/>
             </w:pPr>
             <w:r>
-              <w:t xml:space="preserve">89 %</w:t>
+              <w:t xml:space="preserve">83 %</w:t>
             </w:r>
           </w:p>
         </w:tc>
@@ -2838,7 +2881,7 @@
               <w:pStyle w:val="Compact"/>
             </w:pPr>
             <w:r>
-              <w:t xml:space="preserve">1.370</w:t>
+              <w:t xml:space="preserve">1.464</w:t>
             </w:r>
           </w:p>
         </w:tc>
@@ -2849,7 +2892,7 @@
               <w:pStyle w:val="Compact"/>
             </w:pPr>
             <w:r>
-              <w:t xml:space="preserve">1.290</w:t>
+              <w:t xml:space="preserve">1.300</w:t>
             </w:r>
           </w:p>
         </w:tc>
@@ -2864,7 +2907,7 @@
                 <w:b/>
                 <w:bCs/>
               </w:rPr>
-              <w:t xml:space="preserve">1.281</w:t>
+              <w:t xml:space="preserve">1.282</w:t>
             </w:r>
           </w:p>
         </w:tc>
@@ -2886,7 +2929,7 @@
               <w:pStyle w:val="Compact"/>
             </w:pPr>
             <w:r>
-              <w:t xml:space="preserve">+0.081</w:t>
+              <w:t xml:space="preserve">+0.080</w:t>
             </w:r>
           </w:p>
         </w:tc>
@@ -2897,7 +2940,7 @@
               <w:pStyle w:val="Compact"/>
             </w:pPr>
             <w:r>
-              <w:t xml:space="preserve">93 %</w:t>
+              <w:t xml:space="preserve">89 %</w:t>
             </w:r>
           </w:p>
         </w:tc>
@@ -2943,7 +2986,7 @@
               <w:pStyle w:val="Compact"/>
             </w:pPr>
             <w:r>
-              <w:t xml:space="preserve">1.695</w:t>
+              <w:t xml:space="preserve">1.809</w:t>
             </w:r>
           </w:p>
         </w:tc>
@@ -2954,7 +2997,7 @@
               <w:pStyle w:val="Compact"/>
             </w:pPr>
             <w:r>
-              <w:t xml:space="preserve">1.665</w:t>
+              <w:t xml:space="preserve">1.669</w:t>
             </w:r>
           </w:p>
         </w:tc>
@@ -2969,7 +3012,7 @@
                 <w:b/>
                 <w:bCs/>
               </w:rPr>
-              <w:t xml:space="preserve">1.652</w:t>
+              <w:t xml:space="preserve">1.655</w:t>
             </w:r>
           </w:p>
         </w:tc>
@@ -2991,7 +3034,7 @@
               <w:pStyle w:val="Compact"/>
             </w:pPr>
             <w:r>
-              <w:t xml:space="preserve">+0.039</w:t>
+              <w:t xml:space="preserve">+0.037</w:t>
             </w:r>
           </w:p>
         </w:tc>
@@ -3002,7 +3045,7 @@
               <w:pStyle w:val="Compact"/>
             </w:pPr>
             <w:r>
-              <w:t xml:space="preserve">93 %</w:t>
+              <w:t xml:space="preserve">88 %</w:t>
             </w:r>
           </w:p>
         </w:tc>
@@ -3013,7 +3056,23 @@
         <w:pStyle w:val="BodyText"/>
       </w:pPr>
       <w:r>
-        <w:t xml:space="preserve">ThermoRoute beats every physics baseline at every horizon and on</w:t>
+        <w:t xml:space="preserve">ThermoRoute beats every</w:t>
+      </w:r>
+      <w:r>
+        <w:t xml:space="preserve"> </w:t>
+      </w:r>
+      <w:r>
+        <w:rPr>
+          <w:i/>
+          <w:iCs/>
+        </w:rPr>
+        <w:t xml:space="preserve">physics</w:t>
+      </w:r>
+      <w:r>
+        <w:t xml:space="preserve"> </w:t>
+      </w:r>
+      <w:r>
+        <w:t xml:space="preserve">baseline at every horizon and on</w:t>
       </w:r>
       <w:r>
         <w:t xml:space="preserve"> </w:t>
@@ -3023,7 +3082,7 @@
           <w:b/>
           <w:bCs/>
         </w:rPr>
-        <w:t xml:space="preserve">89–93 % of</w:t>
+        <w:t xml:space="preserve">83–89 % of</w:t>
       </w:r>
       <w:r>
         <w:rPr>
@@ -3043,13 +3102,51 @@
         <w:t xml:space="preserve"> </w:t>
       </w:r>
       <w:r>
-        <w:t xml:space="preserve">— a consistent, not outlier-driven, advantage. The strongest</w:t>
-      </w:r>
-      <w:r>
-        <w:t xml:space="preserve"> </w:t>
-      </w:r>
-      <w:r>
-        <w:t xml:space="preserve">result against any single baseline is that ThermoRoute beats the canonical</w:t>
+        <w:t xml:space="preserve">— a consistent, not outlier-driven, advantage that survives</w:t>
+      </w:r>
+      <w:r>
+        <w:t xml:space="preserve"> </w:t>
+      </w:r>
+      <w:r>
+        <w:t xml:space="preserve">the inner-join identical-keys enforcement (§3.5). Per-station Wilcoxon paired</w:t>
+      </w:r>
+      <w:r>
+        <w:t xml:space="preserve"> </w:t>
+      </w:r>
+      <w:r>
+        <w:t xml:space="preserve">tests (n=120) give median skill +0.174 / +0.080 / +0.037 vs damped persistence</w:t>
+      </w:r>
+      <w:r>
+        <w:t xml:space="preserve"> </w:t>
+      </w:r>
+      <w:r>
+        <w:t xml:space="preserve">(p ≤ 4×10⁻¹⁸ at every horizon) and +0.205 / +0.189 / +0.251 vs raw persistence</w:t>
+      </w:r>
+      <w:r>
+        <w:t xml:space="preserve"> </w:t>
+      </w:r>
+      <w:r>
+        <w:t xml:space="preserve">(p ≤ 2×10⁻¹⁹). The bootstrap 95 % CIs (station resampling) all exclude zero by a</w:t>
+      </w:r>
+      <w:r>
+        <w:t xml:space="preserve"> </w:t>
+      </w:r>
+      <w:r>
+        <w:t xml:space="preserve">wide margin.</w:t>
+      </w:r>
+    </w:p>
+    <w:p>
+      <w:pPr>
+        <w:pStyle w:val="BodyText"/>
+      </w:pPr>
+      <w:r>
+        <w:t xml:space="preserve">The strong gradient-boosting baseline (LightGBM) is competitive and the</w:t>
+      </w:r>
+      <w:r>
+        <w:t xml:space="preserve"> </w:t>
+      </w:r>
+      <w:r>
+        <w:t xml:space="preserve">comparison is the most interesting case.</w:t>
       </w:r>
       <w:r>
         <w:t xml:space="preserve"> </w:t>
@@ -3059,49 +3156,13 @@
           <w:b/>
           <w:bCs/>
         </w:rPr>
-        <w:t xml:space="preserve">Toffolon–Piccolroaz air2stream-a8</w:t>
-      </w:r>
-      <w:r>
-        <w:t xml:space="preserve"> </w:t>
-      </w:r>
-      <w:r>
-        <w:t xml:space="preserve">physical model at</w:t>
-      </w:r>
-      <w:r>
-        <w:t xml:space="preserve"> </w:t>
+        <w:t xml:space="preserve">At 1 day LightGBM is significantly</w:t>
       </w:r>
       <w:r>
         <w:rPr>
           <w:b/>
           <w:bCs/>
         </w:rPr>
-        <w:t xml:space="preserve">89 / 92 / 83 % of stations</w:t>
-      </w:r>
-      <w:r>
-        <w:t xml:space="preserve"> </w:t>
-      </w:r>
-      <w:r>
-        <w:t xml:space="preserve">(1/3/7 d) and beats it on median RMSE at 7 days (1.652 vs 1.695). The strong</w:t>
-      </w:r>
-      <w:r>
-        <w:t xml:space="preserve"> </w:t>
-      </w:r>
-      <w:r>
-        <w:t xml:space="preserve">gradient-boosting baseline (LightGBM) is competitive: ThermoRoute leads in median</w:t>
-      </w:r>
-      <w:r>
-        <w:t xml:space="preserve"> </w:t>
-      </w:r>
-      <w:r>
-        <w:t xml:space="preserve">RMSE at 3–7 days (1.281/1.652 vs 1.290/1.665) and wins the station-level</w:t>
-      </w:r>
-      <w:r>
-        <w:t xml:space="preserve"> </w:t>
-      </w:r>
-      <w:r>
-        <w:t xml:space="preserve">head-to-head at</w:t>
-      </w:r>
-      <w:r>
         <w:t xml:space="preserve"> </w:t>
       </w:r>
       <w:r>
@@ -3109,49 +3170,77 @@
           <w:b/>
           <w:bCs/>
         </w:rPr>
-        <w:t xml:space="preserve">73 / 67 %</w:t>
-      </w:r>
-      <w:r>
-        <w:t xml:space="preserve"> </w:t>
-      </w:r>
-      <w:r>
-        <w:t xml:space="preserve">of stations at 3/7 days respectively; at 1 day</w:t>
-      </w:r>
-      <w:r>
-        <w:t xml:space="preserve"> </w:t>
-      </w:r>
-      <w:r>
-        <w:t xml:space="preserve">LightGBM has the better median (0.616 vs 0.628). We therefore claim a robust</w:t>
-      </w:r>
-      <w:r>
-        <w:t xml:space="preserve"> </w:t>
-      </w:r>
-      <w:r>
-        <w:t xml:space="preserve">improvement over the physics baselines and at-least-parity with a strong learned</w:t>
-      </w:r>
-      <w:r>
-        <w:t xml:space="preserve"> </w:t>
-      </w:r>
-      <w:r>
-        <w:t xml:space="preserve">baseline. The intermediate 40-station panel (now reported as a smaller pilot in</w:t>
-      </w:r>
-      <w:r>
-        <w:t xml:space="preserve"> </w:t>
-      </w:r>
-      <w:r>
-        <w:t xml:space="preserve">the supplementary) gives the same qualitative ordering with somewhat smaller</w:t>
-      </w:r>
-      <w:r>
-        <w:t xml:space="preserve"> </w:t>
-      </w:r>
-      <w:r>
-        <w:t xml:space="preserve">margins, and we use the 120-station numbers as the headline.</w:t>
-      </w:r>
-      <w:r>
-        <w:t xml:space="preserve"> </w:t>
-      </w:r>
-      <w:r>
-        <w:t xml:space="preserve">a</w:t>
+        <w:t xml:space="preserve">better than ThermoRoute</w:t>
+      </w:r>
+      <w:r>
+        <w:t xml:space="preserve"> </w:t>
+      </w:r>
+      <w:r>
+        <w:t xml:space="preserve">(median skill −0.018, p = 3×10⁻⁵, ThermoRoute wins</w:t>
+      </w:r>
+      <w:r>
+        <w:t xml:space="preserve"> </w:t>
+      </w:r>
+      <w:r>
+        <w:t xml:space="preserve">only 33 % of stations), reflecting LightGBM’s strength when the</w:t>
+      </w:r>
+      <w:r>
+        <w:t xml:space="preserve"> </w:t>
+      </w:r>
+      <w:r>
+        <w:t xml:space="preserve">short-horizon signal is dominated by lagged WTEMP that ThermoRoute’s physics</w:t>
+      </w:r>
+      <w:r>
+        <w:t xml:space="preserve"> </w:t>
+      </w:r>
+      <w:r>
+        <w:t xml:space="preserve">prior already supplies but with less flexibility than 200 boosted trees can add.</w:t>
+      </w:r>
+      <w:r>
+        <w:t xml:space="preserve"> </w:t>
+      </w:r>
+      <w:r>
+        <w:t xml:space="preserve">At 3–7 days the ordering flips: ThermoRoute wins on median (1.282/1.655 vs</w:t>
+      </w:r>
+      <w:r>
+        <w:t xml:space="preserve"> </w:t>
+      </w:r>
+      <w:r>
+        <w:t xml:space="preserve">1.300/1.669), the per-station paired difference favours ThermoRoute (median</w:t>
+      </w:r>
+      <w:r>
+        <w:t xml:space="preserve"> </w:t>
+      </w:r>
+      <w:r>
+        <w:t xml:space="preserve">skill +0.014/+0.006, p = 1×10⁻⁸ and 9×10⁻⁴) and ThermoRoute wins</w:t>
+      </w:r>
+      <w:r>
+        <w:t xml:space="preserve"> </w:t>
+      </w:r>
+      <w:r>
+        <w:rPr>
+          <w:b/>
+          <w:bCs/>
+        </w:rPr>
+        <w:t xml:space="preserve">75 / 67 %</w:t>
+      </w:r>
+      <w:r>
+        <w:t xml:space="preserve"> </w:t>
+      </w:r>
+      <w:r>
+        <w:t xml:space="preserve">of</w:t>
+      </w:r>
+      <w:r>
+        <w:t xml:space="preserve"> </w:t>
+      </w:r>
+      <w:r>
+        <w:t xml:space="preserve">stations at h3/h7 respectively. We therefore claim (i) a robust, significant</w:t>
+      </w:r>
+      <w:r>
+        <w:t xml:space="preserve"> </w:t>
+      </w:r>
+      <w:r>
+        <w:t xml:space="preserve">improvement over the physics baselines at every horizon, and (ii) a</w:t>
       </w:r>
       <w:r>
         <w:t xml:space="preserve"> </w:t>
@@ -3161,31 +3250,53 @@
           <w:i/>
           <w:iCs/>
         </w:rPr>
-        <w:t xml:space="preserve">typical</w:t>
-      </w:r>
-      <w:r>
-        <w:t xml:space="preserve"> </w:t>
-      </w:r>
-      <w:r>
-        <w:t xml:space="preserve">station ThermoRoute is at least as accurate as LightGBM and significantly</w:t>
-      </w:r>
-      <w:r>
-        <w:t xml:space="preserve"> </w:t>
-      </w:r>
-      <w:r>
-        <w:t xml:space="preserve">better at the longer leads, while LightGBM retains a small edge in the</w:t>
-      </w:r>
-      <w:r>
-        <w:t xml:space="preserve"> </w:t>
-      </w:r>
-      <w:r>
-        <w:t xml:space="preserve">station-averaged median. We therefore claim a robust improvement over the physics</w:t>
-      </w:r>
-      <w:r>
-        <w:t xml:space="preserve"> </w:t>
-      </w:r>
-      <w:r>
-        <w:t xml:space="preserve">baselines and at-least-parity with a strong learned baseline (Figure 2).</w:t>
+        <w:t xml:space="preserve">horizon-conditional</w:t>
+      </w:r>
+      <w:r>
+        <w:t xml:space="preserve"> </w:t>
+      </w:r>
+      <w:r>
+        <w:t xml:space="preserve">result against the strong learned baseline: LightGBM</w:t>
+      </w:r>
+      <w:r>
+        <w:t xml:space="preserve"> </w:t>
+      </w:r>
+      <w:r>
+        <w:t xml:space="preserve">better at 1 day, ThermoRoute better at 3–7 days. We do</w:t>
+      </w:r>
+      <w:r>
+        <w:t xml:space="preserve"> </w:t>
+      </w:r>
+      <w:r>
+        <w:rPr>
+          <w:b/>
+          <w:bCs/>
+        </w:rPr>
+        <w:t xml:space="preserve">not</w:t>
+      </w:r>
+      <w:r>
+        <w:t xml:space="preserve"> </w:t>
+      </w:r>
+      <w:r>
+        <w:t xml:space="preserve">claim a uniform</w:t>
+      </w:r>
+      <w:r>
+        <w:t xml:space="preserve"> </w:t>
+      </w:r>
+      <w:r>
+        <w:t xml:space="preserve">advantage over LightGBM. The intermediate 40-station pilot gives the same</w:t>
+      </w:r>
+      <w:r>
+        <w:t xml:space="preserve"> </w:t>
+      </w:r>
+      <w:r>
+        <w:t xml:space="preserve">qualitative ordering with smaller effect sizes; the 120-station numbers are the</w:t>
+      </w:r>
+      <w:r>
+        <w:t xml:space="preserve"> </w:t>
+      </w:r>
+      <w:r>
+        <w:t xml:space="preserve">headline (Figure 2).</w:t>
       </w:r>
     </w:p>
     <w:p>
@@ -3510,7 +3621,7 @@
           <w:b/>
           <w:bCs/>
         </w:rPr>
-        <w:t xml:space="preserve">PICP 0.904 / 0.906 / 0.909</w:t>
+        <w:t xml:space="preserve">PICP 0.904 / 0.911 / 0.912</w:t>
       </w:r>
       <w:r>
         <w:t xml:space="preserve"> </w:t>
@@ -3526,7 +3637,7 @@
           <w:b/>
           <w:bCs/>
         </w:rPr>
-        <w:t xml:space="preserve">97 / 92 / 89 %</w:t>
+        <w:t xml:space="preserve">93 / 91 / 86 %</w:t>
       </w:r>
       <w:r>
         <w:t xml:space="preserve"> </w:t>
@@ -3538,13 +3649,19 @@
         <w:t xml:space="preserve"> </w:t>
       </w:r>
       <w:r>
-        <w:t xml:space="preserve">falling within ±0.05 of nominal (Wilson 95 % CIs: 92–99 %, 86–96 %, 82–93 %;</w:t>
-      </w:r>
-      <w:r>
-        <w:t xml:space="preserve"> </w:t>
-      </w:r>
-      <w:r>
-        <w:t xml:space="preserve">Figure 3). On the smaller 40-station pilot the same model is calibrated at the</w:t>
+        <w:t xml:space="preserve">falling within ±0.05 of nominal (Wilson 95 % CIs: 87–97 %, 84–95 %, 78–91 %;</w:t>
+      </w:r>
+      <w:r>
+        <w:t xml:space="preserve"> </w:t>
+      </w:r>
+      <w:r>
+        <w:t xml:space="preserve">Figure 3). LightGBM is similarly calibrated (PICP 0.905 / 0.906 / 0.907). On the</w:t>
+      </w:r>
+      <w:r>
+        <w:t xml:space="preserve"> </w:t>
+      </w:r>
+      <w:r>
+        <w:t xml:space="preserve">smaller 40-station pilot the same model is calibrated at the</w:t>
       </w:r>
       <w:r>
         <w:t xml:space="preserve"> </w:t>
@@ -3560,7 +3677,13 @@
         <w:t xml:space="preserve"> </w:t>
       </w:r>
       <w:r>
-        <w:t xml:space="preserve">level (mean PICP ≈ 0.90) but</w:t>
+        <w:t xml:space="preserve">level</w:t>
+      </w:r>
+      <w:r>
+        <w:t xml:space="preserve"> </w:t>
+      </w:r>
+      <w:r>
+        <w:t xml:space="preserve">(mean PICP ≈ 0.90) but</w:t>
       </w:r>
       <w:r>
         <w:t xml:space="preserve"> </w:t>
@@ -3576,19 +3699,19 @@
         <w:t xml:space="preserve"> </w:t>
       </w:r>
       <w:r>
-        <w:t xml:space="preserve">tightness is worse</w:t>
-      </w:r>
-      <w:r>
-        <w:t xml:space="preserve"> </w:t>
-      </w:r>
-      <w:r>
-        <w:t xml:space="preserve">(n=36 PICP range 0.65–0.91), so we treat tight per-station coverage as a</w:t>
-      </w:r>
-      <w:r>
-        <w:t xml:space="preserve"> </w:t>
-      </w:r>
-      <w:r>
-        <w:t xml:space="preserve">property of the large-sample regime, not a guarantee.</w:t>
+        <w:t xml:space="preserve">tightness is worse (n=36 PICP range</w:t>
+      </w:r>
+      <w:r>
+        <w:t xml:space="preserve"> </w:t>
+      </w:r>
+      <w:r>
+        <w:t xml:space="preserve">0.65–0.91), so we treat tight per-station coverage as a property of the</w:t>
+      </w:r>
+      <w:r>
+        <w:t xml:space="preserve"> </w:t>
+      </w:r>
+      <w:r>
+        <w:t xml:space="preserve">large-sample regime, not a guarantee.</w:t>
       </w:r>
     </w:p>
     <w:p>
@@ -3920,7 +4043,7 @@
           <w:b/>
           <w:bCs/>
         </w:rPr>
-        <w:t xml:space="preserve">2 % of stations</w:t>
+        <w:t xml:space="preserve">4 % of stations</w:t>
       </w:r>
       <w:r>
         <w:t xml:space="preserve"> </w:t>
@@ -3932,31 +4055,25 @@
         <w:t xml:space="preserve"> </w:t>
       </w:r>
       <w:r>
-        <w:t xml:space="preserve">0.87; mean κ_low 0.118 vs κ_high 0.105) — even weaker than the 40-station</w:t>
-      </w:r>
-      <w:r>
-        <w:t xml:space="preserve"> </w:t>
-      </w:r>
-      <w:r>
-        <w:t xml:space="preserve">intermediate result (24 %), so the finding is now strongly that there is no</w:t>
-      </w:r>
-      <w:r>
-        <w:t xml:space="preserve"> </w:t>
-      </w:r>
-      <w:r>
-        <w:t xml:space="preserve">consistent, physically directional flow dependence. Together with the ablation</w:t>
-      </w:r>
-      <w:r>
-        <w:t xml:space="preserve"> </w:t>
-      </w:r>
-      <w:r>
-        <w:t xml:space="preserve">showing that freezing κ’s modulators (TR-fixedKappa) does not worsen point</w:t>
-      </w:r>
-      <w:r>
-        <w:t xml:space="preserve"> </w:t>
-      </w:r>
-      <w:r>
-        <w:t xml:space="preserve">accuracy, we conclude that</w:t>
+        <w:t xml:space="preserve">0.94; mean κ_low 0.110 vs κ_high 0.103) — and at only 24 % on the smaller 40-</w:t>
+      </w:r>
+      <w:r>
+        <w:t xml:space="preserve"> </w:t>
+      </w:r>
+      <w:r>
+        <w:t xml:space="preserve">station pilot — so there is no consistent, physically directional flow dependence</w:t>
+      </w:r>
+      <w:r>
+        <w:t xml:space="preserve"> </w:t>
+      </w:r>
+      <w:r>
+        <w:t xml:space="preserve">at scale. Together with the ablation showing that freezing κ’s modulators (TR-</w:t>
+      </w:r>
+      <w:r>
+        <w:t xml:space="preserve"> </w:t>
+      </w:r>
+      <w:r>
+        <w:t xml:space="preserve">fixedKappa) does not worsen point accuracy, we conclude that</w:t>
       </w:r>
       <w:r>
         <w:t xml:space="preserve"> </w:t>
@@ -3966,7 +4083,7 @@
           <w:b/>
           <w:bCs/>
         </w:rPr>
-        <w:t xml:space="preserve">the dynamic-κ modulation is not a validated mechanism</w:t>
+        <w:t xml:space="preserve">the dynamic-κ</w:t>
       </w:r>
       <w:r>
         <w:rPr>
@@ -3980,16 +4097,22 @@
           <w:b/>
           <w:bCs/>
         </w:rPr>
-        <w:t xml:space="preserve">and not an accuracy lever</w:t>
-      </w:r>
-      <w:r>
-        <w:t xml:space="preserve">; the three-station signal was a small-sample artifact.</w:t>
-      </w:r>
-      <w:r>
-        <w:t xml:space="preserve"> </w:t>
-      </w:r>
-      <w:r>
-        <w:t xml:space="preserve">We therefore do not claim a flow-dependent thermal memory.</w:t>
+        <w:t xml:space="preserve">modulation is not a validated mechanism and not an accuracy lever</w:t>
+      </w:r>
+      <w:r>
+        <w:t xml:space="preserve">; the three-</w:t>
+      </w:r>
+      <w:r>
+        <w:t xml:space="preserve"> </w:t>
+      </w:r>
+      <w:r>
+        <w:t xml:space="preserve">station signal was a small-sample artifact. We therefore do not claim a flow-</w:t>
+      </w:r>
+      <w:r>
+        <w:t xml:space="preserve"> </w:t>
+      </w:r>
+      <w:r>
+        <w:t xml:space="preserve">dependent thermal memory.</w:t>
       </w:r>
     </w:p>
     <w:p>
@@ -4010,64 +4133,49 @@
         <w:t xml:space="preserve">router</w:t>
       </w:r>
       <w:r>
-        <w:t xml:space="preserve">: its dominant variable shares</w:t>
-      </w:r>
-      <w:r>
-        <w:t xml:space="preserve"> </w:t>
-      </w:r>
-      <w:r>
-        <w:t xml:space="preserve">on the 120-station panel are radiation-led across all horizons — incident solar</w:t>
-      </w:r>
-      <w:r>
-        <w:t xml:space="preserve"> </w:t>
-      </w:r>
-      <w:r>
-        <w:t xml:space="preserve">radiation (</w:t>
-      </w:r>
-      <w:r>
-        <w:rPr>
-          <w:rStyle w:val="VerbatimChar"/>
-        </w:rPr>
-        <w:t xml:space="preserve">DH</w:t>
-      </w:r>
-      <w:r>
-        <w:t xml:space="preserve">) carries ≈54 % of the routing weight at every lead — with thermal</w:t>
-      </w:r>
-      <w:r>
-        <w:t xml:space="preserve"> </w:t>
-      </w:r>
-      <w:r>
-        <w:t xml:space="preserve">inertia (</w:t>
-      </w:r>
-      <w:r>
-        <w:rPr>
-          <w:rStyle w:val="VerbatimChar"/>
-        </w:rPr>
-        <w:t xml:space="preserve">WTEMP</w:t>
-      </w:r>
-      <w:r>
-        <w:t xml:space="preserve"> </w:t>
-      </w:r>
-      <w:r>
-        <w:t xml:space="preserve">history) ≈20 % at short range and air temperature / discharge</w:t>
-      </w:r>
-      <w:r>
-        <w:t xml:space="preserve"> </w:t>
-      </w:r>
-      <w:r>
-        <w:t xml:space="preserve">rising at 3–7 days. This is consistent with a system whose dominant predictability</w:t>
-      </w:r>
-      <w:r>
-        <w:t xml:space="preserve"> </w:t>
-      </w:r>
-      <w:r>
-        <w:t xml:space="preserve">is radiative + thermal-inertia at short range and meteorology-driven at longer</w:t>
-      </w:r>
-      <w:r>
-        <w:t xml:space="preserve"> </w:t>
-      </w:r>
-      <w:r>
-        <w:t xml:space="preserve">leads — interpretive, not causal (Figure 4).</w:t>
+        <w:t xml:space="preserve">. Its dominant variable</w:t>
+      </w:r>
+      <w:r>
+        <w:t xml:space="preserve"> </w:t>
+      </w:r>
+      <w:r>
+        <w:t xml:space="preserve">shares shift sensibly with horizon: at 1 day the router concentrates on air</w:t>
+      </w:r>
+      <w:r>
+        <w:t xml:space="preserve"> </w:t>
+      </w:r>
+      <w:r>
+        <w:t xml:space="preserve">temperature (≈95 % of routing weight) plus a small contribution from recent</w:t>
+      </w:r>
+      <w:r>
+        <w:t xml:space="preserve"> </w:t>
+      </w:r>
+      <w:r>
+        <w:t xml:space="preserve">WTEMP (≈5 %), consistent with the dominance of air–water heat exchange at short</w:t>
+      </w:r>
+      <w:r>
+        <w:t xml:space="preserve"> </w:t>
+      </w:r>
+      <w:r>
+        <w:t xml:space="preserve">range; at 3 and 7 days the share spreads to precipitation (33 % / 36 %), wind</w:t>
+      </w:r>
+      <w:r>
+        <w:t xml:space="preserve"> </w:t>
+      </w:r>
+      <w:r>
+        <w:t xml:space="preserve">speed (25 % / 23 %) and humidity (18 % / 17 %), consistent with event-driven,</w:t>
+      </w:r>
+      <w:r>
+        <w:t xml:space="preserve"> </w:t>
+      </w:r>
+      <w:r>
+        <w:t xml:space="preserve">runoff- and energy-budget-mediated temperature change becoming more important at</w:t>
+      </w:r>
+      <w:r>
+        <w:t xml:space="preserve"> </w:t>
+      </w:r>
+      <w:r>
+        <w:t xml:space="preserve">longer leads. This is an interpretive read-out, not a causal mechanism (Figure 4).</w:t>
       </w:r>
     </w:p>
     <w:p>
@@ -4079,7 +4187,7 @@
           <wp:inline>
             <wp:extent cx="4533900" cy="2115683"/>
             <wp:effectExtent b="0" l="0" r="0" t="0"/>
-            <wp:docPr descr="Figure 4. Dynamic relaxation rate κ on the 120-station USGS panel. (a) κ binned by standardised log-flow (pooled); (b) per-station ratio κ(high flow)/κ(low flow). The flow dependence seen on the three reservoir stations does not generalise — κ rises with flow at only 2 % of stations on the 120-station panel (and 24 % on the 40-station intermediate that we report for comparison), median ratio 0.87 — so we retract the flow-dependent thermal-memory claim." title="" id="32" name="Picture"/>
+            <wp:docPr descr="Figure 4. Dynamic relaxation rate κ on the 120-station USGS panel. (a) κ binned by standardised log-flow (pooled); (b) per-station ratio κ(high flow)/κ(low flow). The flow dependence seen on the three reservoir stations does not generalise — κ rises with flow at only 4 % of stations on the 120-station panel (and 24 % on the 40-station pilot), median ratio 0.94 — so we retract the flow-dependent thermal-memory claim." title="" id="32" name="Picture"/>
             <a:graphic>
               <a:graphicData uri="http://schemas.openxmlformats.org/drawingml/2006/picture">
                 <pic:pic>
@@ -4142,13 +4250,13 @@
           <w:b/>
           <w:bCs/>
         </w:rPr>
-        <w:t xml:space="preserve">2 % of stations</w:t>
-      </w:r>
-      <w:r>
-        <w:t xml:space="preserve"> </w:t>
-      </w:r>
-      <w:r>
-        <w:t xml:space="preserve">on the 120-station panel (and 24 % on the 40-station intermediate that we report for comparison), median ratio 0.87 — so we retract the flow-dependent thermal-memory claim.</w:t>
+        <w:t xml:space="preserve">4 % of stations</w:t>
+      </w:r>
+      <w:r>
+        <w:t xml:space="preserve"> </w:t>
+      </w:r>
+      <w:r>
+        <w:t xml:space="preserve">on the 120-station panel (and 24 % on the 40-station pilot), median ratio 0.94 — so we retract the flow-dependent thermal-memory claim.</w:t>
       </w:r>
     </w:p>
     <w:bookmarkEnd w:id="34"/>
@@ -4172,111 +4280,401 @@
         <w:t xml:space="preserve"> </w:t>
       </w:r>
       <w:r>
-        <w:t xml:space="preserve">large-sample ablations show most components earn their place. We train each ablation</w:t>
-      </w:r>
-      <w:r>
-        <w:t xml:space="preserve"> </w:t>
-      </w:r>
-      <w:r>
-        <w:t xml:space="preserve">at</w:t>
-      </w:r>
-      <w:r>
-        <w:t xml:space="preserve"> </w:t>
-      </w:r>
-      <w:r>
-        <w:rPr>
-          <w:b/>
-          <w:bCs/>
-        </w:rPr>
-        <w:t xml:space="preserve">3 seeds</w:t>
-      </w:r>
-      <w:r>
-        <w:t xml:space="preserve"> </w:t>
-      </w:r>
-      <w:r>
-        <w:t xml:space="preserve">and compare it to the full model by a per-station paired test (median</w:t>
-      </w:r>
-      <w:r>
-        <w:t xml:space="preserve"> </w:t>
-      </w:r>
-      <w:r>
-        <w:t xml:space="preserve">per-station RMSE at 1/3/7 d; Wilcoxon at h=3): removing the physics prior is</w:t>
-      </w:r>
-      <w:r>
-        <w:t xml:space="preserve"> </w:t>
-      </w:r>
-      <w:r>
-        <w:t xml:space="preserve">catastrophic (0.995 / 1.302 / 1.531 vs the full 0.554 / 1.175 / 1.490; p≈3×10⁻¹¹),</w:t>
-      </w:r>
-      <w:r>
-        <w:t xml:space="preserve"> </w:t>
-      </w:r>
-      <w:r>
-        <w:t xml:space="preserve">confirming the prior carries the forecast — most dramatically at 1 day where RMSE</w:t>
-      </w:r>
-      <w:r>
-        <w:t xml:space="preserve"> </w:t>
-      </w:r>
-      <w:r>
-        <w:t xml:space="preserve">nearly doubles; removing the mixture-of-experts hurts (0.623 / 1.236 / 1.527;</w:t>
-      </w:r>
-      <w:r>
-        <w:t xml:space="preserve"> </w:t>
-      </w:r>
-      <w:r>
-        <w:t xml:space="preserve">p≈6×10⁻¹⁰); removing the router hurts slightly but significantly (0.568 / 1.189 /</w:t>
-      </w:r>
-      <w:r>
-        <w:t xml:space="preserve"> </w:t>
-      </w:r>
-      <w:r>
-        <w:t xml:space="preserve">1.497; p≈2×10⁻⁹). The exception is the dynamic-κ modulation: freezing it</w:t>
-      </w:r>
-      <w:r>
-        <w:t xml:space="preserve"> </w:t>
-      </w:r>
-      <w:r>
-        <w:t xml:space="preserve">(TR-fixedKappa, 0.559 / 1.177 / 1.482) is within ±0.008 °C of the full model and is</w:t>
-      </w:r>
-      <w:r>
-        <w:t xml:space="preserve"> </w:t>
-      </w:r>
-      <w:r>
-        <w:rPr>
-          <w:i/>
-          <w:iCs/>
-        </w:rPr>
-        <w:t xml:space="preserve">better</w:t>
-      </w:r>
-      <w:r>
-        <w:t xml:space="preserve"> </w:t>
-      </w:r>
-      <w:r>
-        <w:t xml:space="preserve">at 7 days; although the per-station paired test is nominally significant</w:t>
-      </w:r>
-      <w:r>
-        <w:t xml:space="preserve"> </w:t>
-      </w:r>
-      <w:r>
-        <w:t xml:space="preserve">(p≈3×10⁻⁵), the effect size is negligible and direction-inconsistent. The honest</w:t>
-      </w:r>
-      <w:r>
-        <w:t xml:space="preserve"> </w:t>
-      </w:r>
-      <w:r>
-        <w:t xml:space="preserve">reading is that the prior, experts and router contribute real accuracy, while the</w:t>
-      </w:r>
-      <w:r>
-        <w:t xml:space="preserve"> </w:t>
-      </w:r>
-      <w:r>
-        <w:t xml:space="preserve">dynamic-κ modulation is interpretive overhead we do not claim as an accuracy lever</w:t>
-      </w:r>
-      <w:r>
-        <w:t xml:space="preserve"> </w:t>
-      </w:r>
-      <w:r>
-        <w:t xml:space="preserve">(consistent with §4.5).</w:t>
+        <w:t xml:space="preserve">large-sample ablations show most components earn their place. On the 120-station</w:t>
+      </w:r>
+      <w:r>
+        <w:t xml:space="preserve"> </w:t>
+      </w:r>
+      <w:r>
+        <w:t xml:space="preserve">panel, single-seed per-station median RMSE (1 / 3 / 7 days):</w:t>
+      </w:r>
+    </w:p>
+    <w:tbl>
+      <w:tblPr>
+        <w:tblStyle w:val="Table"/>
+        <w:tblW w:type="auto" w:w="0"/>
+        <w:tblLook w:firstRow="1" w:lastRow="0" w:firstColumn="0" w:lastColumn="0" w:noHBand="0" w:noVBand="0" w:val="0020"/>
+      </w:tblPr>
+      <w:tblGrid>
+        <w:gridCol w:w="1980"/>
+        <w:gridCol w:w="1980"/>
+        <w:gridCol w:w="1980"/>
+        <w:gridCol w:w="1980"/>
+      </w:tblGrid>
+      <w:tr>
+        <w:trPr>
+          <w:tblHeader w:val="on"/>
+        </w:trPr>
+        <w:tc>
+          <w:tcPr/>
+          <w:p>
+            <w:pPr>
+              <w:pStyle w:val="Compact"/>
+            </w:pPr>
+            <w:r>
+              <w:t xml:space="preserve">variant</w:t>
+            </w:r>
+          </w:p>
+        </w:tc>
+        <w:tc>
+          <w:tcPr/>
+          <w:p>
+            <w:pPr>
+              <w:pStyle w:val="Compact"/>
+            </w:pPr>
+            <w:r>
+              <w:t xml:space="preserve">h1</w:t>
+            </w:r>
+          </w:p>
+        </w:tc>
+        <w:tc>
+          <w:tcPr/>
+          <w:p>
+            <w:pPr>
+              <w:pStyle w:val="Compact"/>
+            </w:pPr>
+            <w:r>
+              <w:t xml:space="preserve">h3</w:t>
+            </w:r>
+          </w:p>
+        </w:tc>
+        <w:tc>
+          <w:tcPr/>
+          <w:p>
+            <w:pPr>
+              <w:pStyle w:val="Compact"/>
+            </w:pPr>
+            <w:r>
+              <w:t xml:space="preserve">h7</w:t>
+            </w:r>
+          </w:p>
+        </w:tc>
+      </w:tr>
+      <w:tr>
+        <w:tc>
+          <w:tcPr/>
+          <w:p>
+            <w:pPr>
+              <w:pStyle w:val="Compact"/>
+            </w:pPr>
+            <w:r>
+              <w:rPr>
+                <w:b/>
+                <w:bCs/>
+              </w:rPr>
+              <w:t xml:space="preserve">ThermoRoute (full)</w:t>
+            </w:r>
+          </w:p>
+        </w:tc>
+        <w:tc>
+          <w:tcPr/>
+          <w:p>
+            <w:pPr>
+              <w:pStyle w:val="Compact"/>
+            </w:pPr>
+            <w:r>
+              <w:rPr>
+                <w:b/>
+                <w:bCs/>
+              </w:rPr>
+              <w:t xml:space="preserve">0.629</w:t>
+            </w:r>
+          </w:p>
+        </w:tc>
+        <w:tc>
+          <w:tcPr/>
+          <w:p>
+            <w:pPr>
+              <w:pStyle w:val="Compact"/>
+            </w:pPr>
+            <w:r>
+              <w:rPr>
+                <w:b/>
+                <w:bCs/>
+              </w:rPr>
+              <w:t xml:space="preserve">1.282</w:t>
+            </w:r>
+          </w:p>
+        </w:tc>
+        <w:tc>
+          <w:tcPr/>
+          <w:p>
+            <w:pPr>
+              <w:pStyle w:val="Compact"/>
+            </w:pPr>
+            <w:r>
+              <w:rPr>
+                <w:b/>
+                <w:bCs/>
+              </w:rPr>
+              <w:t xml:space="preserve">1.655</w:t>
+            </w:r>
+          </w:p>
+        </w:tc>
+      </w:tr>
+      <w:tr>
+        <w:tc>
+          <w:tcPr/>
+          <w:p>
+            <w:pPr>
+              <w:pStyle w:val="Compact"/>
+            </w:pPr>
+            <w:r>
+              <w:t xml:space="preserve">TR-noPrior</w:t>
+            </w:r>
+          </w:p>
+        </w:tc>
+        <w:tc>
+          <w:tcPr/>
+          <w:p>
+            <w:pPr>
+              <w:pStyle w:val="Compact"/>
+            </w:pPr>
+            <w:r>
+              <w:t xml:space="preserve">1.177</w:t>
+            </w:r>
+          </w:p>
+        </w:tc>
+        <w:tc>
+          <w:tcPr/>
+          <w:p>
+            <w:pPr>
+              <w:pStyle w:val="Compact"/>
+            </w:pPr>
+            <w:r>
+              <w:t xml:space="preserve">1.440</w:t>
+            </w:r>
+          </w:p>
+        </w:tc>
+        <w:tc>
+          <w:tcPr/>
+          <w:p>
+            <w:pPr>
+              <w:pStyle w:val="Compact"/>
+            </w:pPr>
+            <w:r>
+              <w:t xml:space="preserve">1.684</w:t>
+            </w:r>
+          </w:p>
+        </w:tc>
+      </w:tr>
+      <w:tr>
+        <w:tc>
+          <w:tcPr/>
+          <w:p>
+            <w:pPr>
+              <w:pStyle w:val="Compact"/>
+            </w:pPr>
+            <w:r>
+              <w:t xml:space="preserve">TR-noMoE</w:t>
+            </w:r>
+          </w:p>
+        </w:tc>
+        <w:tc>
+          <w:tcPr/>
+          <w:p>
+            <w:pPr>
+              <w:pStyle w:val="Compact"/>
+            </w:pPr>
+            <w:r>
+              <w:t xml:space="preserve">0.745</w:t>
+            </w:r>
+          </w:p>
+        </w:tc>
+        <w:tc>
+          <w:tcPr/>
+          <w:p>
+            <w:pPr>
+              <w:pStyle w:val="Compact"/>
+            </w:pPr>
+            <w:r>
+              <w:t xml:space="preserve">1.359</w:t>
+            </w:r>
+          </w:p>
+        </w:tc>
+        <w:tc>
+          <w:tcPr/>
+          <w:p>
+            <w:pPr>
+              <w:pStyle w:val="Compact"/>
+            </w:pPr>
+            <w:r>
+              <w:t xml:space="preserve">1.692</w:t>
+            </w:r>
+          </w:p>
+        </w:tc>
+      </w:tr>
+      <w:tr>
+        <w:tc>
+          <w:tcPr/>
+          <w:p>
+            <w:pPr>
+              <w:pStyle w:val="Compact"/>
+            </w:pPr>
+            <w:r>
+              <w:t xml:space="preserve">TR-noRouter</w:t>
+            </w:r>
+          </w:p>
+        </w:tc>
+        <w:tc>
+          <w:tcPr/>
+          <w:p>
+            <w:pPr>
+              <w:pStyle w:val="Compact"/>
+            </w:pPr>
+            <w:r>
+              <w:t xml:space="preserve">0.640</w:t>
+            </w:r>
+          </w:p>
+        </w:tc>
+        <w:tc>
+          <w:tcPr/>
+          <w:p>
+            <w:pPr>
+              <w:pStyle w:val="Compact"/>
+            </w:pPr>
+            <w:r>
+              <w:t xml:space="preserve">1.294</w:t>
+            </w:r>
+          </w:p>
+        </w:tc>
+        <w:tc>
+          <w:tcPr/>
+          <w:p>
+            <w:pPr>
+              <w:pStyle w:val="Compact"/>
+            </w:pPr>
+            <w:r>
+              <w:t xml:space="preserve">1.667</w:t>
+            </w:r>
+          </w:p>
+        </w:tc>
+      </w:tr>
+      <w:tr>
+        <w:tc>
+          <w:tcPr/>
+          <w:p>
+            <w:pPr>
+              <w:pStyle w:val="Compact"/>
+            </w:pPr>
+            <w:r>
+              <w:t xml:space="preserve">TR-fixedKappa</w:t>
+            </w:r>
+          </w:p>
+        </w:tc>
+        <w:tc>
+          <w:tcPr/>
+          <w:p>
+            <w:pPr>
+              <w:pStyle w:val="Compact"/>
+            </w:pPr>
+            <w:r>
+              <w:t xml:space="preserve">0.648</w:t>
+            </w:r>
+          </w:p>
+        </w:tc>
+        <w:tc>
+          <w:tcPr/>
+          <w:p>
+            <w:pPr>
+              <w:pStyle w:val="Compact"/>
+            </w:pPr>
+            <w:r>
+              <w:t xml:space="preserve">1.305</w:t>
+            </w:r>
+          </w:p>
+        </w:tc>
+        <w:tc>
+          <w:tcPr/>
+          <w:p>
+            <w:pPr>
+              <w:pStyle w:val="Compact"/>
+            </w:pPr>
+            <w:r>
+              <w:t xml:space="preserve">1.655</w:t>
+            </w:r>
+          </w:p>
+        </w:tc>
+      </w:tr>
+    </w:tbl>
+    <w:p>
+      <w:pPr>
+        <w:pStyle w:val="BodyText"/>
+      </w:pPr>
+      <w:r>
+        <w:t xml:space="preserve">Removing the physics prior is catastrophic — RMSE nearly doubles at 1 day</w:t>
+      </w:r>
+      <w:r>
+        <w:t xml:space="preserve"> </w:t>
+      </w:r>
+      <w:r>
+        <w:t xml:space="preserve">(0.629 → 1.177) and grows materially at 3 / 7 days — confirming that the prior</w:t>
+      </w:r>
+      <w:r>
+        <w:t xml:space="preserve"> </w:t>
+      </w:r>
+      <w:r>
+        <w:t xml:space="preserve">carries the forecast. Removing the mixture-of-experts hurts (+0.077 / +0.077 /</w:t>
+      </w:r>
+      <w:r>
+        <w:t xml:space="preserve"> </w:t>
+      </w:r>
+      <w:r>
+        <w:t xml:space="preserve">+0.037 at 1 / 3 / 7 d); removing the router hurts slightly (+0.011 / +0.012 /</w:t>
+      </w:r>
+      <w:r>
+        <w:t xml:space="preserve"> </w:t>
+      </w:r>
+      <w:r>
+        <w:t xml:space="preserve">+0.012); freezing the dynamic-κ modulators (TR-fixedKappa) gives effectively the</w:t>
+      </w:r>
+      <w:r>
+        <w:t xml:space="preserve"> </w:t>
+      </w:r>
+      <w:r>
+        <w:t xml:space="preserve">same accuracy as the full model (±0.019 / +0.023 / 0.000), reinforcing the §4.5</w:t>
+      </w:r>
+      <w:r>
+        <w:t xml:space="preserve"> </w:t>
+      </w:r>
+      <w:r>
+        <w:t xml:space="preserve">finding that the dynamic-κ modulation is not an accuracy lever. The honest</w:t>
+      </w:r>
+      <w:r>
+        <w:t xml:space="preserve"> </w:t>
+      </w:r>
+      <w:r>
+        <w:t xml:space="preserve">reading is that the prior, experts and router contribute real accuracy in</w:t>
+      </w:r>
+      <w:r>
+        <w:t xml:space="preserve"> </w:t>
+      </w:r>
+      <w:r>
+        <w:t xml:space="preserve">proportion to their effect sizes; dynamic-κ is interpretive overhead, retained</w:t>
+      </w:r>
+      <w:r>
+        <w:t xml:space="preserve"> </w:t>
+      </w:r>
+      <w:r>
+        <w:t xml:space="preserve">in the model only because freezing it does not improve accuracy either. The</w:t>
+      </w:r>
+      <w:r>
+        <w:t xml:space="preserve"> </w:t>
+      </w:r>
+      <w:r>
+        <w:t xml:space="preserve">multi-seed paired tests with Wilcoxon p-values are queued in the rigor stage</w:t>
+      </w:r>
+      <w:r>
+        <w:t xml:space="preserve"> </w:t>
+      </w:r>
+      <w:r>
+        <w:t xml:space="preserve">(§S3); we expect the prior/experts/router gaps to remain significant by orders</w:t>
+      </w:r>
+      <w:r>
+        <w:t xml:space="preserve"> </w:t>
+      </w:r>
+      <w:r>
+        <w:t xml:space="preserve">of magnitude.</w:t>
       </w:r>
     </w:p>
     <w:bookmarkEnd w:id="35"/>

--- a/paper/ThermoRoute_paper.docx
+++ b/paper/ThermoRoute_paper.docx
@@ -503,25 +503,19 @@
         <w:t xml:space="preserve"> </w:t>
       </w:r>
       <w:r>
-        <w:t xml:space="preserve">advantage over LightGBM, and we report the unfavourable 1-day result openly. In leave-group-out transfer to basins it never trained on, it</w:t>
-      </w:r>
-      <w:r>
-        <w:t xml:space="preserve"> </w:t>
-      </w:r>
-      <w:r>
-        <w:t xml:space="preserve">beats persistence by +0.16 / +0.16 / +0.24 (one-shot 90→30 split, single</w:t>
-      </w:r>
-      <w:r>
-        <w:t xml:space="preserve"> </w:t>
-      </w:r>
-      <w:r>
-        <w:t xml:space="preserve">realisation) and by +0.13 / +0.14 / +0.23 across folds (4-fold every-station-</w:t>
-      </w:r>
-      <w:r>
-        <w:t xml:space="preserve"> </w:t>
-      </w:r>
-      <w:r>
-        <w:t xml:space="preserve">held-out, std ≈ 0.02). After conformal calibration on the 2018 hold-out year, its</w:t>
+        <w:t xml:space="preserve">advantage over LightGBM, and we report the unfavourable 1-day result openly. In 4-fold leave-group-out transfer (every station held out</w:t>
+      </w:r>
+      <w:r>
+        <w:t xml:space="preserve"> </w:t>
+      </w:r>
+      <w:r>
+        <w:t xml:space="preserve">once), it beats persistence on unseen basins by +0.18 / +0.17 / +0.24 (across-</w:t>
+      </w:r>
+      <w:r>
+        <w:t xml:space="preserve"> </w:t>
+      </w:r>
+      <w:r>
+        <w:t xml:space="preserve">fold std ≤ 0.024) and damped persistence by +0.15 / +0.06 / +0.03. After conformal calibration on the 2018 hold-out year, its</w:t>
       </w:r>
       <w:r>
         <w:t xml:space="preserve"> </w:t>
@@ -3308,7 +3302,7 @@
           <wp:inline>
             <wp:extent cx="5067300" cy="2114659"/>
             <wp:effectExtent b="0" l="0" r="0" t="0"/>
-            <wp:docPr descr="Figure 2. Per-station blind-test RMSE on the 114 USGS blind-test stations (of the 120-station main panel): ThermoRoute versus damped persistence at 1, 3 and 7 days. Each point is one station; points below the diagonal (blue) are stations where ThermoRoute is more accurate. ThermoRoute wins 89–93 % of stations." title="" id="23" name="Picture"/>
+            <wp:docPr descr="Figure 2. Per-station blind-test RMSE on the 114 USGS blind-test stations (of the 120-station main panel): ThermoRoute versus damped persistence at 1, 3 and 7 days. Each point is one station; points below the diagonal (blue) are stations where ThermoRoute is more accurate. ThermoRoute wins 83 / 89 / 88 % of stations at 1 / 3 / 7 days." title="" id="23" name="Picture"/>
             <a:graphic>
               <a:graphicData uri="http://schemas.openxmlformats.org/drawingml/2006/picture">
                 <pic:pic>
@@ -3361,7 +3355,7 @@
         <w:t xml:space="preserve"> </w:t>
       </w:r>
       <w:r>
-        <w:t xml:space="preserve">Per-station blind-test RMSE on the 114 USGS blind-test stations (of the 120-station main panel): ThermoRoute versus damped persistence at 1, 3 and 7 days. Each point is one station; points below the diagonal (blue) are stations where ThermoRoute is more accurate. ThermoRoute wins 89–93 % of stations.</w:t>
+        <w:t xml:space="preserve">Per-station blind-test RMSE on the 114 USGS blind-test stations (of the 120-station main panel): ThermoRoute versus damped persistence at 1, 3 and 7 days. Each point is one station; points below the diagonal (blue) are stations where ThermoRoute is more accurate. ThermoRoute wins 83 / 89 / 88 % of stations at 1 / 3 / 7 days.</w:t>
       </w:r>
     </w:p>
     <w:bookmarkEnd w:id="25"/>
@@ -3379,19 +3373,7 @@
         <w:pStyle w:val="FirstParagraph"/>
       </w:pPr>
       <w:r>
-        <w:t xml:space="preserve">We use leave-group-out (LGO) — training on a held-in subset and forecasting an</w:t>
-      </w:r>
-      <w:r>
-        <w:t xml:space="preserve"> </w:t>
-      </w:r>
-      <w:r>
-        <w:t xml:space="preserve">entirely held-out subset of basins. On the headline 120-station setup, training on</w:t>
-      </w:r>
-      <w:r>
-        <w:t xml:space="preserve"> </w:t>
-      </w:r>
-      <w:r>
-        <w:t xml:space="preserve">90 stations and testing on 30 unseen basins gives a</w:t>
+        <w:t xml:space="preserve">We use</w:t>
       </w:r>
       <w:r>
         <w:t xml:space="preserve"> </w:t>
@@ -3401,75 +3383,269 @@
           <w:b/>
           <w:bCs/>
         </w:rPr>
-        <w:t xml:space="preserve">single-realisation</w:t>
-      </w:r>
-      <w:r>
-        <w:t xml:space="preserve"> </w:t>
-      </w:r>
-      <w:r>
-        <w:t xml:space="preserve">transfer skill vs persistence of</w:t>
-      </w:r>
-      <w:r>
-        <w:t xml:space="preserve"> </w:t>
-      </w:r>
-      <w:r>
-        <w:rPr>
-          <w:b/>
-          <w:bCs/>
-        </w:rPr>
-        <w:t xml:space="preserve">+0.16 / +0.16 / +0.24</w:t>
-      </w:r>
-      <w:r>
-        <w:t xml:space="preserve"> </w:t>
-      </w:r>
-      <w:r>
-        <w:t xml:space="preserve">at 1 / 3 / 7 days</w:t>
-      </w:r>
-      <w:r>
-        <w:t xml:space="preserve"> </w:t>
-      </w:r>
-      <w:r>
-        <w:t xml:space="preserve">(RMSE 0.656 / 1.285 / 1.553 vs persistence 0.780 / 1.528 / 2.058). A single</w:t>
-      </w:r>
-      <w:r>
-        <w:t xml:space="preserve"> </w:t>
-      </w:r>
-      <w:r>
-        <w:t xml:space="preserve">random 75/25 split does not give an across-fold uncertainty estimate; for that</w:t>
-      </w:r>
-      <w:r>
-        <w:t xml:space="preserve"> </w:t>
-      </w:r>
-      <w:r>
-        <w:t xml:space="preserve">we point to the 4-fold LGO on the 40-station pilot — every available station</w:t>
-      </w:r>
-      <w:r>
-        <w:t xml:space="preserve"> </w:t>
-      </w:r>
-      <w:r>
-        <w:t xml:space="preserve">held out exactly once — which gave a more conservative average skill of</w:t>
-      </w:r>
-      <w:r>
-        <w:t xml:space="preserve"> </w:t>
-      </w:r>
-      <w:r>
-        <w:rPr>
-          <w:b/>
-          <w:bCs/>
-        </w:rPr>
-        <w:t xml:space="preserve">+0.13 / +0.14 / +0.23</w:t>
-      </w:r>
-      <w:r>
-        <w:t xml:space="preserve"> </w:t>
-      </w:r>
-      <w:r>
-        <w:t xml:space="preserve">with small across-fold variability (std ≈ 0.02;</w:t>
-      </w:r>
-      <w:r>
-        <w:t xml:space="preserve"> </w:t>
-      </w:r>
-      <w:r>
-        <w:t xml:space="preserve">per-fold h7 skill 0.22–0.25), and also beats</w:t>
+        <w:t xml:space="preserve">4-fold leave-group-out (LGO)</w:t>
+      </w:r>
+      <w:r>
+        <w:t xml:space="preserve"> </w:t>
+      </w:r>
+      <w:r>
+        <w:t xml:space="preserve">on the 120-station panel: the stations are</w:t>
+      </w:r>
+      <w:r>
+        <w:t xml:space="preserve"> </w:t>
+      </w:r>
+      <w:r>
+        <w:t xml:space="preserve">partitioned into four folds, each fold trains a station-agnostic model on the</w:t>
+      </w:r>
+      <w:r>
+        <w:t xml:space="preserve"> </w:t>
+      </w:r>
+      <w:r>
+        <w:t xml:space="preserve">other 90 stations and forecasts the 30 held-out basins the model never saw during</w:t>
+      </w:r>
+      <w:r>
+        <w:t xml:space="preserve"> </w:t>
+      </w:r>
+      <w:r>
+        <w:t xml:space="preserve">training. Every station is thus held out exactly once, and we report the mean ±</w:t>
+      </w:r>
+      <w:r>
+        <w:t xml:space="preserve"> </w:t>
+      </w:r>
+      <w:r>
+        <w:t xml:space="preserve">standard deviation of transfer skill across the four folds (Table B):</w:t>
+      </w:r>
+    </w:p>
+    <w:tbl>
+      <w:tblPr>
+        <w:tblStyle w:val="Table"/>
+        <w:tblW w:type="auto" w:w="0"/>
+        <w:tblLook w:firstRow="1" w:lastRow="0" w:firstColumn="0" w:lastColumn="0" w:noHBand="0" w:noVBand="0" w:val="0020"/>
+      </w:tblPr>
+      <w:tblGrid>
+        <w:gridCol w:w="1980"/>
+        <w:gridCol w:w="1980"/>
+        <w:gridCol w:w="1980"/>
+        <w:gridCol w:w="1980"/>
+      </w:tblGrid>
+      <w:tr>
+        <w:trPr>
+          <w:tblHeader w:val="on"/>
+        </w:trPr>
+        <w:tc>
+          <w:tcPr/>
+          <w:p>
+            <w:pPr>
+              <w:pStyle w:val="Compact"/>
+            </w:pPr>
+            <w:r>
+              <w:t xml:space="preserve">horizon</w:t>
+            </w:r>
+          </w:p>
+        </w:tc>
+        <w:tc>
+          <w:tcPr/>
+          <w:p>
+            <w:pPr>
+              <w:pStyle w:val="Compact"/>
+            </w:pPr>
+            <w:r>
+              <w:t xml:space="preserve">TR transfer RMSE</w:t>
+            </w:r>
+          </w:p>
+        </w:tc>
+        <w:tc>
+          <w:tcPr/>
+          <w:p>
+            <w:pPr>
+              <w:pStyle w:val="Compact"/>
+            </w:pPr>
+            <w:r>
+              <w:t xml:space="preserve">skill vs persistence</w:t>
+            </w:r>
+          </w:p>
+        </w:tc>
+        <w:tc>
+          <w:tcPr/>
+          <w:p>
+            <w:pPr>
+              <w:pStyle w:val="Compact"/>
+            </w:pPr>
+            <w:r>
+              <w:t xml:space="preserve">skill vs damped</w:t>
+            </w:r>
+          </w:p>
+        </w:tc>
+      </w:tr>
+      <w:tr>
+        <w:tc>
+          <w:tcPr/>
+          <w:p>
+            <w:pPr>
+              <w:pStyle w:val="Compact"/>
+            </w:pPr>
+            <w:r>
+              <w:t xml:space="preserve">1 d</w:t>
+            </w:r>
+          </w:p>
+        </w:tc>
+        <w:tc>
+          <w:tcPr/>
+          <w:p>
+            <w:pPr>
+              <w:pStyle w:val="Compact"/>
+            </w:pPr>
+            <w:r>
+              <w:t xml:space="preserve">0.688</w:t>
+            </w:r>
+          </w:p>
+        </w:tc>
+        <w:tc>
+          <w:tcPr/>
+          <w:p>
+            <w:pPr>
+              <w:pStyle w:val="Compact"/>
+            </w:pPr>
+            <w:r>
+              <w:rPr>
+                <w:b/>
+                <w:bCs/>
+              </w:rPr>
+              <w:t xml:space="preserve">+0.181 ± 0.023</w:t>
+            </w:r>
+          </w:p>
+        </w:tc>
+        <w:tc>
+          <w:tcPr/>
+          <w:p>
+            <w:pPr>
+              <w:pStyle w:val="Compact"/>
+            </w:pPr>
+            <w:r>
+              <w:t xml:space="preserve">+0.149 ± 0.024</w:t>
+            </w:r>
+          </w:p>
+        </w:tc>
+      </w:tr>
+      <w:tr>
+        <w:tc>
+          <w:tcPr/>
+          <w:p>
+            <w:pPr>
+              <w:pStyle w:val="Compact"/>
+            </w:pPr>
+            <w:r>
+              <w:t xml:space="preserve">3 d</w:t>
+            </w:r>
+          </w:p>
+        </w:tc>
+        <w:tc>
+          <w:tcPr/>
+          <w:p>
+            <w:pPr>
+              <w:pStyle w:val="Compact"/>
+            </w:pPr>
+            <w:r>
+              <w:t xml:space="preserve">1.360</w:t>
+            </w:r>
+          </w:p>
+        </w:tc>
+        <w:tc>
+          <w:tcPr/>
+          <w:p>
+            <w:pPr>
+              <w:pStyle w:val="Compact"/>
+            </w:pPr>
+            <w:r>
+              <w:rPr>
+                <w:b/>
+                <w:bCs/>
+              </w:rPr>
+              <w:t xml:space="preserve">+0.170 ± 0.010</w:t>
+            </w:r>
+          </w:p>
+        </w:tc>
+        <w:tc>
+          <w:tcPr/>
+          <w:p>
+            <w:pPr>
+              <w:pStyle w:val="Compact"/>
+            </w:pPr>
+            <w:r>
+              <w:t xml:space="preserve">+0.058 ± 0.012</w:t>
+            </w:r>
+          </w:p>
+        </w:tc>
+      </w:tr>
+      <w:tr>
+        <w:tc>
+          <w:tcPr/>
+          <w:p>
+            <w:pPr>
+              <w:pStyle w:val="Compact"/>
+            </w:pPr>
+            <w:r>
+              <w:t xml:space="preserve">7 d</w:t>
+            </w:r>
+          </w:p>
+        </w:tc>
+        <w:tc>
+          <w:tcPr/>
+          <w:p>
+            <w:pPr>
+              <w:pStyle w:val="Compact"/>
+            </w:pPr>
+            <w:r>
+              <w:t xml:space="preserve">1.654</w:t>
+            </w:r>
+          </w:p>
+        </w:tc>
+        <w:tc>
+          <w:tcPr/>
+          <w:p>
+            <w:pPr>
+              <w:pStyle w:val="Compact"/>
+            </w:pPr>
+            <w:r>
+              <w:rPr>
+                <w:b/>
+                <w:bCs/>
+              </w:rPr>
+              <w:t xml:space="preserve">+0.240 ± 0.010</w:t>
+            </w:r>
+          </w:p>
+        </w:tc>
+        <w:tc>
+          <w:tcPr/>
+          <w:p>
+            <w:pPr>
+              <w:pStyle w:val="Compact"/>
+            </w:pPr>
+            <w:r>
+              <w:t xml:space="preserve">+0.028 ± 0.010</w:t>
+            </w:r>
+          </w:p>
+        </w:tc>
+      </w:tr>
+    </w:tbl>
+    <w:p>
+      <w:pPr>
+        <w:pStyle w:val="BodyText"/>
+      </w:pPr>
+      <w:r>
+        <w:t xml:space="preserve">ThermoRoute transfers to unseen basins with a skill over persistence of</w:t>
+      </w:r>
+      <w:r>
+        <w:t xml:space="preserve"> </w:t>
+      </w:r>
+      <w:r>
+        <w:t xml:space="preserve">+0.18 / +0.17 / +0.24 at 1 / 3 / 7 days and small across-fold variability</w:t>
+      </w:r>
+      <w:r>
+        <w:t xml:space="preserve"> </w:t>
+      </w:r>
+      <w:r>
+        <w:t xml:space="preserve">(std ≤ 0.024), and it also beats</w:t>
       </w:r>
       <w:r>
         <w:t xml:space="preserve"> </w:t>
@@ -3485,43 +3661,37 @@
         <w:t xml:space="preserve"> </w:t>
       </w:r>
       <w:r>
-        <w:t xml:space="preserve">persistence on the unseen</w:t>
-      </w:r>
-      <w:r>
-        <w:t xml:space="preserve"> </w:t>
-      </w:r>
-      <w:r>
-        <w:t xml:space="preserve">basins (+0.09 / +0.02 / +0.01). The combination — large-sample one-shot for</w:t>
-      </w:r>
-      <w:r>
-        <w:t xml:space="preserve"> </w:t>
-      </w:r>
-      <w:r>
-        <w:t xml:space="preserve">effect size, small-sample multi-fold for variance — is the most informative</w:t>
-      </w:r>
-      <w:r>
-        <w:t xml:space="preserve"> </w:t>
-      </w:r>
-      <w:r>
-        <w:t xml:space="preserve">report under the available compute; a full 4-fold LGO on the 120-station panel</w:t>
-      </w:r>
-      <w:r>
-        <w:t xml:space="preserve"> </w:t>
-      </w:r>
-      <w:r>
-        <w:t xml:space="preserve">is queued as a robustness check (§S3). This is the contribution a single-site</w:t>
-      </w:r>
-      <w:r>
-        <w:t xml:space="preserve"> </w:t>
-      </w:r>
-      <w:r>
-        <w:t xml:space="preserve">study cannot make: the learned prior plus a station-agnostic residual</w:t>
-      </w:r>
-      <w:r>
-        <w:t xml:space="preserve"> </w:t>
-      </w:r>
-      <w:r>
-        <w:t xml:space="preserve">generalises across basins, not just across years at one site.</w:t>
+        <w:t xml:space="preserve">persistence on the held-out basins at</w:t>
+      </w:r>
+      <w:r>
+        <w:t xml:space="preserve"> </w:t>
+      </w:r>
+      <w:r>
+        <w:t xml:space="preserve">every lead. The transfer skill is close to the in-sample skill of §4.2, i.e. the</w:t>
+      </w:r>
+      <w:r>
+        <w:t xml:space="preserve"> </w:t>
+      </w:r>
+      <w:r>
+        <w:t xml:space="preserve">station-agnostic model loses little when applied to basins outside its training</w:t>
+      </w:r>
+      <w:r>
+        <w:t xml:space="preserve"> </w:t>
+      </w:r>
+      <w:r>
+        <w:t xml:space="preserve">set. This is the contribution a single-site study cannot make: the learned prior</w:t>
+      </w:r>
+      <w:r>
+        <w:t xml:space="preserve"> </w:t>
+      </w:r>
+      <w:r>
+        <w:t xml:space="preserve">plus a station-agnostic residual generalises across basins, not just across years</w:t>
+      </w:r>
+      <w:r>
+        <w:t xml:space="preserve"> </w:t>
+      </w:r>
+      <w:r>
+        <w:t xml:space="preserve">at one site.</w:t>
       </w:r>
     </w:p>
     <w:bookmarkEnd w:id="26"/>
@@ -4280,13 +4450,41 @@
         <w:t xml:space="preserve"> </w:t>
       </w:r>
       <w:r>
-        <w:t xml:space="preserve">large-sample ablations show most components earn their place. On the 120-station</w:t>
-      </w:r>
-      <w:r>
-        <w:t xml:space="preserve"> </w:t>
-      </w:r>
-      <w:r>
-        <w:t xml:space="preserve">panel, single-seed per-station median RMSE (1 / 3 / 7 days):</w:t>
+        <w:t xml:space="preserve">large-sample ablations show most components earn their place. Each ablation is</w:t>
+      </w:r>
+      <w:r>
+        <w:t xml:space="preserve"> </w:t>
+      </w:r>
+      <w:r>
+        <w:t xml:space="preserve">trained at</w:t>
+      </w:r>
+      <w:r>
+        <w:t xml:space="preserve"> </w:t>
+      </w:r>
+      <w:r>
+        <w:rPr>
+          <w:b/>
+          <w:bCs/>
+        </w:rPr>
+        <w:t xml:space="preserve">3 seeds</w:t>
+      </w:r>
+      <w:r>
+        <w:t xml:space="preserve"> </w:t>
+      </w:r>
+      <w:r>
+        <w:t xml:space="preserve">on the 120-station panel and compared to the full model by</w:t>
+      </w:r>
+      <w:r>
+        <w:t xml:space="preserve"> </w:t>
+      </w:r>
+      <w:r>
+        <w:t xml:space="preserve">a per-station paired test (Wilcoxon signed-rank at h=3); 3-seed-mean per-station</w:t>
+      </w:r>
+      <w:r>
+        <w:t xml:space="preserve"> </w:t>
+      </w:r>
+      <w:r>
+        <w:t xml:space="preserve">median RMSE (1 / 3 / 7 days):</w:t>
       </w:r>
     </w:p>
     <w:tbl>
@@ -4296,10 +4494,11 @@
         <w:tblLook w:firstRow="1" w:lastRow="0" w:firstColumn="0" w:lastColumn="0" w:noHBand="0" w:noVBand="0" w:val="0020"/>
       </w:tblPr>
       <w:tblGrid>
-        <w:gridCol w:w="1980"/>
-        <w:gridCol w:w="1980"/>
-        <w:gridCol w:w="1980"/>
-        <w:gridCol w:w="1980"/>
+        <w:gridCol w:w="1584"/>
+        <w:gridCol w:w="1584"/>
+        <w:gridCol w:w="1584"/>
+        <w:gridCol w:w="1584"/>
+        <w:gridCol w:w="1584"/>
       </w:tblGrid>
       <w:tr>
         <w:trPr>
@@ -4349,6 +4548,17 @@
             </w:r>
           </w:p>
         </w:tc>
+        <w:tc>
+          <w:tcPr/>
+          <w:p>
+            <w:pPr>
+              <w:pStyle w:val="Compact"/>
+            </w:pPr>
+            <w:r>
+              <w:t xml:space="preserve">Wilcoxon p (h3 vs full)</w:t>
+            </w:r>
+          </w:p>
+        </w:tc>
       </w:tr>
       <w:tr>
         <w:tc>
@@ -4411,6 +4621,17 @@
             </w:r>
           </w:p>
         </w:tc>
+        <w:tc>
+          <w:tcPr/>
+          <w:p>
+            <w:pPr>
+              <w:pStyle w:val="Compact"/>
+            </w:pPr>
+            <w:r>
+              <w:t xml:space="preserve">—</w:t>
+            </w:r>
+          </w:p>
+        </w:tc>
       </w:tr>
       <w:tr>
         <w:tc>
@@ -4431,29 +4652,40 @@
               <w:pStyle w:val="Compact"/>
             </w:pPr>
             <w:r>
-              <w:t xml:space="preserve">1.177</w:t>
-            </w:r>
-          </w:p>
-        </w:tc>
-        <w:tc>
-          <w:tcPr/>
-          <w:p>
-            <w:pPr>
-              <w:pStyle w:val="Compact"/>
-            </w:pPr>
-            <w:r>
-              <w:t xml:space="preserve">1.440</w:t>
-            </w:r>
-          </w:p>
-        </w:tc>
-        <w:tc>
-          <w:tcPr/>
-          <w:p>
-            <w:pPr>
-              <w:pStyle w:val="Compact"/>
-            </w:pPr>
-            <w:r>
-              <w:t xml:space="preserve">1.684</w:t>
+              <w:t xml:space="preserve">1.149</w:t>
+            </w:r>
+          </w:p>
+        </w:tc>
+        <w:tc>
+          <w:tcPr/>
+          <w:p>
+            <w:pPr>
+              <w:pStyle w:val="Compact"/>
+            </w:pPr>
+            <w:r>
+              <w:t xml:space="preserve">1.416</w:t>
+            </w:r>
+          </w:p>
+        </w:tc>
+        <w:tc>
+          <w:tcPr/>
+          <w:p>
+            <w:pPr>
+              <w:pStyle w:val="Compact"/>
+            </w:pPr>
+            <w:r>
+              <w:t xml:space="preserve">1.670</w:t>
+            </w:r>
+          </w:p>
+        </w:tc>
+        <w:tc>
+          <w:tcPr/>
+          <w:p>
+            <w:pPr>
+              <w:pStyle w:val="Compact"/>
+            </w:pPr>
+            <w:r>
+              <w:t xml:space="preserve">3.9×10⁻²⁰ *</w:t>
             </w:r>
           </w:p>
         </w:tc>
@@ -4477,29 +4709,40 @@
               <w:pStyle w:val="Compact"/>
             </w:pPr>
             <w:r>
-              <w:t xml:space="preserve">0.745</w:t>
-            </w:r>
-          </w:p>
-        </w:tc>
-        <w:tc>
-          <w:tcPr/>
-          <w:p>
-            <w:pPr>
-              <w:pStyle w:val="Compact"/>
-            </w:pPr>
-            <w:r>
-              <w:t xml:space="preserve">1.359</w:t>
-            </w:r>
-          </w:p>
-        </w:tc>
-        <w:tc>
-          <w:tcPr/>
-          <w:p>
-            <w:pPr>
-              <w:pStyle w:val="Compact"/>
-            </w:pPr>
-            <w:r>
-              <w:t xml:space="preserve">1.692</w:t>
+              <w:t xml:space="preserve">0.733</w:t>
+            </w:r>
+          </w:p>
+        </w:tc>
+        <w:tc>
+          <w:tcPr/>
+          <w:p>
+            <w:pPr>
+              <w:pStyle w:val="Compact"/>
+            </w:pPr>
+            <w:r>
+              <w:t xml:space="preserve">1.345</w:t>
+            </w:r>
+          </w:p>
+        </w:tc>
+        <w:tc>
+          <w:tcPr/>
+          <w:p>
+            <w:pPr>
+              <w:pStyle w:val="Compact"/>
+            </w:pPr>
+            <w:r>
+              <w:t xml:space="preserve">1.690</w:t>
+            </w:r>
+          </w:p>
+        </w:tc>
+        <w:tc>
+          <w:tcPr/>
+          <w:p>
+            <w:pPr>
+              <w:pStyle w:val="Compact"/>
+            </w:pPr>
+            <w:r>
+              <w:t xml:space="preserve">1.0×10⁻¹⁶ *</w:t>
             </w:r>
           </w:p>
         </w:tc>
@@ -4534,18 +4777,29 @@
               <w:pStyle w:val="Compact"/>
             </w:pPr>
             <w:r>
-              <w:t xml:space="preserve">1.294</w:t>
-            </w:r>
-          </w:p>
-        </w:tc>
-        <w:tc>
-          <w:tcPr/>
-          <w:p>
-            <w:pPr>
-              <w:pStyle w:val="Compact"/>
-            </w:pPr>
-            <w:r>
-              <w:t xml:space="preserve">1.667</w:t>
+              <w:t xml:space="preserve">1.293</w:t>
+            </w:r>
+          </w:p>
+        </w:tc>
+        <w:tc>
+          <w:tcPr/>
+          <w:p>
+            <w:pPr>
+              <w:pStyle w:val="Compact"/>
+            </w:pPr>
+            <w:r>
+              <w:t xml:space="preserve">1.666</w:t>
+            </w:r>
+          </w:p>
+        </w:tc>
+        <w:tc>
+          <w:tcPr/>
+          <w:p>
+            <w:pPr>
+              <w:pStyle w:val="Compact"/>
+            </w:pPr>
+            <w:r>
+              <w:t xml:space="preserve">2.4×10⁻¹⁶ *</w:t>
             </w:r>
           </w:p>
         </w:tc>
@@ -4569,29 +4823,40 @@
               <w:pStyle w:val="Compact"/>
             </w:pPr>
             <w:r>
-              <w:t xml:space="preserve">0.648</w:t>
-            </w:r>
-          </w:p>
-        </w:tc>
-        <w:tc>
-          <w:tcPr/>
-          <w:p>
-            <w:pPr>
-              <w:pStyle w:val="Compact"/>
-            </w:pPr>
-            <w:r>
-              <w:t xml:space="preserve">1.305</w:t>
-            </w:r>
-          </w:p>
-        </w:tc>
-        <w:tc>
-          <w:tcPr/>
-          <w:p>
-            <w:pPr>
-              <w:pStyle w:val="Compact"/>
-            </w:pPr>
-            <w:r>
-              <w:t xml:space="preserve">1.655</w:t>
+              <w:t xml:space="preserve">0.635</w:t>
+            </w:r>
+          </w:p>
+        </w:tc>
+        <w:tc>
+          <w:tcPr/>
+          <w:p>
+            <w:pPr>
+              <w:pStyle w:val="Compact"/>
+            </w:pPr>
+            <w:r>
+              <w:t xml:space="preserve">1.286</w:t>
+            </w:r>
+          </w:p>
+        </w:tc>
+        <w:tc>
+          <w:tcPr/>
+          <w:p>
+            <w:pPr>
+              <w:pStyle w:val="Compact"/>
+            </w:pPr>
+            <w:r>
+              <w:t xml:space="preserve">1.659</w:t>
+            </w:r>
+          </w:p>
+        </w:tc>
+        <w:tc>
+          <w:tcPr/>
+          <w:p>
+            <w:pPr>
+              <w:pStyle w:val="Compact"/>
+            </w:pPr>
+            <w:r>
+              <w:t xml:space="preserve">1.1×10⁻⁵ *</w:t>
             </w:r>
           </w:p>
         </w:tc>
@@ -4608,73 +4873,117 @@
         <w:t xml:space="preserve"> </w:t>
       </w:r>
       <w:r>
-        <w:t xml:space="preserve">(0.629 → 1.177) and grows materially at 3 / 7 days — confirming that the prior</w:t>
-      </w:r>
-      <w:r>
-        <w:t xml:space="preserve"> </w:t>
-      </w:r>
-      <w:r>
-        <w:t xml:space="preserve">carries the forecast. Removing the mixture-of-experts hurts (+0.077 / +0.077 /</w:t>
-      </w:r>
-      <w:r>
-        <w:t xml:space="preserve"> </w:t>
-      </w:r>
-      <w:r>
-        <w:t xml:space="preserve">+0.037 at 1 / 3 / 7 d); removing the router hurts slightly (+0.011 / +0.012 /</w:t>
-      </w:r>
-      <w:r>
-        <w:t xml:space="preserve"> </w:t>
-      </w:r>
-      <w:r>
-        <w:t xml:space="preserve">+0.012); freezing the dynamic-κ modulators (TR-fixedKappa) gives effectively the</w:t>
-      </w:r>
-      <w:r>
-        <w:t xml:space="preserve"> </w:t>
-      </w:r>
-      <w:r>
-        <w:t xml:space="preserve">same accuracy as the full model (±0.019 / +0.023 / 0.000), reinforcing the §4.5</w:t>
-      </w:r>
-      <w:r>
-        <w:t xml:space="preserve"> </w:t>
-      </w:r>
-      <w:r>
-        <w:t xml:space="preserve">finding that the dynamic-κ modulation is not an accuracy lever. The honest</w:t>
-      </w:r>
-      <w:r>
-        <w:t xml:space="preserve"> </w:t>
-      </w:r>
-      <w:r>
-        <w:t xml:space="preserve">reading is that the prior, experts and router contribute real accuracy in</w:t>
-      </w:r>
-      <w:r>
-        <w:t xml:space="preserve"> </w:t>
-      </w:r>
-      <w:r>
-        <w:t xml:space="preserve">proportion to their effect sizes; dynamic-κ is interpretive overhead, retained</w:t>
-      </w:r>
-      <w:r>
-        <w:t xml:space="preserve"> </w:t>
-      </w:r>
-      <w:r>
-        <w:t xml:space="preserve">in the model only because freezing it does not improve accuracy either. The</w:t>
-      </w:r>
-      <w:r>
-        <w:t xml:space="preserve"> </w:t>
-      </w:r>
-      <w:r>
-        <w:t xml:space="preserve">multi-seed paired tests with Wilcoxon p-values are queued in the rigor stage</w:t>
-      </w:r>
-      <w:r>
-        <w:t xml:space="preserve"> </w:t>
-      </w:r>
-      <w:r>
-        <w:t xml:space="preserve">(§S3); we expect the prior/experts/router gaps to remain significant by orders</w:t>
-      </w:r>
-      <w:r>
-        <w:t xml:space="preserve"> </w:t>
-      </w:r>
-      <w:r>
-        <w:t xml:space="preserve">of magnitude.</w:t>
+        <w:t xml:space="preserve">(0.629 → 1.149) and the per-station difference is significant at p ≈ 4×10⁻²⁰ —</w:t>
+      </w:r>
+      <w:r>
+        <w:t xml:space="preserve"> </w:t>
+      </w:r>
+      <w:r>
+        <w:t xml:space="preserve">confirming that the prior carries the forecast. Removing the mixture-of-experts</w:t>
+      </w:r>
+      <w:r>
+        <w:t xml:space="preserve"> </w:t>
+      </w:r>
+      <w:r>
+        <w:t xml:space="preserve">(+0.104 / +0.063 / +0.035 at 1 / 3 / 7 d, p ≈ 1×10⁻¹⁶) and the router</w:t>
+      </w:r>
+      <w:r>
+        <w:t xml:space="preserve"> </w:t>
+      </w:r>
+      <w:r>
+        <w:t xml:space="preserve">(+0.011 / +0.011 / +0.011, p ≈ 2×10⁻¹⁶) both hurt significantly. Freezing the</w:t>
+      </w:r>
+      <w:r>
+        <w:t xml:space="preserve"> </w:t>
+      </w:r>
+      <w:r>
+        <w:t xml:space="preserve">dynamic-κ modulators (TR-fixedKappa) leaves accuracy essentially unchanged</w:t>
+      </w:r>
+      <w:r>
+        <w:t xml:space="preserve"> </w:t>
+      </w:r>
+      <w:r>
+        <w:t xml:space="preserve">(+0.006 / +0.004 / +0.004): although the paired test is</w:t>
+      </w:r>
+      <w:r>
+        <w:t xml:space="preserve"> </w:t>
+      </w:r>
+      <w:r>
+        <w:rPr>
+          <w:i/>
+          <w:iCs/>
+        </w:rPr>
+        <w:t xml:space="preserve">nominally</w:t>
+      </w:r>
+      <w:r>
+        <w:t xml:space="preserve"> </w:t>
+      </w:r>
+      <w:r>
+        <w:t xml:space="preserve">significant</w:t>
+      </w:r>
+      <w:r>
+        <w:t xml:space="preserve"> </w:t>
+      </w:r>
+      <w:r>
+        <w:t xml:space="preserve">(p ≈ 1×10⁻⁵) because the tiny differences are consistent in sign across stations,</w:t>
+      </w:r>
+      <w:r>
+        <w:t xml:space="preserve"> </w:t>
+      </w:r>
+      <w:r>
+        <w:t xml:space="preserve">the effect size is negligible — two orders of magnitude smaller than the prior,</w:t>
+      </w:r>
+      <w:r>
+        <w:t xml:space="preserve"> </w:t>
+      </w:r>
+      <w:r>
+        <w:t xml:space="preserve">MoE or router effects. The honest reading is that the prior, experts and router</w:t>
+      </w:r>
+      <w:r>
+        <w:t xml:space="preserve"> </w:t>
+      </w:r>
+      <w:r>
+        <w:t xml:space="preserve">contribute real accuracy while the dynamic-κ modulation is interpretive overhead,</w:t>
+      </w:r>
+      <w:r>
+        <w:t xml:space="preserve"> </w:t>
+      </w:r>
+      <w:r>
+        <w:t xml:space="preserve">retained only because freezing it does not improve accuracy either (consistent</w:t>
+      </w:r>
+      <w:r>
+        <w:t xml:space="preserve"> </w:t>
+      </w:r>
+      <w:r>
+        <w:t xml:space="preserve">with the §4.5 mechanism result). Note that unlike the 40-station pilot — where</w:t>
+      </w:r>
+      <w:r>
+        <w:t xml:space="preserve"> </w:t>
+      </w:r>
+      <w:r>
+        <w:t xml:space="preserve">fixed-κ was marginally</w:t>
+      </w:r>
+      <w:r>
+        <w:t xml:space="preserve"> </w:t>
+      </w:r>
+      <w:r>
+        <w:rPr>
+          <w:i/>
+          <w:iCs/>
+        </w:rPr>
+        <w:t xml:space="preserve">better</w:t>
+      </w:r>
+      <w:r>
+        <w:t xml:space="preserve"> </w:t>
+      </w:r>
+      <w:r>
+        <w:t xml:space="preserve">at 7 days — the sign is now consistently (if</w:t>
+      </w:r>
+      <w:r>
+        <w:t xml:space="preserve"> </w:t>
+      </w:r>
+      <w:r>
+        <w:t xml:space="preserve">negligibly) in favour of the dynamic version, which we read as within-noise.</w:t>
       </w:r>
     </w:p>
     <w:bookmarkEnd w:id="35"/>

--- a/paper/ThermoRoute_paper.docx
+++ b/paper/ThermoRoute_paper.docx
@@ -167,31 +167,34 @@
         <w:rPr>
           <w:rStyle w:val="VerbatimChar"/>
         </w:rPr>
-        <w:t xml:space="preserve">scripts/04</w:t>
-      </w:r>
-      <w:r>
-        <w:t xml:space="preserve">, the 40-station large-sample experiment by</w:t>
-      </w:r>
-      <w:r>
-        <w:t xml:space="preserve"> </w:t>
+        <w:t xml:space="preserve">scripts/01</w:t>
+      </w:r>
+      <w:r>
+        <w:t xml:space="preserve">–</w:t>
       </w:r>
       <w:r>
         <w:rPr>
           <w:rStyle w:val="VerbatimChar"/>
         </w:rPr>
+        <w:t xml:space="preserve">08</w:t>
+      </w:r>
+      <w:r>
+        <w:t xml:space="preserve">, the 120-station large-sample experiment by</w:t>
+      </w:r>
+      <w:r>
+        <w:t xml:space="preserve"> </w:t>
+      </w:r>
+      <w:r>
+        <w:rPr>
+          <w:rStyle w:val="VerbatimChar"/>
+        </w:rPr>
         <w:t xml:space="preserve">scripts/09</w:t>
       </w:r>
       <w:r>
         <w:t xml:space="preserve"> </w:t>
       </w:r>
       <w:r>
-        <w:t xml:space="preserve">(5 seeds),</w:t>
-      </w:r>
-      <w:r>
-        <w:t xml:space="preserve"> </w:t>
-      </w:r>
-      <w:r>
-        <w:t xml:space="preserve">and the calibration/decision/mechanism analysis by</w:t>
+        <w:t xml:space="preserve">(5 seeds, panel</w:t>
       </w:r>
       <w:r>
         <w:t xml:space="preserve"> </w:t>
@@ -200,9 +203,75 @@
         <w:rPr>
           <w:rStyle w:val="VerbatimChar"/>
         </w:rPr>
+        <w:t xml:space="preserve">data_usgs/panel_usgs_100.parquet</w:t>
+      </w:r>
+      <w:r>
+        <w:t xml:space="preserve"> </w:t>
+      </w:r>
+      <w:r>
+        <w:t xml:space="preserve">— the filename is</w:t>
+      </w:r>
+      <w:r>
+        <w:t xml:space="preserve"> </w:t>
+      </w:r>
+      <w:r>
+        <w:t xml:space="preserve">historical; the panel holds 120 stations), the calibration/decision/mechanism</w:t>
+      </w:r>
+      <w:r>
+        <w:t xml:space="preserve"> </w:t>
+      </w:r>
+      <w:r>
+        <w:t xml:space="preserve">analysis by</w:t>
+      </w:r>
+      <w:r>
+        <w:t xml:space="preserve"> </w:t>
+      </w:r>
+      <w:r>
+        <w:rPr>
+          <w:rStyle w:val="VerbatimChar"/>
+        </w:rPr>
         <w:t xml:space="preserve">scripts/10</w:t>
       </w:r>
       <w:r>
+        <w:t xml:space="preserve">, statistical rigor by</w:t>
+      </w:r>
+      <w:r>
+        <w:t xml:space="preserve"> </w:t>
+      </w:r>
+      <w:r>
+        <w:rPr>
+          <w:rStyle w:val="VerbatimChar"/>
+        </w:rPr>
+        <w:t xml:space="preserve">scripts/12</w:t>
+      </w:r>
+      <w:r>
+        <w:t xml:space="preserve">–</w:t>
+      </w:r>
+      <w:r>
+        <w:rPr>
+          <w:rStyle w:val="VerbatimChar"/>
+        </w:rPr>
+        <w:t xml:space="preserve">13</w:t>
+      </w:r>
+      <w:r>
+        <w:t xml:space="preserve">, and the</w:t>
+      </w:r>
+      <w:r>
+        <w:t xml:space="preserve"> </w:t>
+      </w:r>
+      <w:r>
+        <w:t xml:space="preserve">sha256 artifact manifest by</w:t>
+      </w:r>
+      <w:r>
+        <w:t xml:space="preserve"> </w:t>
+      </w:r>
+      <w:r>
+        <w:rPr>
+          <w:rStyle w:val="VerbatimChar"/>
+        </w:rPr>
+        <w:t xml:space="preserve">scripts/14</w:t>
+      </w:r>
+      <w:r>
         <w:t xml:space="preserve">. Reports:</w:t>
       </w:r>
       <w:r>
@@ -212,7 +281,19 @@
         <w:rPr>
           <w:rStyle w:val="VerbatimChar"/>
         </w:rPr>
-        <w:t xml:space="preserve">outputs/reports/{usgs_experiment,usgs_analysis}.md</w:t>
+        <w:t xml:space="preserve">outputs/reports/{usgs_experiment_v2,usgs_analysis,rigor}.md</w:t>
+      </w:r>
+      <w:r>
+        <w:t xml:space="preserve">; tables</w:t>
+      </w:r>
+      <w:r>
+        <w:t xml:space="preserve"> </w:t>
+      </w:r>
+      <w:r>
+        <w:rPr>
+          <w:rStyle w:val="VerbatimChar"/>
+        </w:rPr>
+        <w:t xml:space="preserve">outputs/tables/</w:t>
       </w:r>
       <w:r>
         <w:t xml:space="preserve">; figures</w:t>
@@ -225,6 +306,24 @@
           <w:rStyle w:val="VerbatimChar"/>
         </w:rPr>
         <w:t xml:space="preserve">outputs/figures/</w:t>
+      </w:r>
+      <w:r>
+        <w:t xml:space="preserve">. Every headline number is</w:t>
+      </w:r>
+      <w:r>
+        <w:t xml:space="preserve"> </w:t>
+      </w:r>
+      <w:r>
+        <w:t xml:space="preserve">traceable to a hashed artifact in</w:t>
+      </w:r>
+      <w:r>
+        <w:t xml:space="preserve"> </w:t>
+      </w:r>
+      <w:r>
+        <w:rPr>
+          <w:rStyle w:val="VerbatimChar"/>
+        </w:rPr>
+        <w:t xml:space="preserve">outputs/manifest.json</w:t>
       </w:r>
       <w:r>
         <w:t xml:space="preserve">.</w:t>
@@ -861,7 +960,7 @@
           <w:b/>
           <w:bCs/>
         </w:rPr>
-        <w:t xml:space="preserve">no learned model beats</w:t>
+        <w:t xml:space="preserve">no learned model</w:t>
       </w:r>
       <w:r>
         <w:rPr>
@@ -875,25 +974,39 @@
           <w:b/>
           <w:bCs/>
         </w:rPr>
-        <w:t xml:space="preserve">per-station damped persistence on point accuracy</w:t>
-      </w:r>
-      <w:r>
-        <w:t xml:space="preserve"> </w:t>
-      </w:r>
-      <w:r>
-        <w:t xml:space="preserve">— the dynamic machinery helps</w:t>
-      </w:r>
-      <w:r>
-        <w:t xml:space="preserve"> </w:t>
-      </w:r>
-      <w:r>
-        <w:t xml:space="preserve">only calibration and warnings there. We therefore move to a 40-station large-sample</w:t>
-      </w:r>
-      <w:r>
-        <w:t xml:space="preserve"> </w:t>
-      </w:r>
-      <w:r>
-        <w:t xml:space="preserve">setting where forecast headroom exists, and show that ThermoRoute’s value</w:t>
+        <w:t xml:space="preserve">consistently improves on per-station damped persistence on point accuracy across</w:t>
+      </w:r>
+      <w:r>
+        <w:rPr>
+          <w:b/>
+          <w:bCs/>
+        </w:rPr>
+        <w:t xml:space="preserve"> </w:t>
+      </w:r>
+      <w:r>
+        <w:rPr>
+          <w:b/>
+          <w:bCs/>
+        </w:rPr>
+        <w:t xml:space="preserve">horizons</w:t>
+      </w:r>
+      <w:r>
+        <w:t xml:space="preserve"> </w:t>
+      </w:r>
+      <w:r>
+        <w:t xml:space="preserve">(LightGBM edges it at 1 day only; Table 2) — the dynamic machinery</w:t>
+      </w:r>
+      <w:r>
+        <w:t xml:space="preserve"> </w:t>
+      </w:r>
+      <w:r>
+        <w:t xml:space="preserve">helps only calibration and warnings there. We therefore move to a 120-station</w:t>
+      </w:r>
+      <w:r>
+        <w:t xml:space="preserve"> </w:t>
+      </w:r>
+      <w:r>
+        <w:t xml:space="preserve">large-sample setting where forecast headroom exists, and show that ThermoRoute’s value</w:t>
       </w:r>
       <w:r>
         <w:t xml:space="preserve"> </w:t>
@@ -1062,19 +1175,25 @@
         <w:t xml:space="preserve"> </w:t>
       </w:r>
       <w:r>
-        <w:t xml:space="preserve">demonstration: 40 public USGS stations,</w:t>
-      </w:r>
-      <w:r>
-        <w:t xml:space="preserve"> </w:t>
-      </w:r>
-      <w:r>
-        <w:t xml:space="preserve">leave-group-out generalisation to unseen basins, and a unified point +</w:t>
-      </w:r>
-      <w:r>
-        <w:t xml:space="preserve"> </w:t>
-      </w:r>
-      <w:r>
-        <w:t xml:space="preserve">probabilistic + event + decision-value assessment.</w:t>
+        <w:t xml:space="preserve">demonstration: 120 public USGS stations</w:t>
+      </w:r>
+      <w:r>
+        <w:t xml:space="preserve"> </w:t>
+      </w:r>
+      <w:r>
+        <w:t xml:space="preserve">(114 contributing the blind test), leave-group-out generalisation to unseen</w:t>
+      </w:r>
+      <w:r>
+        <w:t xml:space="preserve"> </w:t>
+      </w:r>
+      <w:r>
+        <w:t xml:space="preserve">basins, and a unified point + probabilistic + event + decision-value</w:t>
+      </w:r>
+      <w:r>
+        <w:t xml:space="preserve"> </w:t>
+      </w:r>
+      <w:r>
+        <w:t xml:space="preserve">assessment.</w:t>
       </w:r>
     </w:p>
     <w:p>
@@ -1319,7 +1438,7 @@
         <w:t xml:space="preserve"> </w:t>
       </w:r>
       <w:r>
-        <w:t xml:space="preserve">not used in the main analysis. The panel spans 35 U.S. states across 13 USGS</w:t>
+        <w:t xml:space="preserve">not used in the main analysis. The panel spans 35 U.S. states across 16 USGS</w:t>
       </w:r>
       <w:r>
         <w:t xml:space="preserve"> </w:t>
@@ -2231,13 +2350,7 @@
         <w:t xml:space="preserve"> </w:t>
       </w:r>
       <w:r>
-        <w:t xml:space="preserve">(point + quantile + exceedance). Split: train 2006–2015, validate 2016–2017,</w:t>
-      </w:r>
-      <w:r>
-        <w:t xml:space="preserve"> </w:t>
-      </w:r>
-      <w:r>
-        <w:t xml:space="preserve">calibrate 2018,</w:t>
+        <w:t xml:space="preserve">(point + quantile + exceedance); and, on the large sample, an</w:t>
       </w:r>
       <w:r>
         <w:t xml:space="preserve"> </w:t>
@@ -2247,16 +2360,42 @@
           <w:b/>
           <w:bCs/>
         </w:rPr>
-        <w:t xml:space="preserve">blind test 2019–2020</w:t>
-      </w:r>
-      <w:r>
-        <w:t xml:space="preserve">. All statistics fit on training data only.</w:t>
-      </w:r>
-      <w:r>
-        <w:t xml:space="preserve"> </w:t>
-      </w:r>
-      <w:r>
-        <w:t xml:space="preserve">On the large sample, baselines and ThermoRoute are evaluated on</w:t>
+        <w:t xml:space="preserve">air2stream-style</w:t>
+      </w:r>
+      <w:r>
+        <w:rPr>
+          <w:b/>
+          <w:bCs/>
+        </w:rPr>
+        <w:t xml:space="preserve"> </w:t>
+      </w:r>
+      <w:r>
+        <w:rPr>
+          <w:b/>
+          <w:bCs/>
+        </w:rPr>
+        <w:t xml:space="preserve">eight-parameter hybrid model</w:t>
+      </w:r>
+      <w:r>
+        <w:t xml:space="preserve">. Our implementation keeps the eight-parameter</w:t>
+      </w:r>
+      <w:r>
+        <w:t xml:space="preserve"> </w:t>
+      </w:r>
+      <w:r>
+        <w:t xml:space="preserve">air-to-stream structure with per-station calibration on the training years, but</w:t>
+      </w:r>
+      <w:r>
+        <w:t xml:space="preserve"> </w:t>
+      </w:r>
+      <w:r>
+        <w:t xml:space="preserve">deviates from the canonical Toffolon–Piccolroaz formulation (different</w:t>
+      </w:r>
+      <w:r>
+        <w:t xml:space="preserve"> </w:t>
+      </w:r>
+      <w:r>
+        <w:t xml:space="preserve">θ-weighting and low-temperature handling); we therefore label it a</w:t>
       </w:r>
       <w:r>
         <w:t xml:space="preserve"> </w:t>
@@ -2266,33 +2405,155 @@
           <w:i/>
           <w:iCs/>
         </w:rPr>
-        <w:t xml:space="preserve">identical windowed</w:t>
+        <w:t xml:space="preserve">variant</w:t>
+      </w:r>
+      <w:r>
+        <w:t xml:space="preserve"> </w:t>
+      </w:r>
+      <w:r>
+        <w:t xml:space="preserve">throughout and do not claim results against the canonical published model.</w:t>
+      </w:r>
+      <w:r>
+        <w:t xml:space="preserve"> </w:t>
+      </w:r>
+      <w:r>
+        <w:t xml:space="preserve">Split: train 2006–2015, validate 2016–2017,</w:t>
+      </w:r>
+      <w:r>
+        <w:t xml:space="preserve"> </w:t>
+      </w:r>
+      <w:r>
+        <w:t xml:space="preserve">calibrate 2018,</w:t>
+      </w:r>
+      <w:r>
+        <w:t xml:space="preserve"> </w:t>
+      </w:r>
+      <w:r>
+        <w:rPr>
+          <w:b/>
+          <w:bCs/>
+        </w:rPr>
+        <w:t xml:space="preserve">blind test 2019–2020</w:t>
+      </w:r>
+      <w:r>
+        <w:t xml:space="preserve">. All statistics fit on training data only.</w:t>
+      </w:r>
+      <w:r>
+        <w:t xml:space="preserve"> </w:t>
+      </w:r>
+      <w:r>
+        <w:t xml:space="preserve">On the large sample, baselines and ThermoRoute are evaluated on</w:t>
+      </w:r>
+      <w:r>
+        <w:t xml:space="preserve"> </w:t>
       </w:r>
       <w:r>
         <w:rPr>
           <w:i/>
           <w:iCs/>
         </w:rPr>
-        <w:t xml:space="preserve"> </w:t>
+        <w:t xml:space="preserve">identical windowed</w:t>
       </w:r>
       <w:r>
         <w:rPr>
           <w:i/>
           <w:iCs/>
         </w:rPr>
+        <w:t xml:space="preserve"> </w:t>
+      </w:r>
+      <w:r>
+        <w:rPr>
+          <w:i/>
+          <w:iCs/>
+        </w:rPr>
         <w:t xml:space="preserve">samples</w:t>
       </w:r>
       <w:r>
         <w:t xml:space="preserve"> </w:t>
       </w:r>
       <w:r>
-        <w:t xml:space="preserve">(observed targets only). Deep models use multiple seeds; we report the</w:t>
-      </w:r>
-      <w:r>
-        <w:t xml:space="preserve"> </w:t>
-      </w:r>
-      <w:r>
-        <w:t xml:space="preserve">seed mean and, for the headline, the per-station win-rate and paired differences.</w:t>
+        <w:t xml:space="preserve">(observed targets only). ThermoRoute uses five seeds, reported under</w:t>
+      </w:r>
+      <w:r>
+        <w:t xml:space="preserve"> </w:t>
+      </w:r>
+      <w:r>
+        <w:rPr>
+          <w:b/>
+          <w:bCs/>
+        </w:rPr>
+        <w:t xml:space="preserve">two disclosed protocols</w:t>
+      </w:r>
+      <w:r>
+        <w:t xml:space="preserve">:</w:t>
+      </w:r>
+      <w:r>
+        <w:t xml:space="preserve"> </w:t>
+      </w:r>
+      <w:r>
+        <w:rPr>
+          <w:i/>
+          <w:iCs/>
+        </w:rPr>
+        <w:t xml:space="preserve">per-seed</w:t>
+      </w:r>
+      <w:r>
+        <w:t xml:space="preserve">, where each seed model is scored alone —</w:t>
+      </w:r>
+      <w:r>
+        <w:t xml:space="preserve"> </w:t>
+      </w:r>
+      <w:r>
+        <w:t xml:space="preserve">matching the single-model budget of every baseline — and per-station RMSE is</w:t>
+      </w:r>
+      <w:r>
+        <w:t xml:space="preserve"> </w:t>
+      </w:r>
+      <w:r>
+        <w:t xml:space="preserve">averaged across seeds with the across-seed spread reported; and</w:t>
+      </w:r>
+      <w:r>
+        <w:t xml:space="preserve"> </w:t>
+      </w:r>
+      <w:r>
+        <w:rPr>
+          <w:i/>
+          <w:iCs/>
+        </w:rPr>
+        <w:t xml:space="preserve">ensemble</w:t>
+      </w:r>
+      <w:r>
+        <w:t xml:space="preserve">, the</w:t>
+      </w:r>
+      <w:r>
+        <w:t xml:space="preserve"> </w:t>
+      </w:r>
+      <w:r>
+        <w:t xml:space="preserve">deployed five-member seed-averaged forecaster, which is an ensemble-versus-</w:t>
+      </w:r>
+      <w:r>
+        <w:t xml:space="preserve"> </w:t>
+      </w:r>
+      <w:r>
+        <w:t xml:space="preserve">single-model comparison and is labelled as such wherever it appears. Headline</w:t>
+      </w:r>
+      <w:r>
+        <w:t xml:space="preserve"> </w:t>
+      </w:r>
+      <w:r>
+        <w:t xml:space="preserve">significance tables report both (Table</w:t>
+      </w:r>
+      <w:r>
+        <w:t xml:space="preserve"> </w:t>
+      </w:r>
+      <w:r>
+        <w:rPr>
+          <w:rStyle w:val="VerbatimChar"/>
+        </w:rPr>
+        <w:t xml:space="preserve">claim1_significance</w:t>
+      </w:r>
+      <w:r>
+        <w:t xml:space="preserve">).</w:t>
       </w:r>
     </w:p>
     <w:bookmarkEnd w:id="16"/>
@@ -2350,28 +2611,46 @@
           <w:b/>
           <w:bCs/>
         </w:rPr>
-        <w:t xml:space="preserve">learned model improves on it</w:t>
-      </w:r>
-      <w:r>
-        <w:t xml:space="preserve">. ThermoRoute (joint, three seeds) is 0.343 / 0.557 /</w:t>
-      </w:r>
-      <w:r>
-        <w:t xml:space="preserve"> </w:t>
-      </w:r>
-      <w:r>
-        <w:t xml:space="preserve">0.808 °C — worse than damped persistence, significantly so at b1 and p3 and better</w:t>
-      </w:r>
-      <w:r>
-        <w:t xml:space="preserve"> </w:t>
-      </w:r>
-      <w:r>
-        <w:t xml:space="preserve">only at s2 (Diebold–Mariano, Table 2b). LightGBM, GRU and the module ablations tell</w:t>
-      </w:r>
-      <w:r>
-        <w:t xml:space="preserve"> </w:t>
-      </w:r>
-      <w:r>
-        <w:t xml:space="preserve">the same story; indeed the ablation that</w:t>
+        <w:t xml:space="preserve">learned model consistently improves on it across horizons</w:t>
+      </w:r>
+      <w:r>
+        <w:t xml:space="preserve">. ThermoRoute (joint,</w:t>
+      </w:r>
+      <w:r>
+        <w:t xml:space="preserve"> </w:t>
+      </w:r>
+      <w:r>
+        <w:t xml:space="preserve">three seeds, per-seed scores averaged) is 0.292 / 0.543 / 0.798 °C — worse than</w:t>
+      </w:r>
+      <w:r>
+        <w:t xml:space="preserve"> </w:t>
+      </w:r>
+      <w:r>
+        <w:t xml:space="preserve">damped persistence overall: significantly worse at p3 at every horizon and at b1</w:t>
+      </w:r>
+      <w:r>
+        <w:t xml:space="preserve"> </w:t>
+      </w:r>
+      <w:r>
+        <w:t xml:space="preserve">at 1–3 days, better only at s2 (Diebold–Mariano p &lt; 0.05 at 1–3 days; Table 2b).</w:t>
+      </w:r>
+      <w:r>
+        <w:t xml:space="preserve"> </w:t>
+      </w:r>
+      <w:r>
+        <w:t xml:space="preserve">LightGBM comes closest — it edges damped persistence at 1 day (0.255 vs</w:t>
+      </w:r>
+      <w:r>
+        <w:t xml:space="preserve"> </w:t>
+      </w:r>
+      <w:r>
+        <w:t xml:space="preserve">0.261 °C) but falls behind at 7 days (0.806 vs 0.724 °C) — while GRU fails</w:t>
+      </w:r>
+      <w:r>
+        <w:t xml:space="preserve"> </w:t>
+      </w:r>
+      <w:r>
+        <w:t xml:space="preserve">outright, and the module ablations tell the same story: the ablation that</w:t>
       </w:r>
       <w:r>
         <w:t xml:space="preserve"> </w:t>
@@ -2387,25 +2666,31 @@
         <w:t xml:space="preserve"> </w:t>
       </w:r>
       <w:r>
-        <w:t xml:space="preserve">the mixture-of-experts matches</w:t>
-      </w:r>
-      <w:r>
-        <w:t xml:space="preserve"> </w:t>
-      </w:r>
-      <w:r>
-        <w:t xml:space="preserve">damped persistence, indicating the extra machinery does not help point accuracy on</w:t>
-      </w:r>
-      <w:r>
-        <w:t xml:space="preserve"> </w:t>
-      </w:r>
-      <w:r>
-        <w:t xml:space="preserve">this near-deterministic system. The dynamic κ modulation is no exception: freezing</w:t>
-      </w:r>
-      <w:r>
-        <w:t xml:space="preserve"> </w:t>
-      </w:r>
-      <w:r>
-        <w:t xml:space="preserve">its flow-, level- and season-dependent modulators (TR-fixedKappa, Table 6)</w:t>
+        <w:t xml:space="preserve">the mixture-of-experts is the best ThermoRoute variant here, matching</w:t>
+      </w:r>
+      <w:r>
+        <w:t xml:space="preserve"> </w:t>
+      </w:r>
+      <w:r>
+        <w:t xml:space="preserve">damped persistence at 1 day (0.260 °C), indicating the extra machinery does not</w:t>
+      </w:r>
+      <w:r>
+        <w:t xml:space="preserve"> </w:t>
+      </w:r>
+      <w:r>
+        <w:t xml:space="preserve">help point accuracy on this near-deterministic system. The dynamic κ modulation</w:t>
+      </w:r>
+      <w:r>
+        <w:t xml:space="preserve"> </w:t>
+      </w:r>
+      <w:r>
+        <w:t xml:space="preserve">is no exception: freezing its flow-, level- and season-dependent modulators</w:t>
+      </w:r>
+      <w:r>
+        <w:t xml:space="preserve"> </w:t>
+      </w:r>
+      <w:r>
+        <w:t xml:space="preserve">(TR-fixedKappa, Table 6)</w:t>
       </w:r>
       <w:r>
         <w:t xml:space="preserve"> </w:t>
@@ -2421,61 +2706,73 @@
         <w:t xml:space="preserve"> </w:t>
       </w:r>
       <w:r>
-        <w:t xml:space="preserve">RMSE at every horizon (0.287 / 0.532 / 0.788 vs 0.343 / 0.557 / 0.808 °C), so a</w:t>
-      </w:r>
-      <w:r>
-        <w:t xml:space="preserve"> </w:t>
-      </w:r>
-      <w:r>
-        <w:t xml:space="preserve">constant per-station relaxation rate is at least as accurate as — and here slightly</w:t>
-      </w:r>
-      <w:r>
-        <w:t xml:space="preserve"> </w:t>
-      </w:r>
-      <w:r>
-        <w:t xml:space="preserve">better than — the dynamic one; the dynamic-thermal-memory modulation thus earns its</w:t>
-      </w:r>
-      <w:r>
-        <w:t xml:space="preserve"> </w:t>
-      </w:r>
-      <w:r>
-        <w:t xml:space="preserve">place on mechanism and interpretability grounds, not on point accuracy. The only</w:t>
-      </w:r>
-      <w:r>
-        <w:t xml:space="preserve"> </w:t>
-      </w:r>
-      <w:r>
-        <w:t xml:space="preserve">value ThermoRoute adds here is</w:t>
-      </w:r>
-      <w:r>
-        <w:t xml:space="preserve"> </w:t>
-      </w:r>
-      <w:r>
-        <w:t xml:space="preserve">probabilistic: conformal intervals (achieved PICP 0.65–0.91 across stations) and</w:t>
-      </w:r>
-      <w:r>
-        <w:t xml:space="preserve"> </w:t>
-      </w:r>
-      <w:r>
-        <w:t xml:space="preserve">high-temperature warnings the point baselines cannot provide. We report this</w:t>
-      </w:r>
-      <w:r>
-        <w:t xml:space="preserve"> </w:t>
-      </w:r>
-      <w:r>
-        <w:t xml:space="preserve">negative result in full rather than selecting a favourable framing, and use it to</w:t>
-      </w:r>
-      <w:r>
-        <w:t xml:space="preserve"> </w:t>
-      </w:r>
-      <w:r>
-        <w:t xml:space="preserve">motivate the large-sample study: a single, heavily-damped cascade simply lacks the</w:t>
-      </w:r>
-      <w:r>
-        <w:t xml:space="preserve"> </w:t>
-      </w:r>
-      <w:r>
-        <w:t xml:space="preserve">forecast headroom to distinguish models (Figure 1).</w:t>
+        <w:t xml:space="preserve">RMSE at every horizon (0.287 / 0.525 / 0.797</w:t>
+      </w:r>
+      <w:r>
+        <w:t xml:space="preserve"> </w:t>
+      </w:r>
+      <w:r>
+        <w:t xml:space="preserve">vs 0.292 / 0.543 / 0.798 °C), so a constant per-station relaxation rate is at</w:t>
+      </w:r>
+      <w:r>
+        <w:t xml:space="preserve"> </w:t>
+      </w:r>
+      <w:r>
+        <w:t xml:space="preserve">least as accurate as — and here slightly better than — the dynamic one; the</w:t>
+      </w:r>
+      <w:r>
+        <w:t xml:space="preserve"> </w:t>
+      </w:r>
+      <w:r>
+        <w:t xml:space="preserve">dynamic-thermal-memory modulation thus earns its place on mechanism and</w:t>
+      </w:r>
+      <w:r>
+        <w:t xml:space="preserve"> </w:t>
+      </w:r>
+      <w:r>
+        <w:t xml:space="preserve">interpretability grounds, not on point accuracy. The only value ThermoRoute adds</w:t>
+      </w:r>
+      <w:r>
+        <w:t xml:space="preserve"> </w:t>
+      </w:r>
+      <w:r>
+        <w:t xml:space="preserve">here is probabilistic: conformal intervals (achieved per-station PICP 0.79–0.91)</w:t>
+      </w:r>
+      <w:r>
+        <w:t xml:space="preserve"> </w:t>
+      </w:r>
+      <w:r>
+        <w:t xml:space="preserve">and high-temperature warnings the point baselines cannot provide — though the</w:t>
+      </w:r>
+      <w:r>
+        <w:t xml:space="preserve"> </w:t>
+      </w:r>
+      <w:r>
+        <w:t xml:space="preserve">warning skill itself is station-dependent (positive Brier skill at s2 and p3,</w:t>
+      </w:r>
+      <w:r>
+        <w:t xml:space="preserve"> </w:t>
+      </w:r>
+      <w:r>
+        <w:t xml:space="preserve">negative at the most persistent station b1; Table 4). We report this negative</w:t>
+      </w:r>
+      <w:r>
+        <w:t xml:space="preserve"> </w:t>
+      </w:r>
+      <w:r>
+        <w:t xml:space="preserve">result in full rather than selecting a favourable framing, and use it to</w:t>
+      </w:r>
+      <w:r>
+        <w:t xml:space="preserve"> </w:t>
+      </w:r>
+      <w:r>
+        <w:t xml:space="preserve">motivate the large-sample study: a single, heavily-damped cascade simply lacks</w:t>
+      </w:r>
+      <w:r>
+        <w:t xml:space="preserve"> </w:t>
+      </w:r>
+      <w:r>
+        <w:t xml:space="preserve">the forecast headroom to distinguish models (Figure 1).</w:t>
       </w:r>
     </w:p>
     <w:p>
@@ -2570,25 +2867,25 @@
         <w:t xml:space="preserve"> </w:t>
       </w:r>
       <w:r>
-        <w:t xml:space="preserve">Median over stations of per-station RMSE (5-seed mean; model uses 7 variables</w:t>
-      </w:r>
-      <w:r>
-        <w:t xml:space="preserve"> </w:t>
-      </w:r>
-      <w:r>
-        <w:t xml:space="preserve">including gridMET wind, with the residual bound loosened to ±1.5 °C on the large</w:t>
-      </w:r>
-      <w:r>
-        <w:t xml:space="preserve"> </w:t>
-      </w:r>
-      <w:r>
-        <w:t xml:space="preserve">sample — see §3.3); the canonical Toffolon–Piccolroaz 8-parameter air2stream is</w:t>
-      </w:r>
-      <w:r>
-        <w:t xml:space="preserve"> </w:t>
-      </w:r>
-      <w:r>
-        <w:t xml:space="preserve">included as a</w:t>
+        <w:t xml:space="preserve">Median over stations of per-station RMSE (5-member seed-averaged ensemble; model</w:t>
+      </w:r>
+      <w:r>
+        <w:t xml:space="preserve"> </w:t>
+      </w:r>
+      <w:r>
+        <w:t xml:space="preserve">uses 7 variables including gridMET wind, with the residual bound loosened to</w:t>
+      </w:r>
+      <w:r>
+        <w:t xml:space="preserve"> </w:t>
+      </w:r>
+      <w:r>
+        <w:t xml:space="preserve">±1.5 °C on the large sample — see §3.3); an air2stream-style 8-parameter model</w:t>
+      </w:r>
+      <w:r>
+        <w:t xml:space="preserve"> </w:t>
+      </w:r>
+      <w:r>
+        <w:t xml:space="preserve">(a</w:t>
       </w:r>
       <w:r>
         <w:t xml:space="preserve"> </w:t>
@@ -2598,13 +2895,35 @@
           <w:i/>
           <w:iCs/>
         </w:rPr>
+        <w:t xml:space="preserve">variant</w:t>
+      </w:r>
+      <w:r>
+        <w:t xml:space="preserve"> </w:t>
+      </w:r>
+      <w:r>
+        <w:t xml:space="preserve">of Toffolon–Piccolroaz — §3.5) is included as a</w:t>
+      </w:r>
+      <w:r>
+        <w:t xml:space="preserve"> </w:t>
+      </w:r>
+      <w:r>
+        <w:rPr>
+          <w:i/>
+          <w:iCs/>
+        </w:rPr>
         <w:t xml:space="preserve">physical</w:t>
       </w:r>
       <w:r>
         <w:t xml:space="preserve"> </w:t>
       </w:r>
       <w:r>
-        <w:t xml:space="preserve">strong baseline:</w:t>
+        <w:t xml:space="preserve">strong</w:t>
+      </w:r>
+      <w:r>
+        <w:t xml:space="preserve"> </w:t>
+      </w:r>
+      <w:r>
+        <w:t xml:space="preserve">baseline:</w:t>
       </w:r>
     </w:p>
     <w:tbl>
@@ -3791,7 +4110,7 @@
           <w:b/>
           <w:bCs/>
         </w:rPr>
-        <w:t xml:space="preserve">PICP 0.904 / 0.911 / 0.912</w:t>
+        <w:t xml:space="preserve">PICP 0.904 / 0.909 / 0.912</w:t>
       </w:r>
       <w:r>
         <w:t xml:space="preserve"> </w:t>
@@ -3853,29 +4172,19 @@
         <w:t xml:space="preserve"> </w:t>
       </w:r>
       <w:r>
-        <w:t xml:space="preserve">(mean PICP ≈ 0.90) but</w:t>
-      </w:r>
-      <w:r>
-        <w:t xml:space="preserve"> </w:t>
-      </w:r>
-      <w:r>
-        <w:rPr>
-          <w:i/>
-          <w:iCs/>
-        </w:rPr>
-        <w:t xml:space="preserve">across-station</w:t>
-      </w:r>
-      <w:r>
-        <w:t xml:space="preserve"> </w:t>
-      </w:r>
-      <w:r>
-        <w:t xml:space="preserve">tightness is worse (n=36 PICP range</w:t>
-      </w:r>
-      <w:r>
-        <w:t xml:space="preserve"> </w:t>
-      </w:r>
-      <w:r>
-        <w:t xml:space="preserve">0.65–0.91), so we treat tight per-station coverage as a property of the</w:t>
+        <w:t xml:space="preserve">(median PICP 0.90–0.91) with a wider per-station spread (n=36 per-station PICP</w:t>
+      </w:r>
+      <w:r>
+        <w:t xml:space="preserve"> </w:t>
+      </w:r>
+      <w:r>
+        <w:t xml:space="preserve">range 0.81–0.97), and on the three-station cascade the spread is wider still</w:t>
+      </w:r>
+      <w:r>
+        <w:t xml:space="preserve"> </w:t>
+      </w:r>
+      <w:r>
+        <w:t xml:space="preserve">(0.79–0.91, §4.1), so we treat tight per-station coverage as a property of the</w:t>
       </w:r>
       <w:r>
         <w:t xml:space="preserve"> </w:t>
@@ -3899,19 +4208,25 @@
         <w:t xml:space="preserve"> </w:t>
       </w:r>
       <w:r>
-        <w:t xml:space="preserve">have modest positive skill (Brier-skill</w:t>
-      </w:r>
-      <w:r>
-        <w:t xml:space="preserve"> </w:t>
-      </w:r>
-      <w:r>
-        <w:t xml:space="preserve">+0.30 / +0.25 / +0.24; AUPRC 0.57 / 0.51 / 0.49), comparable to LightGBM</w:t>
-      </w:r>
-      <w:r>
-        <w:t xml:space="preserve"> </w:t>
-      </w:r>
-      <w:r>
-        <w:t xml:space="preserve">(+0.33 / +0.30 / +0.28). The exceedance threshold is</w:t>
+        <w:t xml:space="preserve">have clear positive skill on the</w:t>
+      </w:r>
+      <w:r>
+        <w:t xml:space="preserve"> </w:t>
+      </w:r>
+      <w:r>
+        <w:t xml:space="preserve">120-station panel (Brier-skill +0.74 / +0.60 / +0.51; AUPRC 0.92 / 0.82 / 0.74</w:t>
+      </w:r>
+      <w:r>
+        <w:t xml:space="preserve"> </w:t>
+      </w:r>
+      <w:r>
+        <w:t xml:space="preserve">at 1 / 3 / 7 d), slightly ahead of LightGBM (+0.73 / +0.57 / +0.49;</w:t>
+      </w:r>
+      <w:r>
+        <w:t xml:space="preserve"> </w:t>
+      </w:r>
+      <w:r>
+        <w:t xml:space="preserve">AUPRC 0.92 / 0.79 / 0.72). The exceedance threshold is</w:t>
       </w:r>
       <w:r>
         <w:t xml:space="preserve"> </w:t>
@@ -4169,19 +4484,19 @@
         <w:t xml:space="preserve"> </w:t>
       </w:r>
       <w:r>
-        <w:t xml:space="preserve">damped reservoir outlets the fitted relaxation rate κ rose ~2× from low to high flow</w:t>
-      </w:r>
-      <w:r>
-        <w:t xml:space="preserve"> </w:t>
-      </w:r>
-      <w:r>
-        <w:t xml:space="preserve">(implied memory 1/κ ≈ 10–33 d), which we initially read as a flow-dependent thermal</w:t>
-      </w:r>
-      <w:r>
-        <w:t xml:space="preserve"> </w:t>
-      </w:r>
-      <w:r>
-        <w:t xml:space="preserve">memory.</w:t>
+        <w:t xml:space="preserve">damped reservoir outlets the fitted relaxation rate κ rose ~1.8× from low to high</w:t>
+      </w:r>
+      <w:r>
+        <w:t xml:space="preserve"> </w:t>
+      </w:r>
+      <w:r>
+        <w:t xml:space="preserve">flow (implied memory 1/κ ≈ 6–18 d), which we initially read as a flow-dependent</w:t>
+      </w:r>
+      <w:r>
+        <w:t xml:space="preserve"> </w:t>
+      </w:r>
+      <w:r>
+        <w:t xml:space="preserve">thermal memory.</w:t>
       </w:r>
       <w:r>
         <w:t xml:space="preserve"> </w:t>
@@ -5241,7 +5556,7 @@
         <w:t xml:space="preserve"> </w:t>
       </w:r>
       <w:r>
-        <w:t xml:space="preserve">beats the physics baselines where forecast headroom exists (a 40-station large</w:t>
+        <w:t xml:space="preserve">beats the physics baselines where forecast headroom exists (a 120-station large</w:t>
       </w:r>
       <w:r>
         <w:t xml:space="preserve"> </w:t>
@@ -5424,7 +5739,7 @@
           <w:b/>
           <w:bCs/>
         </w:rPr>
-        <w:t xml:space="preserve">(2) Forty-station USGS large sample (main analysis).</w:t>
+        <w:t xml:space="preserve">(2) 120-station USGS large sample (main analysis).</w:t>
       </w:r>
       <w:r>
         <w:t xml:space="preserve"> </w:t>
@@ -5813,19 +6128,91 @@
         <w:pStyle w:val="BodyText"/>
       </w:pPr>
       <w:r>
-        <w:t xml:space="preserve">Forty stream gages across 17 U.S. states (≥55 % water-temperature coverage over</w:t>
-      </w:r>
-      <w:r>
-        <w:t xml:space="preserve"> </w:t>
-      </w:r>
-      <w:r>
-        <w:t xml:space="preserve">2006–2020) span free-flowing and dam-regulated rivers; water-temperature coverage</w:t>
-      </w:r>
-      <w:r>
-        <w:t xml:space="preserve"> </w:t>
-      </w:r>
-      <w:r>
-        <w:t xml:space="preserve">ranges 0.56–1.00 (median ≈0.85). The two assembled panels</w:t>
+        <w:t xml:space="preserve">120 stream gages across 35 U.S. states and 16 HUC2 regions (≥55 %</w:t>
+      </w:r>
+      <w:r>
+        <w:t xml:space="preserve"> </w:t>
+      </w:r>
+      <w:r>
+        <w:t xml:space="preserve">water-temperature and ≥70 % flow coverage over 2006–2020, plus a ≥80 %</w:t>
+      </w:r>
+      <w:r>
+        <w:t xml:space="preserve"> </w:t>
+      </w:r>
+      <w:r>
+        <w:t xml:space="preserve">blind-test-window coverage gate — §2) span free-flowing and dam-regulated</w:t>
+      </w:r>
+      <w:r>
+        <w:t xml:space="preserve"> </w:t>
+      </w:r>
+      <w:r>
+        <w:t xml:space="preserve">rivers; water-temperature coverage ranges 0.56–1.00 (median ≈0.88). The</w:t>
+      </w:r>
+      <w:r>
+        <w:t xml:space="preserve"> </w:t>
+      </w:r>
+      <w:r>
+        <w:t xml:space="preserve">assembled main panel is</w:t>
+      </w:r>
+      <w:r>
+        <w:t xml:space="preserve"> </w:t>
+      </w:r>
+      <w:r>
+        <w:rPr>
+          <w:rStyle w:val="VerbatimChar"/>
+        </w:rPr>
+        <w:t xml:space="preserve">data_usgs/panel_usgs_100.parquet</w:t>
+      </w:r>
+      <w:r>
+        <w:t xml:space="preserve"> </w:t>
+      </w:r>
+      <w:r>
+        <w:t xml:space="preserve">(120 stations, seven</w:t>
+      </w:r>
+      <w:r>
+        <w:t xml:space="preserve"> </w:t>
+      </w:r>
+      <w:r>
+        <w:t xml:space="preserve">model variables plus WLEVEL; the filename is historical and predates the</w:t>
+      </w:r>
+      <w:r>
+        <w:t xml:space="preserve"> </w:t>
+      </w:r>
+      <w:r>
+        <w:t xml:space="preserve">120-station rebuild). Station metadata with USGS site numbers and coordinates</w:t>
+      </w:r>
+      <w:r>
+        <w:t xml:space="preserve"> </w:t>
+      </w:r>
+      <w:r>
+        <w:t xml:space="preserve">is in</w:t>
+      </w:r>
+      <w:r>
+        <w:t xml:space="preserve"> </w:t>
+      </w:r>
+      <w:r>
+        <w:rPr>
+          <w:rStyle w:val="VerbatimChar"/>
+        </w:rPr>
+        <w:t xml:space="preserve">data_usgs/stations_meta_120v2.csv</w:t>
+      </w:r>
+      <w:r>
+        <w:t xml:space="preserve">, and every probed-but-rejected</w:t>
+      </w:r>
+      <w:r>
+        <w:t xml:space="preserve"> </w:t>
+      </w:r>
+      <w:r>
+        <w:t xml:space="preserve">candidate is recorded in</w:t>
+      </w:r>
+      <w:r>
+        <w:t xml:space="preserve"> </w:t>
+      </w:r>
+      <w:r>
+        <w:rPr>
+          <w:rStyle w:val="VerbatimChar"/>
+        </w:rPr>
+        <w:t xml:space="preserve">data_usgs/rejected_sites_120v2.csv</w:t>
       </w:r>
       <w:r>
         <w:t xml:space="preserve"> </w:t>
@@ -5837,10 +6224,28 @@
         <w:rPr>
           <w:rStyle w:val="VerbatimChar"/>
         </w:rPr>
+        <w:t xml:space="preserve">outputs/reports/usgs_acquisition.md</w:t>
+      </w:r>
+      <w:r>
+        <w:t xml:space="preserve"> </w:t>
+      </w:r>
+      <w:r>
+        <w:t xml:space="preserve">documents the audit trail). The legacy</w:t>
+      </w:r>
+      <w:r>
+        <w:t xml:space="preserve"> </w:t>
+      </w:r>
+      <w:r>
+        <w:t xml:space="preserve">40-station pilot panels (</w:t>
+      </w:r>
+      <w:r>
+        <w:rPr>
+          <w:rStyle w:val="VerbatimChar"/>
+        </w:rPr>
         <w:t xml:space="preserve">data_usgs/panel_usgs.parquet</w:t>
       </w:r>
       <w:r>
-        <w:t xml:space="preserve">, six variables;</w:t>
+        <w:t xml:space="preserve">,</w:t>
       </w:r>
       <w:r>
         <w:t xml:space="preserve"> </w:t>
@@ -5852,28 +6257,13 @@
         <w:t xml:space="preserve">data_usgs/panel_usgs_wind.parquet</w:t>
       </w:r>
       <w:r>
-        <w:t xml:space="preserve">,</w:t>
-      </w:r>
-      <w:r>
-        <w:t xml:space="preserve"> </w:t>
-      </w:r>
-      <w:r>
-        <w:t xml:space="preserve">seven variables) and station metadata (</w:t>
-      </w:r>
-      <w:r>
-        <w:rPr>
-          <w:rStyle w:val="VerbatimChar"/>
-        </w:rPr>
-        <w:t xml:space="preserve">data_usgs/stations_meta.csv</w:t>
-      </w:r>
-      <w:r>
-        <w:t xml:space="preserve">, with USGS site</w:t>
-      </w:r>
-      <w:r>
-        <w:t xml:space="preserve"> </w:t>
-      </w:r>
-      <w:r>
-        <w:t xml:space="preserve">numbers and coordinates) are included so the experiments reproduce without</w:t>
+        <w:t xml:space="preserve">) are retained only for the §S1 pilot</w:t>
+      </w:r>
+      <w:r>
+        <w:t xml:space="preserve"> </w:t>
+      </w:r>
+      <w:r>
+        <w:t xml:space="preserve">comparison. All panels are included so the experiments reproduce without</w:t>
       </w:r>
       <w:r>
         <w:t xml:space="preserve"> </w:t>
@@ -5909,7 +6299,28 @@
         <w:t xml:space="preserve"> </w:t>
       </w:r>
       <w:r>
-        <w:t xml:space="preserve">(leakage, splits, metrics, conformal), and one-command reproduction</w:t>
+        <w:t xml:space="preserve">(leakage, splits, metrics, conformal, cross-model sample consistency), and</w:t>
+      </w:r>
+      <w:r>
+        <w:t xml:space="preserve"> </w:t>
+      </w:r>
+      <w:r>
+        <w:t xml:space="preserve">one-command reproduction (</w:t>
+      </w:r>
+      <w:r>
+        <w:rPr>
+          <w:rStyle w:val="VerbatimChar"/>
+        </w:rPr>
+        <w:t xml:space="preserve">scripts/run_all.sh</w:t>
+      </w:r>
+      <w:r>
+        <w:t xml:space="preserve">) are in this repository. Per-day</w:t>
+      </w:r>
+      <w:r>
+        <w:t xml:space="preserve"> </w:t>
+      </w:r>
+      <w:r>
+        <w:t xml:space="preserve">predictions, model weights and logs are regenerable by the staged scripts</w:t>
       </w:r>
       <w:r>
         <w:t xml:space="preserve"> </w:t>
@@ -5921,34 +6332,91 @@
         <w:rPr>
           <w:rStyle w:val="VerbatimChar"/>
         </w:rPr>
-        <w:t xml:space="preserve">scripts/run_all.sh</w:t>
-      </w:r>
-      <w:r>
-        <w:t xml:space="preserve">) are in this repository. Per-day predictions, model weights and</w:t>
-      </w:r>
-      <w:r>
-        <w:t xml:space="preserve"> </w:t>
-      </w:r>
-      <w:r>
-        <w:t xml:space="preserve">logs are regenerable by the staged scripts (</w:t>
+        <w:t xml:space="preserve">scripts/01</w:t>
+      </w:r>
+      <w:r>
+        <w:t xml:space="preserve">–</w:t>
       </w:r>
       <w:r>
         <w:rPr>
           <w:rStyle w:val="VerbatimChar"/>
         </w:rPr>
-        <w:t xml:space="preserve">scripts/01</w:t>
-      </w:r>
-      <w:r>
-        <w:t xml:space="preserve">–</w:t>
+        <w:t xml:space="preserve">14</w:t>
+      </w:r>
+      <w:r>
+        <w:t xml:space="preserve">);</w:t>
+      </w:r>
+      <w:r>
+        <w:t xml:space="preserve"> </w:t>
       </w:r>
       <w:r>
         <w:rPr>
           <w:rStyle w:val="VerbatimChar"/>
         </w:rPr>
-        <w:t xml:space="preserve">13</w:t>
-      </w:r>
-      <w:r>
-        <w:t xml:space="preserve">). An adversarial</w:t>
+        <w:t xml:space="preserve">scripts/14_manifest.py</w:t>
+      </w:r>
+      <w:r>
+        <w:t xml:space="preserve"> </w:t>
+      </w:r>
+      <w:r>
+        <w:t xml:space="preserve">writes a sha256 manifest of every</w:t>
+      </w:r>
+      <w:r>
+        <w:t xml:space="preserve"> </w:t>
+      </w:r>
+      <w:r>
+        <w:t xml:space="preserve">artifact the manuscript’s numbers depend on (</w:t>
+      </w:r>
+      <w:r>
+        <w:rPr>
+          <w:rStyle w:val="VerbatimChar"/>
+        </w:rPr>
+        <w:t xml:space="preserve">outputs/manifest.json</w:t>
+      </w:r>
+      <w:r>
+        <w:t xml:space="preserve">), and</w:t>
+      </w:r>
+      <w:r>
+        <w:t xml:space="preserve"> </w:t>
+      </w:r>
+      <w:r>
+        <w:rPr>
+          <w:rStyle w:val="VerbatimChar"/>
+        </w:rPr>
+        <w:t xml:space="preserve">--check</w:t>
+      </w:r>
+      <w:r>
+        <w:t xml:space="preserve"> </w:t>
+      </w:r>
+      <w:r>
+        <w:t xml:space="preserve">verifies the recorded hashes so any drift between the manuscript and</w:t>
+      </w:r>
+      <w:r>
+        <w:t xml:space="preserve"> </w:t>
+      </w:r>
+      <w:r>
+        <w:t xml:space="preserve">the artifacts is machine-detectable. Continuous integration runs the test suite</w:t>
+      </w:r>
+      <w:r>
+        <w:t xml:space="preserve"> </w:t>
+      </w:r>
+      <w:r>
+        <w:t xml:space="preserve">under both the version-locked environment that produced the published numbers</w:t>
+      </w:r>
+      <w:r>
+        <w:t xml:space="preserve"> </w:t>
+      </w:r>
+      <w:r>
+        <w:t xml:space="preserve">(</w:t>
+      </w:r>
+      <w:r>
+        <w:rPr>
+          <w:rStyle w:val="VerbatimChar"/>
+        </w:rPr>
+        <w:t xml:space="preserve">requirements-lock.txt</w:t>
+      </w:r>
+      <w:r>
+        <w:t xml:space="preserve">) and loose forward-compatibility floors. An adversarial</w:t>
       </w:r>
       <w:r>
         <w:t xml:space="preserve"> </w:t>
@@ -6049,7 +6517,7 @@
         <w:pStyle w:val="BodyText"/>
       </w:pPr>
       <w:r>
-        <w:t xml:space="preserve">Zwart, J. A., Sadler, J. M., Appling, A. P., Read, J. S., Oliver, S. K., Diaz-Gonzalez, M., Bertassello, L. E., Jia, X., 2023. Evaluating deep learning architecture and data assimilation for improving water temperature forecasts at unmonitored locations. Frontiers in Water 5, 1184992. https://doi.org/10.3389/frwa.2023.1184992. [F3]</w:t>
+        <w:t xml:space="preserve">Zwart, J. A., Diaz, J., Hamshaw, S., Oliver, S., Ross, J. C., Sleckman, M., Appling, A. P., Corson-Dosch, H., Jia, X., Read, J., Sadler, J., Thompson, T., Watkins, D., White, E., 2023. Evaluating deep learning architecture and data assimilation for improving water temperature forecasts at unmonitored locations. Frontiers in Water 5, 1184992. https://doi.org/10.3389/frwa.2023.1184992. [F3]</w:t>
       </w:r>
     </w:p>
     <w:p>
@@ -6065,7 +6533,7 @@
         <w:pStyle w:val="BodyText"/>
       </w:pPr>
       <w:r>
-        <w:t xml:space="preserve">Luo, S., Yu, R., Chen, S., Jia, X., Kumar, V., 2025. Geo-aware models for stream temperature prediction across different spatial regions and scales, in: Proceedings of the 33rd ACM SIGSPATIAL International Conference on Advances in Geographic Information Systems. ACM. https://doi.org/10.1145/3748636.3762716 (preprint: arXiv:2510.09500). [F5]</w:t>
+        <w:t xml:space="preserve">Luo, S., Yu, R., Chen, S., Fan, Y., Xie, Y., Li, Y., Jia, X., 2025. Geo-aware models for stream temperature prediction across different spatial regions and scales, in: Proceedings of the 33rd ACM International Conference on Advances in Geographic Information Systems (SIGSPATIAL ’25). ACM, pp. 124–136. https://doi.org/10.1145/3748636.3762716 (preprint: arXiv:2510.09500). [F5]</w:t>
       </w:r>
     </w:p>
     <w:p>
@@ -6105,7 +6573,7 @@
         <w:pStyle w:val="BodyText"/>
       </w:pPr>
       <w:r>
-        <w:t xml:space="preserve">Topp, S. N., Appling, A. P., Diaz-Gonzalez, M. A., Heinrich, L. R., Zwart, J. A., Read, J. S., Oliver, S. K., 2023. Stream temperature predictions for river basin management in the Pacific Northwest and Mid-Atlantic regions using machine learning. Water Resources Research 59, e2022WR033880. https://doi.org/10.1029/2022WR033880. [F11]</w:t>
+        <w:t xml:space="preserve">Weierbach, H., Lima, A. R., Willard, J. D., Hendrix, V. C., Christianson, D. S., Lubich, M., Varadharajan, C., 2022. Stream temperature predictions for river basin management in the Pacific Northwest and Mid-Atlantic regions using machine learning. Water 14, 1032. https://doi.org/10.3390/w14071032. [F11]</w:t>
       </w:r>
     </w:p>
     <w:p>
@@ -6155,7 +6623,7 @@
         <w:pStyle w:val="FirstParagraph"/>
       </w:pPr>
       <w:r>
-        <w:t xml:space="preserve">Romano, Y., Patterson, E., Candès, E. J., 2019. Conformalized quantile regression, in: Advances in Neural Information Processing Systems 32 (NeurIPS 2019), pp. 3543–3553.</w:t>
+        <w:t xml:space="preserve">Romano, Y., Patterson, E., Candès, E. J., 2019. Conformalized quantile regression, in: Advances in Neural Information Processing Systems 32 (NeurIPS 2019), pp. 3538–3548.</w:t>
       </w:r>
     </w:p>
     <w:p>
@@ -6163,7 +6631,7 @@
         <w:pStyle w:val="BodyText"/>
       </w:pPr>
       <w:r>
-        <w:t xml:space="preserve">Vovk, V., Gammerman, A., Shafer, G., 2005. Algorithmic Learning in a Random World. Springer, New York.</w:t>
+        <w:t xml:space="preserve">Vovk, V., Gammerman, A., Shafer, G., 2005. Algorithmic Learning in a Random World. Springer, New York. https://doi.org/10.1007/b106715.</w:t>
       </w:r>
     </w:p>
     <w:p>
@@ -6227,7 +6695,7 @@
         <w:pStyle w:val="BodyText"/>
       </w:pPr>
       <w:r>
-        <w:t xml:space="preserve">Wilks, D. S., 2011. Statistical Methods in the Atmospheric Sciences, 3rd ed. Academic Press, Oxford. (Chapters on bootstrap CIs, Brier/Brier-skill, AUPRC, and the Relative Economic Value of probabilistic forecasts.)</w:t>
+        <w:t xml:space="preserve">Wilks, D. S., 2011. Statistical Methods in the Atmospheric Sciences, 3rd ed., International Geophysics Series, vol. 100. Academic Press, Oxford. ISBN 978-0-12-385022-5.</w:t>
       </w:r>
     </w:p>
     <w:p>
@@ -6275,7 +6743,7 @@
         <w:pStyle w:val="BodyText"/>
       </w:pPr>
       <w:r>
-        <w:t xml:space="preserve">Gupta, H. V., Kling, H., Yilmaz, K. K., Martinez, G. F., 2009. Decomposition of the mean squared error and NSE performance criteria: implications for improving hydrological modelling. Journal of Hydrology 377, 80–91. https://doi.org/10.1016/j.jhydro.2009.08.003.</w:t>
+        <w:t xml:space="preserve">Gupta, H. V., Kling, H., Yilmaz, K. K., Martinez, G. F., 2009. Decomposition of the mean squared error and NSE performance criteria: implications for improving hydrological modelling. Journal of Hydrology 377, 80–91. https://doi.org/10.1016/j.jhydrol.2009.08.003.</w:t>
       </w:r>
     </w:p>
     <w:bookmarkEnd w:id="42"/>
@@ -6293,7 +6761,7 @@
         <w:pStyle w:val="FirstParagraph"/>
       </w:pPr>
       <w:r>
-        <w:t xml:space="preserve">De Cicco, L. A., Lorenz, D., Hirsch, R. M., Watkins, W., Johnson, M., 2024. dataRetrieval: R packages for discovering and retrieving water data available from federal hydrologic web services. U.S. Geological Survey. https://doi.org/10.5066/P9X4L3GE. [D1]</w:t>
+        <w:t xml:space="preserve">De Cicco, L. A., Hirsch, R. M., Lorenz, D., Watkins, W. D., Johnson, M., 2024. dataRetrieval: R packages for discovering and retrieving water data available from federal hydrologic web services, v.2.7.17. U.S. Geological Survey. https://doi.org/10.5066/P9X4L3GE. [D1]</w:t>
       </w:r>
     </w:p>
     <w:p>
@@ -6301,7 +6769,7 @@
         <w:pStyle w:val="BodyText"/>
       </w:pPr>
       <w:r>
-        <w:t xml:space="preserve">Hodson, T. O., Decker, J. K., 2023. dataretrieval (Python): a Python package for discovering and retrieving water data available from U.S. federal hydrologic web services. U.S. Geological Survey. https://doi.org/10.5066/P94I5TX3.</w:t>
+        <w:t xml:space="preserve">Hodson, T. O., Hariharan, J. A., Black, S., Horsburgh, J. S., 2023. dataretrieval (Python): a Python package for discovering and retrieving water data available from U.S. federal hydrologic web services. U.S. Geological Survey software release. https://doi.org/10.5066/P94I5TX3.</w:t>
       </w:r>
     </w:p>
     <w:p>
@@ -6309,7 +6777,7 @@
         <w:pStyle w:val="BodyText"/>
       </w:pPr>
       <w:r>
-        <w:t xml:space="preserve">U.S. Geological Survey, 2024. National Water Information System (NWIS). Web services accessed via dataRetrieval; parameter codes 00010 (water temperature), 00060 (discharge), 00065 (gage height). https://waterdata.usgs.gov/nwis. [public domain]</w:t>
+        <w:t xml:space="preserve">U.S. Geological Survey, 2024. USGS water data for the Nation: U.S. Geological Survey National Water Information System (NWIS) database. Web services accessed via dataRetrieval; parameter codes 00010 (water temperature), 00060 (discharge), 00065 (gage height); accessed 2026. https://doi.org/10.5066/F7P55KJN (https://waterdata.usgs.gov/nwis). [public domain]</w:t>
       </w:r>
     </w:p>
     <w:p>
@@ -6317,7 +6785,7 @@
         <w:pStyle w:val="BodyText"/>
       </w:pPr>
       <w:r>
-        <w:t xml:space="preserve">Thornton, P. E., Shrestha, R., Thornton, M., Kao, S.-C., Wei, Y., Wilson, B. E., 2022. Daymet: daily surface weather data on a 1-km grid for North America, version 4 R1. ORNL DAAC, Oak Ridge, Tennessee, USA. https://doi.org/10.3334/ORNLDAAC/2129. [D2]</w:t>
+        <w:t xml:space="preserve">Thornton, M. M., Shrestha, R., Wei, Y., Thornton, P. E., Kao, S.-C., 2022. Daymet: daily surface weather data on a 1-km grid for North America, version 4 R1. ORNL DAAC, Oak Ridge, Tennessee, USA. https://doi.org/10.3334/ORNLDAAC/2129. [D2]</w:t>
       </w:r>
     </w:p>
     <w:p>
@@ -6333,7 +6801,7 @@
         <w:pStyle w:val="BodyText"/>
       </w:pPr>
       <w:r>
-        <w:t xml:space="preserve">Paszke, A., Gross, S., Massa, F., Lerer, A., Bradbury, J., Chanan, G., Killeen, T., Lin, Z., Gimelshein, N., Antiga, L., Desmaison, A., Köpf, A., Yang, E., DeVito, Z., Raison, M., Tejani, A., Chilamkurthy, S., Steiner, B., Fang, L., Bai, J., Chintala, S., 2019. PyTorch: an imperative style, high-performance deep learning library, in: Advances in Neural Information Processing Systems 32 (NeurIPS 2019), pp. 8026–8037.</w:t>
+        <w:t xml:space="preserve">Paszke, A., Gross, S., Massa, F., Lerer, A., Bradbury, J., Chanan, G., Killeen, T., Lin, Z., Gimelshein, N., Antiga, L., Desmaison, A., Köpf, A., Yang, E., DeVito, Z., Raison, M., Tejani, A., Chilamkurthy, S., Steiner, B., Fang, L., Bai, J., Chintala, S., 2019. PyTorch: an imperative style, high-performance deep learning library, in: Advances in Neural Information Processing Systems 32 (NeurIPS 2019), pp. 8024–8035.</w:t>
       </w:r>
     </w:p>
     <w:p>
@@ -6349,7 +6817,7 @@
         <w:pStyle w:val="BodyText"/>
       </w:pPr>
       <w:r>
-        <w:t xml:space="preserve">Virtanen, P., Gommers, R., Oliphant, T. E., Haberland, M., Reddy, T., Cournapeau, D., Burovski, E., Peterson, P., Weckesser, W., Bright, J., van der Walt, S. J., Brett, M., Wilson, J., Millman, K. J., Mayorov, N., Nelson, A. R. J., Jones, E., Kern, R., Larson, E., Carey, C. J., Polat, I., Feng, Y., Moore, E. W., VanderPlas, J., Laxalde, D., Perktold, J., Cimrman, R., Henriksen, I., Quintero, E. A., Harris, C. R., Archibald, A. M., Ribeiro, A. H., Pedregosa, F., van Mulbregt, P., SciPy 1.0 Contributors, 2020. SciPy 1.0: fundamental algorithms for scientific computing in Python. Nature Methods 17, 261–272. https://doi.org/10.1038/s41592-019-0686-5.</w:t>
+        <w:t xml:space="preserve">Virtanen, P., Gommers, R., Oliphant, T. E., Haberland, M., Reddy, T., Cournapeau, D., Burovski, E., Peterson, P., Weckesser, W., Bright, J., van der Walt, S. J., Brett, M., Wilson, J., Millman, K. J., Mayorov, N., Nelson, A. R. J., Jones, E., Kern, R., Larson, E., Carey, C. J., Polat, I., Feng, Y., Moore, E. W., VanderPlas, J., Laxalde, D., Perktold, J., Cimrman, R., Henriksen, I., Quintero, E. A., Harris, C. R., Archibald, A. M., Ribeiro, A. H., Pedregosa, F., van Mulbregt, P., SciPy 1.0 Contributors, 2020. SciPy 1.0: fundamental algorithms for scientific computing in Python. Nature Methods 17, 261–272. https://doi.org/10.1038/s41592-019-0686-2.</w:t>
       </w:r>
     </w:p>
     <w:bookmarkEnd w:id="43"/>

--- a/paper/ThermoRoute_paper.docx
+++ b/paper/ThermoRoute_paper.docx
@@ -36,7 +36,7 @@
         </w:p>
       </w:sdtContent>
     </w:sdt>
-    <w:bookmarkStart w:id="45" w:name="Xbc3e137584cc9a32fb58fc0f4459c6a416f05c5"/>
+    <w:bookmarkStart w:id="46" w:name="Xbc3e137584cc9a32fb58fc0f4459c6a416f05c5"/>
     <w:p>
       <w:pPr>
         <w:pStyle w:val="Heading1"/>
@@ -817,6 +817,171 @@
       </w:r>
       <w:r>
         <w:t xml:space="preserve">physical interpretation, generalisation tests and management relevance.</w:t>
+      </w:r>
+    </w:p>
+    <w:p>
+      <w:pPr>
+        <w:pStyle w:val="BodyText"/>
+      </w:pPr>
+      <w:r>
+        <w:t xml:space="preserve">Quantifying predictive uncertainty honestly is the third recurring problem, and it</w:t>
+      </w:r>
+      <w:r>
+        <w:t xml:space="preserve"> </w:t>
+      </w:r>
+      <w:r>
+        <w:t xml:space="preserve">has a long hydrological lineage. Generalised Likelihood Uncertainty Estimation</w:t>
+      </w:r>
+      <w:r>
+        <w:t xml:space="preserve"> </w:t>
+      </w:r>
+      <w:r>
+        <w:t xml:space="preserve">(GLUE) [G1] rejected the notion of a single optimal parameter set — accepting</w:t>
+      </w:r>
+      <w:r>
+        <w:t xml:space="preserve"> </w:t>
+      </w:r>
+      <w:r>
+        <w:rPr>
+          <w:i/>
+          <w:iCs/>
+        </w:rPr>
+        <w:t xml:space="preserve">equifinality</w:t>
+      </w:r>
+      <w:r>
+        <w:t xml:space="preserve"> </w:t>
+      </w:r>
+      <w:r>
+        <w:t xml:space="preserve">among many acceptable simulators — and lumped predictive uncertainty</w:t>
+      </w:r>
+      <w:r>
+        <w:t xml:space="preserve"> </w:t>
+      </w:r>
+      <w:r>
+        <w:t xml:space="preserve">onto the parameters through an informal likelihood. Bayesian Total Error Analysis</w:t>
+      </w:r>
+      <w:r>
+        <w:t xml:space="preserve"> </w:t>
+      </w:r>
+      <w:r>
+        <w:t xml:space="preserve">(BATEA) [G2, G3] replied that this conflates distinct error sources, and instead</w:t>
+      </w:r>
+      <w:r>
+        <w:t xml:space="preserve"> </w:t>
+      </w:r>
+      <w:r>
+        <w:t xml:space="preserve">requires the modeller to</w:t>
+      </w:r>
+      <w:r>
+        <w:t xml:space="preserve"> </w:t>
+      </w:r>
+      <w:r>
+        <w:rPr>
+          <w:i/>
+          <w:iCs/>
+        </w:rPr>
+        <w:t xml:space="preserve">explicitly</w:t>
+      </w:r>
+      <w:r>
+        <w:t xml:space="preserve"> </w:t>
+      </w:r>
+      <w:r>
+        <w:t xml:space="preserve">specify separate input, output and structural</w:t>
+      </w:r>
+      <w:r>
+        <w:t xml:space="preserve"> </w:t>
+      </w:r>
+      <w:r>
+        <w:t xml:space="preserve">error models (e.g. latent storm multipliers that infer the</w:t>
+      </w:r>
+      <w:r>
+        <w:t xml:space="preserve"> </w:t>
+      </w:r>
+      <w:r>
+        <w:t xml:space="preserve">“true”</w:t>
+      </w:r>
+      <w:r>
+        <w:t xml:space="preserve"> </w:t>
+      </w:r>
+      <w:r>
+        <w:t xml:space="preserve">rainfall), so that</w:t>
+      </w:r>
+      <w:r>
+        <w:t xml:space="preserve"> </w:t>
+      </w:r>
+      <w:r>
+        <w:t xml:space="preserve">a model is not blamed for corrupt forcing. Both target the calibration and</w:t>
+      </w:r>
+      <w:r>
+        <w:t xml:space="preserve"> </w:t>
+      </w:r>
+      <w:r>
+        <w:t xml:space="preserve">simulation of rainfall–runoff models on one or two catchments; BATEA itself notes</w:t>
+      </w:r>
+      <w:r>
+        <w:t xml:space="preserve"> </w:t>
+      </w:r>
+      <w:r>
+        <w:t xml:space="preserve">that its main obstacle is the difficulty of specifying valid input-error models,</w:t>
+      </w:r>
+      <w:r>
+        <w:t xml:space="preserve"> </w:t>
+      </w:r>
+      <w:r>
+        <w:t xml:space="preserve">“which are currently poorly understood”</w:t>
+      </w:r>
+      <w:r>
+        <w:t xml:space="preserve">. We take a third route suited to</w:t>
+      </w:r>
+      <w:r>
+        <w:t xml:space="preserve"> </w:t>
+      </w:r>
+      <w:r>
+        <w:rPr>
+          <w:i/>
+          <w:iCs/>
+        </w:rPr>
+        <w:t xml:space="preserve">forecasting at scale</w:t>
+      </w:r>
+      <w:r>
+        <w:t xml:space="preserve">: rather than decomposing the error budget, we wrap the</w:t>
+      </w:r>
+      <w:r>
+        <w:t xml:space="preserve"> </w:t>
+      </w:r>
+      <w:r>
+        <w:t xml:space="preserve">forecaster in</w:t>
+      </w:r>
+      <w:r>
+        <w:t xml:space="preserve"> </w:t>
+      </w:r>
+      <w:r>
+        <w:rPr>
+          <w:b/>
+          <w:bCs/>
+        </w:rPr>
+        <w:t xml:space="preserve">conformalised quantile regression</w:t>
+      </w:r>
+      <w:r>
+        <w:t xml:space="preserve">, a distribution-free calibration</w:t>
+      </w:r>
+      <w:r>
+        <w:t xml:space="preserve"> </w:t>
+      </w:r>
+      <w:r>
+        <w:t xml:space="preserve">that targets nominal coverage without assuming any error model — trading BATEA’s</w:t>
+      </w:r>
+      <w:r>
+        <w:t xml:space="preserve"> </w:t>
+      </w:r>
+      <w:r>
+        <w:t xml:space="preserve">process-attribution insight for robustness and a per-station coverage property that</w:t>
+      </w:r>
+      <w:r>
+        <w:t xml:space="preserve"> </w:t>
+      </w:r>
+      <w:r>
+        <w:t xml:space="preserve">holds across 120 basins.</w:t>
       </w:r>
     </w:p>
     <w:p>
@@ -5514,19 +5679,240 @@
         <w:t xml:space="preserve"> </w:t>
       </w:r>
       <w:r>
-        <w:t xml:space="preserve">the router’s interpretable, horizon-dependent driver shares. We forecast under</w:t>
-      </w:r>
-      <w:r>
-        <w:t xml:space="preserve"> </w:t>
-      </w:r>
-      <w:r>
-        <w:t xml:space="preserve">historical information; an operational-forcing track with archived weather forecasts</w:t>
-      </w:r>
-      <w:r>
-        <w:t xml:space="preserve"> </w:t>
-      </w:r>
-      <w:r>
-        <w:t xml:space="preserve">would sharpen multi-day skill.</w:t>
+        <w:t xml:space="preserve">the router’s interpretable, horizon-dependent driver shares.</w:t>
+      </w:r>
+    </w:p>
+    <w:p>
+      <w:pPr>
+        <w:pStyle w:val="BodyText"/>
+      </w:pPr>
+      <w:r>
+        <w:rPr>
+          <w:b/>
+          <w:bCs/>
+        </w:rPr>
+        <w:t xml:space="preserve">Input uncertainty.</w:t>
+      </w:r>
+      <w:r>
+        <w:t xml:space="preserve"> </w:t>
+      </w:r>
+      <w:r>
+        <w:t xml:space="preserve">Our forcings are gridded reanalysis (Daymet, gridMET), which</w:t>
+      </w:r>
+      <w:r>
+        <w:t xml:space="preserve"> </w:t>
+      </w:r>
+      <w:r>
+        <w:t xml:space="preserve">we treat as exact inputs — the very assumption that BATEA [G2, G3] warns against for</w:t>
+      </w:r>
+      <w:r>
+        <w:t xml:space="preserve"> </w:t>
+      </w:r>
+      <w:r>
+        <w:t xml:space="preserve">rainfall–runoff, where forcing error can dominate and, if ignored, biases the</w:t>
+      </w:r>
+      <w:r>
+        <w:t xml:space="preserve"> </w:t>
+      </w:r>
+      <w:r>
+        <w:t xml:space="preserve">calibrated parameters. Two points make this less acute here than in the</w:t>
+      </w:r>
+      <w:r>
+        <w:t xml:space="preserve"> </w:t>
+      </w:r>
+      <w:r>
+        <w:t xml:space="preserve">rainfall–runoff setting BATEA addresses. First, water temperature is far smoother</w:t>
+      </w:r>
+      <w:r>
+        <w:t xml:space="preserve"> </w:t>
+      </w:r>
+      <w:r>
+        <w:t xml:space="preserve">and more strongly autocorrelated than discharge, so short-horizon skill is carried</w:t>
+      </w:r>
+      <w:r>
+        <w:t xml:space="preserve"> </w:t>
+      </w:r>
+      <w:r>
+        <w:t xml:space="preserve">by the persistent state (</w:t>
+      </w:r>
+      <w:r>
+        <w:rPr>
+          <w:rStyle w:val="VerbatimChar"/>
+        </w:rPr>
+        <w:t xml:space="preserve">WTEMP</w:t>
+      </w:r>
+      <w:r>
+        <w:t xml:space="preserve"> </w:t>
+      </w:r>
+      <w:r>
+        <w:t xml:space="preserve">history) rather than by the noisy meteorological</w:t>
+      </w:r>
+      <w:r>
+        <w:t xml:space="preserve"> </w:t>
+      </w:r>
+      <w:r>
+        <w:t xml:space="preserve">forcing, limiting the leverage of input error. Second, we do not need the input-error</w:t>
+      </w:r>
+      <w:r>
+        <w:t xml:space="preserve"> </w:t>
+      </w:r>
+      <w:r>
+        <w:t xml:space="preserve">model that BATEA requires and that it concedes is</w:t>
+      </w:r>
+      <w:r>
+        <w:t xml:space="preserve"> </w:t>
+      </w:r>
+      <w:r>
+        <w:t xml:space="preserve">“poorly understood”</w:t>
+      </w:r>
+      <w:r>
+        <w:t xml:space="preserve">: the conformal</w:t>
+      </w:r>
+      <w:r>
+        <w:t xml:space="preserve"> </w:t>
+      </w:r>
+      <w:r>
+        <w:t xml:space="preserve">layer calibrates the predictive intervals</w:t>
+      </w:r>
+      <w:r>
+        <w:t xml:space="preserve"> </w:t>
+      </w:r>
+      <w:r>
+        <w:rPr>
+          <w:i/>
+          <w:iCs/>
+        </w:rPr>
+        <w:t xml:space="preserve">empirically</w:t>
+      </w:r>
+      <w:r>
+        <w:t xml:space="preserve"> </w:t>
+      </w:r>
+      <w:r>
+        <w:t xml:space="preserve">on held-out years, absorbing</w:t>
+      </w:r>
+      <w:r>
+        <w:t xml:space="preserve"> </w:t>
+      </w:r>
+      <w:r>
+        <w:t xml:space="preserve">residual forcing error into the coverage rather than attributing it. The cost, in</w:t>
+      </w:r>
+      <w:r>
+        <w:t xml:space="preserve"> </w:t>
+      </w:r>
+      <w:r>
+        <w:t xml:space="preserve">BATEA’s terms, is that we cannot separate forcing error from model error — a</w:t>
+      </w:r>
+      <w:r>
+        <w:t xml:space="preserve"> </w:t>
+      </w:r>
+      <w:r>
+        <w:t xml:space="preserve">deliberate trade of process attribution for distribution-free coverage at scale.</w:t>
+      </w:r>
+      <w:r>
+        <w:t xml:space="preserve"> </w:t>
+      </w:r>
+      <w:r>
+        <w:t xml:space="preserve">A fully operational system would additionally replace our reanalysis forcings with</w:t>
+      </w:r>
+      <w:r>
+        <w:t xml:space="preserve"> </w:t>
+      </w:r>
+      <w:r>
+        <w:t xml:space="preserve">archived numerical weather-prediction forecasts, whose own error would degrade</w:t>
+      </w:r>
+      <w:r>
+        <w:t xml:space="preserve"> </w:t>
+      </w:r>
+      <w:r>
+        <w:t xml:space="preserve">multi-day skill and could be handled either by a BATEA-style latent input model or</w:t>
+      </w:r>
+      <w:r>
+        <w:t xml:space="preserve"> </w:t>
+      </w:r>
+      <w:r>
+        <w:t xml:space="preserve">by re-calibrating the conformal intervals on forecast-driven residuals; we leave this</w:t>
+      </w:r>
+      <w:r>
+        <w:t xml:space="preserve"> </w:t>
+      </w:r>
+      <w:r>
+        <w:t xml:space="preserve">operational-forcing track to future work.</w:t>
+      </w:r>
+    </w:p>
+    <w:p>
+      <w:pPr>
+        <w:pStyle w:val="BodyText"/>
+      </w:pPr>
+      <w:r>
+        <w:rPr>
+          <w:b/>
+          <w:bCs/>
+        </w:rPr>
+        <w:t xml:space="preserve">Equifinality.</w:t>
+      </w:r>
+      <w:r>
+        <w:t xml:space="preserve"> </w:t>
+      </w:r>
+      <w:r>
+        <w:t xml:space="preserve">The near-identical validation loss across our five seeds</w:t>
+      </w:r>
+      <w:r>
+        <w:t xml:space="preserve"> </w:t>
+      </w:r>
+      <w:r>
+        <w:t xml:space="preserve">(1.339–1.343) is a learned-model echo of the parameter equifinality that motivated</w:t>
+      </w:r>
+      <w:r>
+        <w:t xml:space="preserve"> </w:t>
+      </w:r>
+      <w:r>
+        <w:t xml:space="preserve">GLUE [G1]: many weight configurations simulate the calibration data almost equally</w:t>
+      </w:r>
+      <w:r>
+        <w:t xml:space="preserve"> </w:t>
+      </w:r>
+      <w:r>
+        <w:t xml:space="preserve">well. Where GLUE embraces this and propagates it into the prediction limits, our</w:t>
+      </w:r>
+      <w:r>
+        <w:t xml:space="preserve"> </w:t>
+      </w:r>
+      <w:r>
+        <w:t xml:space="preserve">bounded physics prior instead</w:t>
+      </w:r>
+      <w:r>
+        <w:t xml:space="preserve"> </w:t>
+      </w:r>
+      <w:r>
+        <w:rPr>
+          <w:i/>
+          <w:iCs/>
+        </w:rPr>
+        <w:t xml:space="preserve">reduces</w:t>
+      </w:r>
+      <w:r>
+        <w:t xml:space="preserve"> </w:t>
+      </w:r>
+      <w:r>
+        <w:t xml:space="preserve">it — constraining the residual so the</w:t>
+      </w:r>
+      <w:r>
+        <w:t xml:space="preserve"> </w:t>
+      </w:r>
+      <w:r>
+        <w:t xml:space="preserve">admissible solutions cluster near damped persistence — which is philosophically</w:t>
+      </w:r>
+      <w:r>
+        <w:t xml:space="preserve"> </w:t>
+      </w:r>
+      <w:r>
+        <w:t xml:space="preserve">closer to BATEA’s add-structure stance than to GLUE’s accept-equifinality one, and is</w:t>
+      </w:r>
+      <w:r>
+        <w:t xml:space="preserve"> </w:t>
+      </w:r>
+      <w:r>
+        <w:t xml:space="preserve">consistent with the low across-seed spread we observe.</w:t>
       </w:r>
     </w:p>
     <w:bookmarkEnd w:id="37"/>
@@ -6450,7 +6836,7 @@
       </w:r>
     </w:p>
     <w:bookmarkEnd w:id="40"/>
-    <w:bookmarkStart w:id="44" w:name="references"/>
+    <w:bookmarkStart w:id="45" w:name="references"/>
     <w:p>
       <w:pPr>
         <w:pStyle w:val="Heading2"/>
@@ -6609,12 +6995,46 @@
       </w:r>
     </w:p>
     <w:bookmarkEnd w:id="41"/>
-    <w:bookmarkStart w:id="42" w:name="Xb38244c44a104f8c4daaf27e29f2c760f336c54"/>
+    <w:bookmarkStart w:id="42" w:name="Xa6ac26526a0ae9c60f5d4555fcca5dcf2ca1bef"/>
     <w:p>
       <w:pPr>
         <w:pStyle w:val="Heading3"/>
       </w:pPr>
       <w:r>
+        <w:t xml:space="preserve">Uncertainty estimation in hydrological modelling</w:t>
+      </w:r>
+    </w:p>
+    <w:p>
+      <w:pPr>
+        <w:pStyle w:val="FirstParagraph"/>
+      </w:pPr>
+      <w:r>
+        <w:t xml:space="preserve">Beven, K., Binley, A., 1992. The future of distributed models: model calibration and uncertainty prediction. Hydrological Processes 6 (3), 279–298. https://doi.org/10.1002/hyp.3360060305. [G1]</w:t>
+      </w:r>
+    </w:p>
+    <w:p>
+      <w:pPr>
+        <w:pStyle w:val="BodyText"/>
+      </w:pPr>
+      <w:r>
+        <w:t xml:space="preserve">Kavetski, D., Kuczera, G., Franks, S. W., 2006a. Bayesian analysis of input uncertainty in hydrological modeling: 1. Theory. Water Resources Research 42, W03407. https://doi.org/10.1029/2005WR004368. [G2]</w:t>
+      </w:r>
+    </w:p>
+    <w:p>
+      <w:pPr>
+        <w:pStyle w:val="BodyText"/>
+      </w:pPr>
+      <w:r>
+        <w:t xml:space="preserve">Kavetski, D., Kuczera, G., Franks, S. W., 2006b. Bayesian analysis of input uncertainty in hydrological modeling: 2. Application. Water Resources Research 42, W03408. https://doi.org/10.1029/2005WR004376. [G3]</w:t>
+      </w:r>
+    </w:p>
+    <w:bookmarkEnd w:id="42"/>
+    <w:bookmarkStart w:id="43" w:name="Xb38244c44a104f8c4daaf27e29f2c760f336c54"/>
+    <w:p>
+      <w:pPr>
+        <w:pStyle w:val="Heading3"/>
+      </w:pPr>
+      <w:r>
         <w:t xml:space="preserve">Methods — machine learning, calibration, statistics</w:t>
       </w:r>
     </w:p>
@@ -6746,8 +7166,8 @@
         <w:t xml:space="preserve">Gupta, H. V., Kling, H., Yilmaz, K. K., Martinez, G. F., 2009. Decomposition of the mean squared error and NSE performance criteria: implications for improving hydrological modelling. Journal of Hydrology 377, 80–91. https://doi.org/10.1016/j.jhydrol.2009.08.003.</w:t>
       </w:r>
     </w:p>
-    <w:bookmarkEnd w:id="42"/>
-    <w:bookmarkStart w:id="43" w:name="software-and-data-sources"/>
+    <w:bookmarkEnd w:id="43"/>
+    <w:bookmarkStart w:id="44" w:name="software-and-data-sources"/>
     <w:p>
       <w:pPr>
         <w:pStyle w:val="Heading3"/>
@@ -6820,9 +7240,9 @@
         <w:t xml:space="preserve">Virtanen, P., Gommers, R., Oliphant, T. E., Haberland, M., Reddy, T., Cournapeau, D., Burovski, E., Peterson, P., Weckesser, W., Bright, J., van der Walt, S. J., Brett, M., Wilson, J., Millman, K. J., Mayorov, N., Nelson, A. R. J., Jones, E., Kern, R., Larson, E., Carey, C. J., Polat, I., Feng, Y., Moore, E. W., VanderPlas, J., Laxalde, D., Perktold, J., Cimrman, R., Henriksen, I., Quintero, E. A., Harris, C. R., Archibald, A. M., Ribeiro, A. H., Pedregosa, F., van Mulbregt, P., SciPy 1.0 Contributors, 2020. SciPy 1.0: fundamental algorithms for scientific computing in Python. Nature Methods 17, 261–272. https://doi.org/10.1038/s41592-019-0686-2.</w:t>
       </w:r>
     </w:p>
-    <w:bookmarkEnd w:id="43"/>
     <w:bookmarkEnd w:id="44"/>
     <w:bookmarkEnd w:id="45"/>
+    <w:bookmarkEnd w:id="46"/>
     <w:sectPr>
       <w:footnotePr>
         <w:numRestart w:val="eachSect"/>

--- a/paper/ThermoRoute_paper.docx
+++ b/paper/ThermoRoute_paper.docx
@@ -525,13 +525,13 @@
         <w:t xml:space="preserve"> </w:t>
       </w:r>
       <w:r>
-        <w:t xml:space="preserve">lead (per-station Wilcoxon p ≤ 4×10⁻¹⁸), with median skill vs damped</w:t>
-      </w:r>
-      <w:r>
-        <w:t xml:space="preserve"> </w:t>
-      </w:r>
-      <w:r>
-        <w:t xml:space="preserve">+0.17 / +0.08 / +0.04 at 1 / 3 / 7 days and better than damped at</w:t>
+        <w:t xml:space="preserve">lead (per-station Wilcoxon, Holm-adjusted, p ≤ 3×10⁻¹⁶), with median skill vs</w:t>
+      </w:r>
+      <w:r>
+        <w:t xml:space="preserve"> </w:t>
+      </w:r>
+      <w:r>
+        <w:t xml:space="preserve">damped +0.16 / +0.07 / +0.03 at 1 / 3 / 7 days and better than damped at</w:t>
       </w:r>
       <w:r>
         <w:t xml:space="preserve"> </w:t>
@@ -541,31 +541,25 @@
           <w:b/>
           <w:bCs/>
         </w:rPr>
-        <w:t xml:space="preserve">83 / 89 / 88 %</w:t>
-      </w:r>
-      <w:r>
-        <w:t xml:space="preserve"> </w:t>
-      </w:r>
-      <w:r>
-        <w:t xml:space="preserve">of the n=120 stations (Wilson 95 % CIs all exclude 50 %), and beats the canonical</w:t>
-      </w:r>
-      <w:r>
-        <w:t xml:space="preserve"> </w:t>
-      </w:r>
-      <w:r>
-        <w:t xml:space="preserve">Toffolon–Piccolroaz air2stream-a8 physical model on median RMSE at every lead</w:t>
-      </w:r>
-      <w:r>
-        <w:t xml:space="preserve"> </w:t>
-      </w:r>
-      <w:r>
-        <w:t xml:space="preserve">(0.620 / 1.282 / 1.655 vs 0.797 / 1.464 / 1.809). Against a strong gradient-</w:t>
-      </w:r>
-      <w:r>
-        <w:t xml:space="preserve"> </w:t>
-      </w:r>
-      <w:r>
-        <w:t xml:space="preserve">boosting baseline (LightGBM) the result is</w:t>
+        <w:t xml:space="preserve">85 / 89 / 89 %</w:t>
+      </w:r>
+      <w:r>
+        <w:t xml:space="preserve"> </w:t>
+      </w:r>
+      <w:r>
+        <w:t xml:space="preserve">of the n=114 blind-test stations (Wilson 95 % CIs all exclude</w:t>
+      </w:r>
+      <w:r>
+        <w:t xml:space="preserve"> </w:t>
+      </w:r>
+      <w:r>
+        <w:t xml:space="preserve">50 %; robust to a HUC2 cluster bootstrap), and beats an air2stream-style</w:t>
+      </w:r>
+      <w:r>
+        <w:t xml:space="preserve"> </w:t>
+      </w:r>
+      <w:r>
+        <w:t xml:space="preserve">8-parameter physical model (a fairly-calibrated</w:t>
       </w:r>
       <w:r>
         <w:t xml:space="preserve"> </w:t>
@@ -575,100 +569,25 @@
           <w:i/>
           <w:iCs/>
         </w:rPr>
-        <w:t xml:space="preserve">horizon-conditional</w:t>
-      </w:r>
-      <w:r>
-        <w:t xml:space="preserve">: LightGBM</w:t>
-      </w:r>
-      <w:r>
-        <w:t xml:space="preserve"> </w:t>
-      </w:r>
-      <w:r>
-        <w:t xml:space="preserve">significantly leads at 1 day (median skill −0.018, p = 3×10⁻⁵), ThermoRoute</w:t>
-      </w:r>
-      <w:r>
-        <w:t xml:space="preserve"> </w:t>
-      </w:r>
-      <w:r>
-        <w:t xml:space="preserve">significantly leads at 3 and 7 days (+0.014 and +0.006, p ≤ 1×10⁻³), winning</w:t>
-      </w:r>
-      <w:r>
-        <w:t xml:space="preserve"> </w:t>
-      </w:r>
-      <w:r>
-        <w:t xml:space="preserve">75 % and 67 % of stations head-to-head respectively. We do not claim a uniform</w:t>
-      </w:r>
-      <w:r>
-        <w:t xml:space="preserve"> </w:t>
-      </w:r>
-      <w:r>
-        <w:t xml:space="preserve">advantage over LightGBM, and we report the unfavourable 1-day result openly. In 4-fold leave-group-out transfer (every station held out</w:t>
-      </w:r>
-      <w:r>
-        <w:t xml:space="preserve"> </w:t>
-      </w:r>
-      <w:r>
-        <w:t xml:space="preserve">once), it beats persistence on unseen basins by +0.18 / +0.17 / +0.24 (across-</w:t>
-      </w:r>
-      <w:r>
-        <w:t xml:space="preserve"> </w:t>
-      </w:r>
-      <w:r>
-        <w:t xml:space="preserve">fold std ≤ 0.024) and damped persistence by +0.15 / +0.06 / +0.03. After conformal calibration on the 2018 hold-out year, its</w:t>
-      </w:r>
-      <w:r>
-        <w:t xml:space="preserve"> </w:t>
-      </w:r>
-      <w:r>
-        <w:t xml:space="preserve">90 % intervals are empirically near-nominal (PICP 0.90 ± 0.01 on the test years).</w:t>
-      </w:r>
-      <w:r>
-        <w:t xml:space="preserve"> </w:t>
-      </w:r>
-      <w:r>
-        <w:t xml:space="preserve">On a generic cost–loss decision model, the calibrated probabilistic warning</w:t>
-      </w:r>
-      <w:r>
-        <w:t xml:space="preserve"> </w:t>
-      </w:r>
-      <w:r>
-        <w:t xml:space="preserve">captures more relative economic value than a deterministic persistence warning</w:t>
-      </w:r>
-      <w:r>
-        <w:t xml:space="preserve"> </w:t>
-      </w:r>
-      <w:r>
-        <w:t xml:space="preserve">across most cost–loss ratios; we treat this as a methodological illustration</w:t>
-      </w:r>
-      <w:r>
-        <w:t xml:space="preserve"> </w:t>
-      </w:r>
-      <w:r>
-        <w:t xml:space="preserve">rather than a demonstrated management advantage, because the cost–loss model is</w:t>
-      </w:r>
-      <w:r>
-        <w:t xml:space="preserve"> </w:t>
-      </w:r>
-      <w:r>
-        <w:t xml:space="preserve">generic and the high-temperature threshold is a statistical (train q90) rather</w:t>
-      </w:r>
-      <w:r>
-        <w:t xml:space="preserve"> </w:t>
-      </w:r>
-      <w:r>
-        <w:t xml:space="preserve">than ecological cut-off. We deliberately report negative results in full — no</w:t>
-      </w:r>
-      <w:r>
-        <w:t xml:space="preserve"> </w:t>
-      </w:r>
-      <w:r>
-        <w:t xml:space="preserve">point gain on the near-deterministic cascade, and a flow-dependent thermal</w:t>
-      </w:r>
-      <w:r>
-        <w:t xml:space="preserve"> </w:t>
-      </w:r>
-      <w:r>
-        <w:t xml:space="preserve">memory that does</w:t>
+        <w:t xml:space="preserve">variant</w:t>
+      </w:r>
+      <w:r>
+        <w:t xml:space="preserve"> </w:t>
+      </w:r>
+      <w:r>
+        <w:t xml:space="preserve">of Toffolon–Piccolroaz)</w:t>
+      </w:r>
+      <w:r>
+        <w:t xml:space="preserve"> </w:t>
+      </w:r>
+      <w:r>
+        <w:t xml:space="preserve">on median RMSE at every lead (0.630 / 1.289 / 1.658 vs 0.733 / 1.409 / 1.805).</w:t>
+      </w:r>
+      <w:r>
+        <w:t xml:space="preserve"> </w:t>
+      </w:r>
+      <w:r>
+        <w:t xml:space="preserve">Against a strong gradient-boosting baseline (LightGBM) the honest result is</w:t>
       </w:r>
       <w:r>
         <w:t xml:space="preserve"> </w:t>
@@ -678,42 +597,194 @@
           <w:b/>
           <w:bCs/>
         </w:rPr>
-        <w:t xml:space="preserve">not</w:t>
-      </w:r>
-      <w:r>
-        <w:t xml:space="preserve"> </w:t>
-      </w:r>
-      <w:r>
-        <w:t xml:space="preserve">generalise beyond it (κ rises with flow at only 4 % of</w:t>
-      </w:r>
-      <w:r>
-        <w:t xml:space="preserve"> </w:t>
-      </w:r>
-      <w:r>
-        <w:t xml:space="preserve">large-sample stations) — and argue that the right scientific target is a</w:t>
-      </w:r>
-      <w:r>
-        <w:t xml:space="preserve"> </w:t>
-      </w:r>
-      <w:r>
-        <w:t xml:space="preserve">calibrated, transferable forecaster whose advantage must be established on a</w:t>
-      </w:r>
-      <w:r>
-        <w:t xml:space="preserve"> </w:t>
-      </w:r>
-      <w:r>
-        <w:t xml:space="preserve">large, hydrologically diverse sample, not a single cascade.</w:t>
-      </w:r>
-    </w:p>
-    <w:p>
-      <w:pPr>
-        <w:pStyle w:val="FirstParagraph"/>
-      </w:pPr>
+        <w:t xml:space="preserve">parity, not superiority</w:t>
+      </w:r>
+      <w:r>
+        <w:t xml:space="preserve">: with the seed budget matched (each of five</w:t>
+      </w:r>
+      <w:r>
+        <w:t xml:space="preserve"> </w:t>
+      </w:r>
+      <w:r>
+        <w:t xml:space="preserve">ThermoRoute seeds scored as a single model), LightGBM is significantly more</w:t>
+      </w:r>
+      <w:r>
+        <w:t xml:space="preserve"> </w:t>
+      </w:r>
+      <w:r>
+        <w:t xml:space="preserve">accurate at 1 day (median skill −0.044, p = 1×10⁻¹⁴) while the two are</w:t>
+      </w:r>
+      <w:r>
+        <w:t xml:space="preserve"> </w:t>
+      </w:r>
+      <w:r>
+        <w:t xml:space="preserve">statistically indistinguishable at 3 and 7 days (median skill +0.002 and −0.002,</w:t>
+      </w:r>
+      <w:r>
+        <w:t xml:space="preserve"> </w:t>
+      </w:r>
+      <w:r>
+        <w:t xml:space="preserve">p = 0.76 and 0.52). This parity</w:t>
+      </w:r>
+      <w:r>
+        <w:t xml:space="preserve"> </w:t>
+      </w:r>
       <w:r>
         <w:rPr>
           <w:b/>
           <w:bCs/>
         </w:rPr>
+        <w:t xml:space="preserve">also holds out-of-region</w:t>
+      </w:r>
+      <w:r>
+        <w:t xml:space="preserve">: under a</w:t>
+      </w:r>
+      <w:r>
+        <w:t xml:space="preserve"> </w:t>
+      </w:r>
+      <w:r>
+        <w:t xml:space="preserve">leave-HUC2-region-out protocol (whole regions held out; mean 358 km to the</w:t>
+      </w:r>
+      <w:r>
+        <w:t xml:space="preserve"> </w:t>
+      </w:r>
+      <w:r>
+        <w:t xml:space="preserve">nearest training gage) both ThermoRoute and a global LightGBM transfer far beyond</w:t>
+      </w:r>
+      <w:r>
+        <w:t xml:space="preserve"> </w:t>
+      </w:r>
+      <w:r>
+        <w:t xml:space="preserve">persistence, and between them the result is a horizon-conditional tie (LightGBM</w:t>
+      </w:r>
+      <w:r>
+        <w:t xml:space="preserve"> </w:t>
+      </w:r>
+      <w:r>
+        <w:t xml:space="preserve">better at 1 day, tied at 3 days, ThermoRoute better at 7 days, p = 1×10⁻³).</w:t>
+      </w:r>
+      <w:r>
+        <w:t xml:space="preserve"> </w:t>
+      </w:r>
+      <w:r>
+        <w:t xml:space="preserve">ThermoRoute matches the strong learner in point accuracy while additionally</w:t>
+      </w:r>
+      <w:r>
+        <w:t xml:space="preserve"> </w:t>
+      </w:r>
+      <w:r>
+        <w:t xml:space="preserve">providing calibrated intervals, a bounded-degradation guarantee (it is provably</w:t>
+      </w:r>
+      <w:r>
+        <w:t xml:space="preserve"> </w:t>
+      </w:r>
+      <w:r>
+        <w:t xml:space="preserve">never worse than damped persistence by more than δ °C on any station), and</w:t>
+      </w:r>
+      <w:r>
+        <w:t xml:space="preserve"> </w:t>
+      </w:r>
+      <w:r>
+        <w:t xml:space="preserve">interpretable drivers. After conformal calibration on the 2018 hold-out year, its</w:t>
+      </w:r>
+      <w:r>
+        <w:t xml:space="preserve"> </w:t>
+      </w:r>
+      <w:r>
+        <w:t xml:space="preserve">90 % intervals are empirically near-nominal (PICP 0.90 ± 0.01 on the test years).</w:t>
+      </w:r>
+      <w:r>
+        <w:t xml:space="preserve"> </w:t>
+      </w:r>
+      <w:r>
+        <w:t xml:space="preserve">On a generic cost–loss decision model, the calibrated probabilistic warning</w:t>
+      </w:r>
+      <w:r>
+        <w:t xml:space="preserve"> </w:t>
+      </w:r>
+      <w:r>
+        <w:t xml:space="preserve">captures more relative economic value than a deterministic persistence warning</w:t>
+      </w:r>
+      <w:r>
+        <w:t xml:space="preserve"> </w:t>
+      </w:r>
+      <w:r>
+        <w:t xml:space="preserve">across most cost–loss ratios; we treat this as a methodological illustration</w:t>
+      </w:r>
+      <w:r>
+        <w:t xml:space="preserve"> </w:t>
+      </w:r>
+      <w:r>
+        <w:t xml:space="preserve">rather than a demonstrated management advantage, because the cost–loss model is</w:t>
+      </w:r>
+      <w:r>
+        <w:t xml:space="preserve"> </w:t>
+      </w:r>
+      <w:r>
+        <w:t xml:space="preserve">generic and the high-temperature threshold is a statistical (train q90) rather</w:t>
+      </w:r>
+      <w:r>
+        <w:t xml:space="preserve"> </w:t>
+      </w:r>
+      <w:r>
+        <w:t xml:space="preserve">than ecological cut-off. We deliberately report negative results in full — no</w:t>
+      </w:r>
+      <w:r>
+        <w:t xml:space="preserve"> </w:t>
+      </w:r>
+      <w:r>
+        <w:t xml:space="preserve">point gain on the near-deterministic cascade, and a flow-dependent thermal</w:t>
+      </w:r>
+      <w:r>
+        <w:t xml:space="preserve"> </w:t>
+      </w:r>
+      <w:r>
+        <w:t xml:space="preserve">memory that does</w:t>
+      </w:r>
+      <w:r>
+        <w:t xml:space="preserve"> </w:t>
+      </w:r>
+      <w:r>
+        <w:rPr>
+          <w:b/>
+          <w:bCs/>
+        </w:rPr>
+        <w:t xml:space="preserve">not</w:t>
+      </w:r>
+      <w:r>
+        <w:t xml:space="preserve"> </w:t>
+      </w:r>
+      <w:r>
+        <w:t xml:space="preserve">generalise beyond it (κ rises with flow at 0 % of</w:t>
+      </w:r>
+      <w:r>
+        <w:t xml:space="preserve"> </w:t>
+      </w:r>
+      <w:r>
+        <w:t xml:space="preserve">large-sample stations) — and argue that the right scientific target is a</w:t>
+      </w:r>
+      <w:r>
+        <w:t xml:space="preserve"> </w:t>
+      </w:r>
+      <w:r>
+        <w:t xml:space="preserve">calibrated, transferable forecaster whose advantage must be established on a</w:t>
+      </w:r>
+      <w:r>
+        <w:t xml:space="preserve"> </w:t>
+      </w:r>
+      <w:r>
+        <w:t xml:space="preserve">large, hydrologically diverse sample, not a single cascade.</w:t>
+      </w:r>
+    </w:p>
+    <w:p>
+      <w:pPr>
+        <w:pStyle w:val="FirstParagraph"/>
+      </w:pPr>
+      <w:r>
+        <w:rPr>
+          <w:b/>
+          <w:bCs/>
+        </w:rPr>
         <w:t xml:space="preserve">Keywords:</w:t>
       </w:r>
       <w:r>
@@ -726,7 +797,13 @@
         <w:t xml:space="preserve"> </w:t>
       </w:r>
       <w:r>
-        <w:t xml:space="preserve">machine learning; spatial transfer; conformal prediction; thermal inertia.</w:t>
+        <w:t xml:space="preserve">machine learning; large-sample hydrology; spatial transfer; conformal prediction;</w:t>
+      </w:r>
+      <w:r>
+        <w:t xml:space="preserve"> </w:t>
+      </w:r>
+      <w:r>
+        <w:t xml:space="preserve">calibrated uncertainty.</w:t>
       </w:r>
     </w:p>
     <w:p>
@@ -1177,25 +1254,7 @@
         <w:t xml:space="preserve"> </w:t>
       </w:r>
       <w:r>
-        <w:t xml:space="preserve">materialises: it beats the strong baseline on point accuracy, transfers across</w:t>
-      </w:r>
-      <w:r>
-        <w:t xml:space="preserve"> </w:t>
-      </w:r>
-      <w:r>
-        <w:t xml:space="preserve">unseen basins, and produces near-nominally-calibrated warnings. We also report a</w:t>
-      </w:r>
-      <w:r>
-        <w:t xml:space="preserve"> </w:t>
-      </w:r>
-      <w:r>
-        <w:t xml:space="preserve">negative result: the flow-dependent thermal memory suggested by the three-station</w:t>
-      </w:r>
-      <w:r>
-        <w:t xml:space="preserve"> </w:t>
-      </w:r>
-      <w:r>
-        <w:t xml:space="preserve">case does</w:t>
+        <w:t xml:space="preserve">materialises: it beats the</w:t>
       </w:r>
       <w:r>
         <w:t xml:space="preserve"> </w:t>
@@ -1205,13 +1264,59 @@
           <w:i/>
           <w:iCs/>
         </w:rPr>
+        <w:t xml:space="preserve">physics</w:t>
+      </w:r>
+      <w:r>
+        <w:t xml:space="preserve"> </w:t>
+      </w:r>
+      <w:r>
+        <w:t xml:space="preserve">baselines on point accuracy, is on par with</w:t>
+      </w:r>
+      <w:r>
+        <w:t xml:space="preserve"> </w:t>
+      </w:r>
+      <w:r>
+        <w:t xml:space="preserve">a strong gradient-boosting learner (better at 1 day, statistically tied at 3–7</w:t>
+      </w:r>
+      <w:r>
+        <w:t xml:space="preserve"> </w:t>
+      </w:r>
+      <w:r>
+        <w:t xml:space="preserve">days), transfers across unseen basins, and produces near-nominally-calibrated</w:t>
+      </w:r>
+      <w:r>
+        <w:t xml:space="preserve"> </w:t>
+      </w:r>
+      <w:r>
+        <w:t xml:space="preserve">warnings. We also report a negative result: the flow-dependent thermal memory</w:t>
+      </w:r>
+      <w:r>
+        <w:t xml:space="preserve"> </w:t>
+      </w:r>
+      <w:r>
+        <w:t xml:space="preserve">suggested by the three-station case does</w:t>
+      </w:r>
+      <w:r>
+        <w:t xml:space="preserve"> </w:t>
+      </w:r>
+      <w:r>
+        <w:rPr>
+          <w:i/>
+          <w:iCs/>
+        </w:rPr>
         <w:t xml:space="preserve">not</w:t>
       </w:r>
       <w:r>
         <w:t xml:space="preserve"> </w:t>
       </w:r>
       <w:r>
-        <w:t xml:space="preserve">generalise to the large sample, and we retract that mechanism claim.</w:t>
+        <w:t xml:space="preserve">generalise to the large sample,</w:t>
+      </w:r>
+      <w:r>
+        <w:t xml:space="preserve"> </w:t>
+      </w:r>
+      <w:r>
+        <w:t xml:space="preserve">and we retract that mechanism claim.</w:t>
       </w:r>
     </w:p>
     <w:p>
@@ -1238,19 +1343,7 @@
         <w:t xml:space="preserve">ThermoRoute</w:t>
       </w:r>
       <w:r>
-        <w:t xml:space="preserve">, whose dynamic thermal-relaxation prior is a flow- and</w:t>
-      </w:r>
-      <w:r>
-        <w:t xml:space="preserve"> </w:t>
-      </w:r>
-      <w:r>
-        <w:t xml:space="preserve">season-modulated generalisation of damped persistence, with a horizon-conditioned</w:t>
-      </w:r>
-      <w:r>
-        <w:t xml:space="preserve"> </w:t>
-      </w:r>
-      <w:r>
-        <w:t xml:space="preserve">sparse variable–lag router and a</w:t>
+        <w:t xml:space="preserve">, a physics-biased forecaster whose relaxation prior</w:t>
       </w:r>
       <w:r>
         <w:t xml:space="preserve"> </w:t>
@@ -1260,19 +1353,92 @@
           <w:i/>
           <w:iCs/>
         </w:rPr>
+        <w:t xml:space="preserve">provably</w:t>
+      </w:r>
+      <w:r>
+        <w:rPr>
+          <w:i/>
+          <w:iCs/>
+        </w:rPr>
+        <w:t xml:space="preserve"> </w:t>
+      </w:r>
+      <w:r>
+        <w:rPr>
+          <w:i/>
+          <w:iCs/>
+        </w:rPr>
+        <w:t xml:space="preserve">contains damped persistence</w:t>
+      </w:r>
+      <w:r>
+        <w:t xml:space="preserve"> </w:t>
+      </w:r>
+      <w:r>
+        <w:t xml:space="preserve">as a special case (Proposition 1) and whose</w:t>
+      </w:r>
+      <w:r>
+        <w:t xml:space="preserve"> </w:t>
+      </w:r>
+      <w:r>
+        <w:rPr>
+          <w:i/>
+          <w:iCs/>
+        </w:rPr>
         <w:t xml:space="preserve">bounded</w:t>
       </w:r>
       <w:r>
         <w:t xml:space="preserve"> </w:t>
       </w:r>
       <w:r>
-        <w:t xml:space="preserve">neural residual that cannot override</w:t>
-      </w:r>
-      <w:r>
-        <w:t xml:space="preserve"> </w:t>
-      </w:r>
-      <w:r>
-        <w:t xml:space="preserve">the prior.</w:t>
+        <w:t xml:space="preserve">neural residual is guaranteed not to degrade the prior by more than</w:t>
+      </w:r>
+      <w:r>
+        <w:t xml:space="preserve"> </w:t>
+      </w:r>
+      <w:r>
+        <w:t xml:space="preserve">δ °C — so the strong baseline is a floor, not a hope. (We initially framed the</w:t>
+      </w:r>
+      <w:r>
+        <w:t xml:space="preserve"> </w:t>
+      </w:r>
+      <w:r>
+        <w:t xml:space="preserve">prior’s flow-/season-modulated relaxation rate as a</w:t>
+      </w:r>
+      <w:r>
+        <w:t xml:space="preserve"> </w:t>
+      </w:r>
+      <w:r>
+        <w:t xml:space="preserve">“dynamic thermal memory”</w:t>
+      </w:r>
+      <w:r>
+        <w:t xml:space="preserve">;</w:t>
+      </w:r>
+      <w:r>
+        <w:t xml:space="preserve"> </w:t>
+      </w:r>
+      <w:r>
+        <w:t xml:space="preserve">§4.5 reports that this mechanism does</w:t>
+      </w:r>
+      <w:r>
+        <w:t xml:space="preserve"> </w:t>
+      </w:r>
+      <w:r>
+        <w:rPr>
+          <w:i/>
+          <w:iCs/>
+        </w:rPr>
+        <w:t xml:space="preserve">not</w:t>
+      </w:r>
+      <w:r>
+        <w:t xml:space="preserve"> </w:t>
+      </w:r>
+      <w:r>
+        <w:t xml:space="preserve">generalise, and we retain the prior</w:t>
+      </w:r>
+      <w:r>
+        <w:t xml:space="preserve"> </w:t>
+      </w:r>
+      <w:r>
+        <w:t xml:space="preserve">only as a calibrated, damped-persistence-anchored regulariser.)</w:t>
       </w:r>
     </w:p>
     <w:p>
@@ -2400,19 +2566,1083 @@
         <w:t xml:space="preserve"> </w:t>
       </w:r>
       <w:r>
-        <w:t xml:space="preserve">strongly-damped cascade where the prior is the ceiling, and loose (±1.5 °C) on the</w:t>
-      </w:r>
-      <w:r>
-        <w:t xml:space="preserve"> </w:t>
-      </w:r>
-      <w:r>
-        <w:t xml:space="preserve">large sample where headroom exists; the latter is selected on validation and is</w:t>
-      </w:r>
-      <w:r>
-        <w:t xml:space="preserve"> </w:t>
-      </w:r>
-      <w:r>
-        <w:t xml:space="preserve">what lets the residual add skill at 3–7 days (§4.6). Monotone quantiles</w:t>
+        <w:t xml:space="preserve">strongly-damped cascade where the prior is the ceiling, and looser (±1.0 °C) on the</w:t>
+      </w:r>
+      <w:r>
+        <w:t xml:space="preserve"> </w:t>
+      </w:r>
+      <w:r>
+        <w:t xml:space="preserve">large sample where headroom exists. The large-sample bound was selected by a</w:t>
+      </w:r>
+      <w:r>
+        <w:t xml:space="preserve"> </w:t>
+      </w:r>
+      <w:r>
+        <w:rPr>
+          <w:b/>
+          <w:bCs/>
+        </w:rPr>
+        <w:t xml:space="preserve">validation-only sweep</w:t>
+      </w:r>
+      <w:r>
+        <w:t xml:space="preserve"> </w:t>
+      </w:r>
+      <w:r>
+        <w:t xml:space="preserve">over {0.4, 1.0, 1.5, 2.0} using three training seeds</w:t>
+      </w:r>
+      <w:r>
+        <w:t xml:space="preserve"> </w:t>
+      </w:r>
+      <w:r>
+        <w:t xml:space="preserve">per value, minimising the mean over horizons of the median per-station RMSE on</w:t>
+      </w:r>
+      <w:r>
+        <w:t xml:space="preserve"> </w:t>
+      </w:r>
+      <w:r>
+        <w:t xml:space="preserve">2016–2017 (</w:t>
+      </w:r>
+      <w:r>
+        <w:rPr>
+          <w:rStyle w:val="VerbatimChar"/>
+        </w:rPr>
+        <w:t xml:space="preserve">scripts/11_retune.py</w:t>
+      </w:r>
+      <w:r>
+        <w:t xml:space="preserve">,</w:t>
+      </w:r>
+      <w:r>
+        <w:t xml:space="preserve"> </w:t>
+      </w:r>
+      <w:r>
+        <w:rPr>
+          <w:rStyle w:val="VerbatimChar"/>
+        </w:rPr>
+        <w:t xml:space="preserve">outputs/tables/usgs_retune.csv</w:t>
+      </w:r>
+      <w:r>
+        <w:t xml:space="preserve">); ±1.0 was</w:t>
+      </w:r>
+      <w:r>
+        <w:t xml:space="preserve"> </w:t>
+      </w:r>
+      <w:r>
+        <w:t xml:space="preserve">the winner (2016–2017 mean RMSE 1.227, versus 1.230 at ±1.5 and 1.233 at ±2.0).</w:t>
+      </w:r>
+    </w:p>
+    <w:p>
+      <w:pPr>
+        <w:pStyle w:val="BodyText"/>
+      </w:pPr>
+      <w:r>
+        <w:t xml:space="preserve">The clamp buys a worst-case safety guarantee that a free residual cannot:</w:t>
+      </w:r>
+    </w:p>
+    <w:p>
+      <w:pPr>
+        <w:pStyle w:val="BlockText"/>
+      </w:pPr>
+      <w:r>
+        <w:rPr>
+          <w:b/>
+          <w:bCs/>
+        </w:rPr>
+        <w:t xml:space="preserve">Proposition 1 (bounded degradation).</w:t>
+      </w:r>
+      <w:r>
+        <w:t xml:space="preserve"> </w:t>
+      </w:r>
+      <w:r>
+        <w:t xml:space="preserve">Let</w:t>
+      </w:r>
+      <w:r>
+        <w:t xml:space="preserve"> </w:t>
+      </w:r>
+      <m:oMath>
+        <m:sSubSup>
+          <m:e>
+            <m:r>
+              <m:t>W</m:t>
+            </m:r>
+          </m:e>
+          <m:sub>
+            <m:r>
+              <m:t>t</m:t>
+            </m:r>
+            <m:r>
+              <m:rPr>
+                <m:sty m:val="p"/>
+              </m:rPr>
+              <m:t>+</m:t>
+            </m:r>
+            <m:r>
+              <m:t>h</m:t>
+            </m:r>
+          </m:sub>
+          <m:sup>
+            <m:r>
+              <m:rPr>
+                <m:sty m:val="p"/>
+              </m:rPr>
+              <m:t>p</m:t>
+            </m:r>
+            <m:r>
+              <m:rPr>
+                <m:sty m:val="p"/>
+              </m:rPr>
+              <m:t>r</m:t>
+            </m:r>
+            <m:r>
+              <m:rPr>
+                <m:sty m:val="p"/>
+              </m:rPr>
+              <m:t>i</m:t>
+            </m:r>
+            <m:r>
+              <m:rPr>
+                <m:sty m:val="p"/>
+              </m:rPr>
+              <m:t>o</m:t>
+            </m:r>
+            <m:r>
+              <m:rPr>
+                <m:sty m:val="p"/>
+              </m:rPr>
+              <m:t>r</m:t>
+            </m:r>
+          </m:sup>
+        </m:sSubSup>
+      </m:oMath>
+      <w:r>
+        <w:t xml:space="preserve"> </w:t>
+      </w:r>
+      <w:r>
+        <w:t xml:space="preserve">be the</w:t>
+      </w:r>
+      <w:r>
+        <w:t xml:space="preserve"> </w:t>
+      </w:r>
+      <w:r>
+        <w:t xml:space="preserve">prior forecast and</w:t>
+      </w:r>
+      <w:r>
+        <w:t xml:space="preserve"> </w:t>
+      </w:r>
+      <m:oMath>
+        <m:sSub>
+          <m:e>
+            <m:acc>
+              <m:accPr>
+                <m:chr m:val="̂"/>
+              </m:accPr>
+              <m:e>
+                <m:r>
+                  <m:t>W</m:t>
+                </m:r>
+              </m:e>
+            </m:acc>
+          </m:e>
+          <m:sub>
+            <m:r>
+              <m:t>t</m:t>
+            </m:r>
+            <m:r>
+              <m:rPr>
+                <m:sty m:val="p"/>
+              </m:rPr>
+              <m:t>+</m:t>
+            </m:r>
+            <m:r>
+              <m:t>h</m:t>
+            </m:r>
+          </m:sub>
+        </m:sSub>
+        <m:r>
+          <m:rPr>
+            <m:sty m:val="p"/>
+          </m:rPr>
+          <m:t>=</m:t>
+        </m:r>
+        <m:sSubSup>
+          <m:e>
+            <m:r>
+              <m:t>W</m:t>
+            </m:r>
+          </m:e>
+          <m:sub>
+            <m:r>
+              <m:t>t</m:t>
+            </m:r>
+            <m:r>
+              <m:rPr>
+                <m:sty m:val="p"/>
+              </m:rPr>
+              <m:t>+</m:t>
+            </m:r>
+            <m:r>
+              <m:t>h</m:t>
+            </m:r>
+          </m:sub>
+          <m:sup>
+            <m:r>
+              <m:rPr>
+                <m:sty m:val="p"/>
+              </m:rPr>
+              <m:t>p</m:t>
+            </m:r>
+            <m:r>
+              <m:rPr>
+                <m:sty m:val="p"/>
+              </m:rPr>
+              <m:t>r</m:t>
+            </m:r>
+            <m:r>
+              <m:rPr>
+                <m:sty m:val="p"/>
+              </m:rPr>
+              <m:t>i</m:t>
+            </m:r>
+            <m:r>
+              <m:rPr>
+                <m:sty m:val="p"/>
+              </m:rPr>
+              <m:t>o</m:t>
+            </m:r>
+            <m:r>
+              <m:rPr>
+                <m:sty m:val="p"/>
+              </m:rPr>
+              <m:t>r</m:t>
+            </m:r>
+          </m:sup>
+        </m:sSubSup>
+        <m:r>
+          <m:rPr>
+            <m:sty m:val="p"/>
+          </m:rPr>
+          <m:t>+</m:t>
+        </m:r>
+        <m:sSub>
+          <m:e>
+            <m:r>
+              <m:rPr>
+                <m:sty m:val="p"/>
+              </m:rPr>
+              <m:t>Δ</m:t>
+            </m:r>
+          </m:e>
+          <m:sub>
+            <m:r>
+              <m:t>h</m:t>
+            </m:r>
+          </m:sub>
+        </m:sSub>
+      </m:oMath>
+      <w:r>
+        <w:t xml:space="preserve"> </w:t>
+      </w:r>
+      <w:r>
+        <w:t xml:space="preserve">with</w:t>
+      </w:r>
+      <w:r>
+        <w:t xml:space="preserve"> </w:t>
+      </w:r>
+      <m:oMath>
+        <m:sSub>
+          <m:e>
+            <m:r>
+              <m:rPr>
+                <m:sty m:val="p"/>
+              </m:rPr>
+              <m:t>Δ</m:t>
+            </m:r>
+          </m:e>
+          <m:sub>
+            <m:r>
+              <m:t>h</m:t>
+            </m:r>
+          </m:sub>
+        </m:sSub>
+        <m:r>
+          <m:rPr>
+            <m:sty m:val="p"/>
+          </m:rPr>
+          <m:t>=</m:t>
+        </m:r>
+        <m:r>
+          <m:t>δ</m:t>
+        </m:r>
+        <m:r>
+          <m:t> </m:t>
+        </m:r>
+        <m:r>
+          <m:rPr>
+            <m:sty m:val="p"/>
+          </m:rPr>
+          <m:t>tanh</m:t>
+        </m:r>
+        <m:r>
+          <m:rPr>
+            <m:sty m:val="p"/>
+          </m:rPr>
+          <m:t>(</m:t>
+        </m:r>
+        <m:sSub>
+          <m:e>
+            <m:r>
+              <m:t>u</m:t>
+            </m:r>
+          </m:e>
+          <m:sub>
+            <m:r>
+              <m:t>h</m:t>
+            </m:r>
+          </m:sub>
+        </m:sSub>
+        <m:r>
+          <m:rPr>
+            <m:sty m:val="p"/>
+          </m:rPr>
+          <m:t>)</m:t>
+        </m:r>
+      </m:oMath>
+      <w:r>
+        <w:t xml:space="preserve">, so</w:t>
+      </w:r>
+      <w:r>
+        <w:t xml:space="preserve"> </w:t>
+      </w:r>
+      <m:oMath>
+        <m:r>
+          <m:rPr>
+            <m:sty m:val="p"/>
+          </m:rPr>
+          <m:t>|</m:t>
+        </m:r>
+        <m:sSub>
+          <m:e>
+            <m:r>
+              <m:rPr>
+                <m:sty m:val="p"/>
+              </m:rPr>
+              <m:t>Δ</m:t>
+            </m:r>
+          </m:e>
+          <m:sub>
+            <m:r>
+              <m:t>h</m:t>
+            </m:r>
+          </m:sub>
+        </m:sSub>
+        <m:r>
+          <m:rPr>
+            <m:sty m:val="p"/>
+          </m:rPr>
+          <m:t>|</m:t>
+        </m:r>
+        <m:r>
+          <m:rPr>
+            <m:sty m:val="p"/>
+          </m:rPr>
+          <m:t>&lt;</m:t>
+        </m:r>
+        <m:r>
+          <m:t>δ</m:t>
+        </m:r>
+      </m:oMath>
+      <w:r>
+        <w:t xml:space="preserve">. Then for every</w:t>
+      </w:r>
+      <w:r>
+        <w:t xml:space="preserve"> </w:t>
+      </w:r>
+      <w:r>
+        <w:t xml:space="preserve">station, horizon and issue day,</w:t>
+      </w:r>
+      <w:r>
+        <w:t xml:space="preserve"> </w:t>
+      </w:r>
+      <m:oMath>
+        <m:r>
+          <m:rPr>
+            <m:sty m:val="p"/>
+          </m:rPr>
+          <m:t>|</m:t>
+        </m:r>
+        <m:sSub>
+          <m:e>
+            <m:acc>
+              <m:accPr>
+                <m:chr m:val="̂"/>
+              </m:accPr>
+              <m:e>
+                <m:r>
+                  <m:t>W</m:t>
+                </m:r>
+              </m:e>
+            </m:acc>
+          </m:e>
+          <m:sub>
+            <m:r>
+              <m:t>t</m:t>
+            </m:r>
+            <m:r>
+              <m:rPr>
+                <m:sty m:val="p"/>
+              </m:rPr>
+              <m:t>+</m:t>
+            </m:r>
+            <m:r>
+              <m:t>h</m:t>
+            </m:r>
+          </m:sub>
+        </m:sSub>
+        <m:r>
+          <m:rPr>
+            <m:sty m:val="p"/>
+          </m:rPr>
+          <m:t>−</m:t>
+        </m:r>
+        <m:sSub>
+          <m:e>
+            <m:r>
+              <m:t>W</m:t>
+            </m:r>
+          </m:e>
+          <m:sub>
+            <m:r>
+              <m:t>t</m:t>
+            </m:r>
+            <m:r>
+              <m:rPr>
+                <m:sty m:val="p"/>
+              </m:rPr>
+              <m:t>+</m:t>
+            </m:r>
+            <m:r>
+              <m:t>h</m:t>
+            </m:r>
+          </m:sub>
+        </m:sSub>
+        <m:r>
+          <m:rPr>
+            <m:sty m:val="p"/>
+          </m:rPr>
+          <m:t>|</m:t>
+        </m:r>
+        <m:r>
+          <m:rPr>
+            <m:sty m:val="p"/>
+          </m:rPr>
+          <m:t>&lt;</m:t>
+        </m:r>
+        <m:r>
+          <m:rPr>
+            <m:sty m:val="p"/>
+          </m:rPr>
+          <m:t>|</m:t>
+        </m:r>
+        <m:sSubSup>
+          <m:e>
+            <m:r>
+              <m:t>W</m:t>
+            </m:r>
+          </m:e>
+          <m:sub>
+            <m:r>
+              <m:t>t</m:t>
+            </m:r>
+            <m:r>
+              <m:rPr>
+                <m:sty m:val="p"/>
+              </m:rPr>
+              <m:t>+</m:t>
+            </m:r>
+            <m:r>
+              <m:t>h</m:t>
+            </m:r>
+          </m:sub>
+          <m:sup>
+            <m:r>
+              <m:rPr>
+                <m:sty m:val="p"/>
+              </m:rPr>
+              <m:t>p</m:t>
+            </m:r>
+            <m:r>
+              <m:rPr>
+                <m:sty m:val="p"/>
+              </m:rPr>
+              <m:t>r</m:t>
+            </m:r>
+            <m:r>
+              <m:rPr>
+                <m:sty m:val="p"/>
+              </m:rPr>
+              <m:t>i</m:t>
+            </m:r>
+            <m:r>
+              <m:rPr>
+                <m:sty m:val="p"/>
+              </m:rPr>
+              <m:t>o</m:t>
+            </m:r>
+            <m:r>
+              <m:rPr>
+                <m:sty m:val="p"/>
+              </m:rPr>
+              <m:t>r</m:t>
+            </m:r>
+          </m:sup>
+        </m:sSubSup>
+        <m:r>
+          <m:rPr>
+            <m:sty m:val="p"/>
+          </m:rPr>
+          <m:t>−</m:t>
+        </m:r>
+        <m:sSub>
+          <m:e>
+            <m:r>
+              <m:t>W</m:t>
+            </m:r>
+          </m:e>
+          <m:sub>
+            <m:r>
+              <m:t>t</m:t>
+            </m:r>
+            <m:r>
+              <m:rPr>
+                <m:sty m:val="p"/>
+              </m:rPr>
+              <m:t>+</m:t>
+            </m:r>
+            <m:r>
+              <m:t>h</m:t>
+            </m:r>
+          </m:sub>
+        </m:sSub>
+        <m:r>
+          <m:rPr>
+            <m:sty m:val="p"/>
+          </m:rPr>
+          <m:t>|</m:t>
+        </m:r>
+        <m:r>
+          <m:rPr>
+            <m:sty m:val="p"/>
+          </m:rPr>
+          <m:t>+</m:t>
+        </m:r>
+        <m:r>
+          <m:t>δ</m:t>
+        </m:r>
+      </m:oMath>
+      <w:r>
+        <w:t xml:space="preserve">,</w:t>
+      </w:r>
+      <w:r>
+        <w:t xml:space="preserve"> </w:t>
+      </w:r>
+      <w:r>
+        <w:t xml:space="preserve">and hence per-station</w:t>
+      </w:r>
+      <w:r>
+        <w:t xml:space="preserve"> </w:t>
+      </w:r>
+      <m:oMath>
+        <m:r>
+          <m:rPr>
+            <m:sty m:val="p"/>
+          </m:rPr>
+          <m:t>R</m:t>
+        </m:r>
+        <m:r>
+          <m:rPr>
+            <m:sty m:val="p"/>
+          </m:rPr>
+          <m:t>M</m:t>
+        </m:r>
+        <m:r>
+          <m:rPr>
+            <m:sty m:val="p"/>
+          </m:rPr>
+          <m:t>S</m:t>
+        </m:r>
+        <m:r>
+          <m:rPr>
+            <m:sty m:val="p"/>
+          </m:rPr>
+          <m:t>E</m:t>
+        </m:r>
+        <m:r>
+          <m:rPr>
+            <m:sty m:val="p"/>
+          </m:rPr>
+          <m:t>(</m:t>
+        </m:r>
+        <m:acc>
+          <m:accPr>
+            <m:chr m:val="̂"/>
+          </m:accPr>
+          <m:e>
+            <m:r>
+              <m:t>W</m:t>
+            </m:r>
+          </m:e>
+        </m:acc>
+        <m:r>
+          <m:rPr>
+            <m:sty m:val="p"/>
+          </m:rPr>
+          <m:t>)</m:t>
+        </m:r>
+        <m:r>
+          <m:rPr>
+            <m:sty m:val="p"/>
+          </m:rPr>
+          <m:t>≤</m:t>
+        </m:r>
+        <m:r>
+          <m:rPr>
+            <m:sty m:val="p"/>
+          </m:rPr>
+          <m:t>R</m:t>
+        </m:r>
+        <m:r>
+          <m:rPr>
+            <m:sty m:val="p"/>
+          </m:rPr>
+          <m:t>M</m:t>
+        </m:r>
+        <m:r>
+          <m:rPr>
+            <m:sty m:val="p"/>
+          </m:rPr>
+          <m:t>S</m:t>
+        </m:r>
+        <m:r>
+          <m:rPr>
+            <m:sty m:val="p"/>
+          </m:rPr>
+          <m:t>E</m:t>
+        </m:r>
+        <m:r>
+          <m:rPr>
+            <m:sty m:val="p"/>
+          </m:rPr>
+          <m:t>(</m:t>
+        </m:r>
+        <m:sSup>
+          <m:e>
+            <m:r>
+              <m:t>W</m:t>
+            </m:r>
+          </m:e>
+          <m:sup>
+            <m:r>
+              <m:rPr>
+                <m:sty m:val="p"/>
+              </m:rPr>
+              <m:t>p</m:t>
+            </m:r>
+            <m:r>
+              <m:rPr>
+                <m:sty m:val="p"/>
+              </m:rPr>
+              <m:t>r</m:t>
+            </m:r>
+            <m:r>
+              <m:rPr>
+                <m:sty m:val="p"/>
+              </m:rPr>
+              <m:t>i</m:t>
+            </m:r>
+            <m:r>
+              <m:rPr>
+                <m:sty m:val="p"/>
+              </m:rPr>
+              <m:t>o</m:t>
+            </m:r>
+            <m:r>
+              <m:rPr>
+                <m:sty m:val="p"/>
+              </m:rPr>
+              <m:t>r</m:t>
+            </m:r>
+          </m:sup>
+        </m:sSup>
+        <m:r>
+          <m:rPr>
+            <m:sty m:val="p"/>
+          </m:rPr>
+          <m:t>)</m:t>
+        </m:r>
+        <m:r>
+          <m:rPr>
+            <m:sty m:val="p"/>
+          </m:rPr>
+          <m:t>+</m:t>
+        </m:r>
+        <m:r>
+          <m:t>δ</m:t>
+        </m:r>
+      </m:oMath>
+      <w:r>
+        <w:t xml:space="preserve">.</w:t>
+      </w:r>
+      <w:r>
+        <w:t xml:space="preserve"> </w:t>
+      </w:r>
+      <w:r>
+        <w:t xml:space="preserve">Because the prior reduces to damped persistence when</w:t>
+      </w:r>
+      <w:r>
+        <w:t xml:space="preserve"> </w:t>
+      </w:r>
+      <m:oMath>
+        <m:sSub>
+          <m:e>
+            <m:r>
+              <m:t>e</m:t>
+            </m:r>
+          </m:e>
+          <m:sub>
+            <m:r>
+              <m:t>t</m:t>
+            </m:r>
+          </m:sub>
+        </m:sSub>
+        <m:r>
+          <m:rPr>
+            <m:sty m:val="p"/>
+          </m:rPr>
+          <m:t>=</m:t>
+        </m:r>
+        <m:r>
+          <m:t>0</m:t>
+        </m:r>
+        <m:r>
+          <m:rPr>
+            <m:sty m:val="p"/>
+          </m:rPr>
+          <m:t>,</m:t>
+        </m:r>
+        <m:r>
+          <m:t> </m:t>
+        </m:r>
+        <m:r>
+          <m:t>κ</m:t>
+        </m:r>
+        <m:r>
+          <m:rPr>
+            <m:sty m:val="p"/>
+          </m:rPr>
+          <m:t>=</m:t>
+        </m:r>
+        <m:r>
+          <m:t>1</m:t>
+        </m:r>
+        <m:r>
+          <m:rPr>
+            <m:sty m:val="p"/>
+          </m:rPr>
+          <m:t>−</m:t>
+        </m:r>
+        <m:r>
+          <m:t>φ</m:t>
+        </m:r>
+      </m:oMath>
+      <w:r>
+        <w:t xml:space="preserve"> </w:t>
+      </w:r>
+      <w:r>
+        <w:t xml:space="preserve">(the contained baseline), the learned model can never be worse than damped</w:t>
+      </w:r>
+      <w:r>
+        <w:t xml:space="preserve"> </w:t>
+      </w:r>
+      <w:r>
+        <w:t xml:space="preserve">persistence by more than</w:t>
+      </w:r>
+      <w:r>
+        <w:t xml:space="preserve"> </w:t>
+      </w:r>
+      <m:oMath>
+        <m:r>
+          <m:t>δ</m:t>
+        </m:r>
+      </m:oMath>
+      <w:r>
+        <w:t xml:space="preserve"> </w:t>
+      </w:r>
+      <w:r>
+        <w:t xml:space="preserve">°C on any station — a floor a generic</w:t>
+      </w:r>
+      <w:r>
+        <w:t xml:space="preserve"> </w:t>
+      </w:r>
+      <w:r>
+        <w:t xml:space="preserve">unconstrained learner (GBDT or free-headed net) does not provide.</w:t>
+      </w:r>
+    </w:p>
+    <w:p>
+      <w:pPr>
+        <w:pStyle w:val="FirstParagraph"/>
+      </w:pPr>
+      <w:r>
+        <w:rPr>
+          <w:i/>
+          <w:iCs/>
+        </w:rPr>
+        <w:t xml:space="preserve">Proof.</w:t>
+      </w:r>
+      <w:r>
+        <w:t xml:space="preserve"> </w:t>
+      </w:r>
+      <w:r>
+        <w:t xml:space="preserve">The first inequality is the triangle inequality on</w:t>
+      </w:r>
+      <w:r>
+        <w:t xml:space="preserve"> </w:t>
+      </w:r>
+      <m:oMath>
+        <m:acc>
+          <m:accPr>
+            <m:chr m:val="̂"/>
+          </m:accPr>
+          <m:e>
+            <m:r>
+              <m:t>W</m:t>
+            </m:r>
+          </m:e>
+        </m:acc>
+        <m:r>
+          <m:rPr>
+            <m:sty m:val="p"/>
+          </m:rPr>
+          <m:t>=</m:t>
+        </m:r>
+        <m:sSup>
+          <m:e>
+            <m:r>
+              <m:t>W</m:t>
+            </m:r>
+          </m:e>
+          <m:sup>
+            <m:r>
+              <m:rPr>
+                <m:sty m:val="p"/>
+              </m:rPr>
+              <m:t>p</m:t>
+            </m:r>
+            <m:r>
+              <m:rPr>
+                <m:sty m:val="p"/>
+              </m:rPr>
+              <m:t>r</m:t>
+            </m:r>
+            <m:r>
+              <m:rPr>
+                <m:sty m:val="p"/>
+              </m:rPr>
+              <m:t>i</m:t>
+            </m:r>
+            <m:r>
+              <m:rPr>
+                <m:sty m:val="p"/>
+              </m:rPr>
+              <m:t>o</m:t>
+            </m:r>
+            <m:r>
+              <m:rPr>
+                <m:sty m:val="p"/>
+              </m:rPr>
+              <m:t>r</m:t>
+            </m:r>
+          </m:sup>
+        </m:sSup>
+        <m:r>
+          <m:rPr>
+            <m:sty m:val="p"/>
+          </m:rPr>
+          <m:t>+</m:t>
+        </m:r>
+        <m:sSub>
+          <m:e>
+            <m:r>
+              <m:rPr>
+                <m:sty m:val="p"/>
+              </m:rPr>
+              <m:t>Δ</m:t>
+            </m:r>
+          </m:e>
+          <m:sub>
+            <m:r>
+              <m:t>h</m:t>
+            </m:r>
+          </m:sub>
+        </m:sSub>
+      </m:oMath>
+      <w:r>
+        <w:t xml:space="preserve"> </w:t>
+      </w:r>
+      <w:r>
+        <w:t xml:space="preserve">with</w:t>
+      </w:r>
+      <w:r>
+        <w:t xml:space="preserve"> </w:t>
+      </w:r>
+      <m:oMath>
+        <m:r>
+          <m:rPr>
+            <m:sty m:val="p"/>
+          </m:rPr>
+          <m:t>|</m:t>
+        </m:r>
+        <m:sSub>
+          <m:e>
+            <m:r>
+              <m:rPr>
+                <m:sty m:val="p"/>
+              </m:rPr>
+              <m:t>Δ</m:t>
+            </m:r>
+          </m:e>
+          <m:sub>
+            <m:r>
+              <m:t>h</m:t>
+            </m:r>
+          </m:sub>
+        </m:sSub>
+        <m:r>
+          <m:rPr>
+            <m:sty m:val="p"/>
+          </m:rPr>
+          <m:t>|</m:t>
+        </m:r>
+        <m:r>
+          <m:rPr>
+            <m:sty m:val="p"/>
+          </m:rPr>
+          <m:t>&lt;</m:t>
+        </m:r>
+        <m:r>
+          <m:t>δ</m:t>
+        </m:r>
+      </m:oMath>
+      <w:r>
+        <w:t xml:space="preserve">; squaring,</w:t>
+      </w:r>
+      <w:r>
+        <w:t xml:space="preserve"> </w:t>
+      </w:r>
+      <w:r>
+        <w:t xml:space="preserve">averaging over a station’s days and taking the root (Minkowski) gives the RMSE</w:t>
+      </w:r>
+      <w:r>
+        <w:t xml:space="preserve"> </w:t>
+      </w:r>
+      <w:r>
+        <w:t xml:space="preserve">bound. ∎ This is why we clamp rather than blend: it turns</w:t>
+      </w:r>
+      <w:r>
+        <w:t xml:space="preserve"> </w:t>
+      </w:r>
+      <w:r>
+        <w:t xml:space="preserve">“the residual usually</w:t>
+      </w:r>
+      <w:r>
+        <w:t xml:space="preserve"> </w:t>
+      </w:r>
+      <w:r>
+        <w:t xml:space="preserve">helps”</w:t>
+      </w:r>
+      <w:r>
+        <w:t xml:space="preserve"> </w:t>
+      </w:r>
+      <w:r>
+        <w:t xml:space="preserve">into</w:t>
+      </w:r>
+      <w:r>
+        <w:t xml:space="preserve"> </w:t>
+      </w:r>
+      <w:r>
+        <w:t xml:space="preserve">“the residual provably cannot hurt by more than δ”</w:t>
+      </w:r>
+      <w:r>
+        <w:t xml:space="preserve"> </w:t>
+      </w:r>
+      <w:r>
+        <w:t xml:space="preserve">— the property</w:t>
+      </w:r>
+      <w:r>
+        <w:t xml:space="preserve"> </w:t>
+      </w:r>
+      <w:r>
+        <w:t xml:space="preserve">that makes a physics-biased forecaster safe to deploy where a bare learner’s tail</w:t>
+      </w:r>
+      <w:r>
+        <w:t xml:space="preserve"> </w:t>
+      </w:r>
+      <w:r>
+        <w:t xml:space="preserve">behaviour is unbounded.</w:t>
+      </w:r>
+      <w:r>
+        <w:t xml:space="preserve"> </w:t>
+      </w:r>
+      <w:r>
+        <w:rPr>
+          <w:i/>
+          <w:iCs/>
+        </w:rPr>
+        <w:t xml:space="preserve">Disclosure:</w:t>
+      </w:r>
+      <w:r>
+        <w:t xml:space="preserve"> </w:t>
+      </w:r>
+      <w:r>
+        <w:t xml:space="preserve">an earlier version of this study fixed the bound at ±1.5 using a</w:t>
+      </w:r>
+      <w:r>
+        <w:t xml:space="preserve"> </w:t>
+      </w:r>
+      <w:r>
+        <w:t xml:space="preserve">sweep that had read the blind-test years — a protocol violation; on discovering</w:t>
+      </w:r>
+      <w:r>
+        <w:t xml:space="preserve"> </w:t>
+      </w:r>
+      <w:r>
+        <w:t xml:space="preserve">it we re-ran the sweep on the validation split only, which selected ±1.0, and</w:t>
+      </w:r>
+      <w:r>
+        <w:t xml:space="preserve"> </w:t>
+      </w:r>
+      <w:r>
+        <w:t xml:space="preserve">regenerated</w:t>
+      </w:r>
+      <w:r>
+        <w:t xml:space="preserve"> </w:t>
+      </w:r>
+      <w:r>
+        <w:rPr>
+          <w:b/>
+          <w:bCs/>
+        </w:rPr>
+        <w:t xml:space="preserve">every</w:t>
+      </w:r>
+      <w:r>
+        <w:t xml:space="preserve"> </w:t>
+      </w:r>
+      <w:r>
+        <w:t xml:space="preserve">large-sample number in this manuscript at ±1.0. The blind</w:t>
+      </w:r>
+      <w:r>
+        <w:t xml:space="preserve"> </w:t>
+      </w:r>
+      <w:r>
+        <w:t xml:space="preserve">test was evaluated once, after the bound was frozen on validation. Monotone quantiles</w:t>
       </w:r>
       <w:r>
         <w:t xml:space="preserve"> </w:t>
@@ -3006,13 +4236,13 @@
       </w:r>
     </w:p>
     <w:bookmarkEnd w:id="21"/>
-    <w:bookmarkStart w:id="25" w:name="Xda4df6ad4d4a5b3809be35a070d0b1694e25de2"/>
+    <w:bookmarkStart w:id="25" w:name="Xd1bc45eb63e48eb9e4fde456d5b553ce9c80de7"/>
     <w:p>
       <w:pPr>
         <w:pStyle w:val="Heading3"/>
       </w:pPr>
       <w:r>
-        <w:t xml:space="preserve">4.2 Large-sample USGS — ThermoRoute beats the strong baseline (Table A)</w:t>
+        <w:t xml:space="preserve">4.2 Large-sample USGS — ThermoRoute beats the physics baselines and is on par with a strong learner (Table A)</w:t>
       </w:r>
     </w:p>
     <w:p>
@@ -3038,19 +4268,19 @@
         <w:t xml:space="preserve"> </w:t>
       </w:r>
       <w:r>
-        <w:t xml:space="preserve">uses 7 variables including gridMET wind, with the residual bound loosened to</w:t>
-      </w:r>
-      <w:r>
-        <w:t xml:space="preserve"> </w:t>
-      </w:r>
-      <w:r>
-        <w:t xml:space="preserve">±1.5 °C on the large sample — see §3.3); an air2stream-style 8-parameter model</w:t>
-      </w:r>
-      <w:r>
-        <w:t xml:space="preserve"> </w:t>
-      </w:r>
-      <w:r>
-        <w:t xml:space="preserve">(a</w:t>
+        <w:t xml:space="preserve">uses 7 variables including gridMET wind, with the residual bound set to</w:t>
+      </w:r>
+      <w:r>
+        <w:t xml:space="preserve"> </w:t>
+      </w:r>
+      <w:r>
+        <w:t xml:space="preserve">±1.0 °C on the large sample — the value chosen by the validation-only sweep of</w:t>
+      </w:r>
+      <w:r>
+        <w:t xml:space="preserve"> </w:t>
+      </w:r>
+      <w:r>
+        <w:t xml:space="preserve">§3.3); an air2stream-style 8-parameter model (a</w:t>
       </w:r>
       <w:r>
         <w:t xml:space="preserve"> </w:t>
@@ -3066,7 +4296,13 @@
         <w:t xml:space="preserve"> </w:t>
       </w:r>
       <w:r>
-        <w:t xml:space="preserve">of Toffolon–Piccolroaz — §3.5) is included as a</w:t>
+        <w:t xml:space="preserve">of</w:t>
+      </w:r>
+      <w:r>
+        <w:t xml:space="preserve"> </w:t>
+      </w:r>
+      <w:r>
+        <w:t xml:space="preserve">Toffolon–Piccolroaz — §3.5) is included as a</w:t>
       </w:r>
       <w:r>
         <w:t xml:space="preserve"> </w:t>
@@ -3082,13 +4318,7 @@
         <w:t xml:space="preserve"> </w:t>
       </w:r>
       <w:r>
-        <w:t xml:space="preserve">strong</w:t>
-      </w:r>
-      <w:r>
-        <w:t xml:space="preserve"> </w:t>
-      </w:r>
-      <w:r>
-        <w:t xml:space="preserve">baseline:</w:t>
+        <w:t xml:space="preserve">strong baseline:</w:t>
       </w:r>
     </w:p>
     <w:tbl>
@@ -3254,21 +4484,17 @@
               <w:pStyle w:val="Compact"/>
             </w:pPr>
             <w:r>
-              <w:t xml:space="preserve">0.797</w:t>
-            </w:r>
-          </w:p>
-        </w:tc>
-        <w:tc>
-          <w:tcPr/>
-          <w:p>
-            <w:pPr>
-              <w:pStyle w:val="Compact"/>
-            </w:pPr>
-            <w:r>
-              <w:rPr>
-                <w:b/>
-                <w:bCs/>
-              </w:rPr>
+              <w:t xml:space="preserve">0.733</w:t>
+            </w:r>
+          </w:p>
+        </w:tc>
+        <w:tc>
+          <w:tcPr/>
+          <w:p>
+            <w:pPr>
+              <w:pStyle w:val="Compact"/>
+            </w:pPr>
+            <w:r>
               <w:t xml:space="preserve">0.620</w:t>
             </w:r>
           </w:p>
@@ -3280,40 +4506,40 @@
               <w:pStyle w:val="Compact"/>
             </w:pPr>
             <w:r>
-              <w:t xml:space="preserve">0.629</w:t>
-            </w:r>
-          </w:p>
-        </w:tc>
-        <w:tc>
-          <w:tcPr/>
-          <w:p>
-            <w:pPr>
-              <w:pStyle w:val="Compact"/>
-            </w:pPr>
-            <w:r>
-              <w:t xml:space="preserve">+0.205</w:t>
-            </w:r>
-          </w:p>
-        </w:tc>
-        <w:tc>
-          <w:tcPr/>
-          <w:p>
-            <w:pPr>
-              <w:pStyle w:val="Compact"/>
-            </w:pPr>
-            <w:r>
-              <w:t xml:space="preserve">+0.174</w:t>
-            </w:r>
-          </w:p>
-        </w:tc>
-        <w:tc>
-          <w:tcPr/>
-          <w:p>
-            <w:pPr>
-              <w:pStyle w:val="Compact"/>
-            </w:pPr>
-            <w:r>
-              <w:t xml:space="preserve">83 %</w:t>
+              <w:t xml:space="preserve">0.630</w:t>
+            </w:r>
+          </w:p>
+        </w:tc>
+        <w:tc>
+          <w:tcPr/>
+          <w:p>
+            <w:pPr>
+              <w:pStyle w:val="Compact"/>
+            </w:pPr>
+            <w:r>
+              <w:t xml:space="preserve">+0.204</w:t>
+            </w:r>
+          </w:p>
+        </w:tc>
+        <w:tc>
+          <w:tcPr/>
+          <w:p>
+            <w:pPr>
+              <w:pStyle w:val="Compact"/>
+            </w:pPr>
+            <w:r>
+              <w:t xml:space="preserve">+0.172</w:t>
+            </w:r>
+          </w:p>
+        </w:tc>
+        <w:tc>
+          <w:tcPr/>
+          <w:p>
+            <w:pPr>
+              <w:pStyle w:val="Compact"/>
+            </w:pPr>
+            <w:r>
+              <w:t xml:space="preserve">88 %</w:t>
             </w:r>
           </w:p>
         </w:tc>
@@ -3359,7 +4585,7 @@
               <w:pStyle w:val="Compact"/>
             </w:pPr>
             <w:r>
-              <w:t xml:space="preserve">1.464</w:t>
+              <w:t xml:space="preserve">1.409</w:t>
             </w:r>
           </w:p>
         </w:tc>
@@ -3381,44 +4607,40 @@
               <w:pStyle w:val="Compact"/>
             </w:pPr>
             <w:r>
-              <w:rPr>
-                <w:b/>
-                <w:bCs/>
-              </w:rPr>
-              <w:t xml:space="preserve">1.282</w:t>
-            </w:r>
-          </w:p>
-        </w:tc>
-        <w:tc>
-          <w:tcPr/>
-          <w:p>
-            <w:pPr>
-              <w:pStyle w:val="Compact"/>
-            </w:pPr>
-            <w:r>
-              <w:t xml:space="preserve">+0.189</w:t>
-            </w:r>
-          </w:p>
-        </w:tc>
-        <w:tc>
-          <w:tcPr/>
-          <w:p>
-            <w:pPr>
-              <w:pStyle w:val="Compact"/>
-            </w:pPr>
-            <w:r>
-              <w:t xml:space="preserve">+0.080</w:t>
-            </w:r>
-          </w:p>
-        </w:tc>
-        <w:tc>
-          <w:tcPr/>
-          <w:p>
-            <w:pPr>
-              <w:pStyle w:val="Compact"/>
-            </w:pPr>
-            <w:r>
-              <w:t xml:space="preserve">89 %</w:t>
+              <w:t xml:space="preserve">1.289</w:t>
+            </w:r>
+          </w:p>
+        </w:tc>
+        <w:tc>
+          <w:tcPr/>
+          <w:p>
+            <w:pPr>
+              <w:pStyle w:val="Compact"/>
+            </w:pPr>
+            <w:r>
+              <w:t xml:space="preserve">+0.186</w:t>
+            </w:r>
+          </w:p>
+        </w:tc>
+        <w:tc>
+          <w:tcPr/>
+          <w:p>
+            <w:pPr>
+              <w:pStyle w:val="Compact"/>
+            </w:pPr>
+            <w:r>
+              <w:t xml:space="preserve">+0.078</w:t>
+            </w:r>
+          </w:p>
+        </w:tc>
+        <w:tc>
+          <w:tcPr/>
+          <w:p>
+            <w:pPr>
+              <w:pStyle w:val="Compact"/>
+            </w:pPr>
+            <w:r>
+              <w:t xml:space="preserve">94 %</w:t>
             </w:r>
           </w:p>
         </w:tc>
@@ -3464,7 +4686,7 @@
               <w:pStyle w:val="Compact"/>
             </w:pPr>
             <w:r>
-              <w:t xml:space="preserve">1.809</w:t>
+              <w:t xml:space="preserve">1.805</w:t>
             </w:r>
           </w:p>
         </w:tc>
@@ -3486,44 +4708,40 @@
               <w:pStyle w:val="Compact"/>
             </w:pPr>
             <w:r>
-              <w:rPr>
-                <w:b/>
-                <w:bCs/>
-              </w:rPr>
-              <w:t xml:space="preserve">1.655</w:t>
-            </w:r>
-          </w:p>
-        </w:tc>
-        <w:tc>
-          <w:tcPr/>
-          <w:p>
-            <w:pPr>
-              <w:pStyle w:val="Compact"/>
-            </w:pPr>
-            <w:r>
-              <w:t xml:space="preserve">+0.251</w:t>
-            </w:r>
-          </w:p>
-        </w:tc>
-        <w:tc>
-          <w:tcPr/>
-          <w:p>
-            <w:pPr>
-              <w:pStyle w:val="Compact"/>
-            </w:pPr>
-            <w:r>
-              <w:t xml:space="preserve">+0.037</w:t>
-            </w:r>
-          </w:p>
-        </w:tc>
-        <w:tc>
-          <w:tcPr/>
-          <w:p>
-            <w:pPr>
-              <w:pStyle w:val="Compact"/>
-            </w:pPr>
-            <w:r>
-              <w:t xml:space="preserve">88 %</w:t>
+              <w:t xml:space="preserve">1.658</w:t>
+            </w:r>
+          </w:p>
+        </w:tc>
+        <w:tc>
+          <w:tcPr/>
+          <w:p>
+            <w:pPr>
+              <w:pStyle w:val="Compact"/>
+            </w:pPr>
+            <w:r>
+              <w:t xml:space="preserve">+0.247</w:t>
+            </w:r>
+          </w:p>
+        </w:tc>
+        <w:tc>
+          <w:tcPr/>
+          <w:p>
+            <w:pPr>
+              <w:pStyle w:val="Compact"/>
+            </w:pPr>
+            <w:r>
+              <w:t xml:space="preserve">+0.035</w:t>
+            </w:r>
+          </w:p>
+        </w:tc>
+        <w:tc>
+          <w:tcPr/>
+          <w:p>
+            <w:pPr>
+              <w:pStyle w:val="Compact"/>
+            </w:pPr>
+            <w:r>
+              <w:t xml:space="preserve">92 %</w:t>
             </w:r>
           </w:p>
         </w:tc>
@@ -3534,7 +4752,31 @@
         <w:pStyle w:val="BodyText"/>
       </w:pPr>
       <w:r>
-        <w:t xml:space="preserve">ThermoRoute beats every</w:t>
+        <w:t xml:space="preserve">(Medians are not bolded because ThermoRoute and LightGBM are a statistical tie at</w:t>
+      </w:r>
+      <w:r>
+        <w:t xml:space="preserve"> </w:t>
+      </w:r>
+      <w:r>
+        <w:t xml:space="preserve">3–7 days and LightGBM leads at 1 day — see the paired tests below and</w:t>
+      </w:r>
+      <w:r>
+        <w:t xml:space="preserve"> </w:t>
+      </w:r>
+      <w:r>
+        <w:rPr>
+          <w:rStyle w:val="VerbatimChar"/>
+        </w:rPr>
+        <w:t xml:space="preserve">claim1_significance</w:t>
+      </w:r>
+      <w:r>
+        <w:t xml:space="preserve">; the sub-0.02 °C median gaps are not individually</w:t>
+      </w:r>
+      <w:r>
+        <w:t xml:space="preserve"> </w:t>
+      </w:r>
+      <w:r>
+        <w:t xml:space="preserve">meaningful. air2stream here is the fair</w:t>
       </w:r>
       <w:r>
         <w:t xml:space="preserve"> </w:t>
@@ -3544,13 +4786,85 @@
           <w:i/>
           <w:iCs/>
         </w:rPr>
+        <w:t xml:space="preserve">variant</w:t>
+      </w:r>
+      <w:r>
+        <w:t xml:space="preserve"> </w:t>
+      </w:r>
+      <w:r>
+        <w:t xml:space="preserve">of §3.5, calibrated on</w:t>
+      </w:r>
+      <w:r>
+        <w:t xml:space="preserve"> </w:t>
+      </w:r>
+      <w:r>
+        <w:t xml:space="preserve">observed-target days and forecast with the observed air temperature driving the</w:t>
+      </w:r>
+      <w:r>
+        <w:t xml:space="preserve"> </w:t>
+      </w:r>
+      <w:r>
+        <w:t xml:space="preserve">first step.)</w:t>
+      </w:r>
+    </w:p>
+    <w:p>
+      <w:pPr>
+        <w:pStyle w:val="BodyText"/>
+      </w:pPr>
+      <w:r>
+        <w:t xml:space="preserve">ThermoRoute beats every</w:t>
+      </w:r>
+      <w:r>
+        <w:t xml:space="preserve"> </w:t>
+      </w:r>
+      <w:r>
+        <w:rPr>
+          <w:i/>
+          <w:iCs/>
+        </w:rPr>
         <w:t xml:space="preserve">physics</w:t>
       </w:r>
       <w:r>
         <w:t xml:space="preserve"> </w:t>
       </w:r>
       <w:r>
-        <w:t xml:space="preserve">baseline at every horizon and on</w:t>
+        <w:t xml:space="preserve">baseline (persistence, damped persistence,</w:t>
+      </w:r>
+      <w:r>
+        <w:t xml:space="preserve"> </w:t>
+      </w:r>
+      <w:r>
+        <w:t xml:space="preserve">air2stream) at every horizon. Per-station Wilcoxon paired tests on the n=114</w:t>
+      </w:r>
+      <w:r>
+        <w:t xml:space="preserve"> </w:t>
+      </w:r>
+      <w:r>
+        <w:t xml:space="preserve">blind-test stations (per-seed protocol, Holm-adjusted across the 9 horizon ×</w:t>
+      </w:r>
+      <w:r>
+        <w:t xml:space="preserve"> </w:t>
+      </w:r>
+      <w:r>
+        <w:t xml:space="preserve">reference tests) give median skill +0.157 / +0.072 / +0.029 vs damped</w:t>
+      </w:r>
+      <w:r>
+        <w:t xml:space="preserve"> </w:t>
+      </w:r>
+      <w:r>
+        <w:t xml:space="preserve">persistence (p ≤ 3×10⁻¹⁶ at every horizon; ThermoRoute better at 85 / 89 / 89 %</w:t>
+      </w:r>
+      <w:r>
+        <w:t xml:space="preserve"> </w:t>
+      </w:r>
+      <w:r>
+        <w:t xml:space="preserve">of stations) and +0.186 / +0.180 / +0.243 vs raw persistence (p ≤ 2×10⁻¹⁸).</w:t>
+      </w:r>
+      <w:r>
+        <w:t xml:space="preserve"> </w:t>
+      </w:r>
+      <w:r>
+        <w:t xml:space="preserve">Both the station bootstrap and a</w:t>
       </w:r>
       <w:r>
         <w:t xml:space="preserve"> </w:t>
@@ -3560,13 +4874,112 @@
           <w:b/>
           <w:bCs/>
         </w:rPr>
-        <w:t xml:space="preserve">83–89 % of</w:t>
+        <w:t xml:space="preserve">HUC2 cluster bootstrap</w:t>
+      </w:r>
+      <w:r>
+        <w:t xml:space="preserve"> </w:t>
+      </w:r>
+      <w:r>
+        <w:t xml:space="preserve">— which resamples</w:t>
+      </w:r>
+      <w:r>
+        <w:t xml:space="preserve"> </w:t>
+      </w:r>
+      <w:r>
+        <w:t xml:space="preserve">whole hydrologic regions rather than treating spatially-correlated stations as</w:t>
+      </w:r>
+      <w:r>
+        <w:t xml:space="preserve"> </w:t>
+      </w:r>
+      <w:r>
+        <w:t xml:space="preserve">independent — give 95 % CIs that exclude zero at every horizon</w:t>
+      </w:r>
+      <w:r>
+        <w:t xml:space="preserve"> </w:t>
+      </w:r>
+      <w:r>
+        <w:t xml:space="preserve">(Table</w:t>
+      </w:r>
+      <w:r>
+        <w:t xml:space="preserve"> </w:t>
+      </w:r>
+      <w:r>
+        <w:rPr>
+          <w:rStyle w:val="VerbatimChar"/>
+        </w:rPr>
+        <w:t xml:space="preserve">claim1_significance</w:t>
+      </w:r>
+      <w:r>
+        <w:t xml:space="preserve">).</w:t>
+      </w:r>
+    </w:p>
+    <w:p>
+      <w:pPr>
+        <w:pStyle w:val="BodyText"/>
+      </w:pPr>
+      <w:r>
+        <w:t xml:space="preserve">The strong gradient-boosting baseline (LightGBM) is the most interesting</w:t>
+      </w:r>
+      <w:r>
+        <w:t xml:space="preserve"> </w:t>
+      </w:r>
+      <w:r>
+        <w:t xml:space="preserve">comparison, and the honest result is a</w:t>
+      </w:r>
+      <w:r>
+        <w:t xml:space="preserve"> </w:t>
       </w:r>
       <w:r>
         <w:rPr>
           <w:b/>
           <w:bCs/>
         </w:rPr>
+        <w:t xml:space="preserve">near-tie that we do not oversell</w:t>
+      </w:r>
+      <w:r>
+        <w:t xml:space="preserve">.</w:t>
+      </w:r>
+      <w:r>
+        <w:t xml:space="preserve"> </w:t>
+      </w:r>
+      <w:r>
+        <w:t xml:space="preserve">Under the</w:t>
+      </w:r>
+      <w:r>
+        <w:t xml:space="preserve"> </w:t>
+      </w:r>
+      <w:r>
+        <w:rPr>
+          <w:i/>
+          <w:iCs/>
+        </w:rPr>
+        <w:t xml:space="preserve">per-seed</w:t>
+      </w:r>
+      <w:r>
+        <w:t xml:space="preserve"> </w:t>
+      </w:r>
+      <w:r>
+        <w:t xml:space="preserve">protocol — each ThermoRoute seed scored as a single model</w:t>
+      </w:r>
+      <w:r>
+        <w:t xml:space="preserve"> </w:t>
+      </w:r>
+      <w:r>
+        <w:t xml:space="preserve">against the single-model LightGBM, so the model budgets match — LightGBM is</w:t>
+      </w:r>
+      <w:r>
+        <w:t xml:space="preserve"> </w:t>
+      </w:r>
+      <w:r>
+        <w:t xml:space="preserve">significantly more accurate at 1 day (median skill −0.044, Holm p = 1×10⁻¹⁴;</w:t>
+      </w:r>
+      <w:r>
+        <w:t xml:space="preserve"> </w:t>
+      </w:r>
+      <w:r>
+        <w:t xml:space="preserve">ThermoRoute wins only 10 % of stations), while at 3 and 7 days the two are</w:t>
+      </w:r>
+      <w:r>
         <w:t xml:space="preserve"> </w:t>
       </w:r>
       <w:r>
@@ -3574,57 +4987,81 @@
           <w:b/>
           <w:bCs/>
         </w:rPr>
-        <w:t xml:space="preserve">individual stations</w:t>
-      </w:r>
-      <w:r>
-        <w:t xml:space="preserve"> </w:t>
-      </w:r>
-      <w:r>
-        <w:t xml:space="preserve">— a consistent, not outlier-driven, advantage that survives</w:t>
-      </w:r>
-      <w:r>
-        <w:t xml:space="preserve"> </w:t>
-      </w:r>
-      <w:r>
-        <w:t xml:space="preserve">the inner-join identical-keys enforcement (§3.5). Per-station Wilcoxon paired</w:t>
-      </w:r>
-      <w:r>
-        <w:t xml:space="preserve"> </w:t>
-      </w:r>
-      <w:r>
-        <w:t xml:space="preserve">tests (n=120) give median skill +0.174 / +0.080 / +0.037 vs damped persistence</w:t>
-      </w:r>
-      <w:r>
-        <w:t xml:space="preserve"> </w:t>
-      </w:r>
-      <w:r>
-        <w:t xml:space="preserve">(p ≤ 4×10⁻¹⁸ at every horizon) and +0.205 / +0.189 / +0.251 vs raw persistence</w:t>
-      </w:r>
-      <w:r>
-        <w:t xml:space="preserve"> </w:t>
-      </w:r>
-      <w:r>
-        <w:t xml:space="preserve">(p ≤ 2×10⁻¹⁹). The bootstrap 95 % CIs (station resampling) all exclude zero by a</w:t>
-      </w:r>
-      <w:r>
-        <w:t xml:space="preserve"> </w:t>
-      </w:r>
-      <w:r>
-        <w:t xml:space="preserve">wide margin.</w:t>
-      </w:r>
-    </w:p>
-    <w:p>
-      <w:pPr>
-        <w:pStyle w:val="BodyText"/>
-      </w:pPr>
-      <w:r>
-        <w:t xml:space="preserve">The strong gradient-boosting baseline (LightGBM) is competitive and the</w:t>
-      </w:r>
-      <w:r>
-        <w:t xml:space="preserve"> </w:t>
-      </w:r>
-      <w:r>
-        <w:t xml:space="preserve">comparison is the most interesting case.</w:t>
+        <w:t xml:space="preserve">statistically indistinguishable</w:t>
+      </w:r>
+      <w:r>
+        <w:t xml:space="preserve"> </w:t>
+      </w:r>
+      <w:r>
+        <w:t xml:space="preserve">(median skill +0.002 and −0.002, Holm</w:t>
+      </w:r>
+      <w:r>
+        <w:t xml:space="preserve"> </w:t>
+      </w:r>
+      <w:r>
+        <w:t xml:space="preserve">p = 0.76 and 0.52; ThermoRoute wins 53 % and 46 % of stations). The deployed</w:t>
+      </w:r>
+      <w:r>
+        <w:t xml:space="preserve"> </w:t>
+      </w:r>
+      <w:r>
+        <w:t xml:space="preserve">5-seed</w:t>
+      </w:r>
+      <w:r>
+        <w:t xml:space="preserve"> </w:t>
+      </w:r>
+      <w:r>
+        <w:rPr>
+          <w:i/>
+          <w:iCs/>
+        </w:rPr>
+        <w:t xml:space="preserve">ensemble</w:t>
+      </w:r>
+      <w:r>
+        <w:t xml:space="preserve"> </w:t>
+      </w:r>
+      <w:r>
+        <w:t xml:space="preserve">— which carries the usual ensemble advantage over a single</w:t>
+      </w:r>
+      <w:r>
+        <w:t xml:space="preserve"> </w:t>
+      </w:r>
+      <w:r>
+        <w:t xml:space="preserve">model, and is labelled as such — shifts this marginally in ThermoRoute’s favour:</w:t>
+      </w:r>
+      <w:r>
+        <w:t xml:space="preserve"> </w:t>
+      </w:r>
+      <w:r>
+        <w:t xml:space="preserve">a small but significant edge at 3 days (median skill +0.009, Holm p = 3×10⁻⁵),</w:t>
+      </w:r>
+      <w:r>
+        <w:t xml:space="preserve"> </w:t>
+      </w:r>
+      <w:r>
+        <w:t xml:space="preserve">still behind at 1 day (−0.019) and tied at 7 days (+0.004, p = 0.09). We</w:t>
+      </w:r>
+      <w:r>
+        <w:t xml:space="preserve"> </w:t>
+      </w:r>
+      <w:r>
+        <w:t xml:space="preserve">therefore claim (i) a robust, significant improvement over the</w:t>
+      </w:r>
+      <w:r>
+        <w:t xml:space="preserve"> </w:t>
+      </w:r>
+      <w:r>
+        <w:rPr>
+          <w:i/>
+          <w:iCs/>
+        </w:rPr>
+        <w:t xml:space="preserve">physics</w:t>
+      </w:r>
+      <w:r>
+        <w:t xml:space="preserve"> </w:t>
+      </w:r>
+      <w:r>
+        <w:t xml:space="preserve">baselines at every horizon, and (ii)</w:t>
       </w:r>
       <w:r>
         <w:t xml:space="preserve"> </w:t>
@@ -3634,7 +5071,7 @@
           <w:b/>
           <w:bCs/>
         </w:rPr>
-        <w:t xml:space="preserve">At 1 day LightGBM is significantly</w:t>
+        <w:t xml:space="preserve">parity, not superiority, against the</w:t>
       </w:r>
       <w:r>
         <w:rPr>
@@ -3648,49 +5085,16 @@
           <w:b/>
           <w:bCs/>
         </w:rPr>
-        <w:t xml:space="preserve">better than ThermoRoute</w:t>
-      </w:r>
-      <w:r>
-        <w:t xml:space="preserve"> </w:t>
-      </w:r>
-      <w:r>
-        <w:t xml:space="preserve">(median skill −0.018, p = 3×10⁻⁵, ThermoRoute wins</w:t>
-      </w:r>
-      <w:r>
-        <w:t xml:space="preserve"> </w:t>
-      </w:r>
-      <w:r>
-        <w:t xml:space="preserve">only 33 % of stations), reflecting LightGBM’s strength when the</w:t>
-      </w:r>
-      <w:r>
-        <w:t xml:space="preserve"> </w:t>
-      </w:r>
-      <w:r>
-        <w:t xml:space="preserve">short-horizon signal is dominated by lagged WTEMP that ThermoRoute’s physics</w:t>
-      </w:r>
-      <w:r>
-        <w:t xml:space="preserve"> </w:t>
-      </w:r>
-      <w:r>
-        <w:t xml:space="preserve">prior already supplies but with less flexibility than 200 boosted trees can add.</w:t>
-      </w:r>
-      <w:r>
-        <w:t xml:space="preserve"> </w:t>
-      </w:r>
-      <w:r>
-        <w:t xml:space="preserve">At 3–7 days the ordering flips: ThermoRoute wins on median (1.282/1.655 vs</w:t>
-      </w:r>
-      <w:r>
-        <w:t xml:space="preserve"> </w:t>
-      </w:r>
-      <w:r>
-        <w:t xml:space="preserve">1.300/1.669), the per-station paired difference favours ThermoRoute (median</w:t>
-      </w:r>
-      <w:r>
-        <w:t xml:space="preserve"> </w:t>
-      </w:r>
-      <w:r>
-        <w:t xml:space="preserve">skill +0.014/+0.006, p = 1×10⁻⁸ and 9×10⁻⁴) and ThermoRoute wins</w:t>
+        <w:t xml:space="preserve">strong learned baseline</w:t>
+      </w:r>
+      <w:r>
+        <w:t xml:space="preserve">: LightGBM is better at 1 day and the two are on par at</w:t>
+      </w:r>
+      <w:r>
+        <w:t xml:space="preserve"> </w:t>
+      </w:r>
+      <w:r>
+        <w:t xml:space="preserve">3–7 days once the seed budget is matched. We do</w:t>
       </w:r>
       <w:r>
         <w:t xml:space="preserve"> </w:t>
@@ -3700,81 +5104,25 @@
           <w:b/>
           <w:bCs/>
         </w:rPr>
-        <w:t xml:space="preserve">75 / 67 %</w:t>
-      </w:r>
-      <w:r>
-        <w:t xml:space="preserve"> </w:t>
-      </w:r>
-      <w:r>
-        <w:t xml:space="preserve">of</w:t>
-      </w:r>
-      <w:r>
-        <w:t xml:space="preserve"> </w:t>
-      </w:r>
-      <w:r>
-        <w:t xml:space="preserve">stations at h3/h7 respectively. We therefore claim (i) a robust, significant</w:t>
-      </w:r>
-      <w:r>
-        <w:t xml:space="preserve"> </w:t>
-      </w:r>
-      <w:r>
-        <w:t xml:space="preserve">improvement over the physics baselines at every horizon, and (ii) a</w:t>
-      </w:r>
-      <w:r>
-        <w:t xml:space="preserve"> </w:t>
-      </w:r>
-      <w:r>
-        <w:rPr>
-          <w:i/>
-          <w:iCs/>
-        </w:rPr>
-        <w:t xml:space="preserve">horizon-conditional</w:t>
-      </w:r>
-      <w:r>
-        <w:t xml:space="preserve"> </w:t>
-      </w:r>
-      <w:r>
-        <w:t xml:space="preserve">result against the strong learned baseline: LightGBM</w:t>
-      </w:r>
-      <w:r>
-        <w:t xml:space="preserve"> </w:t>
-      </w:r>
-      <w:r>
-        <w:t xml:space="preserve">better at 1 day, ThermoRoute better at 3–7 days. We do</w:t>
-      </w:r>
-      <w:r>
-        <w:t xml:space="preserve"> </w:t>
-      </w:r>
-      <w:r>
-        <w:rPr>
-          <w:b/>
-          <w:bCs/>
-        </w:rPr>
         <w:t xml:space="preserve">not</w:t>
       </w:r>
       <w:r>
         <w:t xml:space="preserve"> </w:t>
       </w:r>
       <w:r>
-        <w:t xml:space="preserve">claim a uniform</w:t>
-      </w:r>
-      <w:r>
-        <w:t xml:space="preserve"> </w:t>
-      </w:r>
-      <w:r>
-        <w:t xml:space="preserve">advantage over LightGBM. The intermediate 40-station pilot gives the same</w:t>
-      </w:r>
-      <w:r>
-        <w:t xml:space="preserve"> </w:t>
-      </w:r>
-      <w:r>
-        <w:t xml:space="preserve">qualitative ordering with smaller effect sizes; the 120-station numbers are the</w:t>
-      </w:r>
-      <w:r>
-        <w:t xml:space="preserve"> </w:t>
-      </w:r>
-      <w:r>
-        <w:t xml:space="preserve">headline (Figure 2).</w:t>
+        <w:t xml:space="preserve">claim an advantage over</w:t>
+      </w:r>
+      <w:r>
+        <w:t xml:space="preserve"> </w:t>
+      </w:r>
+      <w:r>
+        <w:t xml:space="preserve">LightGBM, and we report the unfavourable short-horizon result openly. The</w:t>
+      </w:r>
+      <w:r>
+        <w:t xml:space="preserve"> </w:t>
+      </w:r>
+      <w:r>
+        <w:t xml:space="preserve">intermediate 40-station pilot gives the same qualitative ordering (Figure 2).</w:t>
       </w:r>
     </w:p>
     <w:p>
@@ -3784,9 +5132,9 @@
       <w:r>
         <w:drawing>
           <wp:inline>
-            <wp:extent cx="5067300" cy="2114659"/>
+            <wp:extent cx="5067300" cy="2176643"/>
             <wp:effectExtent b="0" l="0" r="0" t="0"/>
-            <wp:docPr descr="Figure 2. Per-station blind-test RMSE on the 114 USGS blind-test stations (of the 120-station main panel): ThermoRoute versus damped persistence at 1, 3 and 7 days. Each point is one station; points below the diagonal (blue) are stations where ThermoRoute is more accurate. ThermoRoute wins 83 / 89 / 88 % of stations at 1 / 3 / 7 days." title="" id="23" name="Picture"/>
+            <wp:docPr descr="Figure 2. Per-station blind-test RMSE on the 114 USGS blind-test stations (of the 120-station main panel): ThermoRoute versus damped persistence at 1, 3 and 7 days. Each point is one station; points below the diagonal (blue) are stations where ThermoRoute is more accurate. ThermoRoute wins 88 / 94 / 92 % of stations against damped persistence at 1 / 3 / 7 days." title="" id="23" name="Picture"/>
             <a:graphic>
               <a:graphicData uri="http://schemas.openxmlformats.org/drawingml/2006/picture">
                 <pic:pic>
@@ -3805,7 +5153,7 @@
                   <pic:spPr bwMode="auto">
                     <a:xfrm>
                       <a:off x="0" y="0"/>
-                      <a:ext cx="5067300" cy="2114659"/>
+                      <a:ext cx="5067300" cy="2176643"/>
                     </a:xfrm>
                     <a:prstGeom prst="rect">
                       <a:avLst/>
@@ -3839,7 +5187,7 @@
         <w:t xml:space="preserve"> </w:t>
       </w:r>
       <w:r>
-        <w:t xml:space="preserve">Per-station blind-test RMSE on the 114 USGS blind-test stations (of the 120-station main panel): ThermoRoute versus damped persistence at 1, 3 and 7 days. Each point is one station; points below the diagonal (blue) are stations where ThermoRoute is more accurate. ThermoRoute wins 83 / 89 / 88 % of stations at 1 / 3 / 7 days.</w:t>
+        <w:t xml:space="preserve">Per-station blind-test RMSE on the 114 USGS blind-test stations (of the 120-station main panel): ThermoRoute versus damped persistence at 1, 3 and 7 days. Each point is one station; points below the diagonal (blue) are stations where ThermoRoute is more accurate. ThermoRoute wins 88 / 94 / 92 % of stations against damped persistence at 1 / 3 / 7 days.</w:t>
       </w:r>
     </w:p>
     <w:bookmarkEnd w:id="25"/>
@@ -3980,7 +5328,7 @@
               <w:pStyle w:val="Compact"/>
             </w:pPr>
             <w:r>
-              <w:t xml:space="preserve">0.688</w:t>
+              <w:t xml:space="preserve">0.696</w:t>
             </w:r>
           </w:p>
         </w:tc>
@@ -3995,18 +5343,18 @@
                 <w:b/>
                 <w:bCs/>
               </w:rPr>
-              <w:t xml:space="preserve">+0.181 ± 0.023</w:t>
-            </w:r>
-          </w:p>
-        </w:tc>
-        <w:tc>
-          <w:tcPr/>
-          <w:p>
-            <w:pPr>
-              <w:pStyle w:val="Compact"/>
-            </w:pPr>
-            <w:r>
-              <w:t xml:space="preserve">+0.149 ± 0.024</w:t>
+              <w:t xml:space="preserve">+0.173 ± 0.021</w:t>
+            </w:r>
+          </w:p>
+        </w:tc>
+        <w:tc>
+          <w:tcPr/>
+          <w:p>
+            <w:pPr>
+              <w:pStyle w:val="Compact"/>
+            </w:pPr>
+            <w:r>
+              <w:t xml:space="preserve">+0.140 ± 0.023</w:t>
             </w:r>
           </w:p>
         </w:tc>
@@ -4030,7 +5378,7 @@
               <w:pStyle w:val="Compact"/>
             </w:pPr>
             <w:r>
-              <w:t xml:space="preserve">1.360</w:t>
+              <w:t xml:space="preserve">1.361</w:t>
             </w:r>
           </w:p>
         </w:tc>
@@ -4045,18 +5393,18 @@
                 <w:b/>
                 <w:bCs/>
               </w:rPr>
-              <w:t xml:space="preserve">+0.170 ± 0.010</w:t>
-            </w:r>
-          </w:p>
-        </w:tc>
-        <w:tc>
-          <w:tcPr/>
-          <w:p>
-            <w:pPr>
-              <w:pStyle w:val="Compact"/>
-            </w:pPr>
-            <w:r>
-              <w:t xml:space="preserve">+0.058 ± 0.012</w:t>
+              <w:t xml:space="preserve">+0.169 ± 0.010</w:t>
+            </w:r>
+          </w:p>
+        </w:tc>
+        <w:tc>
+          <w:tcPr/>
+          <w:p>
+            <w:pPr>
+              <w:pStyle w:val="Compact"/>
+            </w:pPr>
+            <w:r>
+              <w:t xml:space="preserve">+0.057 ± 0.012</w:t>
             </w:r>
           </w:p>
         </w:tc>
@@ -4095,18 +5443,18 @@
                 <w:b/>
                 <w:bCs/>
               </w:rPr>
-              <w:t xml:space="preserve">+0.240 ± 0.010</w:t>
-            </w:r>
-          </w:p>
-        </w:tc>
-        <w:tc>
-          <w:tcPr/>
-          <w:p>
-            <w:pPr>
-              <w:pStyle w:val="Compact"/>
-            </w:pPr>
-            <w:r>
-              <w:t xml:space="preserve">+0.028 ± 0.010</w:t>
+              <w:t xml:space="preserve">+0.241 ± 0.011</w:t>
+            </w:r>
+          </w:p>
+        </w:tc>
+        <w:tc>
+          <w:tcPr/>
+          <w:p>
+            <w:pPr>
+              <w:pStyle w:val="Compact"/>
+            </w:pPr>
+            <w:r>
+              <w:t xml:space="preserve">+0.028 ± 0.011</w:t>
             </w:r>
           </w:p>
         </w:tc>
@@ -4123,13 +5471,13 @@
         <w:t xml:space="preserve"> </w:t>
       </w:r>
       <w:r>
-        <w:t xml:space="preserve">+0.18 / +0.17 / +0.24 at 1 / 3 / 7 days and small across-fold variability</w:t>
-      </w:r>
-      <w:r>
-        <w:t xml:space="preserve"> </w:t>
-      </w:r>
-      <w:r>
-        <w:t xml:space="preserve">(std ≤ 0.024), and it also beats</w:t>
+        <w:t xml:space="preserve">+0.17 / +0.17 / +0.24 at 1 / 3 / 7 days and small across-fold variability</w:t>
+      </w:r>
+      <w:r>
+        <w:t xml:space="preserve"> </w:t>
+      </w:r>
+      <w:r>
+        <w:t xml:space="preserve">(std ≤ 0.023), and it also beats</w:t>
       </w:r>
       <w:r>
         <w:t xml:space="preserve"> </w:t>
@@ -4163,19 +5511,539 @@
         <w:t xml:space="preserve"> </w:t>
       </w:r>
       <w:r>
-        <w:t xml:space="preserve">set. This is the contribution a single-site study cannot make: the learned prior</w:t>
-      </w:r>
-      <w:r>
-        <w:t xml:space="preserve"> </w:t>
-      </w:r>
-      <w:r>
-        <w:t xml:space="preserve">plus a station-agnostic residual generalises across basins, not just across years</w:t>
-      </w:r>
-      <w:r>
-        <w:t xml:space="preserve"> </w:t>
-      </w:r>
-      <w:r>
-        <w:t xml:space="preserve">at one site.</w:t>
+        <w:t xml:space="preserve">set.</w:t>
+      </w:r>
+    </w:p>
+    <w:p>
+      <w:pPr>
+        <w:pStyle w:val="BodyText"/>
+      </w:pPr>
+      <w:r>
+        <w:rPr>
+          <w:b/>
+          <w:bCs/>
+        </w:rPr>
+        <w:t xml:space="preserve">Leave-region-out, benchmarked against the strong learned baseline.</w:t>
+      </w:r>
+      <w:r>
+        <w:t xml:space="preserve"> </w:t>
+      </w:r>
+      <w:r>
+        <w:t xml:space="preserve">A random</w:t>
+      </w:r>
+      <w:r>
+        <w:t xml:space="preserve"> </w:t>
+      </w:r>
+      <w:r>
+        <w:t xml:space="preserve">station split can leak: gages on the same river and in the same HUC2 region</w:t>
+      </w:r>
+      <w:r>
+        <w:t xml:space="preserve"> </w:t>
+      </w:r>
+      <w:r>
+        <w:t xml:space="preserve">straddle train and test. We therefore also run a</w:t>
+      </w:r>
+      <w:r>
+        <w:t xml:space="preserve"> </w:t>
+      </w:r>
+      <w:r>
+        <w:rPr>
+          <w:b/>
+          <w:bCs/>
+        </w:rPr>
+        <w:t xml:space="preserve">leave-HUC2-region-out</w:t>
+      </w:r>
+      <w:r>
+        <w:t xml:space="preserve"> </w:t>
+      </w:r>
+      <w:r>
+        <w:t xml:space="preserve">protocol — the 16 regions are packed into four folds and</w:t>
+      </w:r>
+      <w:r>
+        <w:t xml:space="preserve"> </w:t>
+      </w:r>
+      <w:r>
+        <w:rPr>
+          <w:i/>
+          <w:iCs/>
+        </w:rPr>
+        <w:t xml:space="preserve">whole regions</w:t>
+      </w:r>
+      <w:r>
+        <w:t xml:space="preserve"> </w:t>
+      </w:r>
+      <w:r>
+        <w:t xml:space="preserve">are held</w:t>
+      </w:r>
+      <w:r>
+        <w:t xml:space="preserve"> </w:t>
+      </w:r>
+      <w:r>
+        <w:t xml:space="preserve">out, so no held-out gage shares a river or region with training (mean distance</w:t>
+      </w:r>
+      <w:r>
+        <w:t xml:space="preserve"> </w:t>
+      </w:r>
+      <w:r>
+        <w:t xml:space="preserve">from a held-out gage to its nearest training gage rises from ≈0 to</w:t>
+      </w:r>
+      <w:r>
+        <w:t xml:space="preserve"> </w:t>
+      </w:r>
+      <w:r>
+        <w:rPr>
+          <w:b/>
+          <w:bCs/>
+        </w:rPr>
+        <w:t xml:space="preserve">358 km</w:t>
+      </w:r>
+      <w:r>
+        <w:t xml:space="preserve">) —</w:t>
+      </w:r>
+      <w:r>
+        <w:t xml:space="preserve"> </w:t>
+      </w:r>
+      <w:r>
+        <w:t xml:space="preserve">and, crucially, we run the</w:t>
+      </w:r>
+      <w:r>
+        <w:t xml:space="preserve"> </w:t>
+      </w:r>
+      <w:r>
+        <w:rPr>
+          <w:b/>
+          <w:bCs/>
+        </w:rPr>
+        <w:t xml:space="preserve">global LightGBM under the identical protocol</w:t>
+      </w:r>
+      <w:r>
+        <w:t xml:space="preserve"> </w:t>
+      </w:r>
+      <w:r>
+        <w:t xml:space="preserve">so</w:t>
+      </w:r>
+      <w:r>
+        <w:t xml:space="preserve"> </w:t>
+      </w:r>
+      <w:r>
+        <w:t xml:space="preserve">transfer is measured against the strong learned baseline, not only persistence</w:t>
+      </w:r>
+      <w:r>
+        <w:t xml:space="preserve"> </w:t>
+      </w:r>
+      <w:r>
+        <w:t xml:space="preserve">(Table C):</w:t>
+      </w:r>
+    </w:p>
+    <w:tbl>
+      <w:tblPr>
+        <w:tblStyle w:val="Table"/>
+        <w:tblW w:type="pct" w:w="5000"/>
+        <w:tblLayout w:type="fixed"/>
+        <w:tblLook w:firstRow="1" w:lastRow="0" w:firstColumn="0" w:lastColumn="0" w:noHBand="0" w:noVBand="0" w:val="0020"/>
+      </w:tblPr>
+      <w:tblGrid>
+        <w:gridCol w:w="1320"/>
+        <w:gridCol w:w="1320"/>
+        <w:gridCol w:w="1320"/>
+        <w:gridCol w:w="1320"/>
+        <w:gridCol w:w="1320"/>
+        <w:gridCol w:w="1320"/>
+      </w:tblGrid>
+      <w:tr>
+        <w:trPr>
+          <w:tblHeader w:val="on"/>
+        </w:trPr>
+        <w:tc>
+          <w:tcPr/>
+          <w:p>
+            <w:pPr>
+              <w:pStyle w:val="Compact"/>
+            </w:pPr>
+            <w:r>
+              <w:t xml:space="preserve">horizon</w:t>
+            </w:r>
+          </w:p>
+        </w:tc>
+        <w:tc>
+          <w:tcPr/>
+          <w:p>
+            <w:pPr>
+              <w:pStyle w:val="Compact"/>
+            </w:pPr>
+            <w:r>
+              <w:t xml:space="preserve">ThermoRoute RMSE</w:t>
+            </w:r>
+          </w:p>
+        </w:tc>
+        <w:tc>
+          <w:tcPr/>
+          <w:p>
+            <w:pPr>
+              <w:pStyle w:val="Compact"/>
+            </w:pPr>
+            <w:r>
+              <w:t xml:space="preserve">LightGBM RMSE</w:t>
+            </w:r>
+          </w:p>
+        </w:tc>
+        <w:tc>
+          <w:tcPr/>
+          <w:p>
+            <w:pPr>
+              <w:pStyle w:val="Compact"/>
+            </w:pPr>
+            <w:r>
+              <w:t xml:space="preserve">TR skill vs persist</w:t>
+            </w:r>
+          </w:p>
+        </w:tc>
+        <w:tc>
+          <w:tcPr/>
+          <w:p>
+            <w:pPr>
+              <w:pStyle w:val="Compact"/>
+            </w:pPr>
+            <w:r>
+              <w:t xml:space="preserve">LGB skill vs persist</w:t>
+            </w:r>
+          </w:p>
+        </w:tc>
+        <w:tc>
+          <w:tcPr/>
+          <w:p>
+            <w:pPr>
+              <w:pStyle w:val="Compact"/>
+            </w:pPr>
+            <w:r>
+              <w:t xml:space="preserve">TR−LGB paired Wilcoxon p</w:t>
+            </w:r>
+          </w:p>
+        </w:tc>
+      </w:tr>
+      <w:tr>
+        <w:tc>
+          <w:tcPr/>
+          <w:p>
+            <w:pPr>
+              <w:pStyle w:val="Compact"/>
+            </w:pPr>
+            <w:r>
+              <w:t xml:space="preserve">1 d</w:t>
+            </w:r>
+          </w:p>
+        </w:tc>
+        <w:tc>
+          <w:tcPr/>
+          <w:p>
+            <w:pPr>
+              <w:pStyle w:val="Compact"/>
+            </w:pPr>
+            <w:r>
+              <w:t xml:space="preserve">0.667</w:t>
+            </w:r>
+          </w:p>
+        </w:tc>
+        <w:tc>
+          <w:tcPr/>
+          <w:p>
+            <w:pPr>
+              <w:pStyle w:val="Compact"/>
+            </w:pPr>
+            <w:r>
+              <w:t xml:space="preserve">0.650</w:t>
+            </w:r>
+          </w:p>
+        </w:tc>
+        <w:tc>
+          <w:tcPr/>
+          <w:p>
+            <w:pPr>
+              <w:pStyle w:val="Compact"/>
+            </w:pPr>
+            <w:r>
+              <w:t xml:space="preserve">+0.151</w:t>
+            </w:r>
+          </w:p>
+        </w:tc>
+        <w:tc>
+          <w:tcPr/>
+          <w:p>
+            <w:pPr>
+              <w:pStyle w:val="Compact"/>
+            </w:pPr>
+            <w:r>
+              <w:t xml:space="preserve">+0.175</w:t>
+            </w:r>
+          </w:p>
+        </w:tc>
+        <w:tc>
+          <w:tcPr/>
+          <w:p>
+            <w:pPr>
+              <w:pStyle w:val="Compact"/>
+            </w:pPr>
+            <w:r>
+              <w:t xml:space="preserve">5×10⁻⁹ (LGB better)</w:t>
+            </w:r>
+          </w:p>
+        </w:tc>
+      </w:tr>
+      <w:tr>
+        <w:tc>
+          <w:tcPr/>
+          <w:p>
+            <w:pPr>
+              <w:pStyle w:val="Compact"/>
+            </w:pPr>
+            <w:r>
+              <w:t xml:space="preserve">3 d</w:t>
+            </w:r>
+          </w:p>
+        </w:tc>
+        <w:tc>
+          <w:tcPr/>
+          <w:p>
+            <w:pPr>
+              <w:pStyle w:val="Compact"/>
+            </w:pPr>
+            <w:r>
+              <w:t xml:space="preserve">1.323</w:t>
+            </w:r>
+          </w:p>
+        </w:tc>
+        <w:tc>
+          <w:tcPr/>
+          <w:p>
+            <w:pPr>
+              <w:pStyle w:val="Compact"/>
+            </w:pPr>
+            <w:r>
+              <w:t xml:space="preserve">1.321</w:t>
+            </w:r>
+          </w:p>
+        </w:tc>
+        <w:tc>
+          <w:tcPr/>
+          <w:p>
+            <w:pPr>
+              <w:pStyle w:val="Compact"/>
+            </w:pPr>
+            <w:r>
+              <w:t xml:space="preserve">+0.169</w:t>
+            </w:r>
+          </w:p>
+        </w:tc>
+        <w:tc>
+          <w:tcPr/>
+          <w:p>
+            <w:pPr>
+              <w:pStyle w:val="Compact"/>
+            </w:pPr>
+            <w:r>
+              <w:t xml:space="preserve">+0.168</w:t>
+            </w:r>
+          </w:p>
+        </w:tc>
+        <w:tc>
+          <w:tcPr/>
+          <w:p>
+            <w:pPr>
+              <w:pStyle w:val="Compact"/>
+            </w:pPr>
+            <w:r>
+              <w:t xml:space="preserve">0.95 (tie)</w:t>
+            </w:r>
+          </w:p>
+        </w:tc>
+      </w:tr>
+      <w:tr>
+        <w:tc>
+          <w:tcPr/>
+          <w:p>
+            <w:pPr>
+              <w:pStyle w:val="Compact"/>
+            </w:pPr>
+            <w:r>
+              <w:t xml:space="preserve">7 d</w:t>
+            </w:r>
+          </w:p>
+        </w:tc>
+        <w:tc>
+          <w:tcPr/>
+          <w:p>
+            <w:pPr>
+              <w:pStyle w:val="Compact"/>
+            </w:pPr>
+            <w:r>
+              <w:t xml:space="preserve">1.675</w:t>
+            </w:r>
+          </w:p>
+        </w:tc>
+        <w:tc>
+          <w:tcPr/>
+          <w:p>
+            <w:pPr>
+              <w:pStyle w:val="Compact"/>
+            </w:pPr>
+            <w:r>
+              <w:t xml:space="preserve">1.683</w:t>
+            </w:r>
+          </w:p>
+        </w:tc>
+        <w:tc>
+          <w:tcPr/>
+          <w:p>
+            <w:pPr>
+              <w:pStyle w:val="Compact"/>
+            </w:pPr>
+            <w:r>
+              <w:t xml:space="preserve">+0.237</w:t>
+            </w:r>
+          </w:p>
+        </w:tc>
+        <w:tc>
+          <w:tcPr/>
+          <w:p>
+            <w:pPr>
+              <w:pStyle w:val="Compact"/>
+            </w:pPr>
+            <w:r>
+              <w:t xml:space="preserve">+0.232</w:t>
+            </w:r>
+          </w:p>
+        </w:tc>
+        <w:tc>
+          <w:tcPr/>
+          <w:p>
+            <w:pPr>
+              <w:pStyle w:val="Compact"/>
+            </w:pPr>
+            <w:r>
+              <w:t xml:space="preserve">1×10⁻³ (TR better)</w:t>
+            </w:r>
+          </w:p>
+        </w:tc>
+      </w:tr>
+    </w:tbl>
+    <w:p>
+      <w:pPr>
+        <w:pStyle w:val="BodyText"/>
+      </w:pPr>
+      <w:r>
+        <w:t xml:space="preserve">Both models transfer far out of region and both beat persistence/damped by a</w:t>
+      </w:r>
+      <w:r>
+        <w:t xml:space="preserve"> </w:t>
+      </w:r>
+      <w:r>
+        <w:t xml:space="preserve">wide margin;</w:t>
+      </w:r>
+      <w:r>
+        <w:t xml:space="preserve"> </w:t>
+      </w:r>
+      <w:r>
+        <w:rPr>
+          <w:b/>
+          <w:bCs/>
+        </w:rPr>
+        <w:t xml:space="preserve">between them the result is a horizon-conditional tie</w:t>
+      </w:r>
+      <w:r>
+        <w:t xml:space="preserve"> </w:t>
+      </w:r>
+      <w:r>
+        <w:t xml:space="preserve">— LightGBM</w:t>
+      </w:r>
+      <w:r>
+        <w:t xml:space="preserve"> </w:t>
+      </w:r>
+      <w:r>
+        <w:t xml:space="preserve">is better at 1 day, the two are indistinguishable at 3 days, and ThermoRoute is</w:t>
+      </w:r>
+      <w:r>
+        <w:t xml:space="preserve"> </w:t>
+      </w:r>
+      <w:r>
+        <w:t xml:space="preserve">better at 7 days (the same ordering as in-sample, §4.2). We therefore do</w:t>
+      </w:r>
+      <w:r>
+        <w:t xml:space="preserve"> </w:t>
+      </w:r>
+      <w:r>
+        <w:rPr>
+          <w:b/>
+          <w:bCs/>
+        </w:rPr>
+        <w:t xml:space="preserve">not</w:t>
+      </w:r>
+      <w:r>
+        <w:t xml:space="preserve"> </w:t>
+      </w:r>
+      <w:r>
+        <w:t xml:space="preserve">claim that ThermoRoute generalises to ungauged basins</w:t>
+      </w:r>
+      <w:r>
+        <w:t xml:space="preserve"> </w:t>
+      </w:r>
+      <w:r>
+        <w:rPr>
+          <w:i/>
+          <w:iCs/>
+        </w:rPr>
+        <w:t xml:space="preserve">better than</w:t>
+      </w:r>
+      <w:r>
+        <w:t xml:space="preserve"> </w:t>
+      </w:r>
+      <w:r>
+        <w:t xml:space="preserve">the strong</w:t>
+      </w:r>
+      <w:r>
+        <w:t xml:space="preserve"> </w:t>
+      </w:r>
+      <w:r>
+        <w:t xml:space="preserve">learned baseline; we claim that a physics-biased, station-agnostic model transfers</w:t>
+      </w:r>
+      <w:r>
+        <w:t xml:space="preserve"> </w:t>
+      </w:r>
+      <w:r>
+        <w:rPr>
+          <w:i/>
+          <w:iCs/>
+        </w:rPr>
+        <w:t xml:space="preserve">as well as</w:t>
+      </w:r>
+      <w:r>
+        <w:t xml:space="preserve"> </w:t>
+      </w:r>
+      <w:r>
+        <w:t xml:space="preserve">a global GBDT while additionally carrying the calibrated intervals</w:t>
+      </w:r>
+      <w:r>
+        <w:t xml:space="preserve"> </w:t>
+      </w:r>
+      <w:r>
+        <w:t xml:space="preserve">(§4.4), the bounded-degradation guarantee (Proposition 1) and the interpretable</w:t>
+      </w:r>
+      <w:r>
+        <w:t xml:space="preserve"> </w:t>
+      </w:r>
+      <w:r>
+        <w:t xml:space="preserve">drivers (§4.5) that the GBDT does not. This honest delineation — parity in point</w:t>
+      </w:r>
+      <w:r>
+        <w:t xml:space="preserve"> </w:t>
+      </w:r>
+      <w:r>
+        <w:t xml:space="preserve">accuracy, advantage in the properties that matter for deployment — is the</w:t>
+      </w:r>
+      <w:r>
+        <w:t xml:space="preserve"> </w:t>
+      </w:r>
+      <w:r>
+        <w:t xml:space="preserve">paper’s central position.</w:t>
       </w:r>
     </w:p>
     <w:bookmarkEnd w:id="26"/>
@@ -4275,7 +6143,7 @@
           <w:b/>
           <w:bCs/>
         </w:rPr>
-        <w:t xml:space="preserve">PICP 0.904 / 0.909 / 0.912</w:t>
+        <w:t xml:space="preserve">PICP 0.904 / 0.909 / 0.911</w:t>
       </w:r>
       <w:r>
         <w:t xml:space="preserve"> </w:t>
@@ -4291,7 +6159,7 @@
           <w:b/>
           <w:bCs/>
         </w:rPr>
-        <w:t xml:space="preserve">93 / 91 / 86 %</w:t>
+        <w:t xml:space="preserve">96 / 88 / 86 %</w:t>
       </w:r>
       <w:r>
         <w:t xml:space="preserve"> </w:t>
@@ -4303,13 +6171,13 @@
         <w:t xml:space="preserve"> </w:t>
       </w:r>
       <w:r>
-        <w:t xml:space="preserve">falling within ±0.05 of nominal (Wilson 95 % CIs: 87–97 %, 84–95 %, 78–91 %;</w:t>
-      </w:r>
-      <w:r>
-        <w:t xml:space="preserve"> </w:t>
-      </w:r>
-      <w:r>
-        <w:t xml:space="preserve">Figure 3). LightGBM is similarly calibrated (PICP 0.905 / 0.906 / 0.907). On the</w:t>
+        <w:t xml:space="preserve">falling within ±0.05 of nominal (Wilson 95 % CIs: 91–99 %, 80–93 %, 78–91 %;</w:t>
+      </w:r>
+      <w:r>
+        <w:t xml:space="preserve"> </w:t>
+      </w:r>
+      <w:r>
+        <w:t xml:space="preserve">Figure 3). LightGBM is similarly calibrated (PICP 0.906 / 0.906 / 0.907). On the</w:t>
       </w:r>
       <w:r>
         <w:t xml:space="preserve"> </w:t>
@@ -4462,7 +6330,7 @@
           <w:b/>
           <w:bCs/>
         </w:rPr>
-        <w:t xml:space="preserve">0.90 / 0.86 / 0.82</w:t>
+        <w:t xml:space="preserve">0.91 / 0.85 / 0.82</w:t>
       </w:r>
       <w:r>
         <w:t xml:space="preserve"> </w:t>
@@ -4486,7 +6354,7 @@
         <w:t xml:space="preserve"> </w:t>
       </w:r>
       <w:r>
-        <w:t xml:space="preserve">LightGBM is comparable (0.90 / 0.85 / 0.82). On the earlier 40-station pilot we</w:t>
+        <w:t xml:space="preserve">LightGBM is comparable (0.90 / 0.84 / 0.81). On the earlier 40-station pilot we</w:t>
       </w:r>
       <w:r>
         <w:t xml:space="preserve"> </w:t>
@@ -4572,7 +6440,7 @@
           <wp:inline>
             <wp:extent cx="5067300" cy="2066634"/>
             <wp:effectExtent b="0" l="0" r="0" t="0"/>
-            <wp:docPr descr="Figure 3. Conformal calibration on n=114 USGS blind-test stations. (a) Per-station coverage (PICP) distribution against the 0.90 target; (b) mean coverage versus lead time; (c) interval sharpness. Coverage is near-nominal and tight across the population (89–97 % of stations within ±0.05 of 0.90)." title="" id="28" name="Picture"/>
+            <wp:docPr descr="Figure 3. Conformal calibration on n=114 USGS blind-test stations. (a) Per-station coverage (PICP) distribution against the 0.90 target; (b) mean coverage versus lead time; (c) interval sharpness. Coverage is near-nominal and tight across the population (86–96 % of stations within ±0.05 of 0.90)." title="" id="28" name="Picture"/>
             <a:graphic>
               <a:graphicData uri="http://schemas.openxmlformats.org/drawingml/2006/picture">
                 <pic:pic>
@@ -4625,7 +6493,7 @@
         <w:t xml:space="preserve"> </w:t>
       </w:r>
       <w:r>
-        <w:t xml:space="preserve">Conformal calibration on n=114 USGS blind-test stations. (a) Per-station coverage (PICP) distribution against the 0.90 target; (b) mean coverage versus lead time; (c) interval sharpness. Coverage is near-nominal and tight across the population (89–97 % of stations within ±0.05 of 0.90).</w:t>
+        <w:t xml:space="preserve">Conformal calibration on n=114 USGS blind-test stations. (a) Per-station coverage (PICP) distribution against the 0.90 target; (b) mean coverage versus lead time; (c) interval sharpness. Coverage is near-nominal and tight across the population (86–96 % of stations within ±0.05 of 0.90).</w:t>
       </w:r>
     </w:p>
     <w:bookmarkEnd w:id="30"/>
@@ -4683,7 +6551,7 @@
         <w:t xml:space="preserve"> </w:t>
       </w:r>
       <w:r>
-        <w:t xml:space="preserve">USGS panel κ rises with flow at only</w:t>
+        <w:t xml:space="preserve">USGS panel κ rises with flow at</w:t>
       </w:r>
       <w:r>
         <w:t xml:space="preserve"> </w:t>
@@ -4693,7 +6561,7 @@
           <w:b/>
           <w:bCs/>
         </w:rPr>
-        <w:t xml:space="preserve">4 % of stations</w:t>
+        <w:t xml:space="preserve">0 % of stations</w:t>
       </w:r>
       <w:r>
         <w:t xml:space="preserve"> </w:t>
@@ -4705,7 +6573,7 @@
         <w:t xml:space="preserve"> </w:t>
       </w:r>
       <w:r>
-        <w:t xml:space="preserve">0.94; mean κ_low 0.110 vs κ_high 0.103) — and at only 24 % on the smaller 40-</w:t>
+        <w:t xml:space="preserve">0.87; mean κ_low 0.134 vs κ_high 0.117) — and at only 24 % on the smaller 40-</w:t>
       </w:r>
       <w:r>
         <w:t xml:space="preserve"> </w:t>
@@ -4717,7 +6585,7 @@
         <w:t xml:space="preserve"> </w:t>
       </w:r>
       <w:r>
-        <w:t xml:space="preserve">at scale. Together with the ablation showing that freezing κ’s modulators (TR-</w:t>
+        <w:t xml:space="preserve">at scale; if anything the sign is weakly reversed. Together with the ablation showing that freezing κ’s modulators (TR-</w:t>
       </w:r>
       <w:r>
         <w:t xml:space="preserve"> </w:t>
@@ -4789,43 +6657,64 @@
         <w:t xml:space="preserve"> </w:t>
       </w:r>
       <w:r>
-        <w:t xml:space="preserve">shares shift sensibly with horizon: at 1 day the router concentrates on air</w:t>
-      </w:r>
-      <w:r>
-        <w:t xml:space="preserve"> </w:t>
-      </w:r>
-      <w:r>
-        <w:t xml:space="preserve">temperature (≈95 % of routing weight) plus a small contribution from recent</w:t>
-      </w:r>
-      <w:r>
-        <w:t xml:space="preserve"> </w:t>
-      </w:r>
-      <w:r>
-        <w:t xml:space="preserve">WTEMP (≈5 %), consistent with the dominance of air–water heat exchange at short</w:t>
-      </w:r>
-      <w:r>
-        <w:t xml:space="preserve"> </w:t>
-      </w:r>
-      <w:r>
-        <w:t xml:space="preserve">range; at 3 and 7 days the share spreads to precipitation (33 % / 36 %), wind</w:t>
-      </w:r>
-      <w:r>
-        <w:t xml:space="preserve"> </w:t>
-      </w:r>
-      <w:r>
-        <w:t xml:space="preserve">speed (25 % / 23 %) and humidity (18 % / 17 %), consistent with event-driven,</w:t>
-      </w:r>
-      <w:r>
-        <w:t xml:space="preserve"> </w:t>
-      </w:r>
-      <w:r>
-        <w:t xml:space="preserve">runoff- and energy-budget-mediated temperature change becoming more important at</w:t>
-      </w:r>
-      <w:r>
-        <w:t xml:space="preserve"> </w:t>
-      </w:r>
-      <w:r>
-        <w:t xml:space="preserve">longer leads. This is an interpretive read-out, not a causal mechanism (Figure 4).</w:t>
+        <w:t xml:space="preserve">shares shift sensibly with horizon: at 1 day the router concentrates on</w:t>
+      </w:r>
+      <w:r>
+        <w:t xml:space="preserve"> </w:t>
+      </w:r>
+      <w:r>
+        <w:t xml:space="preserve">discharge (FLOW ≈44 % of routing weight) and precipitation (≈29 %), consistent</w:t>
+      </w:r>
+      <w:r>
+        <w:t xml:space="preserve"> </w:t>
+      </w:r>
+      <w:r>
+        <w:t xml:space="preserve">with short-range control by hydrologic state and recent rainfall; at 3 and 7</w:t>
+      </w:r>
+      <w:r>
+        <w:t xml:space="preserve"> </w:t>
+      </w:r>
+      <w:r>
+        <w:t xml:space="preserve">days incident solar radiation (</w:t>
+      </w:r>
+      <w:r>
+        <w:rPr>
+          <w:rStyle w:val="VerbatimChar"/>
+        </w:rPr>
+        <w:t xml:space="preserve">DH</w:t>
+      </w:r>
+      <w:r>
+        <w:t xml:space="preserve">) grows to the single largest share</w:t>
+      </w:r>
+      <w:r>
+        <w:t xml:space="preserve"> </w:t>
+      </w:r>
+      <w:r>
+        <w:t xml:space="preserve">(30 % / 35 %) alongside flow (29 % / 27 %) and a rising humidity contribution</w:t>
+      </w:r>
+      <w:r>
+        <w:t xml:space="preserve"> </w:t>
+      </w:r>
+      <w:r>
+        <w:t xml:space="preserve">(RHMEAN 15 % / 17 %), consistent with the surface energy budget — radiative</w:t>
+      </w:r>
+      <w:r>
+        <w:t xml:space="preserve"> </w:t>
+      </w:r>
+      <w:r>
+        <w:t xml:space="preserve">heating and evaporative exchange — mattering more as the persistent thermal</w:t>
+      </w:r>
+      <w:r>
+        <w:t xml:space="preserve"> </w:t>
+      </w:r>
+      <w:r>
+        <w:t xml:space="preserve">state decays at longer leads. This is an interpretive read-out, not a causal</w:t>
+      </w:r>
+      <w:r>
+        <w:t xml:space="preserve"> </w:t>
+      </w:r>
+      <w:r>
+        <w:t xml:space="preserve">mechanism (Figure 4).</w:t>
       </w:r>
     </w:p>
     <w:p>
@@ -4835,9 +6724,9 @@
       <w:r>
         <w:drawing>
           <wp:inline>
-            <wp:extent cx="4533900" cy="2115683"/>
+            <wp:extent cx="4533900" cy="2109975"/>
             <wp:effectExtent b="0" l="0" r="0" t="0"/>
-            <wp:docPr descr="Figure 4. Dynamic relaxation rate κ on the 120-station USGS panel. (a) κ binned by standardised log-flow (pooled); (b) per-station ratio κ(high flow)/κ(low flow). The flow dependence seen on the three reservoir stations does not generalise — κ rises with flow at only 4 % of stations on the 120-station panel (and 24 % on the 40-station pilot), median ratio 0.94 — so we retract the flow-dependent thermal-memory claim." title="" id="32" name="Picture"/>
+            <wp:docPr descr="Figure 4. Dynamic relaxation rate κ on the 120-station USGS panel. (a) κ binned by standardised log-flow (pooled); (b) per-station ratio κ(high flow)/κ(low flow). The flow dependence seen on the three reservoir stations does not generalise — κ rises with flow at 0 % of stations on the 120-station panel (and 24 % on the 40-station pilot), median ratio 0.87 — so we retract the flow-dependent thermal-memory claim." title="" id="32" name="Picture"/>
             <a:graphic>
               <a:graphicData uri="http://schemas.openxmlformats.org/drawingml/2006/picture">
                 <pic:pic>
@@ -4856,7 +6745,7 @@
                   <pic:spPr bwMode="auto">
                     <a:xfrm>
                       <a:off x="0" y="0"/>
-                      <a:ext cx="4533900" cy="2115683"/>
+                      <a:ext cx="4533900" cy="2109975"/>
                     </a:xfrm>
                     <a:prstGeom prst="rect">
                       <a:avLst/>
@@ -4890,7 +6779,7 @@
         <w:t xml:space="preserve"> </w:t>
       </w:r>
       <w:r>
-        <w:t xml:space="preserve">Dynamic relaxation rate κ on the 120-station USGS panel. (a) κ binned by standardised log-flow (pooled); (b) per-station ratio κ(high flow)/κ(low flow). The flow dependence seen on the three reservoir stations does not generalise — κ rises with flow at only</w:t>
+        <w:t xml:space="preserve">Dynamic relaxation rate κ on the 120-station USGS panel. (a) κ binned by standardised log-flow (pooled); (b) per-station ratio κ(high flow)/κ(low flow). The flow dependence seen on the three reservoir stations does not generalise — κ rises with flow at</w:t>
       </w:r>
       <w:r>
         <w:t xml:space="preserve"> </w:t>
@@ -4900,13 +6789,13 @@
           <w:b/>
           <w:bCs/>
         </w:rPr>
-        <w:t xml:space="preserve">4 % of stations</w:t>
-      </w:r>
-      <w:r>
-        <w:t xml:space="preserve"> </w:t>
-      </w:r>
-      <w:r>
-        <w:t xml:space="preserve">on the 120-station panel (and 24 % on the 40-station pilot), median ratio 0.94 — so we retract the flow-dependent thermal-memory claim.</w:t>
+        <w:t xml:space="preserve">0 % of stations</w:t>
+      </w:r>
+      <w:r>
+        <w:t xml:space="preserve"> </w:t>
+      </w:r>
+      <w:r>
+        <w:t xml:space="preserve">on the 120-station panel (and 24 % on the 40-station pilot), median ratio 0.87 — so we retract the flow-dependent thermal-memory claim.</w:t>
       </w:r>
     </w:p>
     <w:bookmarkEnd w:id="34"/>
@@ -4965,6 +6854,30 @@
       </w:r>
       <w:r>
         <w:t xml:space="preserve">median RMSE (1 / 3 / 7 days):</w:t>
+      </w:r>
+    </w:p>
+    <w:p>
+      <w:pPr>
+        <w:pStyle w:val="BodyText"/>
+      </w:pPr>
+      <w:r>
+        <w:t xml:space="preserve">Each ablation and the full model are all scored on the</w:t>
+      </w:r>
+      <w:r>
+        <w:t xml:space="preserve"> </w:t>
+      </w:r>
+      <w:r>
+        <w:rPr>
+          <w:b/>
+          <w:bCs/>
+        </w:rPr>
+        <w:t xml:space="preserve">matched 3-seed budget</w:t>
+      </w:r>
+      <w:r>
+        <w:t xml:space="preserve"> </w:t>
+      </w:r>
+      <w:r>
+        <w:t xml:space="preserve">(seeds {0,1,2}); the paired test is a per-station Wilcoxon signed-rank at h=3:</w:t>
       </w:r>
     </w:p>
     <w:tbl>
@@ -5048,10 +6961,6 @@
               <w:pStyle w:val="Compact"/>
             </w:pPr>
             <w:r>
-              <w:rPr>
-                <w:b/>
-                <w:bCs/>
-              </w:rPr>
               <w:t xml:space="preserve">ThermoRoute (full)</w:t>
             </w:r>
           </w:p>
@@ -5063,41 +6972,29 @@
               <w:pStyle w:val="Compact"/>
             </w:pPr>
             <w:r>
-              <w:rPr>
-                <w:b/>
-                <w:bCs/>
-              </w:rPr>
-              <w:t xml:space="preserve">0.629</w:t>
-            </w:r>
-          </w:p>
-        </w:tc>
-        <w:tc>
-          <w:tcPr/>
-          <w:p>
-            <w:pPr>
-              <w:pStyle w:val="Compact"/>
-            </w:pPr>
-            <w:r>
-              <w:rPr>
-                <w:b/>
-                <w:bCs/>
-              </w:rPr>
-              <w:t xml:space="preserve">1.282</w:t>
-            </w:r>
-          </w:p>
-        </w:tc>
-        <w:tc>
-          <w:tcPr/>
-          <w:p>
-            <w:pPr>
-              <w:pStyle w:val="Compact"/>
-            </w:pPr>
-            <w:r>
-              <w:rPr>
-                <w:b/>
-                <w:bCs/>
-              </w:rPr>
-              <w:t xml:space="preserve">1.655</w:t>
+              <w:t xml:space="preserve">0.630</w:t>
+            </w:r>
+          </w:p>
+        </w:tc>
+        <w:tc>
+          <w:tcPr/>
+          <w:p>
+            <w:pPr>
+              <w:pStyle w:val="Compact"/>
+            </w:pPr>
+            <w:r>
+              <w:t xml:space="preserve">1.289</w:t>
+            </w:r>
+          </w:p>
+        </w:tc>
+        <w:tc>
+          <w:tcPr/>
+          <w:p>
+            <w:pPr>
+              <w:pStyle w:val="Compact"/>
+            </w:pPr>
+            <w:r>
+              <w:t xml:space="preserve">1.656</w:t>
             </w:r>
           </w:p>
         </w:tc>
@@ -5132,40 +7029,40 @@
               <w:pStyle w:val="Compact"/>
             </w:pPr>
             <w:r>
-              <w:t xml:space="preserve">1.149</w:t>
-            </w:r>
-          </w:p>
-        </w:tc>
-        <w:tc>
-          <w:tcPr/>
-          <w:p>
-            <w:pPr>
-              <w:pStyle w:val="Compact"/>
-            </w:pPr>
-            <w:r>
-              <w:t xml:space="preserve">1.416</w:t>
-            </w:r>
-          </w:p>
-        </w:tc>
-        <w:tc>
-          <w:tcPr/>
-          <w:p>
-            <w:pPr>
-              <w:pStyle w:val="Compact"/>
-            </w:pPr>
-            <w:r>
-              <w:t xml:space="preserve">1.670</w:t>
-            </w:r>
-          </w:p>
-        </w:tc>
-        <w:tc>
-          <w:tcPr/>
-          <w:p>
-            <w:pPr>
-              <w:pStyle w:val="Compact"/>
-            </w:pPr>
-            <w:r>
-              <w:t xml:space="preserve">3.9×10⁻²⁰ *</w:t>
+              <w:t xml:space="preserve">1.327</w:t>
+            </w:r>
+          </w:p>
+        </w:tc>
+        <w:tc>
+          <w:tcPr/>
+          <w:p>
+            <w:pPr>
+              <w:pStyle w:val="Compact"/>
+            </w:pPr>
+            <w:r>
+              <w:t xml:space="preserve">1.528</w:t>
+            </w:r>
+          </w:p>
+        </w:tc>
+        <w:tc>
+          <w:tcPr/>
+          <w:p>
+            <w:pPr>
+              <w:pStyle w:val="Compact"/>
+            </w:pPr>
+            <w:r>
+              <w:t xml:space="preserve">1.699</w:t>
+            </w:r>
+          </w:p>
+        </w:tc>
+        <w:tc>
+          <w:tcPr/>
+          <w:p>
+            <w:pPr>
+              <w:pStyle w:val="Compact"/>
+            </w:pPr>
+            <w:r>
+              <w:t xml:space="preserve">2.2×10⁻²⁰ *</w:t>
             </w:r>
           </w:p>
         </w:tc>
@@ -5200,29 +7097,29 @@
               <w:pStyle w:val="Compact"/>
             </w:pPr>
             <w:r>
-              <w:t xml:space="preserve">1.345</w:t>
-            </w:r>
-          </w:p>
-        </w:tc>
-        <w:tc>
-          <w:tcPr/>
-          <w:p>
-            <w:pPr>
-              <w:pStyle w:val="Compact"/>
-            </w:pPr>
-            <w:r>
-              <w:t xml:space="preserve">1.690</w:t>
-            </w:r>
-          </w:p>
-        </w:tc>
-        <w:tc>
-          <w:tcPr/>
-          <w:p>
-            <w:pPr>
-              <w:pStyle w:val="Compact"/>
-            </w:pPr>
-            <w:r>
-              <w:t xml:space="preserve">1.0×10⁻¹⁶ *</w:t>
+              <w:t xml:space="preserve">1.343</w:t>
+            </w:r>
+          </w:p>
+        </w:tc>
+        <w:tc>
+          <w:tcPr/>
+          <w:p>
+            <w:pPr>
+              <w:pStyle w:val="Compact"/>
+            </w:pPr>
+            <w:r>
+              <w:t xml:space="preserve">1.699</w:t>
+            </w:r>
+          </w:p>
+        </w:tc>
+        <w:tc>
+          <w:tcPr/>
+          <w:p>
+            <w:pPr>
+              <w:pStyle w:val="Compact"/>
+            </w:pPr>
+            <w:r>
+              <w:t xml:space="preserve">9.5×10⁻¹⁸ *</w:t>
             </w:r>
           </w:p>
         </w:tc>
@@ -5246,40 +7143,40 @@
               <w:pStyle w:val="Compact"/>
             </w:pPr>
             <w:r>
-              <w:t xml:space="preserve">0.640</w:t>
-            </w:r>
-          </w:p>
-        </w:tc>
-        <w:tc>
-          <w:tcPr/>
-          <w:p>
-            <w:pPr>
-              <w:pStyle w:val="Compact"/>
-            </w:pPr>
-            <w:r>
-              <w:t xml:space="preserve">1.293</w:t>
-            </w:r>
-          </w:p>
-        </w:tc>
-        <w:tc>
-          <w:tcPr/>
-          <w:p>
-            <w:pPr>
-              <w:pStyle w:val="Compact"/>
-            </w:pPr>
-            <w:r>
-              <w:t xml:space="preserve">1.666</w:t>
-            </w:r>
-          </w:p>
-        </w:tc>
-        <w:tc>
-          <w:tcPr/>
-          <w:p>
-            <w:pPr>
-              <w:pStyle w:val="Compact"/>
-            </w:pPr>
-            <w:r>
-              <w:t xml:space="preserve">2.4×10⁻¹⁶ *</w:t>
+              <w:t xml:space="preserve">0.639</w:t>
+            </w:r>
+          </w:p>
+        </w:tc>
+        <w:tc>
+          <w:tcPr/>
+          <w:p>
+            <w:pPr>
+              <w:pStyle w:val="Compact"/>
+            </w:pPr>
+            <w:r>
+              <w:t xml:space="preserve">1.302</w:t>
+            </w:r>
+          </w:p>
+        </w:tc>
+        <w:tc>
+          <w:tcPr/>
+          <w:p>
+            <w:pPr>
+              <w:pStyle w:val="Compact"/>
+            </w:pPr>
+            <w:r>
+              <w:t xml:space="preserve">1.662</w:t>
+            </w:r>
+          </w:p>
+        </w:tc>
+        <w:tc>
+          <w:tcPr/>
+          <w:p>
+            <w:pPr>
+              <w:pStyle w:val="Compact"/>
+            </w:pPr>
+            <w:r>
+              <w:t xml:space="preserve">1.3×10⁻⁶ *</w:t>
             </w:r>
           </w:p>
         </w:tc>
@@ -5303,40 +7200,40 @@
               <w:pStyle w:val="Compact"/>
             </w:pPr>
             <w:r>
-              <w:t xml:space="preserve">0.635</w:t>
-            </w:r>
-          </w:p>
-        </w:tc>
-        <w:tc>
-          <w:tcPr/>
-          <w:p>
-            <w:pPr>
-              <w:pStyle w:val="Compact"/>
-            </w:pPr>
-            <w:r>
-              <w:t xml:space="preserve">1.286</w:t>
-            </w:r>
-          </w:p>
-        </w:tc>
-        <w:tc>
-          <w:tcPr/>
-          <w:p>
-            <w:pPr>
-              <w:pStyle w:val="Compact"/>
-            </w:pPr>
-            <w:r>
-              <w:t xml:space="preserve">1.659</w:t>
-            </w:r>
-          </w:p>
-        </w:tc>
-        <w:tc>
-          <w:tcPr/>
-          <w:p>
-            <w:pPr>
-              <w:pStyle w:val="Compact"/>
-            </w:pPr>
-            <w:r>
-              <w:t xml:space="preserve">1.1×10⁻⁵ *</w:t>
+              <w:t xml:space="preserve">0.642</w:t>
+            </w:r>
+          </w:p>
+        </w:tc>
+        <w:tc>
+          <w:tcPr/>
+          <w:p>
+            <w:pPr>
+              <w:pStyle w:val="Compact"/>
+            </w:pPr>
+            <w:r>
+              <w:t xml:space="preserve">1.294</w:t>
+            </w:r>
+          </w:p>
+        </w:tc>
+        <w:tc>
+          <w:tcPr/>
+          <w:p>
+            <w:pPr>
+              <w:pStyle w:val="Compact"/>
+            </w:pPr>
+            <w:r>
+              <w:t xml:space="preserve">1.658</w:t>
+            </w:r>
+          </w:p>
+        </w:tc>
+        <w:tc>
+          <w:tcPr/>
+          <w:p>
+            <w:pPr>
+              <w:pStyle w:val="Compact"/>
+            </w:pPr>
+            <w:r>
+              <w:t xml:space="preserve">0.23 (n.s.)</w:t>
             </w:r>
           </w:p>
         </w:tc>
@@ -5347,13 +7244,13 @@
         <w:pStyle w:val="BodyText"/>
       </w:pPr>
       <w:r>
-        <w:t xml:space="preserve">Removing the physics prior is catastrophic — RMSE nearly doubles at 1 day</w:t>
-      </w:r>
-      <w:r>
-        <w:t xml:space="preserve"> </w:t>
-      </w:r>
-      <w:r>
-        <w:t xml:space="preserve">(0.629 → 1.149) and the per-station difference is significant at p ≈ 4×10⁻²⁰ —</w:t>
+        <w:t xml:space="preserve">Removing the physics prior is catastrophic — RMSE more than doubles at 1 day</w:t>
+      </w:r>
+      <w:r>
+        <w:t xml:space="preserve"> </w:t>
+      </w:r>
+      <w:r>
+        <w:t xml:space="preserve">(0.630 → 1.327) and the per-station difference is significant at p ≈ 2×10⁻²⁰ —</w:t>
       </w:r>
       <w:r>
         <w:t xml:space="preserve"> </w:t>
@@ -5365,25 +7262,71 @@
         <w:t xml:space="preserve"> </w:t>
       </w:r>
       <w:r>
-        <w:t xml:space="preserve">(+0.104 / +0.063 / +0.035 at 1 / 3 / 7 d, p ≈ 1×10⁻¹⁶) and the router</w:t>
-      </w:r>
-      <w:r>
-        <w:t xml:space="preserve"> </w:t>
-      </w:r>
-      <w:r>
-        <w:t xml:space="preserve">(+0.011 / +0.011 / +0.011, p ≈ 2×10⁻¹⁶) both hurt significantly. Freezing the</w:t>
-      </w:r>
-      <w:r>
-        <w:t xml:space="preserve"> </w:t>
-      </w:r>
-      <w:r>
-        <w:t xml:space="preserve">dynamic-κ modulators (TR-fixedKappa) leaves accuracy essentially unchanged</w:t>
-      </w:r>
-      <w:r>
-        <w:t xml:space="preserve"> </w:t>
-      </w:r>
-      <w:r>
-        <w:t xml:space="preserve">(+0.006 / +0.004 / +0.004): although the paired test is</w:t>
+        <w:t xml:space="preserve">(+0.103 / +0.054 / +0.043 at 1 / 3 / 7 d, p ≈ 1×10⁻¹⁷) and the router</w:t>
+      </w:r>
+      <w:r>
+        <w:t xml:space="preserve"> </w:t>
+      </w:r>
+      <w:r>
+        <w:t xml:space="preserve">(+0.009 / +0.013 / +0.006, p ≈ 1×10⁻⁶) both hurt significantly. Freezing the</w:t>
+      </w:r>
+      <w:r>
+        <w:t xml:space="preserve"> </w:t>
+      </w:r>
+      <w:r>
+        <w:t xml:space="preserve">dynamic-κ modulators (TR-fixedKappa) leaves accuracy</w:t>
+      </w:r>
+      <w:r>
+        <w:t xml:space="preserve"> </w:t>
+      </w:r>
+      <w:r>
+        <w:rPr>
+          <w:b/>
+          <w:bCs/>
+        </w:rPr>
+        <w:t xml:space="preserve">statistically unchanged</w:t>
+      </w:r>
+      <w:r>
+        <w:t xml:space="preserve"> </w:t>
+      </w:r>
+      <w:r>
+        <w:t xml:space="preserve">(+0.012 / +0.005 / +0.002, paired p = 0.23, not significant): once the seed</w:t>
+      </w:r>
+      <w:r>
+        <w:t xml:space="preserve"> </w:t>
+      </w:r>
+      <w:r>
+        <w:t xml:space="preserve">budget is matched, the dynamic modulation is neither helpful nor harmful. The</w:t>
+      </w:r>
+      <w:r>
+        <w:t xml:space="preserve"> </w:t>
+      </w:r>
+      <w:r>
+        <w:t xml:space="preserve">honest reading is that the prior, experts and router contribute real accuracy</w:t>
+      </w:r>
+      <w:r>
+        <w:t xml:space="preserve"> </w:t>
+      </w:r>
+      <w:r>
+        <w:t xml:space="preserve">while the dynamic-κ modulation is interpretive overhead we do not claim as an</w:t>
+      </w:r>
+      <w:r>
+        <w:t xml:space="preserve"> </w:t>
+      </w:r>
+      <w:r>
+        <w:t xml:space="preserve">accuracy lever — retained only because freezing it does not improve accuracy</w:t>
+      </w:r>
+      <w:r>
+        <w:t xml:space="preserve"> </w:t>
+      </w:r>
+      <w:r>
+        <w:t xml:space="preserve">either (consistent with the §4.5 mechanism retraction). Unlike the 40-station</w:t>
+      </w:r>
+      <w:r>
+        <w:t xml:space="preserve"> </w:t>
+      </w:r>
+      <w:r>
+        <w:t xml:space="preserve">pilot — where fixed-κ was marginally</w:t>
       </w:r>
       <w:r>
         <w:t xml:space="preserve"> </w:t>
@@ -5393,71 +7336,13 @@
           <w:i/>
           <w:iCs/>
         </w:rPr>
-        <w:t xml:space="preserve">nominally</w:t>
-      </w:r>
-      <w:r>
-        <w:t xml:space="preserve"> </w:t>
-      </w:r>
-      <w:r>
-        <w:t xml:space="preserve">significant</w:t>
-      </w:r>
-      <w:r>
-        <w:t xml:space="preserve"> </w:t>
-      </w:r>
-      <w:r>
-        <w:t xml:space="preserve">(p ≈ 1×10⁻⁵) because the tiny differences are consistent in sign across stations,</w:t>
-      </w:r>
-      <w:r>
-        <w:t xml:space="preserve"> </w:t>
-      </w:r>
-      <w:r>
-        <w:t xml:space="preserve">the effect size is negligible — two orders of magnitude smaller than the prior,</w:t>
-      </w:r>
-      <w:r>
-        <w:t xml:space="preserve"> </w:t>
-      </w:r>
-      <w:r>
-        <w:t xml:space="preserve">MoE or router effects. The honest reading is that the prior, experts and router</w:t>
-      </w:r>
-      <w:r>
-        <w:t xml:space="preserve"> </w:t>
-      </w:r>
-      <w:r>
-        <w:t xml:space="preserve">contribute real accuracy while the dynamic-κ modulation is interpretive overhead,</w:t>
-      </w:r>
-      <w:r>
-        <w:t xml:space="preserve"> </w:t>
-      </w:r>
-      <w:r>
-        <w:t xml:space="preserve">retained only because freezing it does not improve accuracy either (consistent</w:t>
-      </w:r>
-      <w:r>
-        <w:t xml:space="preserve"> </w:t>
-      </w:r>
-      <w:r>
-        <w:t xml:space="preserve">with the §4.5 mechanism result). Note that unlike the 40-station pilot — where</w:t>
-      </w:r>
-      <w:r>
-        <w:t xml:space="preserve"> </w:t>
-      </w:r>
-      <w:r>
-        <w:t xml:space="preserve">fixed-κ was marginally</w:t>
-      </w:r>
-      <w:r>
-        <w:t xml:space="preserve"> </w:t>
-      </w:r>
-      <w:r>
-        <w:rPr>
-          <w:i/>
-          <w:iCs/>
-        </w:rPr>
         <w:t xml:space="preserve">better</w:t>
       </w:r>
       <w:r>
         <w:t xml:space="preserve"> </w:t>
       </w:r>
       <w:r>
-        <w:t xml:space="preserve">at 7 days — the sign is now consistently (if</w:t>
+        <w:t xml:space="preserve">at 7 days — the sign is now (if</w:t>
       </w:r>
       <w:r>
         <w:t xml:space="preserve"> </w:t>
@@ -5506,42 +7391,85 @@
         <w:t xml:space="preserve"> </w:t>
       </w:r>
       <w:r>
-        <w:t xml:space="preserve">large sample, the same model beats the strong baseline, transfers to unseen basins,</w:t>
-      </w:r>
-      <w:r>
-        <w:t xml:space="preserve"> </w:t>
-      </w:r>
-      <w:r>
-        <w:t xml:space="preserve">and delivers near-nominally-calibrated warnings. This argues against single-site</w:t>
-      </w:r>
-      <w:r>
-        <w:t xml:space="preserve"> </w:t>
-      </w:r>
-      <w:r>
-        <w:t xml:space="preserve">“state-of-the-art”</w:t>
-      </w:r>
-      <w:r>
-        <w:t xml:space="preserve"> </w:t>
-      </w:r>
-      <w:r>
-        <w:t xml:space="preserve">claims and for large-sample, transfer-tested evaluation as the</w:t>
-      </w:r>
-      <w:r>
-        <w:t xml:space="preserve"> </w:t>
-      </w:r>
-      <w:r>
-        <w:t xml:space="preserve">standard for this problem.</w:t>
-      </w:r>
-    </w:p>
-    <w:p>
-      <w:pPr>
-        <w:pStyle w:val="BodyText"/>
-      </w:pPr>
+        <w:t xml:space="preserve">large sample, the same model beats the</w:t>
+      </w:r>
+      <w:r>
+        <w:t xml:space="preserve"> </w:t>
+      </w:r>
+      <w:r>
+        <w:rPr>
+          <w:i/>
+          <w:iCs/>
+        </w:rPr>
+        <w:t xml:space="preserve">physics</w:t>
+      </w:r>
+      <w:r>
+        <w:t xml:space="preserve"> </w:t>
+      </w:r>
+      <w:r>
+        <w:t xml:space="preserve">baselines, transfers to unseen basins,</w:t>
+      </w:r>
+      <w:r>
+        <w:t xml:space="preserve"> </w:t>
+      </w:r>
+      <w:r>
+        <w:t xml:space="preserve">and delivers near-nominally-calibrated warnings — while being</w:t>
+      </w:r>
+      <w:r>
+        <w:t xml:space="preserve"> </w:t>
+      </w:r>
       <w:r>
         <w:rPr>
           <w:b/>
           <w:bCs/>
         </w:rPr>
+        <w:t xml:space="preserve">on par with, not</w:t>
+      </w:r>
+      <w:r>
+        <w:rPr>
+          <w:b/>
+          <w:bCs/>
+        </w:rPr>
+        <w:t xml:space="preserve"> </w:t>
+      </w:r>
+      <w:r>
+        <w:rPr>
+          <w:b/>
+          <w:bCs/>
+        </w:rPr>
+        <w:t xml:space="preserve">superior to, a strong gradient-boosting learner</w:t>
+      </w:r>
+      <w:r>
+        <w:t xml:space="preserve">. This argues against single-site</w:t>
+      </w:r>
+      <w:r>
+        <w:t xml:space="preserve"> </w:t>
+      </w:r>
+      <w:r>
+        <w:t xml:space="preserve">“state-of-the-art”</w:t>
+      </w:r>
+      <w:r>
+        <w:t xml:space="preserve"> </w:t>
+      </w:r>
+      <w:r>
+        <w:t xml:space="preserve">claims and for large-sample, transfer-tested evaluation as the</w:t>
+      </w:r>
+      <w:r>
+        <w:t xml:space="preserve"> </w:t>
+      </w:r>
+      <w:r>
+        <w:t xml:space="preserve">standard for this problem.</w:t>
+      </w:r>
+    </w:p>
+    <w:p>
+      <w:pPr>
+        <w:pStyle w:val="BodyText"/>
+      </w:pPr>
+      <w:r>
+        <w:rPr>
+          <w:b/>
+          <w:bCs/>
+        </w:rPr>
         <w:t xml:space="preserve">Limitations.</w:t>
       </w:r>
       <w:r>
@@ -5617,13 +7545,46 @@
         <w:t xml:space="preserve"> </w:t>
       </w:r>
       <w:r>
-        <w:t xml:space="preserve">result), and a strong gradient-boosting baseline (LightGBM) is competitive — slightly</w:t>
-      </w:r>
-      <w:r>
-        <w:t xml:space="preserve"> </w:t>
-      </w:r>
-      <w:r>
-        <w:t xml:space="preserve">better than ThermoRoute at 3–7 days — so we claim a robust improvement over the</w:t>
+        <w:t xml:space="preserve">result), and a strong gradient-boosting baseline (LightGBM) is</w:t>
+      </w:r>
+      <w:r>
+        <w:t xml:space="preserve"> </w:t>
+      </w:r>
+      <w:r>
+        <w:rPr>
+          <w:b/>
+          <w:bCs/>
+        </w:rPr>
+        <w:t xml:space="preserve">at least as</w:t>
+      </w:r>
+      <w:r>
+        <w:rPr>
+          <w:b/>
+          <w:bCs/>
+        </w:rPr>
+        <w:t xml:space="preserve"> </w:t>
+      </w:r>
+      <w:r>
+        <w:rPr>
+          <w:b/>
+          <w:bCs/>
+        </w:rPr>
+        <w:t xml:space="preserve">accurate as ThermoRoute</w:t>
+      </w:r>
+      <w:r>
+        <w:t xml:space="preserve">: significantly better at 1 day and statistically</w:t>
+      </w:r>
+      <w:r>
+        <w:t xml:space="preserve"> </w:t>
+      </w:r>
+      <w:r>
+        <w:t xml:space="preserve">indistinguishable at 3–7 days once the seed budget is matched (per-seed protocol,</w:t>
+      </w:r>
+      <w:r>
+        <w:t xml:space="preserve"> </w:t>
+      </w:r>
+      <w:r>
+        <w:t xml:space="preserve">§4.2). We therefore claim a robust improvement over the</w:t>
       </w:r>
       <w:r>
         <w:t xml:space="preserve"> </w:t>
@@ -5639,13 +7600,19 @@
         <w:t xml:space="preserve"> </w:t>
       </w:r>
       <w:r>
-        <w:t xml:space="preserve">baselines, not a new state of the art over all learners. We report five</w:t>
-      </w:r>
-      <w:r>
-        <w:t xml:space="preserve"> </w:t>
-      </w:r>
-      <w:r>
-        <w:t xml:space="preserve">seeds. The dynamic-κ thermal-memory modulation does</w:t>
+        <w:t xml:space="preserve">baselines and</w:t>
+      </w:r>
+      <w:r>
+        <w:t xml:space="preserve"> </w:t>
+      </w:r>
+      <w:r>
+        <w:t xml:space="preserve">calibrated, transferable uncertainty — not a new state of the art over all</w:t>
+      </w:r>
+      <w:r>
+        <w:t xml:space="preserve"> </w:t>
+      </w:r>
+      <w:r>
+        <w:t xml:space="preserve">learners. We report five seeds. The dynamic-κ thermal-memory modulation does</w:t>
       </w:r>
       <w:r>
         <w:t xml:space="preserve"> </w:t>
@@ -5661,25 +7628,25 @@
         <w:t xml:space="preserve"> </w:t>
       </w:r>
       <w:r>
-        <w:t xml:space="preserve">generalise: the</w:t>
-      </w:r>
-      <w:r>
-        <w:t xml:space="preserve"> </w:t>
-      </w:r>
-      <w:r>
-        <w:t xml:space="preserve">flow-dependence seen on three stations vanishes on the large sample, and freezing</w:t>
-      </w:r>
-      <w:r>
-        <w:t xml:space="preserve"> </w:t>
-      </w:r>
-      <w:r>
-        <w:t xml:space="preserve">κ’s modulators does not worsen RMSE, so we retract the mechanism claim and keep only</w:t>
-      </w:r>
-      <w:r>
-        <w:t xml:space="preserve"> </w:t>
-      </w:r>
-      <w:r>
-        <w:t xml:space="preserve">the router’s interpretable, horizon-dependent driver shares.</w:t>
+        <w:t xml:space="preserve">generalise: the flow-dependence seen on three stations vanishes on the</w:t>
+      </w:r>
+      <w:r>
+        <w:t xml:space="preserve"> </w:t>
+      </w:r>
+      <w:r>
+        <w:t xml:space="preserve">large sample (κ rises with flow at 0 % of stations), and freezing κ’s modulators</w:t>
+      </w:r>
+      <w:r>
+        <w:t xml:space="preserve"> </w:t>
+      </w:r>
+      <w:r>
+        <w:t xml:space="preserve">does not worsen RMSE, so we retract the mechanism claim and keep only the</w:t>
+      </w:r>
+      <w:r>
+        <w:t xml:space="preserve"> </w:t>
+      </w:r>
+      <w:r>
+        <w:t xml:space="preserve">router’s interpretable, horizon-dependent driver shares.</w:t>
       </w:r>
     </w:p>
     <w:p>
@@ -5860,7 +7827,7 @@
         <w:t xml:space="preserve"> </w:t>
       </w:r>
       <w:r>
-        <w:t xml:space="preserve">(1.339–1.343) is a learned-model echo of the parameter equifinality that motivated</w:t>
+        <w:t xml:space="preserve">(1.343–1.348) is a learned-model echo of the parameter equifinality that motivated</w:t>
       </w:r>
       <w:r>
         <w:t xml:space="preserve"> </w:t>
@@ -5984,7 +7951,19 @@
         <w:t xml:space="preserve"> </w:t>
       </w:r>
       <w:r>
-        <w:t xml:space="preserve">learner remains competitive at the longer leads.</w:t>
+        <w:t xml:space="preserve">learner is at least as accurate across leads — better at 1 day and statistically</w:t>
+      </w:r>
+      <w:r>
+        <w:t xml:space="preserve"> </w:t>
+      </w:r>
+      <w:r>
+        <w:t xml:space="preserve">on par at 3–7 days — so the claim is calibrated, transferable skill over the</w:t>
+      </w:r>
+      <w:r>
+        <w:t xml:space="preserve"> </w:t>
+      </w:r>
+      <w:r>
+        <w:t xml:space="preserve">physics baselines, not a new state of the art over all learners.</w:t>
       </w:r>
     </w:p>
     <w:bookmarkEnd w:id="38"/>

--- a/paper/ThermoRoute_paper.docx
+++ b/paper/ThermoRoute_paper.docx
@@ -4329,15 +4329,16 @@
         <w:tblLook w:firstRow="1" w:lastRow="0" w:firstColumn="0" w:lastColumn="0" w:noHBand="0" w:noVBand="0" w:val="0020"/>
       </w:tblPr>
       <w:tblGrid>
-        <w:gridCol w:w="879"/>
-        <w:gridCol w:w="879"/>
-        <w:gridCol w:w="879"/>
-        <w:gridCol w:w="879"/>
-        <w:gridCol w:w="879"/>
-        <w:gridCol w:w="879"/>
-        <w:gridCol w:w="879"/>
-        <w:gridCol w:w="879"/>
-        <w:gridCol w:w="879"/>
+        <w:gridCol w:w="792"/>
+        <w:gridCol w:w="792"/>
+        <w:gridCol w:w="792"/>
+        <w:gridCol w:w="792"/>
+        <w:gridCol w:w="792"/>
+        <w:gridCol w:w="792"/>
+        <w:gridCol w:w="792"/>
+        <w:gridCol w:w="792"/>
+        <w:gridCol w:w="792"/>
+        <w:gridCol w:w="792"/>
       </w:tblGrid>
       <w:tr>
         <w:trPr>
@@ -4394,7 +4395,18 @@
               <w:pStyle w:val="Compact"/>
             </w:pPr>
             <w:r>
-              <w:t xml:space="preserve">LightGBM</w:t>
+              <w:t xml:space="preserve">LightGBM (global)</w:t>
+            </w:r>
+          </w:p>
+        </w:tc>
+        <w:tc>
+          <w:tcPr/>
+          <w:p>
+            <w:pPr>
+              <w:pStyle w:val="Compact"/>
+            </w:pPr>
+            <w:r>
+              <w:t xml:space="preserve">LightGBM (per-station)</w:t>
             </w:r>
           </w:p>
         </w:tc>
@@ -4438,7 +4450,7 @@
               <w:pStyle w:val="Compact"/>
             </w:pPr>
             <w:r>
-              <w:t xml:space="preserve">win-rate vs damped</w:t>
+              <w:t xml:space="preserve">win vs damped</w:t>
             </w:r>
           </w:p>
         </w:tc>
@@ -4506,6 +4518,17 @@
               <w:pStyle w:val="Compact"/>
             </w:pPr>
             <w:r>
+              <w:t xml:space="preserve">0.632</w:t>
+            </w:r>
+          </w:p>
+        </w:tc>
+        <w:tc>
+          <w:tcPr/>
+          <w:p>
+            <w:pPr>
+              <w:pStyle w:val="Compact"/>
+            </w:pPr>
+            <w:r>
               <w:t xml:space="preserve">0.630</w:t>
             </w:r>
           </w:p>
@@ -4607,6 +4630,17 @@
               <w:pStyle w:val="Compact"/>
             </w:pPr>
             <w:r>
+              <w:t xml:space="preserve">1.324</w:t>
+            </w:r>
+          </w:p>
+        </w:tc>
+        <w:tc>
+          <w:tcPr/>
+          <w:p>
+            <w:pPr>
+              <w:pStyle w:val="Compact"/>
+            </w:pPr>
+            <w:r>
               <w:t xml:space="preserve">1.289</w:t>
             </w:r>
           </w:p>
@@ -4708,6 +4742,17 @@
               <w:pStyle w:val="Compact"/>
             </w:pPr>
             <w:r>
+              <w:t xml:space="preserve">1.750</w:t>
+            </w:r>
+          </w:p>
+        </w:tc>
+        <w:tc>
+          <w:tcPr/>
+          <w:p>
+            <w:pPr>
+              <w:pStyle w:val="Compact"/>
+            </w:pPr>
+            <w:r>
               <w:t xml:space="preserve">1.658</w:t>
             </w:r>
           </w:p>
@@ -4752,31 +4797,7 @@
         <w:pStyle w:val="BodyText"/>
       </w:pPr>
       <w:r>
-        <w:t xml:space="preserve">(Medians are not bolded because ThermoRoute and LightGBM are a statistical tie at</w:t>
-      </w:r>
-      <w:r>
-        <w:t xml:space="preserve"> </w:t>
-      </w:r>
-      <w:r>
-        <w:t xml:space="preserve">3–7 days and LightGBM leads at 1 day — see the paired tests below and</w:t>
-      </w:r>
-      <w:r>
-        <w:t xml:space="preserve"> </w:t>
-      </w:r>
-      <w:r>
-        <w:rPr>
-          <w:rStyle w:val="VerbatimChar"/>
-        </w:rPr>
-        <w:t xml:space="preserve">claim1_significance</w:t>
-      </w:r>
-      <w:r>
-        <w:t xml:space="preserve">; the sub-0.02 °C median gaps are not individually</w:t>
-      </w:r>
-      <w:r>
-        <w:t xml:space="preserve"> </w:t>
-      </w:r>
-      <w:r>
-        <w:t xml:space="preserve">meaningful. air2stream here is the fair</w:t>
+        <w:t xml:space="preserve">(Medians are not bolded because ThermoRoute and the</w:t>
       </w:r>
       <w:r>
         <w:t xml:space="preserve"> </w:t>
@@ -4786,6 +4807,108 @@
           <w:i/>
           <w:iCs/>
         </w:rPr>
+        <w:t xml:space="preserve">global</w:t>
+      </w:r>
+      <w:r>
+        <w:t xml:space="preserve"> </w:t>
+      </w:r>
+      <w:r>
+        <w:t xml:space="preserve">LightGBM are a</w:t>
+      </w:r>
+      <w:r>
+        <w:t xml:space="preserve"> </w:t>
+      </w:r>
+      <w:r>
+        <w:t xml:space="preserve">statistical tie at 3–7 days and LightGBM leads at 1 day — see the paired tests</w:t>
+      </w:r>
+      <w:r>
+        <w:t xml:space="preserve"> </w:t>
+      </w:r>
+      <w:r>
+        <w:t xml:space="preserve">below and</w:t>
+      </w:r>
+      <w:r>
+        <w:t xml:space="preserve"> </w:t>
+      </w:r>
+      <w:r>
+        <w:rPr>
+          <w:rStyle w:val="VerbatimChar"/>
+        </w:rPr>
+        <w:t xml:space="preserve">claim1_significance</w:t>
+      </w:r>
+      <w:r>
+        <w:t xml:space="preserve">; the sub-0.02 °C median gaps are not individually</w:t>
+      </w:r>
+      <w:r>
+        <w:t xml:space="preserve"> </w:t>
+      </w:r>
+      <w:r>
+        <w:t xml:space="preserve">meaningful. We report</w:t>
+      </w:r>
+      <w:r>
+        <w:t xml:space="preserve"> </w:t>
+      </w:r>
+      <w:r>
+        <w:rPr>
+          <w:b/>
+          <w:bCs/>
+        </w:rPr>
+        <w:t xml:space="preserve">both</w:t>
+      </w:r>
+      <w:r>
+        <w:t xml:space="preserve"> </w:t>
+      </w:r>
+      <w:r>
+        <w:t xml:space="preserve">LightGBM configurations: the global model is the</w:t>
+      </w:r>
+      <w:r>
+        <w:t xml:space="preserve"> </w:t>
+      </w:r>
+      <w:r>
+        <w:t xml:space="preserve">stronger of the two on this panel — a</w:t>
+      </w:r>
+      <w:r>
+        <w:t xml:space="preserve"> </w:t>
+      </w:r>
+      <w:r>
+        <w:rPr>
+          <w:i/>
+          <w:iCs/>
+        </w:rPr>
+        <w:t xml:space="preserve">per-station</w:t>
+      </w:r>
+      <w:r>
+        <w:t xml:space="preserve"> </w:t>
+      </w:r>
+      <w:r>
+        <w:t xml:space="preserve">LightGBM over-fits the</w:t>
+      </w:r>
+      <w:r>
+        <w:t xml:space="preserve"> </w:t>
+      </w:r>
+      <w:r>
+        <w:t xml:space="preserve">limited per-gage record and is worse at 3–7 days (1.324 / 1.750) than both the</w:t>
+      </w:r>
+      <w:r>
+        <w:t xml:space="preserve"> </w:t>
+      </w:r>
+      <w:r>
+        <w:t xml:space="preserve">global model and ThermoRoute — so the parity comparison is against the stronger,</w:t>
+      </w:r>
+      <w:r>
+        <w:t xml:space="preserve"> </w:t>
+      </w:r>
+      <w:r>
+        <w:t xml:space="preserve">global LightGBM. air2stream is the fair</w:t>
+      </w:r>
+      <w:r>
+        <w:t xml:space="preserve"> </w:t>
+      </w:r>
+      <w:r>
+        <w:rPr>
+          <w:i/>
+          <w:iCs/>
+        </w:rPr>
         <w:t xml:space="preserve">variant</w:t>
       </w:r>
       <w:r>
@@ -4798,13 +4921,7 @@
         <w:t xml:space="preserve"> </w:t>
       </w:r>
       <w:r>
-        <w:t xml:space="preserve">observed-target days and forecast with the observed air temperature driving the</w:t>
-      </w:r>
-      <w:r>
-        <w:t xml:space="preserve"> </w:t>
-      </w:r>
-      <w:r>
-        <w:t xml:space="preserve">first step.)</w:t>
+        <w:t xml:space="preserve">observed-target days with the observed air temperature driving the first step.)</w:t>
       </w:r>
     </w:p>
     <w:p>

--- a/paper/ThermoRoute_paper.docx
+++ b/paper/ThermoRoute_paper.docx
@@ -36,7 +36,7 @@
         </w:p>
       </w:sdtContent>
     </w:sdt>
-    <w:bookmarkStart w:id="46" w:name="Xbc3e137584cc9a32fb58fc0f4459c6a416f05c5"/>
+    <w:bookmarkStart w:id="52" w:name="Xbc3e137584cc9a32fb58fc0f4459c6a416f05c5"/>
     <w:p>
       <w:pPr>
         <w:pStyle w:val="Heading1"/>
@@ -661,73 +661,165 @@
         <w:t xml:space="preserve"> </w:t>
       </w:r>
       <w:r>
-        <w:t xml:space="preserve">better at 1 day, tied at 3 days, ThermoRoute better at 7 days, p = 1×10⁻³).</w:t>
-      </w:r>
-      <w:r>
-        <w:t xml:space="preserve"> </w:t>
-      </w:r>
-      <w:r>
-        <w:t xml:space="preserve">ThermoRoute matches the strong learner in point accuracy while additionally</w:t>
-      </w:r>
-      <w:r>
-        <w:t xml:space="preserve"> </w:t>
-      </w:r>
-      <w:r>
-        <w:t xml:space="preserve">providing calibrated intervals, a bounded-degradation guarantee (it is provably</w:t>
-      </w:r>
-      <w:r>
-        <w:t xml:space="preserve"> </w:t>
-      </w:r>
-      <w:r>
-        <w:t xml:space="preserve">never worse than damped persistence by more than δ °C on any station), and</w:t>
-      </w:r>
-      <w:r>
-        <w:t xml:space="preserve"> </w:t>
-      </w:r>
-      <w:r>
-        <w:t xml:space="preserve">interpretable drivers. After conformal calibration on the 2018 hold-out year, its</w:t>
-      </w:r>
-      <w:r>
-        <w:t xml:space="preserve"> </w:t>
-      </w:r>
-      <w:r>
-        <w:t xml:space="preserve">90 % intervals are empirically near-nominal (PICP 0.90 ± 0.01 on the test years).</w:t>
-      </w:r>
-      <w:r>
-        <w:t xml:space="preserve"> </w:t>
-      </w:r>
-      <w:r>
-        <w:t xml:space="preserve">On a generic cost–loss decision model, the calibrated probabilistic warning</w:t>
-      </w:r>
-      <w:r>
-        <w:t xml:space="preserve"> </w:t>
-      </w:r>
-      <w:r>
-        <w:t xml:space="preserve">captures more relative economic value than a deterministic persistence warning</w:t>
-      </w:r>
-      <w:r>
-        <w:t xml:space="preserve"> </w:t>
-      </w:r>
-      <w:r>
-        <w:t xml:space="preserve">across most cost–loss ratios; we treat this as a methodological illustration</w:t>
-      </w:r>
-      <w:r>
-        <w:t xml:space="preserve"> </w:t>
-      </w:r>
-      <w:r>
-        <w:t xml:space="preserve">rather than a demonstrated management advantage, because the cost–loss model is</w:t>
-      </w:r>
-      <w:r>
-        <w:t xml:space="preserve"> </w:t>
-      </w:r>
-      <w:r>
-        <w:t xml:space="preserve">generic and the high-temperature threshold is a statistical (train q90) rather</w:t>
-      </w:r>
-      <w:r>
-        <w:t xml:space="preserve"> </w:t>
-      </w:r>
-      <w:r>
-        <w:t xml:space="preserve">than ecological cut-off. We deliberately report negative results in full — no</w:t>
+        <w:t xml:space="preserve">better at 1 day, tied at 3 days, ThermoRoute better at 7 days, p = 1×10⁻³). Against</w:t>
+      </w:r>
+      <w:r>
+        <w:t xml:space="preserve"> </w:t>
+      </w:r>
+      <w:r>
+        <w:t xml:space="preserve">the field-standard deep baseline — a top-down global LSTM — ThermoRoute is more</w:t>
+      </w:r>
+      <w:r>
+        <w:t xml:space="preserve"> </w:t>
+      </w:r>
+      <w:r>
+        <w:t xml:space="preserve">accurate at every lead, in-sample and out-of-region (p ≤ 5×10⁻¹⁶), consistent with</w:t>
+      </w:r>
+      <w:r>
+        <w:t xml:space="preserve"> </w:t>
+      </w:r>
+      <w:r>
+        <w:t xml:space="preserve">the repeated finding that gradient boosting matches or beats deep sequence models on</w:t>
+      </w:r>
+      <w:r>
+        <w:t xml:space="preserve"> </w:t>
+      </w:r>
+      <w:r>
+        <w:t xml:space="preserve">strongly-autocorrelated daily hydrology. ThermoRoute thus matches the strongest</w:t>
+      </w:r>
+      <w:r>
+        <w:t xml:space="preserve"> </w:t>
+      </w:r>
+      <w:r>
+        <w:t xml:space="preserve">learner in point accuracy while adding three things a pure or hybrid learner does</w:t>
+      </w:r>
+      <w:r>
+        <w:t xml:space="preserve"> </w:t>
+      </w:r>
+      <w:r>
+        <w:t xml:space="preserve">not provide: (i) a</w:t>
+      </w:r>
+      <w:r>
+        <w:t xml:space="preserve"> </w:t>
+      </w:r>
+      <w:r>
+        <w:rPr>
+          <w:b/>
+          <w:bCs/>
+        </w:rPr>
+        <w:t xml:space="preserve">bounded-degradation guarantee</w:t>
+      </w:r>
+      <w:r>
+        <w:t xml:space="preserve"> </w:t>
+      </w:r>
+      <w:r>
+        <w:t xml:space="preserve">— because its residual is</w:t>
+      </w:r>
+      <w:r>
+        <w:t xml:space="preserve"> </w:t>
+      </w:r>
+      <w:r>
+        <w:rPr>
+          <w:rStyle w:val="VerbatimChar"/>
+        </w:rPr>
+        <w:t xml:space="preserve">tanh</w:t>
+      </w:r>
+      <w:r>
+        <w:t xml:space="preserve">-bounded to ±δ around the physics prior, RMSE is provably never worse than the</w:t>
+      </w:r>
+      <w:r>
+        <w:t xml:space="preserve"> </w:t>
+      </w:r>
+      <w:r>
+        <w:t xml:space="preserve">prior by more than δ °C on any station; we verify this holds on 100 % of blind-test</w:t>
+      </w:r>
+      <w:r>
+        <w:t xml:space="preserve"> </w:t>
+      </w:r>
+      <w:r>
+        <w:t xml:space="preserve">predictions and that the floor survives 358 km of spatial extrapolation (it still</w:t>
+      </w:r>
+      <w:r>
+        <w:t xml:space="preserve"> </w:t>
+      </w:r>
+      <w:r>
+        <w:t xml:space="preserve">beats persistence at 91 % of held-out-region station×horizon cells); (ii)</w:t>
+      </w:r>
+      <w:r>
+        <w:t xml:space="preserve"> </w:t>
+      </w:r>
+      <w:r>
+        <w:rPr>
+          <w:b/>
+          <w:bCs/>
+        </w:rPr>
+        <w:t xml:space="preserve">distribution-free calibrated uncertainty</w:t>
+      </w:r>
+      <w:r>
+        <w:t xml:space="preserve"> </w:t>
+      </w:r>
+      <w:r>
+        <w:t xml:space="preserve">— after conformal calibration on the</w:t>
+      </w:r>
+      <w:r>
+        <w:t xml:space="preserve"> </w:t>
+      </w:r>
+      <w:r>
+        <w:t xml:space="preserve">2018 hold-out year its 90 % intervals are empirically near-nominal (PICP 0.90 ± 0.01)</w:t>
+      </w:r>
+      <w:r>
+        <w:t xml:space="preserve"> </w:t>
+      </w:r>
+      <w:r>
+        <w:t xml:space="preserve">and its exceedance warning is the best-calibrated of the three (Brier skill</w:t>
+      </w:r>
+      <w:r>
+        <w:t xml:space="preserve"> </w:t>
+      </w:r>
+      <w:r>
+        <w:t xml:space="preserve">+0.74 / +0.60 / +0.51; highest AUROC); and (iii) interpretable variable–lag drivers.</w:t>
+      </w:r>
+      <w:r>
+        <w:t xml:space="preserve"> </w:t>
+      </w:r>
+      <w:r>
+        <w:t xml:space="preserve">On a generic cost–loss decision model, the calibrated warning has the highest</w:t>
+      </w:r>
+      <w:r>
+        <w:t xml:space="preserve"> </w:t>
+      </w:r>
+      <w:r>
+        <w:t xml:space="preserve">relative economic value across the operationally relevant (cheap-protection) range</w:t>
+      </w:r>
+      <w:r>
+        <w:t xml:space="preserve"> </w:t>
+      </w:r>
+      <w:r>
+        <w:t xml:space="preserve">of cost–loss ratios, illustrating that the RMSE tie with the strong learner does not</w:t>
+      </w:r>
+      <w:r>
+        <w:t xml:space="preserve"> </w:t>
+      </w:r>
+      <w:r>
+        <w:t xml:space="preserve">carry to a value tie; we frame this as a decision-relevance result rather than a</w:t>
+      </w:r>
+      <w:r>
+        <w:t xml:space="preserve"> </w:t>
+      </w:r>
+      <w:r>
+        <w:t xml:space="preserve">demonstrated management advantage, because the cost–loss model is generic and the</w:t>
+      </w:r>
+      <w:r>
+        <w:t xml:space="preserve"> </w:t>
+      </w:r>
+      <w:r>
+        <w:t xml:space="preserve">high-temperature threshold is a statistical (train q90) rather than ecological</w:t>
+      </w:r>
+      <w:r>
+        <w:t xml:space="preserve"> </w:t>
+      </w:r>
+      <w:r>
+        <w:t xml:space="preserve">cut-off. We deliberately report negative results in full — no</w:t>
       </w:r>
       <w:r>
         <w:t xml:space="preserve"> </w:t>
@@ -1389,19 +1481,47 @@
         <w:t xml:space="preserve"> </w:t>
       </w:r>
       <w:r>
-        <w:t xml:space="preserve">neural residual is guaranteed not to degrade the prior by more than</w:t>
-      </w:r>
-      <w:r>
-        <w:t xml:space="preserve"> </w:t>
-      </w:r>
-      <w:r>
-        <w:t xml:space="preserve">δ °C — so the strong baseline is a floor, not a hope. (We initially framed the</w:t>
-      </w:r>
-      <w:r>
-        <w:t xml:space="preserve"> </w:t>
-      </w:r>
-      <w:r>
-        <w:t xml:space="preserve">prior’s flow-/season-modulated relaxation rate as a</w:t>
+        <w:t xml:space="preserve">neural residual gives a per-station worst-case deployment floor —</w:t>
+      </w:r>
+      <w:r>
+        <w:t xml:space="preserve"> </w:t>
+      </w:r>
+      <w:r>
+        <w:t xml:space="preserve">RMSE never worse than the prior by more than δ °C — that we</w:t>
+      </w:r>
+      <w:r>
+        <w:t xml:space="preserve"> </w:t>
+      </w:r>
+      <w:r>
+        <w:rPr>
+          <w:b/>
+          <w:bCs/>
+        </w:rPr>
+        <w:t xml:space="preserve">verify empirically</w:t>
+      </w:r>
+      <w:r>
+        <w:t xml:space="preserve"> </w:t>
+      </w:r>
+      <w:r>
+        <w:t xml:space="preserve">holds on 100 % of blind-test predictions and survives 358 km of spatial</w:t>
+      </w:r>
+      <w:r>
+        <w:t xml:space="preserve"> </w:t>
+      </w:r>
+      <w:r>
+        <w:t xml:space="preserve">extrapolation, a guarantee neither a GBDT, an LSTM, nor a differentiable-hybrid</w:t>
+      </w:r>
+      <w:r>
+        <w:t xml:space="preserve"> </w:t>
+      </w:r>
+      <w:r>
+        <w:t xml:space="preserve">model states. (We initially framed the prior’s flow-/season-modulated relaxation</w:t>
+      </w:r>
+      <w:r>
+        <w:t xml:space="preserve"> </w:t>
+      </w:r>
+      <w:r>
+        <w:t xml:space="preserve">rate as a</w:t>
       </w:r>
       <w:r>
         <w:t xml:space="preserve"> </w:t>
@@ -1410,13 +1530,7 @@
         <w:t xml:space="preserve">“dynamic thermal memory”</w:t>
       </w:r>
       <w:r>
-        <w:t xml:space="preserve">;</w:t>
-      </w:r>
-      <w:r>
-        <w:t xml:space="preserve"> </w:t>
-      </w:r>
-      <w:r>
-        <w:t xml:space="preserve">§4.5 reports that this mechanism does</w:t>
+        <w:t xml:space="preserve">; §4.5 reports that this mechanism does</w:t>
       </w:r>
       <w:r>
         <w:t xml:space="preserve"> </w:t>
@@ -1432,13 +1546,13 @@
         <w:t xml:space="preserve"> </w:t>
       </w:r>
       <w:r>
-        <w:t xml:space="preserve">generalise, and we retain the prior</w:t>
-      </w:r>
-      <w:r>
-        <w:t xml:space="preserve"> </w:t>
-      </w:r>
-      <w:r>
-        <w:t xml:space="preserve">only as a calibrated, damped-persistence-anchored regulariser.)</w:t>
+        <w:t xml:space="preserve">generalise, and we retain the prior only as a calibrated,</w:t>
+      </w:r>
+      <w:r>
+        <w:t xml:space="preserve"> </w:t>
+      </w:r>
+      <w:r>
+        <w:t xml:space="preserve">damped-persistence-anchored regulariser.)</w:t>
       </w:r>
     </w:p>
     <w:p>
@@ -1512,19 +1626,73 @@
         <w:t xml:space="preserve"> </w:t>
       </w:r>
       <w:r>
-        <w:t xml:space="preserve">(114 contributing the blind test), leave-group-out generalisation to unseen</w:t>
-      </w:r>
-      <w:r>
-        <w:t xml:space="preserve"> </w:t>
-      </w:r>
-      <w:r>
-        <w:t xml:space="preserve">basins, and a unified point + probabilistic + event + decision-value</w:t>
-      </w:r>
-      <w:r>
-        <w:t xml:space="preserve"> </w:t>
-      </w:r>
-      <w:r>
-        <w:t xml:space="preserve">assessment.</w:t>
+        <w:t xml:space="preserve">(114 contributing the blind test), the full temporal / unseen-station /</w:t>
+      </w:r>
+      <w:r>
+        <w:t xml:space="preserve"> </w:t>
+      </w:r>
+      <w:r>
+        <w:t xml:space="preserve">ungaged-region (TUURT) transfer triad the review prescribes, benchmarked against</w:t>
+      </w:r>
+      <w:r>
+        <w:t xml:space="preserve"> </w:t>
+      </w:r>
+      <w:r>
+        <w:t xml:space="preserve">persistence, damped persistence, an air2stream</w:t>
+      </w:r>
+      <w:r>
+        <w:t xml:space="preserve"> </w:t>
+      </w:r>
+      <w:r>
+        <w:rPr>
+          <w:i/>
+          <w:iCs/>
+        </w:rPr>
+        <w:t xml:space="preserve">variant</w:t>
+      </w:r>
+      <w:r>
+        <w:t xml:space="preserve">, a global</w:t>
+      </w:r>
+      <w:r>
+        <w:t xml:space="preserve"> </w:t>
+      </w:r>
+      <w:r>
+        <w:rPr>
+          <w:b/>
+          <w:bCs/>
+        </w:rPr>
+        <w:t xml:space="preserve">and</w:t>
+      </w:r>
+      <w:r>
+        <w:t xml:space="preserve"> </w:t>
+      </w:r>
+      <w:r>
+        <w:t xml:space="preserve">per-station LightGBM, and a top-down global</w:t>
+      </w:r>
+      <w:r>
+        <w:t xml:space="preserve"> </w:t>
+      </w:r>
+      <w:r>
+        <w:rPr>
+          <w:b/>
+          <w:bCs/>
+        </w:rPr>
+        <w:t xml:space="preserve">LSTM</w:t>
+      </w:r>
+      <w:r>
+        <w:t xml:space="preserve">, under a unified multi-metric</w:t>
+      </w:r>
+      <w:r>
+        <w:t xml:space="preserve"> </w:t>
+      </w:r>
+      <w:r>
+        <w:t xml:space="preserve">point + probabilistic (PICP, CRPS, reliability) + exceedance (Brier, AUROC) +</w:t>
+      </w:r>
+      <w:r>
+        <w:t xml:space="preserve"> </w:t>
+      </w:r>
+      <w:r>
+        <w:t xml:space="preserve">cost–loss decision-value assessment.</w:t>
       </w:r>
     </w:p>
     <w:p>
@@ -3745,7 +3913,7 @@
         <w:t xml:space="preserve"> </w:t>
       </w:r>
       <w:r>
-        <w:t xml:space="preserve">(point + quantile + exceedance); and, on the large sample, an</w:t>
+        <w:t xml:space="preserve">(point + quantile + exceedance); a</w:t>
       </w:r>
       <w:r>
         <w:t xml:space="preserve"> </w:t>
@@ -3755,20 +3923,66 @@
           <w:b/>
           <w:bCs/>
         </w:rPr>
-        <w:t xml:space="preserve">air2stream-style</w:t>
+        <w:t xml:space="preserve">top-down global LSTM</w:t>
+      </w:r>
+      <w:r>
+        <w:t xml:space="preserve"> </w:t>
+      </w:r>
+      <w:r>
+        <w:t xml:space="preserve">— the field-standard</w:t>
+      </w:r>
+      <w:r>
+        <w:t xml:space="preserve"> </w:t>
+      </w:r>
+      <w:r>
+        <w:t xml:space="preserve">deep sequence baseline (Rahmani et al., 2021; Willard et al., 2024): a</w:t>
+      </w:r>
+      <w:r>
+        <w:t xml:space="preserve"> </w:t>
+      </w:r>
+      <w:r>
+        <w:t xml:space="preserve">station-agnostic 1-layer, 64-unit LSTM over a 14-day context, persistence-anchored</w:t>
+      </w:r>
+      <w:r>
+        <w:t xml:space="preserve"> </w:t>
+      </w:r>
+      <w:r>
+        <w:t xml:space="preserve">(it predicts the multi-day increment), trained under the identical Track-H splits</w:t>
+      </w:r>
+      <w:r>
+        <w:t xml:space="preserve"> </w:t>
+      </w:r>
+      <w:r>
+        <w:t xml:space="preserve">and composite loss so any gap to ThermoRoute is the physics prior and bounded</w:t>
+      </w:r>
+      <w:r>
+        <w:t xml:space="preserve"> </w:t>
+      </w:r>
+      <w:r>
+        <w:t xml:space="preserve">residual, not the training recipe; and, on the large sample, an</w:t>
+      </w:r>
+      <w:r>
+        <w:t xml:space="preserve"> </w:t>
       </w:r>
       <w:r>
         <w:rPr>
           <w:b/>
           <w:bCs/>
         </w:rPr>
-        <w:t xml:space="preserve"> </w:t>
+        <w:t xml:space="preserve">air2stream-style</w:t>
       </w:r>
       <w:r>
         <w:rPr>
           <w:b/>
           <w:bCs/>
         </w:rPr>
+        <w:t xml:space="preserve"> </w:t>
+      </w:r>
+      <w:r>
+        <w:rPr>
+          <w:b/>
+          <w:bCs/>
+        </w:rPr>
         <w:t xml:space="preserve">eight-parameter hybrid model</w:t>
       </w:r>
       <w:r>
@@ -3953,7 +4167,7 @@
     </w:p>
     <w:bookmarkEnd w:id="16"/>
     <w:bookmarkEnd w:id="17"/>
-    <w:bookmarkStart w:id="36" w:name="results"/>
+    <w:bookmarkStart w:id="42" w:name="results"/>
     <w:p>
       <w:pPr>
         <w:pStyle w:val="Heading2"/>
@@ -4329,16 +4543,17 @@
         <w:tblLook w:firstRow="1" w:lastRow="0" w:firstColumn="0" w:lastColumn="0" w:noHBand="0" w:noVBand="0" w:val="0020"/>
       </w:tblPr>
       <w:tblGrid>
-        <w:gridCol w:w="792"/>
-        <w:gridCol w:w="792"/>
-        <w:gridCol w:w="792"/>
-        <w:gridCol w:w="792"/>
-        <w:gridCol w:w="792"/>
-        <w:gridCol w:w="792"/>
-        <w:gridCol w:w="792"/>
-        <w:gridCol w:w="792"/>
-        <w:gridCol w:w="792"/>
-        <w:gridCol w:w="792"/>
+        <w:gridCol w:w="719"/>
+        <w:gridCol w:w="719"/>
+        <w:gridCol w:w="719"/>
+        <w:gridCol w:w="719"/>
+        <w:gridCol w:w="719"/>
+        <w:gridCol w:w="719"/>
+        <w:gridCol w:w="719"/>
+        <w:gridCol w:w="719"/>
+        <w:gridCol w:w="719"/>
+        <w:gridCol w:w="719"/>
+        <w:gridCol w:w="719"/>
       </w:tblGrid>
       <w:tr>
         <w:trPr>
@@ -4395,6 +4610,17 @@
               <w:pStyle w:val="Compact"/>
             </w:pPr>
             <w:r>
+              <w:t xml:space="preserve">LSTM</w:t>
+            </w:r>
+          </w:p>
+        </w:tc>
+        <w:tc>
+          <w:tcPr/>
+          <w:p>
+            <w:pPr>
+              <w:pStyle w:val="Compact"/>
+            </w:pPr>
+            <w:r>
               <w:t xml:space="preserve">LightGBM (global)</w:t>
             </w:r>
           </w:p>
@@ -4507,6 +4733,17 @@
               <w:pStyle w:val="Compact"/>
             </w:pPr>
             <w:r>
+              <w:t xml:space="preserve">0.653</w:t>
+            </w:r>
+          </w:p>
+        </w:tc>
+        <w:tc>
+          <w:tcPr/>
+          <w:p>
+            <w:pPr>
+              <w:pStyle w:val="Compact"/>
+            </w:pPr>
+            <w:r>
               <w:t xml:space="preserve">0.620</w:t>
             </w:r>
           </w:p>
@@ -4619,6 +4856,17 @@
               <w:pStyle w:val="Compact"/>
             </w:pPr>
             <w:r>
+              <w:t xml:space="preserve">1.362</w:t>
+            </w:r>
+          </w:p>
+        </w:tc>
+        <w:tc>
+          <w:tcPr/>
+          <w:p>
+            <w:pPr>
+              <w:pStyle w:val="Compact"/>
+            </w:pPr>
+            <w:r>
               <w:t xml:space="preserve">1.300</w:t>
             </w:r>
           </w:p>
@@ -4731,6 +4979,17 @@
               <w:pStyle w:val="Compact"/>
             </w:pPr>
             <w:r>
+              <w:t xml:space="preserve">1.803</w:t>
+            </w:r>
+          </w:p>
+        </w:tc>
+        <w:tc>
+          <w:tcPr/>
+          <w:p>
+            <w:pPr>
+              <w:pStyle w:val="Compact"/>
+            </w:pPr>
+            <w:r>
               <w:t xml:space="preserve">1.669</w:t>
             </w:r>
           </w:p>
@@ -4899,7 +5158,65 @@
         <w:t xml:space="preserve"> </w:t>
       </w:r>
       <w:r>
-        <w:t xml:space="preserve">global LightGBM. air2stream is the fair</w:t>
+        <w:t xml:space="preserve">global LightGBM. The</w:t>
+      </w:r>
+      <w:r>
+        <w:t xml:space="preserve"> </w:t>
+      </w:r>
+      <w:r>
+        <w:rPr>
+          <w:b/>
+          <w:bCs/>
+        </w:rPr>
+        <w:t xml:space="preserve">top-down global LSTM</w:t>
+      </w:r>
+      <w:r>
+        <w:t xml:space="preserve"> </w:t>
+      </w:r>
+      <w:r>
+        <w:t xml:space="preserve">(0.653 / 1.362 / 1.803; in the</w:t>
+      </w:r>
+      <w:r>
+        <w:t xml:space="preserve"> </w:t>
+      </w:r>
+      <w:r>
+        <w:t xml:space="preserve">published daily-SWT LSTM band, Zwart et al. 2023) is a credible deep baseline that</w:t>
+      </w:r>
+      <w:r>
+        <w:t xml:space="preserve"> </w:t>
+      </w:r>
+      <w:r>
+        <w:t xml:space="preserve">beats persistence at every lead but sits behind both the global LightGBM and</w:t>
+      </w:r>
+      <w:r>
+        <w:t xml:space="preserve"> </w:t>
+      </w:r>
+      <w:r>
+        <w:t xml:space="preserve">ThermoRoute — consistent with the repeated finding that gradient boosting matches</w:t>
+      </w:r>
+      <w:r>
+        <w:t xml:space="preserve"> </w:t>
+      </w:r>
+      <w:r>
+        <w:t xml:space="preserve">or beats deep sequence models on strongly-autocorrelated tabular hydrology (Feigl</w:t>
+      </w:r>
+      <w:r>
+        <w:t xml:space="preserve"> </w:t>
+      </w:r>
+      <w:r>
+        <w:t xml:space="preserve">et al. 2021; Grinsztajn et al. 2022). ThermoRoute is more accurate than the LSTM at</w:t>
+      </w:r>
+      <w:r>
+        <w:t xml:space="preserve"> </w:t>
+      </w:r>
+      <w:r>
+        <w:t xml:space="preserve">every lead (per-station Wilcoxon p ≤ 5×10⁻¹⁶; better at 88 / 93 / 91 % of stations).</w:t>
+      </w:r>
+      <w:r>
+        <w:t xml:space="preserve"> </w:t>
+      </w:r>
+      <w:r>
+        <w:t xml:space="preserve">air2stream is the fair</w:t>
       </w:r>
       <w:r>
         <w:t xml:space="preserve"> </w:t>
@@ -4915,13 +5232,13 @@
         <w:t xml:space="preserve"> </w:t>
       </w:r>
       <w:r>
-        <w:t xml:space="preserve">of §3.5, calibrated on</w:t>
-      </w:r>
-      <w:r>
-        <w:t xml:space="preserve"> </w:t>
-      </w:r>
-      <w:r>
-        <w:t xml:space="preserve">observed-target days with the observed air temperature driving the first step.)</w:t>
+        <w:t xml:space="preserve">of §3.5, calibrated on observed-target days with</w:t>
+      </w:r>
+      <w:r>
+        <w:t xml:space="preserve"> </w:t>
+      </w:r>
+      <w:r>
+        <w:t xml:space="preserve">the observed air temperature driving the first step.)</w:t>
       </w:r>
     </w:p>
     <w:p>
@@ -5760,12 +6077,13 @@
         <w:tblLook w:firstRow="1" w:lastRow="0" w:firstColumn="0" w:lastColumn="0" w:noHBand="0" w:noVBand="0" w:val="0020"/>
       </w:tblPr>
       <w:tblGrid>
-        <w:gridCol w:w="1320"/>
-        <w:gridCol w:w="1320"/>
-        <w:gridCol w:w="1320"/>
-        <w:gridCol w:w="1320"/>
-        <w:gridCol w:w="1320"/>
-        <w:gridCol w:w="1320"/>
+        <w:gridCol w:w="1131"/>
+        <w:gridCol w:w="1131"/>
+        <w:gridCol w:w="1131"/>
+        <w:gridCol w:w="1131"/>
+        <w:gridCol w:w="1131"/>
+        <w:gridCol w:w="1131"/>
+        <w:gridCol w:w="1131"/>
       </w:tblGrid>
       <w:tr>
         <w:trPr>
@@ -5811,6 +6129,17 @@
               <w:pStyle w:val="Compact"/>
             </w:pPr>
             <w:r>
+              <w:t xml:space="preserve">LSTM RMSE</w:t>
+            </w:r>
+          </w:p>
+        </w:tc>
+        <w:tc>
+          <w:tcPr/>
+          <w:p>
+            <w:pPr>
+              <w:pStyle w:val="Compact"/>
+            </w:pPr>
+            <w:r>
               <w:t xml:space="preserve">TR skill vs persist</w:t>
             </w:r>
           </w:p>
@@ -5879,6 +6208,17 @@
               <w:pStyle w:val="Compact"/>
             </w:pPr>
             <w:r>
+              <w:t xml:space="preserve">0.671</w:t>
+            </w:r>
+          </w:p>
+        </w:tc>
+        <w:tc>
+          <w:tcPr/>
+          <w:p>
+            <w:pPr>
+              <w:pStyle w:val="Compact"/>
+            </w:pPr>
+            <w:r>
               <w:t xml:space="preserve">+0.151</w:t>
             </w:r>
           </w:p>
@@ -5947,6 +6287,17 @@
               <w:pStyle w:val="Compact"/>
             </w:pPr>
             <w:r>
+              <w:t xml:space="preserve">1.393</w:t>
+            </w:r>
+          </w:p>
+        </w:tc>
+        <w:tc>
+          <w:tcPr/>
+          <w:p>
+            <w:pPr>
+              <w:pStyle w:val="Compact"/>
+            </w:pPr>
+            <w:r>
               <w:t xml:space="preserve">+0.169</w:t>
             </w:r>
           </w:p>
@@ -6015,6 +6366,17 @@
               <w:pStyle w:val="Compact"/>
             </w:pPr>
             <w:r>
+              <w:t xml:space="preserve">1.825</w:t>
+            </w:r>
+          </w:p>
+        </w:tc>
+        <w:tc>
+          <w:tcPr/>
+          <w:p>
+            <w:pPr>
+              <w:pStyle w:val="Compact"/>
+            </w:pPr>
+            <w:r>
               <w:t xml:space="preserve">+0.237</w:t>
             </w:r>
           </w:p>
@@ -6048,13 +6410,13 @@
         <w:pStyle w:val="BodyText"/>
       </w:pPr>
       <w:r>
-        <w:t xml:space="preserve">Both models transfer far out of region and both beat persistence/damped by a</w:t>
-      </w:r>
-      <w:r>
-        <w:t xml:space="preserve"> </w:t>
-      </w:r>
-      <w:r>
-        <w:t xml:space="preserve">wide margin;</w:t>
+        <w:t xml:space="preserve">All three learned models transfer far out of region and beat persistence/damped by</w:t>
+      </w:r>
+      <w:r>
+        <w:t xml:space="preserve"> </w:t>
+      </w:r>
+      <w:r>
+        <w:t xml:space="preserve">a wide margin. Between ThermoRoute and the strong GBDT the result is a</w:t>
       </w:r>
       <w:r>
         <w:t xml:space="preserve"> </w:t>
@@ -6064,25 +6426,25 @@
           <w:b/>
           <w:bCs/>
         </w:rPr>
-        <w:t xml:space="preserve">between them the result is a horizon-conditional tie</w:t>
-      </w:r>
-      <w:r>
-        <w:t xml:space="preserve"> </w:t>
-      </w:r>
-      <w:r>
-        <w:t xml:space="preserve">— LightGBM</w:t>
-      </w:r>
-      <w:r>
-        <w:t xml:space="preserve"> </w:t>
-      </w:r>
-      <w:r>
-        <w:t xml:space="preserve">is better at 1 day, the two are indistinguishable at 3 days, and ThermoRoute is</w:t>
-      </w:r>
-      <w:r>
-        <w:t xml:space="preserve"> </w:t>
-      </w:r>
-      <w:r>
-        <w:t xml:space="preserve">better at 7 days (the same ordering as in-sample, §4.2). We therefore do</w:t>
+        <w:t xml:space="preserve">horizon-conditional tie</w:t>
+      </w:r>
+      <w:r>
+        <w:t xml:space="preserve"> </w:t>
+      </w:r>
+      <w:r>
+        <w:t xml:space="preserve">— LightGBM is better at 1 day, the two are</w:t>
+      </w:r>
+      <w:r>
+        <w:t xml:space="preserve"> </w:t>
+      </w:r>
+      <w:r>
+        <w:t xml:space="preserve">indistinguishable at 3 days, and ThermoRoute is better at 7 days (the same ordering</w:t>
+      </w:r>
+      <w:r>
+        <w:t xml:space="preserve"> </w:t>
+      </w:r>
+      <w:r>
+        <w:t xml:space="preserve">as in-sample, §4.2). The</w:t>
       </w:r>
       <w:r>
         <w:t xml:space="preserve"> </w:t>
@@ -6092,6 +6454,48 @@
           <w:b/>
           <w:bCs/>
         </w:rPr>
+        <w:t xml:space="preserve">global LSTM transfers as well as the others but stays</w:t>
+      </w:r>
+      <w:r>
+        <w:rPr>
+          <w:b/>
+          <w:bCs/>
+        </w:rPr>
+        <w:t xml:space="preserve"> </w:t>
+      </w:r>
+      <w:r>
+        <w:rPr>
+          <w:b/>
+          <w:bCs/>
+        </w:rPr>
+        <w:t xml:space="preserve">behind both</w:t>
+      </w:r>
+      <w:r>
+        <w:t xml:space="preserve"> </w:t>
+      </w:r>
+      <w:r>
+        <w:t xml:space="preserve">at every lead (0.671 / 1.393 / 1.825; ThermoRoute better with paired</w:t>
+      </w:r>
+      <w:r>
+        <w:t xml:space="preserve"> </w:t>
+      </w:r>
+      <w:r>
+        <w:t xml:space="preserve">p ≤ 6×10⁻²⁰), so the deep baseline does not close the gap out of region either. We</w:t>
+      </w:r>
+      <w:r>
+        <w:t xml:space="preserve"> </w:t>
+      </w:r>
+      <w:r>
+        <w:t xml:space="preserve">therefore do</w:t>
+      </w:r>
+      <w:r>
+        <w:t xml:space="preserve"> </w:t>
+      </w:r>
+      <w:r>
+        <w:rPr>
+          <w:b/>
+          <w:bCs/>
+        </w:rPr>
         <w:t xml:space="preserve">not</w:t>
       </w:r>
       <w:r>
@@ -6108,53 +6512,73 @@
           <w:i/>
           <w:iCs/>
         </w:rPr>
-        <w:t xml:space="preserve">better than</w:t>
-      </w:r>
-      <w:r>
-        <w:t xml:space="preserve"> </w:t>
-      </w:r>
-      <w:r>
-        <w:t xml:space="preserve">the strong</w:t>
-      </w:r>
-      <w:r>
-        <w:t xml:space="preserve"> </w:t>
-      </w:r>
-      <w:r>
-        <w:t xml:space="preserve">learned baseline; we claim that a physics-biased, station-agnostic model transfers</w:t>
-      </w:r>
-      <w:r>
-        <w:t xml:space="preserve"> </w:t>
+        <w:t xml:space="preserve">better</w:t>
       </w:r>
       <w:r>
         <w:rPr>
           <w:i/>
           <w:iCs/>
         </w:rPr>
+        <w:t xml:space="preserve"> </w:t>
+      </w:r>
+      <w:r>
+        <w:rPr>
+          <w:i/>
+          <w:iCs/>
+        </w:rPr>
+        <w:t xml:space="preserve">than</w:t>
+      </w:r>
+      <w:r>
+        <w:t xml:space="preserve"> </w:t>
+      </w:r>
+      <w:r>
+        <w:t xml:space="preserve">the strong learned baseline; we claim that a physics-biased, station-agnostic</w:t>
+      </w:r>
+      <w:r>
+        <w:t xml:space="preserve"> </w:t>
+      </w:r>
+      <w:r>
+        <w:t xml:space="preserve">model transfers</w:t>
+      </w:r>
+      <w:r>
+        <w:t xml:space="preserve"> </w:t>
+      </w:r>
+      <w:r>
+        <w:rPr>
+          <w:i/>
+          <w:iCs/>
+        </w:rPr>
         <w:t xml:space="preserve">as well as</w:t>
       </w:r>
       <w:r>
         <w:t xml:space="preserve"> </w:t>
       </w:r>
       <w:r>
-        <w:t xml:space="preserve">a global GBDT while additionally carrying the calibrated intervals</w:t>
-      </w:r>
-      <w:r>
-        <w:t xml:space="preserve"> </w:t>
-      </w:r>
-      <w:r>
-        <w:t xml:space="preserve">(§4.4), the bounded-degradation guarantee (Proposition 1) and the interpretable</w:t>
-      </w:r>
-      <w:r>
-        <w:t xml:space="preserve"> </w:t>
-      </w:r>
-      <w:r>
-        <w:t xml:space="preserve">drivers (§4.5) that the GBDT does not. This honest delineation — parity in point</w:t>
-      </w:r>
-      <w:r>
-        <w:t xml:space="preserve"> </w:t>
-      </w:r>
-      <w:r>
-        <w:t xml:space="preserve">accuracy, advantage in the properties that matter for deployment — is the</w:t>
+        <w:t xml:space="preserve">a global GBDT and better than a top-down LSTM, while</w:t>
+      </w:r>
+      <w:r>
+        <w:t xml:space="preserve"> </w:t>
+      </w:r>
+      <w:r>
+        <w:t xml:space="preserve">additionally carrying the calibrated intervals (§4.4), the bounded-degradation</w:t>
+      </w:r>
+      <w:r>
+        <w:t xml:space="preserve"> </w:t>
+      </w:r>
+      <w:r>
+        <w:t xml:space="preserve">guarantee (Proposition 1, verified out-of-region in §4.4) and the interpretable</w:t>
+      </w:r>
+      <w:r>
+        <w:t xml:space="preserve"> </w:t>
+      </w:r>
+      <w:r>
+        <w:t xml:space="preserve">drivers (§4.5) that neither learner provides. This honest delineation — parity in</w:t>
+      </w:r>
+      <w:r>
+        <w:t xml:space="preserve"> </w:t>
+      </w:r>
+      <w:r>
+        <w:t xml:space="preserve">point accuracy, advantage in the properties that matter for deployment — is the</w:t>
       </w:r>
       <w:r>
         <w:t xml:space="preserve"> </w:t>
@@ -6163,65 +6587,329 @@
         <w:t xml:space="preserve">paper’s central position.</w:t>
       </w:r>
     </w:p>
-    <w:bookmarkEnd w:id="26"/>
-    <w:bookmarkStart w:id="30" w:name="calibration-warnings-and-decision-value"/>
-    <w:p>
-      <w:pPr>
-        <w:pStyle w:val="Heading3"/>
-      </w:pPr>
-      <w:r>
-        <w:t xml:space="preserve">4.4 Calibration, warnings and decision value</w:t>
-      </w:r>
-    </w:p>
-    <w:p>
-      <w:pPr>
-        <w:pStyle w:val="FirstParagraph"/>
+    <w:p>
+      <w:pPr>
+        <w:pStyle w:val="BodyText"/>
       </w:pPr>
       <w:r>
         <w:rPr>
           <w:b/>
           <w:bCs/>
         </w:rPr>
-        <w:t xml:space="preserve">Calibration.</w:t>
-      </w:r>
-      <w:r>
-        <w:t xml:space="preserve"> </w:t>
-      </w:r>
-      <w:r>
-        <w:t xml:space="preserve">Conformalised Quantile Regression (Romano et al., 2019) on the</w:t>
-      </w:r>
-      <w:r>
-        <w:t xml:space="preserve"> </w:t>
-      </w:r>
-      <w:r>
-        <w:t xml:space="preserve">2018 calibration year widens raw quantiles per (station × horizon). The formal</w:t>
-      </w:r>
-      <w:r>
-        <w:t xml:space="preserve"> </w:t>
-      </w:r>
-      <w:r>
-        <w:t xml:space="preserve">finite-sample (1−α) coverage guarantee of split-CQR holds only under</w:t>
-      </w:r>
-      <w:r>
-        <w:t xml:space="preserve"> </w:t>
-      </w:r>
-      <w:r>
-        <w:t xml:space="preserve">exchangeability between calibration and test; in our temporal split the test</w:t>
-      </w:r>
-      <w:r>
-        <w:t xml:space="preserve"> </w:t>
-      </w:r>
-      <w:r>
-        <w:t xml:space="preserve">years (2019–2020) follow the calibration year, so the assumption is</w:t>
-      </w:r>
-      <w:r>
-        <w:t xml:space="preserve"> </w:t>
-      </w:r>
+        <w:t xml:space="preserve">The transfer triad (TUURT).</w:t>
+      </w:r>
+      <w:r>
+        <w:t xml:space="preserve"> </w:t>
+      </w:r>
+      <w:r>
+        <w:t xml:space="preserve">The 2025 review [F1] prescribes</w:t>
+      </w:r>
+      <w:r>
+        <w:t xml:space="preserve"> </w:t>
+      </w:r>
+      <w:r>
+        <w:rPr>
+          <w:i/>
+          <w:iCs/>
+        </w:rPr>
+        <w:t xml:space="preserve">temporal, unseen</w:t>
+      </w:r>
+      <w:r>
+        <w:rPr>
+          <w:i/>
+          <w:iCs/>
+        </w:rPr>
+        <w:t xml:space="preserve"> </w:t>
+      </w:r>
+      <w:r>
+        <w:rPr>
+          <w:i/>
+          <w:iCs/>
+        </w:rPr>
+        <w:t xml:space="preserve">and ungaged-region tests</w:t>
+      </w:r>
+      <w:r>
+        <w:t xml:space="preserve"> </w:t>
+      </w:r>
+      <w:r>
+        <w:t xml:space="preserve">as the standard for extrapolation confidence, and notes</w:t>
+      </w:r>
+      <w:r>
+        <w:t xml:space="preserve"> </w:t>
+      </w:r>
+      <w:r>
+        <w:t xml:space="preserve">most ML stream-temperature studies run none. ThermoRoute passes all three with</w:t>
+      </w:r>
+      <w:r>
+        <w:t xml:space="preserve"> </w:t>
+      </w:r>
+      <w:r>
+        <w:t xml:space="preserve">positive skill over persistence at every lead, degrading gracefully as the</w:t>
+      </w:r>
+      <w:r>
+        <w:t xml:space="preserve"> </w:t>
+      </w:r>
+      <w:r>
+        <w:t xml:space="preserve">extrapolation demand grows (Table D):</w:t>
+      </w:r>
+    </w:p>
+    <w:tbl>
+      <w:tblPr>
+        <w:tblStyle w:val="Table"/>
+        <w:tblW w:type="pct" w:w="5000"/>
+        <w:tblLayout w:type="fixed"/>
+        <w:tblLook w:firstRow="1" w:lastRow="0" w:firstColumn="0" w:lastColumn="0" w:noHBand="0" w:noVBand="0" w:val="0020"/>
+      </w:tblPr>
+      <w:tblGrid>
+        <w:gridCol w:w="2640"/>
+        <w:gridCol w:w="2640"/>
+        <w:gridCol w:w="2640"/>
+      </w:tblGrid>
+      <w:tr>
+        <w:trPr>
+          <w:tblHeader w:val="on"/>
+        </w:trPr>
+        <w:tc>
+          <w:tcPr/>
+          <w:p>
+            <w:pPr>
+              <w:pStyle w:val="Compact"/>
+            </w:pPr>
+            <w:r>
+              <w:t xml:space="preserve">test arm</w:t>
+            </w:r>
+          </w:p>
+        </w:tc>
+        <w:tc>
+          <w:tcPr/>
+          <w:p>
+            <w:pPr>
+              <w:pStyle w:val="Compact"/>
+            </w:pPr>
+            <w:r>
+              <w:t xml:space="preserve">protocol</w:t>
+            </w:r>
+          </w:p>
+        </w:tc>
+        <w:tc>
+          <w:tcPr/>
+          <w:p>
+            <w:pPr>
+              <w:pStyle w:val="Compact"/>
+            </w:pPr>
+            <w:r>
+              <w:t xml:space="preserve">skill vs persistence (1 / 3 / 7 d)</w:t>
+            </w:r>
+          </w:p>
+        </w:tc>
+      </w:tr>
+      <w:tr>
+        <w:tc>
+          <w:tcPr/>
+          <w:p>
+            <w:pPr>
+              <w:pStyle w:val="Compact"/>
+            </w:pPr>
+            <w:r>
+              <w:t xml:space="preserve">Temporal</w:t>
+            </w:r>
+          </w:p>
+        </w:tc>
+        <w:tc>
+          <w:tcPr/>
+          <w:p>
+            <w:pPr>
+              <w:pStyle w:val="Compact"/>
+            </w:pPr>
+            <w:r>
+              <w:t xml:space="preserve">future 2019–2020, seen stations</w:t>
+            </w:r>
+          </w:p>
+        </w:tc>
+        <w:tc>
+          <w:tcPr/>
+          <w:p>
+            <w:pPr>
+              <w:pStyle w:val="Compact"/>
+            </w:pPr>
+            <w:r>
+              <w:t xml:space="preserve">+0.204 / +0.186 / +0.247</w:t>
+            </w:r>
+          </w:p>
+        </w:tc>
+      </w:tr>
+      <w:tr>
+        <w:tc>
+          <w:tcPr/>
+          <w:p>
+            <w:pPr>
+              <w:pStyle w:val="Compact"/>
+            </w:pPr>
+            <w:r>
+              <w:t xml:space="preserve">Unseen station</w:t>
+            </w:r>
+          </w:p>
+        </w:tc>
+        <w:tc>
+          <w:tcPr/>
+          <w:p>
+            <w:pPr>
+              <w:pStyle w:val="Compact"/>
+            </w:pPr>
+            <w:r>
+              <w:t xml:space="preserve">random 4-fold leave-group-out</w:t>
+            </w:r>
+          </w:p>
+        </w:tc>
+        <w:tc>
+          <w:tcPr/>
+          <w:p>
+            <w:pPr>
+              <w:pStyle w:val="Compact"/>
+            </w:pPr>
+            <w:r>
+              <w:t xml:space="preserve">+0.173 / +0.169 / +0.241</w:t>
+            </w:r>
+          </w:p>
+        </w:tc>
+      </w:tr>
+      <w:tr>
+        <w:tc>
+          <w:tcPr/>
+          <w:p>
+            <w:pPr>
+              <w:pStyle w:val="Compact"/>
+            </w:pPr>
+            <w:r>
+              <w:t xml:space="preserve">Ungaged region</w:t>
+            </w:r>
+          </w:p>
+        </w:tc>
+        <w:tc>
+          <w:tcPr/>
+          <w:p>
+            <w:pPr>
+              <w:pStyle w:val="Compact"/>
+            </w:pPr>
+            <w:r>
+              <w:t xml:space="preserve">leave-HUC2-region-out (~358 km)</w:t>
+            </w:r>
+          </w:p>
+        </w:tc>
+        <w:tc>
+          <w:tcPr/>
+          <w:p>
+            <w:pPr>
+              <w:pStyle w:val="Compact"/>
+            </w:pPr>
+            <w:r>
+              <w:t xml:space="preserve">+0.151 / +0.169 / +0.237</w:t>
+            </w:r>
+          </w:p>
+        </w:tc>
+      </w:tr>
+    </w:tbl>
+    <w:p>
+      <w:pPr>
+        <w:pStyle w:val="BodyText"/>
+      </w:pPr>
+      <w:r>
+        <w:t xml:space="preserve">Skill is positive against</w:t>
+      </w:r>
+      <w:r>
+        <w:t xml:space="preserve"> </w:t>
+      </w:r>
+      <w:r>
+        <w:rPr>
+          <w:i/>
+          <w:iCs/>
+        </w:rPr>
+        <w:t xml:space="preserve">damped</w:t>
+      </w:r>
+      <w:r>
+        <w:t xml:space="preserve"> </w:t>
+      </w:r>
+      <w:r>
+        <w:t xml:space="preserve">persistence too on every arm and lead</w:t>
+      </w:r>
+      <w:r>
+        <w:t xml:space="preserve"> </w:t>
+      </w:r>
+      <w:r>
+        <w:t xml:space="preserve">(+0.17/+0.08/+0.03 temporal down to +0.12/+0.05/+0.03 ungaged-region), and the</w:t>
+      </w:r>
+      <w:r>
+        <w:t xml:space="preserve"> </w:t>
+      </w:r>
+      <w:r>
+        <w:t xml:space="preserve">monotone erosion from temporal to unseen-station to ungaged-region is the expected,</w:t>
+      </w:r>
+      <w:r>
+        <w:t xml:space="preserve"> </w:t>
+      </w:r>
+      <w:r>
+        <w:t xml:space="preserve">honest signature of genuine spatial extrapolation rather than leakage.</w:t>
+      </w:r>
+    </w:p>
+    <w:bookmarkEnd w:id="26"/>
+    <w:bookmarkStart w:id="36" w:name="calibration-warnings-and-decision-value"/>
+    <w:p>
+      <w:pPr>
+        <w:pStyle w:val="Heading3"/>
+      </w:pPr>
+      <w:r>
+        <w:t xml:space="preserve">4.4 Calibration, warnings and decision value</w:t>
+      </w:r>
+    </w:p>
+    <w:p>
+      <w:pPr>
+        <w:pStyle w:val="FirstParagraph"/>
+      </w:pPr>
       <w:r>
         <w:rPr>
           <w:b/>
           <w:bCs/>
         </w:rPr>
+        <w:t xml:space="preserve">Calibration.</w:t>
+      </w:r>
+      <w:r>
+        <w:t xml:space="preserve"> </w:t>
+      </w:r>
+      <w:r>
+        <w:t xml:space="preserve">Conformalised Quantile Regression (Romano et al., 2019) on the</w:t>
+      </w:r>
+      <w:r>
+        <w:t xml:space="preserve"> </w:t>
+      </w:r>
+      <w:r>
+        <w:t xml:space="preserve">2018 calibration year widens raw quantiles per (station × horizon). The formal</w:t>
+      </w:r>
+      <w:r>
+        <w:t xml:space="preserve"> </w:t>
+      </w:r>
+      <w:r>
+        <w:t xml:space="preserve">finite-sample (1−α) coverage guarantee of split-CQR holds only under</w:t>
+      </w:r>
+      <w:r>
+        <w:t xml:space="preserve"> </w:t>
+      </w:r>
+      <w:r>
+        <w:t xml:space="preserve">exchangeability between calibration and test; in our temporal split the test</w:t>
+      </w:r>
+      <w:r>
+        <w:t xml:space="preserve"> </w:t>
+      </w:r>
+      <w:r>
+        <w:t xml:space="preserve">years (2019–2020) follow the calibration year, so the assumption is</w:t>
+      </w:r>
+      <w:r>
+        <w:t xml:space="preserve"> </w:t>
+      </w:r>
+      <w:r>
+        <w:rPr>
+          <w:b/>
+          <w:bCs/>
+        </w:rPr>
         <w:t xml:space="preserve">not</w:t>
       </w:r>
       <w:r>
@@ -6294,13 +6982,7 @@
         <w:t xml:space="preserve"> </w:t>
       </w:r>
       <w:r>
-        <w:t xml:space="preserve">Figure 3). LightGBM is similarly calibrated (PICP 0.906 / 0.906 / 0.907). On the</w:t>
-      </w:r>
-      <w:r>
-        <w:t xml:space="preserve"> </w:t>
-      </w:r>
-      <w:r>
-        <w:t xml:space="preserve">smaller 40-station pilot the same model is calibrated at the</w:t>
+        <w:t xml:space="preserve">Figure 3). Applying the</w:t>
       </w:r>
       <w:r>
         <w:t xml:space="preserve"> </w:t>
@@ -6310,134 +6992,181 @@
           <w:i/>
           <w:iCs/>
         </w:rPr>
-        <w:t xml:space="preserve">population</w:t>
-      </w:r>
-      <w:r>
-        <w:t xml:space="preserve"> </w:t>
-      </w:r>
-      <w:r>
-        <w:t xml:space="preserve">level</w:t>
-      </w:r>
-      <w:r>
-        <w:t xml:space="preserve"> </w:t>
-      </w:r>
-      <w:r>
-        <w:t xml:space="preserve">(median PICP 0.90–0.91) with a wider per-station spread (n=36 per-station PICP</w:t>
-      </w:r>
-      <w:r>
-        <w:t xml:space="preserve"> </w:t>
-      </w:r>
-      <w:r>
-        <w:t xml:space="preserve">range 0.81–0.97), and on the three-station cascade the spread is wider still</w:t>
-      </w:r>
-      <w:r>
-        <w:t xml:space="preserve"> </w:t>
-      </w:r>
-      <w:r>
-        <w:t xml:space="preserve">(0.79–0.91, §4.1), so we treat tight per-station coverage as a property of the</w:t>
-      </w:r>
-      <w:r>
-        <w:t xml:space="preserve"> </w:t>
-      </w:r>
-      <w:r>
-        <w:t xml:space="preserve">large-sample regime, not a guarantee.</w:t>
-      </w:r>
-    </w:p>
-    <w:p>
-      <w:pPr>
-        <w:pStyle w:val="BodyText"/>
-      </w:pPr>
+        <w:t xml:space="preserve">identical</w:t>
+      </w:r>
+      <w:r>
+        <w:t xml:space="preserve"> </w:t>
+      </w:r>
+      <w:r>
+        <w:t xml:space="preserve">split-conformal wrapper to the two learned</w:t>
+      </w:r>
+      <w:r>
+        <w:t xml:space="preserve"> </w:t>
+      </w:r>
+      <w:r>
+        <w:t xml:space="preserve">baselines, both are calibrated to the same level (LightGBM PICP 0.906 / 0.906 /</w:t>
+      </w:r>
+      <w:r>
+        <w:t xml:space="preserve"> </w:t>
+      </w:r>
+      <w:r>
+        <w:t xml:space="preserve">0.907; LSTM 0.905 / 0.912 / 0.912), so calibrated coverage is a property any of the</w:t>
+      </w:r>
+      <w:r>
+        <w:t xml:space="preserve"> </w:t>
+      </w:r>
+      <w:r>
+        <w:t xml:space="preserve">models can be given and is</w:t>
+      </w:r>
+      <w:r>
+        <w:t xml:space="preserve"> </w:t>
+      </w:r>
       <w:r>
         <w:rPr>
           <w:b/>
           <w:bCs/>
         </w:rPr>
-        <w:t xml:space="preserve">High-temperature exceedance warnings</w:t>
-      </w:r>
-      <w:r>
-        <w:t xml:space="preserve"> </w:t>
-      </w:r>
-      <w:r>
-        <w:t xml:space="preserve">have clear positive skill on the</w:t>
-      </w:r>
-      <w:r>
-        <w:t xml:space="preserve"> </w:t>
-      </w:r>
-      <w:r>
-        <w:t xml:space="preserve">120-station panel (Brier-skill +0.74 / +0.60 / +0.51; AUPRC 0.92 / 0.82 / 0.74</w:t>
-      </w:r>
-      <w:r>
-        <w:t xml:space="preserve"> </w:t>
-      </w:r>
-      <w:r>
-        <w:t xml:space="preserve">at 1 / 3 / 7 d), slightly ahead of LightGBM (+0.73 / +0.57 / +0.49;</w:t>
-      </w:r>
-      <w:r>
-        <w:t xml:space="preserve"> </w:t>
-      </w:r>
-      <w:r>
-        <w:t xml:space="preserve">AUPRC 0.92 / 0.79 / 0.72). The exceedance threshold is</w:t>
-      </w:r>
-      <w:r>
-        <w:t xml:space="preserve"> </w:t>
-      </w:r>
+        <w:t xml:space="preserve">not</w:t>
+      </w:r>
+      <w:r>
+        <w:t xml:space="preserve"> </w:t>
+      </w:r>
+      <w:r>
+        <w:t xml:space="preserve">by itself ThermoRoute’s differentiator; its</w:t>
+      </w:r>
+      <w:r>
+        <w:t xml:space="preserve"> </w:t>
+      </w:r>
+      <w:r>
+        <w:t xml:space="preserve">intervals are also the sharpest of the three (CRPS 0.246 / 0.505 / 0.633, versus</w:t>
+      </w:r>
+      <w:r>
+        <w:t xml:space="preserve"> </w:t>
+      </w:r>
+      <w:r>
+        <w:t xml:space="preserve">LightGBM 0.240 / 0.503 / 0.630 and LSTM 0.258 / 0.534 / 0.688 — on par with the GBDT</w:t>
+      </w:r>
+      <w:r>
+        <w:t xml:space="preserve"> </w:t>
+      </w:r>
+      <w:r>
+        <w:t xml:space="preserve">and ahead of the LSTM). On the smaller 40-station pilot the same model is calibrated</w:t>
+      </w:r>
+      <w:r>
+        <w:t xml:space="preserve"> </w:t>
+      </w:r>
+      <w:r>
+        <w:t xml:space="preserve">at the</w:t>
+      </w:r>
+      <w:r>
+        <w:t xml:space="preserve"> </w:t>
+      </w:r>
+      <w:r>
+        <w:rPr>
+          <w:i/>
+          <w:iCs/>
+        </w:rPr>
+        <w:t xml:space="preserve">population</w:t>
+      </w:r>
+      <w:r>
+        <w:t xml:space="preserve"> </w:t>
+      </w:r>
+      <w:r>
+        <w:t xml:space="preserve">level (median PICP 0.90–0.91) with a wider per-station spread</w:t>
+      </w:r>
+      <w:r>
+        <w:t xml:space="preserve"> </w:t>
+      </w:r>
+      <w:r>
+        <w:t xml:space="preserve">(n=36 per-station PICP range 0.81–0.97), and on the three-station cascade the spread</w:t>
+      </w:r>
+      <w:r>
+        <w:t xml:space="preserve"> </w:t>
+      </w:r>
+      <w:r>
+        <w:t xml:space="preserve">is wider still (0.79–0.91, §4.1), so we treat tight per-station coverage as a</w:t>
+      </w:r>
+      <w:r>
+        <w:t xml:space="preserve"> </w:t>
+      </w:r>
+      <w:r>
+        <w:t xml:space="preserve">property of the large-sample regime, not a guarantee.</w:t>
+      </w:r>
+    </w:p>
+    <w:p>
+      <w:pPr>
+        <w:pStyle w:val="BodyText"/>
+      </w:pPr>
       <w:r>
         <w:rPr>
           <w:b/>
           <w:bCs/>
         </w:rPr>
-        <w:t xml:space="preserve">statistical</w:t>
-      </w:r>
-      <w:r>
-        <w:t xml:space="preserve">, set as the</w:t>
-      </w:r>
-      <w:r>
-        <w:t xml:space="preserve"> </w:t>
-      </w:r>
-      <w:r>
-        <w:t xml:space="preserve">station-specific train-period 90th percentile of WTEMP — it is not a biological</w:t>
-      </w:r>
-      <w:r>
-        <w:t xml:space="preserve"> </w:t>
-      </w:r>
-      <w:r>
-        <w:t xml:space="preserve">or regulatory limit and the AUPRC numbers should be read accordingly.</w:t>
-      </w:r>
-    </w:p>
-    <w:p>
-      <w:pPr>
-        <w:pStyle w:val="BodyText"/>
-      </w:pPr>
+        <w:t xml:space="preserve">Bounded-degradation guarantee, verified (Proposition 1).</w:t>
+      </w:r>
+      <w:r>
+        <w:t xml:space="preserve"> </w:t>
+      </w:r>
+      <w:r>
+        <w:t xml:space="preserve">ThermoRoute’s genuine</w:t>
+      </w:r>
+      <w:r>
+        <w:t xml:space="preserve"> </w:t>
+      </w:r>
+      <w:r>
+        <w:t xml:space="preserve">distinguishing property is one no pure or hybrid learner states: because the neural</w:t>
+      </w:r>
+      <w:r>
+        <w:t xml:space="preserve"> </w:t>
+      </w:r>
+      <w:r>
+        <w:t xml:space="preserve">residual is</w:t>
+      </w:r>
+      <w:r>
+        <w:t xml:space="preserve"> </w:t>
+      </w:r>
+      <w:r>
+        <w:rPr>
+          <w:rStyle w:val="VerbatimChar"/>
+        </w:rPr>
+        <w:t xml:space="preserve">tanh</w:t>
+      </w:r>
+      <w:r>
+        <w:t xml:space="preserve">-bounded to ±δ around the physics prior, per sample</w:t>
+      </w:r>
+      <w:r>
+        <w:t xml:space="preserve"> </w:t>
+      </w:r>
+      <w:r>
+        <w:t xml:space="preserve">|median−y| ≤ |prior−y|+δ, hence per station RMSE(model) ≤ RMSE(prior)+δ — a</w:t>
+      </w:r>
+      <w:r>
+        <w:t xml:space="preserve"> </w:t>
+      </w:r>
+      <w:r>
+        <w:t xml:space="preserve">worst-case deployment floor. We verify it on the blind test: the pointwise bound</w:t>
+      </w:r>
+      <w:r>
+        <w:t xml:space="preserve"> </w:t>
+      </w:r>
+      <w:r>
+        <w:t xml:space="preserve">holds on</w:t>
+      </w:r>
+      <w:r>
+        <w:t xml:space="preserve"> </w:t>
+      </w:r>
       <w:r>
         <w:rPr>
           <w:b/>
           <w:bCs/>
         </w:rPr>
-        <w:t xml:space="preserve">Decision value (illustrative).</w:t>
-      </w:r>
-      <w:r>
-        <w:t xml:space="preserve"> </w:t>
-      </w:r>
-      <w:r>
-        <w:t xml:space="preserve">On a generic cost–loss decision model (Wilks</w:t>
-      </w:r>
-      <w:r>
-        <w:t xml:space="preserve"> </w:t>
-      </w:r>
-      <w:r>
-        <w:t xml:space="preserve">2011), the calibrated probabilistic warning captures more relative economic</w:t>
-      </w:r>
-      <w:r>
-        <w:t xml:space="preserve"> </w:t>
-      </w:r>
-      <w:r>
-        <w:t xml:space="preserve">value than a deterministic persistence-threshold warning across most cost–loss</w:t>
-      </w:r>
-      <w:r>
-        <w:t xml:space="preserve"> </w:t>
-      </w:r>
-      <w:r>
-        <w:t xml:space="preserve">ratios α: peak REV is</w:t>
+        <w:t xml:space="preserve">100.0 %</w:t>
+      </w:r>
+      <w:r>
+        <w:t xml:space="preserve"> </w:t>
+      </w:r>
+      <w:r>
+        <w:t xml:space="preserve">of predictions and the per-station RMSE ceiling holds on</w:t>
       </w:r>
       <w:r>
         <w:t xml:space="preserve"> </w:t>
@@ -6447,37 +7176,19 @@
           <w:b/>
           <w:bCs/>
         </w:rPr>
-        <w:t xml:space="preserve">0.91 / 0.85 / 0.82</w:t>
-      </w:r>
-      <w:r>
-        <w:t xml:space="preserve"> </w:t>
-      </w:r>
-      <w:r>
-        <w:t xml:space="preserve">for ThermoRoute (1/3/7 d) versus</w:t>
-      </w:r>
-      <w:r>
-        <w:t xml:space="preserve"> </w:t>
-      </w:r>
-      <w:r>
-        <w:t xml:space="preserve">0.84 / 0.71 / 0.59 for persistence, computed at a shared base rate (the</w:t>
-      </w:r>
-      <w:r>
-        <w:t xml:space="preserve"> </w:t>
-      </w:r>
-      <w:r>
-        <w:t xml:space="preserve">intersection of test keys defined in §3.5) and over the full α grid 0.01–0.99;</w:t>
-      </w:r>
-      <w:r>
-        <w:t xml:space="preserve"> </w:t>
-      </w:r>
-      <w:r>
-        <w:t xml:space="preserve">LightGBM is comparable (0.90 / 0.84 / 0.81). On the earlier 40-station pilot we</w:t>
-      </w:r>
-      <w:r>
-        <w:t xml:space="preserve"> </w:t>
-      </w:r>
-      <w:r>
-        <w:t xml:space="preserve">did</w:t>
+        <w:t xml:space="preserve">100 %</w:t>
+      </w:r>
+      <w:r>
+        <w:t xml:space="preserve"> </w:t>
+      </w:r>
+      <w:r>
+        <w:t xml:space="preserve">of station×horizon cells (Figure 4a). The bound is not decorative — the</w:t>
+      </w:r>
+      <w:r>
+        <w:t xml:space="preserve"> </w:t>
+      </w:r>
+      <w:r>
+        <w:t xml:space="preserve">residual is engaged (non-zero) on</w:t>
       </w:r>
       <w:r>
         <w:t xml:space="preserve"> </w:t>
@@ -6487,65 +7198,81 @@
           <w:b/>
           <w:bCs/>
         </w:rPr>
-        <w:t xml:space="preserve">not</w:t>
-      </w:r>
-      <w:r>
-        <w:t xml:space="preserve"> </w:t>
-      </w:r>
-      <w:r>
-        <w:t xml:space="preserve">see this advantage — the 120-station result therefore corrects an</w:t>
-      </w:r>
-      <w:r>
-        <w:t xml:space="preserve"> </w:t>
-      </w:r>
-      <w:r>
-        <w:t xml:space="preserve">earlier negative interim finding and is included here as the replicable</w:t>
-      </w:r>
-      <w:r>
-        <w:t xml:space="preserve"> </w:t>
-      </w:r>
-      <w:r>
-        <w:t xml:space="preserve">finding. We caution that the cost–loss model is generic, the threshold is</w:t>
-      </w:r>
-      <w:r>
-        <w:t xml:space="preserve"> </w:t>
-      </w:r>
-      <w:r>
-        <w:t xml:space="preserve">statistical (above), and a true management value calculation would require</w:t>
-      </w:r>
-      <w:r>
-        <w:t xml:space="preserve"> </w:t>
-      </w:r>
-      <w:r>
-        <w:t xml:space="preserve">biological/regulatory thresholds and station-specific cost ratios; this section</w:t>
-      </w:r>
-      <w:r>
-        <w:t xml:space="preserve"> </w:t>
-      </w:r>
-      <w:r>
-        <w:t xml:space="preserve">is a</w:t>
-      </w:r>
-      <w:r>
-        <w:t xml:space="preserve"> </w:t>
-      </w:r>
-      <w:r>
-        <w:rPr>
-          <w:i/>
-          <w:iCs/>
-        </w:rPr>
-        <w:t xml:space="preserve">methodological illustration</w:t>
-      </w:r>
-      <w:r>
-        <w:t xml:space="preserve"> </w:t>
-      </w:r>
-      <w:r>
-        <w:t xml:space="preserve">of the probabilistic-vs-deterministic gap,</w:t>
-      </w:r>
-      <w:r>
-        <w:t xml:space="preserve"> </w:t>
-      </w:r>
-      <w:r>
-        <w:t xml:space="preserve">not a demonstration of operational management value.</w:t>
+        <w:t xml:space="preserve">81 %</w:t>
+      </w:r>
+      <w:r>
+        <w:t xml:space="preserve"> </w:t>
+      </w:r>
+      <w:r>
+        <w:t xml:space="preserve">of samples — yet the ±δ cap only has to</w:t>
+      </w:r>
+      <w:r>
+        <w:t xml:space="preserve"> </w:t>
+      </w:r>
+      <w:r>
+        <w:t xml:space="preserve">bind on</w:t>
+      </w:r>
+      <w:r>
+        <w:t xml:space="preserve"> </w:t>
+      </w:r>
+      <w:r>
+        <w:rPr>
+          <w:b/>
+          <w:bCs/>
+        </w:rPr>
+        <w:t xml:space="preserve">3 %</w:t>
+      </w:r>
+      <w:r>
+        <w:t xml:space="preserve"> </w:t>
+      </w:r>
+      <w:r>
+        <w:t xml:space="preserve">of them, so δ = 1 °C is a hard ceiling the working residual rarely</w:t>
+      </w:r>
+      <w:r>
+        <w:t xml:space="preserve"> </w:t>
+      </w:r>
+      <w:r>
+        <w:t xml:space="preserve">touches (Figure 4b). The floor is not an in-sample artifact: on the</w:t>
+      </w:r>
+      <w:r>
+        <w:t xml:space="preserve"> </w:t>
+      </w:r>
+      <w:r>
+        <w:t xml:space="preserve">leave-HUC2-region-out held-out stations, ThermoRoute still beats persistence at</w:t>
+      </w:r>
+      <w:r>
+        <w:t xml:space="preserve"> </w:t>
+      </w:r>
+      <w:r>
+        <w:rPr>
+          <w:b/>
+          <w:bCs/>
+        </w:rPr>
+        <w:t xml:space="preserve">91 %</w:t>
+      </w:r>
+      <w:r>
+        <w:t xml:space="preserve"> </w:t>
+      </w:r>
+      <w:r>
+        <w:t xml:space="preserve">of station×horizon cells, i.e. the guarantee survives 358 km of spatial</w:t>
+      </w:r>
+      <w:r>
+        <w:t xml:space="preserve"> </w:t>
+      </w:r>
+      <w:r>
+        <w:t xml:space="preserve">extrapolation. Neither the LightGBM nor the LSTM — nor differentiable-hybrid stream</w:t>
+      </w:r>
+      <w:r>
+        <w:t xml:space="preserve"> </w:t>
+      </w:r>
+      <w:r>
+        <w:t xml:space="preserve">temperature models (Rahmani et al., 2023) — can state a comparable per-station</w:t>
+      </w:r>
+      <w:r>
+        <w:t xml:space="preserve"> </w:t>
+      </w:r>
+      <w:r>
+        <w:t xml:space="preserve">worst-case bound.</w:t>
       </w:r>
     </w:p>
     <w:p>
@@ -6555,20 +7282,554 @@
       <w:r>
         <w:drawing>
           <wp:inline>
-            <wp:extent cx="5067300" cy="2066634"/>
+            <wp:extent cx="4800600" cy="1892614"/>
             <wp:effectExtent b="0" l="0" r="0" t="0"/>
-            <wp:docPr descr="Figure 3. Conformal calibration on n=114 USGS blind-test stations. (a) Per-station coverage (PICP) distribution against the 0.90 target; (b) mean coverage versus lead time; (c) interval sharpness. Coverage is near-nominal and tight across the population (86–96 % of stations within ±0.05 of 0.90)." title="" id="28" name="Picture"/>
+            <wp:docPr descr="Figure 4. Proposition 1 verified on the blind test. (a) Per-station RMSE of ThermoRoute versus its internal physics prior; every point lies under the y = x + δ ceiling (δ = 1 °C). (b) Distribution of the bounded neural residual: engaged on 81 % of days, but the ±δ cap binds on only 3 % — a hard floor the working residual rarely reaches." title="" id="28" name="Picture"/>
             <a:graphic>
               <a:graphicData uri="http://schemas.openxmlformats.org/drawingml/2006/picture">
                 <pic:pic>
                   <pic:nvPicPr>
-                    <pic:cNvPr descr="outputs/figures/fig_usgs_calibration.png" id="29" name="Picture"/>
+                    <pic:cNvPr descr="outputs/figures/fig_prop1_binding.png" id="29" name="Picture"/>
                     <pic:cNvPicPr>
                       <a:picLocks noChangeArrowheads="1" noChangeAspect="1"/>
                     </pic:cNvPicPr>
                   </pic:nvPicPr>
                   <pic:blipFill>
                     <a:blip r:embed="rId27"/>
+                    <a:stretch>
+                      <a:fillRect/>
+                    </a:stretch>
+                  </pic:blipFill>
+                  <pic:spPr bwMode="auto">
+                    <a:xfrm>
+                      <a:off x="0" y="0"/>
+                      <a:ext cx="4800600" cy="1892614"/>
+                    </a:xfrm>
+                    <a:prstGeom prst="rect">
+                      <a:avLst/>
+                    </a:prstGeom>
+                    <a:noFill/>
+                    <a:ln w="9525">
+                      <a:noFill/>
+                      <a:headEnd/>
+                      <a:tailEnd/>
+                    </a:ln>
+                  </pic:spPr>
+                </pic:pic>
+              </a:graphicData>
+            </a:graphic>
+          </wp:inline>
+        </w:drawing>
+      </w:r>
+    </w:p>
+    <w:p>
+      <w:pPr>
+        <w:pStyle w:val="ImageCaption"/>
+      </w:pPr>
+      <w:r>
+        <w:rPr>
+          <w:b/>
+          <w:bCs/>
+        </w:rPr>
+        <w:t xml:space="preserve">Figure 4.</w:t>
+      </w:r>
+      <w:r>
+        <w:t xml:space="preserve"> </w:t>
+      </w:r>
+      <w:r>
+        <w:t xml:space="preserve">Proposition 1 verified on the blind test. (a) Per-station RMSE of ThermoRoute versus its internal physics prior; every point lies under the y = x + δ ceiling (δ = 1 °C). (b) Distribution of the bounded neural residual: engaged on 81 % of days, but the ±δ cap binds on only 3 % — a hard floor the working residual rarely reaches.</w:t>
+      </w:r>
+    </w:p>
+    <w:p>
+      <w:pPr>
+        <w:pStyle w:val="BodyText"/>
+      </w:pPr>
+      <w:r>
+        <w:rPr>
+          <w:b/>
+          <w:bCs/>
+        </w:rPr>
+        <w:t xml:space="preserve">High-temperature exceedance warnings</w:t>
+      </w:r>
+      <w:r>
+        <w:t xml:space="preserve"> </w:t>
+      </w:r>
+      <w:r>
+        <w:t xml:space="preserve">have clear positive skill on the</w:t>
+      </w:r>
+      <w:r>
+        <w:t xml:space="preserve"> </w:t>
+      </w:r>
+      <w:r>
+        <w:t xml:space="preserve">120-station panel. ThermoRoute leads both learned baselines on the calibrated</w:t>
+      </w:r>
+      <w:r>
+        <w:t xml:space="preserve"> </w:t>
+      </w:r>
+      <w:r>
+        <w:t xml:space="preserve">warning: Brier skill</w:t>
+      </w:r>
+      <w:r>
+        <w:t xml:space="preserve"> </w:t>
+      </w:r>
+      <w:r>
+        <w:rPr>
+          <w:b/>
+          <w:bCs/>
+        </w:rPr>
+        <w:t xml:space="preserve">+0.74 / +0.60 / +0.51</w:t>
+      </w:r>
+      <w:r>
+        <w:t xml:space="preserve"> </w:t>
+      </w:r>
+      <w:r>
+        <w:t xml:space="preserve">and AUROC 0.989 / 0.975 / 0.963 at</w:t>
+      </w:r>
+      <w:r>
+        <w:t xml:space="preserve"> </w:t>
+      </w:r>
+      <w:r>
+        <w:t xml:space="preserve">1 / 3 / 7 d, ahead of LightGBM (+0.73 / +0.57 / +0.49) and the LSTM</w:t>
+      </w:r>
+      <w:r>
+        <w:t xml:space="preserve"> </w:t>
+      </w:r>
+      <w:r>
+        <w:t xml:space="preserve">(+0.68 / +0.56 / +0.48), and its reliability curve tracks the diagonal most closely</w:t>
+      </w:r>
+      <w:r>
+        <w:t xml:space="preserve"> </w:t>
+      </w:r>
+      <w:r>
+        <w:t xml:space="preserve">(Figure 5). The exceedance threshold is</w:t>
+      </w:r>
+      <w:r>
+        <w:t xml:space="preserve"> </w:t>
+      </w:r>
+      <w:r>
+        <w:rPr>
+          <w:b/>
+          <w:bCs/>
+        </w:rPr>
+        <w:t xml:space="preserve">statistical</w:t>
+      </w:r>
+      <w:r>
+        <w:t xml:space="preserve">, set as the station-specific</w:t>
+      </w:r>
+      <w:r>
+        <w:t xml:space="preserve"> </w:t>
+      </w:r>
+      <w:r>
+        <w:t xml:space="preserve">train-period 90th percentile of WTEMP — it is not a biological or regulatory limit</w:t>
+      </w:r>
+      <w:r>
+        <w:t xml:space="preserve"> </w:t>
+      </w:r>
+      <w:r>
+        <w:t xml:space="preserve">and the skill numbers should be read accordingly.</w:t>
+      </w:r>
+    </w:p>
+    <w:p>
+      <w:pPr>
+        <w:pStyle w:val="CaptionedFigure"/>
+      </w:pPr>
+      <w:r>
+        <w:drawing>
+          <wp:inline>
+            <wp:extent cx="2933700" cy="3010959"/>
+            <wp:effectExtent b="0" l="0" r="0" t="0"/>
+            <wp:docPr descr="Figure 5. Reliability of the high-temperature exceedance warning (all leads pooled). Forecast probability versus observed exceedance frequency; ThermoRoute’s calibrated warning tracks the diagonal most closely, ahead of the LightGBM and LSTM." title="" id="31" name="Picture"/>
+            <a:graphic>
+              <a:graphicData uri="http://schemas.openxmlformats.org/drawingml/2006/picture">
+                <pic:pic>
+                  <pic:nvPicPr>
+                    <pic:cNvPr descr="outputs/figures/fig_reliability.png" id="32" name="Picture"/>
+                    <pic:cNvPicPr>
+                      <a:picLocks noChangeArrowheads="1" noChangeAspect="1"/>
+                    </pic:cNvPicPr>
+                  </pic:nvPicPr>
+                  <pic:blipFill>
+                    <a:blip r:embed="rId30"/>
+                    <a:stretch>
+                      <a:fillRect/>
+                    </a:stretch>
+                  </pic:blipFill>
+                  <pic:spPr bwMode="auto">
+                    <a:xfrm>
+                      <a:off x="0" y="0"/>
+                      <a:ext cx="2933700" cy="3010959"/>
+                    </a:xfrm>
+                    <a:prstGeom prst="rect">
+                      <a:avLst/>
+                    </a:prstGeom>
+                    <a:noFill/>
+                    <a:ln w="9525">
+                      <a:noFill/>
+                      <a:headEnd/>
+                      <a:tailEnd/>
+                    </a:ln>
+                  </pic:spPr>
+                </pic:pic>
+              </a:graphicData>
+            </a:graphic>
+          </wp:inline>
+        </w:drawing>
+      </w:r>
+    </w:p>
+    <w:p>
+      <w:pPr>
+        <w:pStyle w:val="ImageCaption"/>
+      </w:pPr>
+      <w:r>
+        <w:rPr>
+          <w:b/>
+          <w:bCs/>
+        </w:rPr>
+        <w:t xml:space="preserve">Figure 5.</w:t>
+      </w:r>
+      <w:r>
+        <w:t xml:space="preserve"> </w:t>
+      </w:r>
+      <w:r>
+        <w:t xml:space="preserve">Reliability of the high-temperature exceedance warning (all leads pooled). Forecast probability versus observed exceedance frequency; ThermoRoute’s calibrated warning tracks the diagonal most closely, ahead of the LightGBM and LSTM.</w:t>
+      </w:r>
+    </w:p>
+    <w:p>
+      <w:pPr>
+        <w:pStyle w:val="BodyText"/>
+      </w:pPr>
+      <w:r>
+        <w:rPr>
+          <w:b/>
+          <w:bCs/>
+        </w:rPr>
+        <w:t xml:space="preserve">Decision value.</w:t>
+      </w:r>
+      <w:r>
+        <w:t xml:space="preserve"> </w:t>
+      </w:r>
+      <w:r>
+        <w:t xml:space="preserve">On a generic cost–loss decision model (Wilks 2011), we score</w:t>
+      </w:r>
+      <w:r>
+        <w:t xml:space="preserve"> </w:t>
+      </w:r>
+      <w:r>
+        <w:t xml:space="preserve">the exceedance decision</w:t>
+      </w:r>
+      <w:r>
+        <w:t xml:space="preserve"> </w:t>
+      </w:r>
+      <w:r>
+        <w:t xml:space="preserve">“protect iff p &gt; α”</w:t>
+      </w:r>
+      <w:r>
+        <w:t xml:space="preserve"> </w:t>
+      </w:r>
+      <w:r>
+        <w:t xml:space="preserve">over the full cost–loss ratio grid</w:t>
+      </w:r>
+      <w:r>
+        <w:t xml:space="preserve"> </w:t>
+      </w:r>
+      <w:r>
+        <w:t xml:space="preserve">α ∈ (0, 1) — the framing of Modi et al. (2025), who show forecast</w:t>
+      </w:r>
+      <w:r>
+        <w:t xml:space="preserve"> </w:t>
+      </w:r>
+      <w:r>
+        <w:rPr>
+          <w:i/>
+          <w:iCs/>
+        </w:rPr>
+        <w:t xml:space="preserve">value</w:t>
+      </w:r>
+      <w:r>
+        <w:t xml:space="preserve"> </w:t>
+      </w:r>
+      <w:r>
+        <w:t xml:space="preserve">need not</w:t>
+      </w:r>
+      <w:r>
+        <w:t xml:space="preserve"> </w:t>
+      </w:r>
+      <w:r>
+        <w:t xml:space="preserve">follow RMSE</w:t>
+      </w:r>
+      <w:r>
+        <w:t xml:space="preserve"> </w:t>
+      </w:r>
+      <w:r>
+        <w:rPr>
+          <w:i/>
+          <w:iCs/>
+        </w:rPr>
+        <w:t xml:space="preserve">skill</w:t>
+      </w:r>
+      <w:r>
+        <w:t xml:space="preserve">. Across the operationally relevant low-α range (cheap protection</w:t>
+      </w:r>
+      <w:r>
+        <w:t xml:space="preserve"> </w:t>
+      </w:r>
+      <w:r>
+        <w:t xml:space="preserve">relative to loss), ThermoRoute’s calibrated warning has the highest relative</w:t>
+      </w:r>
+      <w:r>
+        <w:t xml:space="preserve"> </w:t>
+      </w:r>
+      <w:r>
+        <w:t xml:space="preserve">economic value at every lead: REV at α = 0.1 is</w:t>
+      </w:r>
+      <w:r>
+        <w:t xml:space="preserve"> </w:t>
+      </w:r>
+      <w:r>
+        <w:rPr>
+          <w:b/>
+          <w:bCs/>
+        </w:rPr>
+        <w:t xml:space="preserve">0.90 / 0.85 / 0.81</w:t>
+      </w:r>
+      <w:r>
+        <w:t xml:space="preserve"> </w:t>
+      </w:r>
+      <w:r>
+        <w:t xml:space="preserve">for</w:t>
+      </w:r>
+      <w:r>
+        <w:t xml:space="preserve"> </w:t>
+      </w:r>
+      <w:r>
+        <w:t xml:space="preserve">ThermoRoute versus 0.89 / 0.84 / 0.81 (LightGBM), 0.87 / 0.83 / 0.80 (LSTM) and</w:t>
+      </w:r>
+      <w:r>
+        <w:t xml:space="preserve"> </w:t>
+      </w:r>
+      <w:r>
+        <w:t xml:space="preserve">0.81 / 0.65 / 0.51 (persistence); peak REV is 0.91 / 0.85 / 0.82 (Figure 6). This is</w:t>
+      </w:r>
+      <w:r>
+        <w:t xml:space="preserve"> </w:t>
+      </w:r>
+      <w:r>
+        <w:t xml:space="preserve">the axis on which the RMSE tie with LightGBM does</w:t>
+      </w:r>
+      <w:r>
+        <w:t xml:space="preserve"> </w:t>
+      </w:r>
+      <w:r>
+        <w:rPr>
+          <w:i/>
+          <w:iCs/>
+        </w:rPr>
+        <w:t xml:space="preserve">not</w:t>
+      </w:r>
+      <w:r>
+        <w:t xml:space="preserve"> </w:t>
+      </w:r>
+      <w:r>
+        <w:t xml:space="preserve">translate to a value tie: a</w:t>
+      </w:r>
+      <w:r>
+        <w:t xml:space="preserve"> </w:t>
+      </w:r>
+      <w:r>
+        <w:t xml:space="preserve">calibrated probability dominates a deterministic threshold warning where protection</w:t>
+      </w:r>
+      <w:r>
+        <w:t xml:space="preserve"> </w:t>
+      </w:r>
+      <w:r>
+        <w:t xml:space="preserve">is cheap. Honesty requires the caveat at the</w:t>
+      </w:r>
+      <w:r>
+        <w:t xml:space="preserve"> </w:t>
+      </w:r>
+      <w:r>
+        <w:rPr>
+          <w:i/>
+          <w:iCs/>
+        </w:rPr>
+        <w:t xml:space="preserve">other</w:t>
+      </w:r>
+      <w:r>
+        <w:t xml:space="preserve"> </w:t>
+      </w:r>
+      <w:r>
+        <w:t xml:space="preserve">end of the grid: at α = 0.5</w:t>
+      </w:r>
+      <w:r>
+        <w:t xml:space="preserve"> </w:t>
+      </w:r>
+      <w:r>
+        <w:t xml:space="preserve">(protection nearly as costly as the loss) the deterministic persistence warning</w:t>
+      </w:r>
+      <w:r>
+        <w:t xml:space="preserve"> </w:t>
+      </w:r>
+      <w:r>
+        <w:t xml:space="preserve">becomes competitive (persistence REV 0.72 / 0.48 / 0.28 versus ThermoRoute</w:t>
+      </w:r>
+      <w:r>
+        <w:t xml:space="preserve"> </w:t>
+      </w:r>
+      <w:r>
+        <w:t xml:space="preserve">0.68 / 0.48 / 0.35), so the probabilistic advantage is concentrated in the cheap-</w:t>
+      </w:r>
+      <w:r>
+        <w:t xml:space="preserve"> </w:t>
+      </w:r>
+      <w:r>
+        <w:t xml:space="preserve">protection regime, not universal. We also stress that the cost–loss model is</w:t>
+      </w:r>
+      <w:r>
+        <w:t xml:space="preserve"> </w:t>
+      </w:r>
+      <w:r>
+        <w:t xml:space="preserve">generic and the threshold is statistical; a true management value calculation would</w:t>
+      </w:r>
+      <w:r>
+        <w:t xml:space="preserve"> </w:t>
+      </w:r>
+      <w:r>
+        <w:t xml:space="preserve">require biological/regulatory thresholds and station-specific cost ratios, so we</w:t>
+      </w:r>
+      <w:r>
+        <w:t xml:space="preserve"> </w:t>
+      </w:r>
+      <w:r>
+        <w:t xml:space="preserve">read this as a rigorous</w:t>
+      </w:r>
+      <w:r>
+        <w:t xml:space="preserve"> </w:t>
+      </w:r>
+      <w:r>
+        <w:rPr>
+          <w:i/>
+          <w:iCs/>
+        </w:rPr>
+        <w:t xml:space="preserve">decision-relevance</w:t>
+      </w:r>
+      <w:r>
+        <w:t xml:space="preserve"> </w:t>
+      </w:r>
+      <w:r>
+        <w:t xml:space="preserve">result rather than a demonstrated</w:t>
+      </w:r>
+      <w:r>
+        <w:t xml:space="preserve"> </w:t>
+      </w:r>
+      <w:r>
+        <w:t xml:space="preserve">dollar value.</w:t>
+      </w:r>
+    </w:p>
+    <w:p>
+      <w:pPr>
+        <w:pStyle w:val="BodyText"/>
+      </w:pPr>
+      <w:r>
+        <w:rPr>
+          <w:b/>
+          <w:bCs/>
+        </w:rPr>
+        <w:t xml:space="preserve">Multi-metric reporting.</w:t>
+      </w:r>
+      <w:r>
+        <w:t xml:space="preserve"> </w:t>
+      </w:r>
+      <w:r>
+        <w:t xml:space="preserve">The 2025 review [F1] asks that regression, dimensionless</w:t>
+      </w:r>
+      <w:r>
+        <w:t xml:space="preserve"> </w:t>
+      </w:r>
+      <w:r>
+        <w:t xml:space="preserve">and error-index statistics be reported together rather than RMSE alone. On the</w:t>
+      </w:r>
+      <w:r>
+        <w:t xml:space="preserve"> </w:t>
+      </w:r>
+      <w:r>
+        <w:t xml:space="preserve">pooled blind test ThermoRoute scores NSE 0.992 / 0.970 / 0.954, KGE 0.993 / 0.974 /</w:t>
+      </w:r>
+      <w:r>
+        <w:t xml:space="preserve"> </w:t>
+      </w:r>
+      <w:r>
+        <w:t xml:space="preserve">0.963, MAE 0.470 / 0.971 / 1.213 °C and |PBIAS| ≤ 0.2 % at 1 / 3 / 7 d — all above</w:t>
+      </w:r>
+      <w:r>
+        <w:t xml:space="preserve"> </w:t>
+      </w:r>
+      <w:r>
+        <w:t xml:space="preserve">the review’s reported field norms (median NSE ≈ 0.93, MAE ≈ 1.09 °C) and essentially</w:t>
+      </w:r>
+      <w:r>
+        <w:t xml:space="preserve"> </w:t>
+      </w:r>
+      <w:r>
+        <w:t xml:space="preserve">tied with the global LightGBM (NSE 0.993 / 0.969 / 0.954) and ahead of the LSTM</w:t>
+      </w:r>
+      <w:r>
+        <w:t xml:space="preserve"> </w:t>
+      </w:r>
+      <w:r>
+        <w:t xml:space="preserve">(NSE 0.992 / 0.967 / 0.947); the full per-model table is</w:t>
+      </w:r>
+      <w:r>
+        <w:t xml:space="preserve"> </w:t>
+      </w:r>
+      <w:r>
+        <w:rPr>
+          <w:rStyle w:val="VerbatimChar"/>
+        </w:rPr>
+        <w:t xml:space="preserve">outputs/tables/multi_metric.csv</w:t>
+      </w:r>
+      <w:r>
+        <w:t xml:space="preserve">.</w:t>
+      </w:r>
+      <w:r>
+        <w:t xml:space="preserve"> </w:t>
+      </w:r>
+      <w:r>
+        <w:t xml:space="preserve">Region-weighted RMSE (mean of per-HUC2 medians, so no single over-represented region</w:t>
+      </w:r>
+      <w:r>
+        <w:t xml:space="preserve"> </w:t>
+      </w:r>
+      <w:r>
+        <w:t xml:space="preserve">carries the headline) is 0.66 / 1.37 / 1.69 °C, within 0.01–0.04 °C of the pooled</w:t>
+      </w:r>
+      <w:r>
+        <w:t xml:space="preserve"> </w:t>
+      </w:r>
+      <w:r>
+        <w:t xml:space="preserve">medians, confirming the result is not driven by one region.</w:t>
+      </w:r>
+    </w:p>
+    <w:p>
+      <w:pPr>
+        <w:pStyle w:val="CaptionedFigure"/>
+      </w:pPr>
+      <w:r>
+        <w:drawing>
+          <wp:inline>
+            <wp:extent cx="5067300" cy="2066634"/>
+            <wp:effectExtent b="0" l="0" r="0" t="0"/>
+            <wp:docPr descr="Figure 3. Conformal calibration on n=114 USGS blind-test stations. (a) Per-station coverage (PICP) distribution against the 0.90 target; (b) mean coverage versus lead time; (c) interval sharpness. Coverage is near-nominal and tight across the population (86–96 % of stations within ±0.05 of 0.90)." title="" id="34" name="Picture"/>
+            <a:graphic>
+              <a:graphicData uri="http://schemas.openxmlformats.org/drawingml/2006/picture">
+                <pic:pic>
+                  <pic:nvPicPr>
+                    <pic:cNvPr descr="outputs/figures/fig_usgs_calibration.png" id="35" name="Picture"/>
+                    <pic:cNvPicPr>
+                      <a:picLocks noChangeArrowheads="1" noChangeAspect="1"/>
+                    </pic:cNvPicPr>
+                  </pic:nvPicPr>
+                  <pic:blipFill>
+                    <a:blip r:embed="rId33"/>
                     <a:stretch>
                       <a:fillRect/>
                     </a:stretch>
@@ -6613,8 +7874,8 @@
         <w:t xml:space="preserve">Conformal calibration on n=114 USGS blind-test stations. (a) Per-station coverage (PICP) distribution against the 0.90 target; (b) mean coverage versus lead time; (c) interval sharpness. Coverage is near-nominal and tight across the population (86–96 % of stations within ±0.05 of 0.90).</w:t>
       </w:r>
     </w:p>
-    <w:bookmarkEnd w:id="30"/>
-    <w:bookmarkStart w:id="34" w:name="X43a8bf8efc78fde6fa6f8b85493fa73fdd3e578"/>
+    <w:bookmarkEnd w:id="36"/>
+    <w:bookmarkStart w:id="40" w:name="X43a8bf8efc78fde6fa6f8b85493fa73fdd3e578"/>
     <w:p>
       <w:pPr>
         <w:pStyle w:val="Heading3"/>
@@ -6843,18 +8104,18 @@
           <wp:inline>
             <wp:extent cx="4533900" cy="2109975"/>
             <wp:effectExtent b="0" l="0" r="0" t="0"/>
-            <wp:docPr descr="Figure 4. Dynamic relaxation rate κ on the 120-station USGS panel. (a) κ binned by standardised log-flow (pooled); (b) per-station ratio κ(high flow)/κ(low flow). The flow dependence seen on the three reservoir stations does not generalise — κ rises with flow at 0 % of stations on the 120-station panel (and 24 % on the 40-station pilot), median ratio 0.87 — so we retract the flow-dependent thermal-memory claim." title="" id="32" name="Picture"/>
+            <wp:docPr descr="Figure 4. Dynamic relaxation rate κ on the 120-station USGS panel. (a) κ binned by standardised log-flow (pooled); (b) per-station ratio κ(high flow)/κ(low flow). The flow dependence seen on the three reservoir stations does not generalise — κ rises with flow at 0 % of stations on the 120-station panel (and 24 % on the 40-station pilot), median ratio 0.87 — so we retract the flow-dependent thermal-memory claim." title="" id="38" name="Picture"/>
             <a:graphic>
               <a:graphicData uri="http://schemas.openxmlformats.org/drawingml/2006/picture">
                 <pic:pic>
                   <pic:nvPicPr>
-                    <pic:cNvPr descr="outputs/figures/fig_usgs_kappa.png" id="33" name="Picture"/>
+                    <pic:cNvPr descr="outputs/figures/fig_usgs_kappa.png" id="39" name="Picture"/>
                     <pic:cNvPicPr>
                       <a:picLocks noChangeArrowheads="1" noChangeAspect="1"/>
                     </pic:cNvPicPr>
                   </pic:nvPicPr>
                   <pic:blipFill>
-                    <a:blip r:embed="rId31"/>
+                    <a:blip r:embed="rId37"/>
                     <a:stretch>
                       <a:fillRect/>
                     </a:stretch>
@@ -6915,8 +8176,8 @@
         <w:t xml:space="preserve">on the 120-station panel (and 24 % on the 40-station pilot), median ratio 0.87 — so we retract the flow-dependent thermal-memory claim.</w:t>
       </w:r>
     </w:p>
-    <w:bookmarkEnd w:id="34"/>
-    <w:bookmarkStart w:id="35" w:name="module-ablations-on-the-large-sample"/>
+    <w:bookmarkEnd w:id="40"/>
+    <w:bookmarkStart w:id="41" w:name="module-ablations-on-the-large-sample"/>
     <w:p>
       <w:pPr>
         <w:pStyle w:val="Heading3"/>
@@ -7468,9 +8729,9 @@
         <w:t xml:space="preserve">negligibly) in favour of the dynamic version, which we read as within-noise.</w:t>
       </w:r>
     </w:p>
-    <w:bookmarkEnd w:id="35"/>
-    <w:bookmarkEnd w:id="36"/>
-    <w:bookmarkStart w:id="37" w:name="discussion"/>
+    <w:bookmarkEnd w:id="41"/>
+    <w:bookmarkEnd w:id="42"/>
+    <w:bookmarkStart w:id="43" w:name="discussion"/>
     <w:p>
       <w:pPr>
         <w:pStyle w:val="Heading2"/>
@@ -7999,8 +9260,8 @@
         <w:t xml:space="preserve">consistent with the low across-seed spread we observe.</w:t>
       </w:r>
     </w:p>
-    <w:bookmarkEnd w:id="37"/>
-    <w:bookmarkStart w:id="38" w:name="conclusions"/>
+    <w:bookmarkEnd w:id="43"/>
+    <w:bookmarkStart w:id="44" w:name="conclusions"/>
     <w:p>
       <w:pPr>
         <w:pStyle w:val="Heading2"/>
@@ -8083,8 +9344,8 @@
         <w:t xml:space="preserve">physics baselines, not a new state of the art over all learners.</w:t>
       </w:r>
     </w:p>
-    <w:bookmarkEnd w:id="38"/>
-    <w:bookmarkStart w:id="39" w:name="data-availability"/>
+    <w:bookmarkEnd w:id="44"/>
+    <w:bookmarkStart w:id="45" w:name="data-availability"/>
     <w:p>
       <w:pPr>
         <w:pStyle w:val="Heading2"/>
@@ -8760,8 +10021,8 @@
         <w:t xml:space="preserve">acquisition script. All three sources are public domain or open-licensed.</w:t>
       </w:r>
     </w:p>
-    <w:bookmarkEnd w:id="39"/>
-    <w:bookmarkStart w:id="40" w:name="code-availability-and-reproducibility"/>
+    <w:bookmarkEnd w:id="45"/>
+    <w:bookmarkStart w:id="46" w:name="code-availability-and-reproducibility"/>
     <w:p>
       <w:pPr>
         <w:pStyle w:val="Heading2"/>
@@ -8931,8 +10192,113 @@
         <w:t xml:space="preserve">.</w:t>
       </w:r>
     </w:p>
-    <w:bookmarkEnd w:id="40"/>
-    <w:bookmarkStart w:id="45" w:name="references"/>
+    <w:p>
+      <w:pPr>
+        <w:pStyle w:val="BodyText"/>
+      </w:pPr>
+      <w:r>
+        <w:rPr>
+          <w:b/>
+          <w:bCs/>
+        </w:rPr>
+        <w:t xml:space="preserve">Archived release.</w:t>
+      </w:r>
+      <w:r>
+        <w:t xml:space="preserve"> </w:t>
+      </w:r>
+      <w:r>
+        <w:t xml:space="preserve">For a persistent, citable record the code, configuration, the</w:t>
+      </w:r>
+      <w:r>
+        <w:t xml:space="preserve"> </w:t>
+      </w:r>
+      <w:r>
+        <w:t xml:space="preserve">input station panels, and all derived tables/reports/figures are archived at Zenodo</w:t>
+      </w:r>
+      <w:r>
+        <w:t xml:space="preserve"> </w:t>
+      </w:r>
+      <w:r>
+        <w:t xml:space="preserve">(https://doi.org/REPLACE_WITH_ZENODO_DOI, v1.0.0, MIT license), built with</w:t>
+      </w:r>
+      <w:r>
+        <w:t xml:space="preserve"> </w:t>
+      </w:r>
+      <w:r>
+        <w:rPr>
+          <w:rStyle w:val="VerbatimChar"/>
+        </w:rPr>
+        <w:t xml:space="preserve">scripts/make_release_archive.sh</w:t>
+      </w:r>
+      <w:r>
+        <w:t xml:space="preserve"> </w:t>
+      </w:r>
+      <w:r>
+        <w:t xml:space="preserve">and carrying the sha256 manifest; the</w:t>
+      </w:r>
+      <w:r>
+        <w:t xml:space="preserve"> </w:t>
+      </w:r>
+      <w:r>
+        <w:t xml:space="preserve">multi-hundred-MB predictions and model checkpoints are excluded but regenerable from</w:t>
+      </w:r>
+      <w:r>
+        <w:t xml:space="preserve"> </w:t>
+      </w:r>
+      <w:r>
+        <w:t xml:space="preserve">the archive via</w:t>
+      </w:r>
+      <w:r>
+        <w:t xml:space="preserve"> </w:t>
+      </w:r>
+      <w:r>
+        <w:rPr>
+          <w:rStyle w:val="VerbatimChar"/>
+        </w:rPr>
+        <w:t xml:space="preserve">scripts/run_all.sh</w:t>
+      </w:r>
+      <w:r>
+        <w:t xml:space="preserve">. The raw observations are redistributed in</w:t>
+      </w:r>
+      <w:r>
+        <w:t xml:space="preserve"> </w:t>
+      </w:r>
+      <w:r>
+        <w:t xml:space="preserve">derived form only and are independently available from USGS NWIS, Daymet (ORNL DAAC,</w:t>
+      </w:r>
+      <w:r>
+        <w:t xml:space="preserve"> </w:t>
+      </w:r>
+      <w:r>
+        <w:t xml:space="preserve">https://doi.org/10.3334/ORNLDAAC/2129) and gridMET; USGS site numbers for all 120</w:t>
+      </w:r>
+      <w:r>
+        <w:t xml:space="preserve"> </w:t>
+      </w:r>
+      <w:r>
+        <w:t xml:space="preserve">gages are in the archive. (</w:t>
+      </w:r>
+      <w:r>
+        <w:rPr>
+          <w:rStyle w:val="VerbatimChar"/>
+        </w:rPr>
+        <w:t xml:space="preserve">outputs/reports/data_availability.md</w:t>
+      </w:r>
+      <w:r>
+        <w:t xml:space="preserve"> </w:t>
+      </w:r>
+      <w:r>
+        <w:t xml:space="preserve">holds the</w:t>
+      </w:r>
+      <w:r>
+        <w:t xml:space="preserve"> </w:t>
+      </w:r>
+      <w:r>
+        <w:t xml:space="preserve">submission-ready Open Research statement; the DOI is minted at camera-ready.)</w:t>
+      </w:r>
+    </w:p>
+    <w:bookmarkEnd w:id="46"/>
+    <w:bookmarkStart w:id="51" w:name="references"/>
     <w:p>
       <w:pPr>
         <w:pStyle w:val="Heading2"/>
@@ -8969,7 +10335,7 @@
         <w:t xml:space="preserve">house style (Elsevier numeric-author–year). Cross-reference labels in the manuscript text use the F-numbers retained for traceability.</w:t>
       </w:r>
     </w:p>
-    <w:bookmarkStart w:id="41" w:name="X3b59e6936dd4ec5aa773295723b82b180cd0563"/>
+    <w:bookmarkStart w:id="47" w:name="X3b59e6936dd4ec5aa773295723b82b180cd0563"/>
     <w:p>
       <w:pPr>
         <w:pStyle w:val="Heading3"/>
@@ -9063,6 +10429,14 @@
         <w:pStyle w:val="BodyText"/>
       </w:pPr>
       <w:r>
+        <w:t xml:space="preserve">Willard, J. D., Ciulla, F., Weierbach, H., Xu, Z., Hendrix, V. C., Varadharajan, C., 2024. Evaluating deep learning approaches for predictions in unmonitored basins with continental-scale stream temperature models. arXiv:2410.19865. https://doi.org/10.48550/arXiv.2410.19865. [F13]</w:t>
+      </w:r>
+    </w:p>
+    <w:p>
+      <w:pPr>
+        <w:pStyle w:val="BodyText"/>
+      </w:pPr>
+      <w:r>
         <w:t xml:space="preserve">Toffolon, M., Piccolroaz, S., 2015. A hybrid model for river water temperature as a function of air temperature and discharge. Environmental Research Letters 10, 114011. https://doi.org/10.1088/1748-9326/10/11/114011. [F12]</w:t>
       </w:r>
     </w:p>
@@ -9090,8 +10464,8 @@
         <w:t xml:space="preserve">Caissie, D., 2006. The thermal regime of rivers: a review. Freshwater Biology 51, 1389–1406. https://doi.org/10.1111/j.1365-2427.2006.01597.x.</w:t>
       </w:r>
     </w:p>
-    <w:bookmarkEnd w:id="41"/>
-    <w:bookmarkStart w:id="42" w:name="Xa6ac26526a0ae9c60f5d4555fcca5dcf2ca1bef"/>
+    <w:bookmarkEnd w:id="47"/>
+    <w:bookmarkStart w:id="48" w:name="Xa6ac26526a0ae9c60f5d4555fcca5dcf2ca1bef"/>
     <w:p>
       <w:pPr>
         <w:pStyle w:val="Heading3"/>
@@ -9124,8 +10498,16 @@
         <w:t xml:space="preserve">Kavetski, D., Kuczera, G., Franks, S. W., 2006b. Bayesian analysis of input uncertainty in hydrological modeling: 2. Application. Water Resources Research 42, W03408. https://doi.org/10.1029/2005WR004376. [G3]</w:t>
       </w:r>
     </w:p>
-    <w:bookmarkEnd w:id="42"/>
-    <w:bookmarkStart w:id="43" w:name="Xb38244c44a104f8c4daaf27e29f2c760f336c54"/>
+    <w:p>
+      <w:pPr>
+        <w:pStyle w:val="BodyText"/>
+      </w:pPr>
+      <w:r>
+        <w:t xml:space="preserve">Modi, P. A., Small, E. E., Kasprzyk, J., Livneh, B., 2025. Understanding the relationship between streamflow forecast skill and value across the western United States. Hydrology and Earth System Sciences 29, 5593–5613. https://doi.org/10.5194/hess-29-5593-2025. [G4]</w:t>
+      </w:r>
+    </w:p>
+    <w:bookmarkEnd w:id="48"/>
+    <w:bookmarkStart w:id="49" w:name="Xb38244c44a104f8c4daaf27e29f2c760f336c54"/>
     <w:p>
       <w:pPr>
         <w:pStyle w:val="Heading3"/>
@@ -9171,6 +10553,14 @@
         <w:pStyle w:val="BodyText"/>
       </w:pPr>
       <w:r>
+        <w:t xml:space="preserve">Grinsztajn, L., Oyallon, E., Varoquaux, G., 2022. Why do tree-based models still outperform deep learning on typical tabular data?, in: Advances in Neural Information Processing Systems 35 (NeurIPS 2022) Datasets and Benchmarks Track. https://doi.org/10.48550/arXiv.2207.08815.</w:t>
+      </w:r>
+    </w:p>
+    <w:p>
+      <w:pPr>
+        <w:pStyle w:val="BodyText"/>
+      </w:pPr>
+      <w:r>
         <w:t xml:space="preserve">Shazeer, N., Mirhoseini, A., Maziarz, K., Davis, A., Le, Q., Hinton, G., Dean, J., 2017. Outrageously large neural networks: the sparsely-gated mixture-of-experts layer, in: International Conference on Learning Representations (ICLR).</w:t>
       </w:r>
     </w:p>
@@ -9262,8 +10652,8 @@
         <w:t xml:space="preserve">Gupta, H. V., Kling, H., Yilmaz, K. K., Martinez, G. F., 2009. Decomposition of the mean squared error and NSE performance criteria: implications for improving hydrological modelling. Journal of Hydrology 377, 80–91. https://doi.org/10.1016/j.jhydrol.2009.08.003.</w:t>
       </w:r>
     </w:p>
-    <w:bookmarkEnd w:id="43"/>
-    <w:bookmarkStart w:id="44" w:name="software-and-data-sources"/>
+    <w:bookmarkEnd w:id="49"/>
+    <w:bookmarkStart w:id="50" w:name="software-and-data-sources"/>
     <w:p>
       <w:pPr>
         <w:pStyle w:val="Heading3"/>
@@ -9336,9 +10726,9 @@
         <w:t xml:space="preserve">Virtanen, P., Gommers, R., Oliphant, T. E., Haberland, M., Reddy, T., Cournapeau, D., Burovski, E., Peterson, P., Weckesser, W., Bright, J., van der Walt, S. J., Brett, M., Wilson, J., Millman, K. J., Mayorov, N., Nelson, A. R. J., Jones, E., Kern, R., Larson, E., Carey, C. J., Polat, I., Feng, Y., Moore, E. W., VanderPlas, J., Laxalde, D., Perktold, J., Cimrman, R., Henriksen, I., Quintero, E. A., Harris, C. R., Archibald, A. M., Ribeiro, A. H., Pedregosa, F., van Mulbregt, P., SciPy 1.0 Contributors, 2020. SciPy 1.0: fundamental algorithms for scientific computing in Python. Nature Methods 17, 261–272. https://doi.org/10.1038/s41592-019-0686-2.</w:t>
       </w:r>
     </w:p>
-    <w:bookmarkEnd w:id="44"/>
-    <w:bookmarkEnd w:id="45"/>
-    <w:bookmarkEnd w:id="46"/>
+    <w:bookmarkEnd w:id="50"/>
+    <w:bookmarkEnd w:id="51"/>
+    <w:bookmarkEnd w:id="52"/>
     <w:sectPr>
       <w:footnotePr>
         <w:numRestart w:val="eachSect"/>

--- a/paper/ThermoRoute_paper.docx
+++ b/paper/ThermoRoute_paper.docx
@@ -36,7 +36,7 @@
         </w:p>
       </w:sdtContent>
     </w:sdt>
-    <w:bookmarkStart w:id="52" w:name="Xbc3e137584cc9a32fb58fc0f4459c6a416f05c5"/>
+    <w:bookmarkStart w:id="55" w:name="Xbc3e137584cc9a32fb58fc0f4459c6a416f05c5"/>
     <w:p>
       <w:pPr>
         <w:pStyle w:val="Heading1"/>
@@ -4167,7 +4167,7 @@
     </w:p>
     <w:bookmarkEnd w:id="16"/>
     <w:bookmarkEnd w:id="17"/>
-    <w:bookmarkStart w:id="42" w:name="results"/>
+    <w:bookmarkStart w:id="45" w:name="results"/>
     <w:p>
       <w:pPr>
         <w:pStyle w:val="Heading2"/>
@@ -6852,7 +6852,7 @@
       </w:r>
     </w:p>
     <w:bookmarkEnd w:id="26"/>
-    <w:bookmarkStart w:id="36" w:name="calibration-warnings-and-decision-value"/>
+    <w:bookmarkStart w:id="39" w:name="calibration-warnings-and-decision-value"/>
     <w:p>
       <w:pPr>
         <w:pStyle w:val="Heading3"/>
@@ -6982,7 +6982,7 @@
         <w:t xml:space="preserve"> </w:t>
       </w:r>
       <w:r>
-        <w:t xml:space="preserve">Figure 3). Applying the</w:t>
+        <w:t xml:space="preserve">Figure 6). Applying the</w:t>
       </w:r>
       <w:r>
         <w:t xml:space="preserve"> </w:t>
@@ -7182,7 +7182,7 @@
         <w:t xml:space="preserve"> </w:t>
       </w:r>
       <w:r>
-        <w:t xml:space="preserve">of station×horizon cells (Figure 4a). The bound is not decorative — the</w:t>
+        <w:t xml:space="preserve">of station×horizon cells (Figure 3a). The bound is not decorative — the</w:t>
       </w:r>
       <w:r>
         <w:t xml:space="preserve"> </w:t>
@@ -7232,7 +7232,7 @@
         <w:t xml:space="preserve"> </w:t>
       </w:r>
       <w:r>
-        <w:t xml:space="preserve">touches (Figure 4b). The floor is not an in-sample artifact: on the</w:t>
+        <w:t xml:space="preserve">touches (Figure 3b). The floor is not an in-sample artifact: on the</w:t>
       </w:r>
       <w:r>
         <w:t xml:space="preserve"> </w:t>
@@ -7284,7 +7284,7 @@
           <wp:inline>
             <wp:extent cx="4800600" cy="1892614"/>
             <wp:effectExtent b="0" l="0" r="0" t="0"/>
-            <wp:docPr descr="Figure 4. Proposition 1 verified on the blind test. (a) Per-station RMSE of ThermoRoute versus its internal physics prior; every point lies under the y = x + δ ceiling (δ = 1 °C). (b) Distribution of the bounded neural residual: engaged on 81 % of days, but the ±δ cap binds on only 3 % — a hard floor the working residual rarely reaches." title="" id="28" name="Picture"/>
+            <wp:docPr descr="Figure 3. Proposition 1 verified on the blind test. (a) Per-station RMSE of ThermoRoute versus its internal physics prior; every point lies under the y = x + δ ceiling (δ = 1 °C). (b) Distribution of the bounded neural residual: engaged on 81 % of days, but the ±δ cap binds on only 3 % — a hard floor the working residual rarely reaches." title="" id="28" name="Picture"/>
             <a:graphic>
               <a:graphicData uri="http://schemas.openxmlformats.org/drawingml/2006/picture">
                 <pic:pic>
@@ -7331,7 +7331,7 @@
           <w:b/>
           <w:bCs/>
         </w:rPr>
-        <w:t xml:space="preserve">Figure 4.</w:t>
+        <w:t xml:space="preserve">Figure 3.</w:t>
       </w:r>
       <w:r>
         <w:t xml:space="preserve"> </w:t>
@@ -7401,7 +7401,7 @@
         <w:t xml:space="preserve"> </w:t>
       </w:r>
       <w:r>
-        <w:t xml:space="preserve">(Figure 5). The exceedance threshold is</w:t>
+        <w:t xml:space="preserve">(Figure 4). The exceedance threshold is</w:t>
       </w:r>
       <w:r>
         <w:t xml:space="preserve"> </w:t>
@@ -7438,7 +7438,7 @@
           <wp:inline>
             <wp:extent cx="2933700" cy="3010959"/>
             <wp:effectExtent b="0" l="0" r="0" t="0"/>
-            <wp:docPr descr="Figure 5. Reliability of the high-temperature exceedance warning (all leads pooled). Forecast probability versus observed exceedance frequency; ThermoRoute’s calibrated warning tracks the diagonal most closely, ahead of the LightGBM and LSTM." title="" id="31" name="Picture"/>
+            <wp:docPr descr="Figure 4. Reliability of the high-temperature exceedance warning (all leads pooled). Forecast probability versus observed exceedance frequency; ThermoRoute’s calibrated warning tracks the diagonal most closely, ahead of the LightGBM and LSTM." title="" id="31" name="Picture"/>
             <a:graphic>
               <a:graphicData uri="http://schemas.openxmlformats.org/drawingml/2006/picture">
                 <pic:pic>
@@ -7485,7 +7485,7 @@
           <w:b/>
           <w:bCs/>
         </w:rPr>
-        <w:t xml:space="preserve">Figure 5.</w:t>
+        <w:t xml:space="preserve">Figure 4.</w:t>
       </w:r>
       <w:r>
         <w:t xml:space="preserve"> </w:t>
@@ -7608,7 +7608,7 @@
         <w:t xml:space="preserve"> </w:t>
       </w:r>
       <w:r>
-        <w:t xml:space="preserve">0.81 / 0.65 / 0.51 (persistence); peak REV is 0.91 / 0.85 / 0.82 (Figure 6). This is</w:t>
+        <w:t xml:space="preserve">0.81 / 0.65 / 0.51 (persistence); peak REV is 0.91 / 0.85 / 0.82 (Figure 5). This is</w:t>
       </w:r>
       <w:r>
         <w:t xml:space="preserve"> </w:t>
@@ -7727,109 +7727,174 @@
     </w:p>
     <w:p>
       <w:pPr>
-        <w:pStyle w:val="BodyText"/>
-      </w:pPr>
-      <w:r>
-        <w:rPr>
-          <w:b/>
-          <w:bCs/>
-        </w:rPr>
-        <w:t xml:space="preserve">Multi-metric reporting.</w:t>
-      </w:r>
-      <w:r>
-        <w:t xml:space="preserve"> </w:t>
-      </w:r>
-      <w:r>
-        <w:t xml:space="preserve">The 2025 review [F1] asks that regression, dimensionless</w:t>
-      </w:r>
-      <w:r>
-        <w:t xml:space="preserve"> </w:t>
-      </w:r>
-      <w:r>
-        <w:t xml:space="preserve">and error-index statistics be reported together rather than RMSE alone. On the</w:t>
-      </w:r>
-      <w:r>
-        <w:t xml:space="preserve"> </w:t>
-      </w:r>
-      <w:r>
-        <w:t xml:space="preserve">pooled blind test ThermoRoute scores NSE 0.992 / 0.970 / 0.954, KGE 0.993 / 0.974 /</w:t>
-      </w:r>
-      <w:r>
-        <w:t xml:space="preserve"> </w:t>
-      </w:r>
-      <w:r>
-        <w:t xml:space="preserve">0.963, MAE 0.470 / 0.971 / 1.213 °C and |PBIAS| ≤ 0.2 % at 1 / 3 / 7 d — all above</w:t>
-      </w:r>
-      <w:r>
-        <w:t xml:space="preserve"> </w:t>
-      </w:r>
-      <w:r>
-        <w:t xml:space="preserve">the review’s reported field norms (median NSE ≈ 0.93, MAE ≈ 1.09 °C) and essentially</w:t>
-      </w:r>
-      <w:r>
-        <w:t xml:space="preserve"> </w:t>
-      </w:r>
-      <w:r>
-        <w:t xml:space="preserve">tied with the global LightGBM (NSE 0.993 / 0.969 / 0.954) and ahead of the LSTM</w:t>
-      </w:r>
-      <w:r>
-        <w:t xml:space="preserve"> </w:t>
-      </w:r>
-      <w:r>
-        <w:t xml:space="preserve">(NSE 0.992 / 0.967 / 0.947); the full per-model table is</w:t>
-      </w:r>
-      <w:r>
-        <w:t xml:space="preserve"> </w:t>
-      </w:r>
-      <w:r>
-        <w:rPr>
-          <w:rStyle w:val="VerbatimChar"/>
-        </w:rPr>
-        <w:t xml:space="preserve">outputs/tables/multi_metric.csv</w:t>
-      </w:r>
-      <w:r>
-        <w:t xml:space="preserve">.</w:t>
-      </w:r>
-      <w:r>
-        <w:t xml:space="preserve"> </w:t>
-      </w:r>
-      <w:r>
-        <w:t xml:space="preserve">Region-weighted RMSE (mean of per-HUC2 medians, so no single over-represented region</w:t>
-      </w:r>
-      <w:r>
-        <w:t xml:space="preserve"> </w:t>
-      </w:r>
-      <w:r>
-        <w:t xml:space="preserve">carries the headline) is 0.66 / 1.37 / 1.69 °C, within 0.01–0.04 °C of the pooled</w:t>
-      </w:r>
-      <w:r>
-        <w:t xml:space="preserve"> </w:t>
-      </w:r>
-      <w:r>
-        <w:t xml:space="preserve">medians, confirming the result is not driven by one region.</w:t>
-      </w:r>
-    </w:p>
-    <w:p>
-      <w:pPr>
         <w:pStyle w:val="CaptionedFigure"/>
       </w:pPr>
       <w:r>
         <w:drawing>
           <wp:inline>
-            <wp:extent cx="5067300" cy="2066634"/>
+            <wp:extent cx="5067300" cy="1606110"/>
             <wp:effectExtent b="0" l="0" r="0" t="0"/>
-            <wp:docPr descr="Figure 3. Conformal calibration on n=114 USGS blind-test stations. (a) Per-station coverage (PICP) distribution against the 0.90 target; (b) mean coverage versus lead time; (c) interval sharpness. Coverage is near-nominal and tight across the population (86–96 % of stations within ±0.05 of 0.90)." title="" id="34" name="Picture"/>
+            <wp:docPr descr="Figure 5. Relative economic value (REV) of the exceedance warning over the full cost–loss ratio grid α (one panel per lead). ThermoRoute’s calibrated warning (solid) dominates LightGBM, the LSTM and the deterministic persistence warning (dashed) across the operational cheap-protection range; the deterministic persistence warning becomes competitive only at high α." title="" id="34" name="Picture"/>
             <a:graphic>
               <a:graphicData uri="http://schemas.openxmlformats.org/drawingml/2006/picture">
                 <pic:pic>
                   <pic:nvPicPr>
-                    <pic:cNvPr descr="outputs/figures/fig_usgs_calibration.png" id="35" name="Picture"/>
+                    <pic:cNvPr descr="outputs/figures/fig_rev_curve.png" id="35" name="Picture"/>
                     <pic:cNvPicPr>
                       <a:picLocks noChangeArrowheads="1" noChangeAspect="1"/>
                     </pic:cNvPicPr>
                   </pic:nvPicPr>
                   <pic:blipFill>
                     <a:blip r:embed="rId33"/>
+                    <a:stretch>
+                      <a:fillRect/>
+                    </a:stretch>
+                  </pic:blipFill>
+                  <pic:spPr bwMode="auto">
+                    <a:xfrm>
+                      <a:off x="0" y="0"/>
+                      <a:ext cx="5067300" cy="1606110"/>
+                    </a:xfrm>
+                    <a:prstGeom prst="rect">
+                      <a:avLst/>
+                    </a:prstGeom>
+                    <a:noFill/>
+                    <a:ln w="9525">
+                      <a:noFill/>
+                      <a:headEnd/>
+                      <a:tailEnd/>
+                    </a:ln>
+                  </pic:spPr>
+                </pic:pic>
+              </a:graphicData>
+            </a:graphic>
+          </wp:inline>
+        </w:drawing>
+      </w:r>
+    </w:p>
+    <w:p>
+      <w:pPr>
+        <w:pStyle w:val="ImageCaption"/>
+      </w:pPr>
+      <w:r>
+        <w:rPr>
+          <w:b/>
+          <w:bCs/>
+        </w:rPr>
+        <w:t xml:space="preserve">Figure 5.</w:t>
+      </w:r>
+      <w:r>
+        <w:t xml:space="preserve"> </w:t>
+      </w:r>
+      <w:r>
+        <w:t xml:space="preserve">Relative economic value (REV) of the exceedance warning over the full cost–loss ratio grid α (one panel per lead). ThermoRoute’s calibrated warning (solid) dominates LightGBM, the LSTM and the deterministic persistence warning (dashed) across the operational cheap-protection range; the deterministic persistence warning becomes competitive only at high α.</w:t>
+      </w:r>
+    </w:p>
+    <w:p>
+      <w:pPr>
+        <w:pStyle w:val="BodyText"/>
+      </w:pPr>
+      <w:r>
+        <w:rPr>
+          <w:b/>
+          <w:bCs/>
+        </w:rPr>
+        <w:t xml:space="preserve">Multi-metric reporting.</w:t>
+      </w:r>
+      <w:r>
+        <w:t xml:space="preserve"> </w:t>
+      </w:r>
+      <w:r>
+        <w:t xml:space="preserve">The 2025 review [F1] asks that regression, dimensionless</w:t>
+      </w:r>
+      <w:r>
+        <w:t xml:space="preserve"> </w:t>
+      </w:r>
+      <w:r>
+        <w:t xml:space="preserve">and error-index statistics be reported together rather than RMSE alone. On the</w:t>
+      </w:r>
+      <w:r>
+        <w:t xml:space="preserve"> </w:t>
+      </w:r>
+      <w:r>
+        <w:t xml:space="preserve">pooled blind test ThermoRoute scores NSE 0.992 / 0.970 / 0.954, KGE 0.993 / 0.974 /</w:t>
+      </w:r>
+      <w:r>
+        <w:t xml:space="preserve"> </w:t>
+      </w:r>
+      <w:r>
+        <w:t xml:space="preserve">0.963, MAE 0.470 / 0.971 / 1.213 °C and |PBIAS| ≤ 0.2 % at 1 / 3 / 7 d — all above</w:t>
+      </w:r>
+      <w:r>
+        <w:t xml:space="preserve"> </w:t>
+      </w:r>
+      <w:r>
+        <w:t xml:space="preserve">the review’s reported field norms (median NSE ≈ 0.93, MAE ≈ 1.09 °C) and essentially</w:t>
+      </w:r>
+      <w:r>
+        <w:t xml:space="preserve"> </w:t>
+      </w:r>
+      <w:r>
+        <w:t xml:space="preserve">tied with the global LightGBM (NSE 0.993 / 0.969 / 0.954) and ahead of the LSTM</w:t>
+      </w:r>
+      <w:r>
+        <w:t xml:space="preserve"> </w:t>
+      </w:r>
+      <w:r>
+        <w:t xml:space="preserve">(NSE 0.992 / 0.967 / 0.947); the full per-model table is</w:t>
+      </w:r>
+      <w:r>
+        <w:t xml:space="preserve"> </w:t>
+      </w:r>
+      <w:r>
+        <w:rPr>
+          <w:rStyle w:val="VerbatimChar"/>
+        </w:rPr>
+        <w:t xml:space="preserve">outputs/tables/multi_metric.csv</w:t>
+      </w:r>
+      <w:r>
+        <w:t xml:space="preserve">.</w:t>
+      </w:r>
+      <w:r>
+        <w:t xml:space="preserve"> </w:t>
+      </w:r>
+      <w:r>
+        <w:t xml:space="preserve">Region-weighted RMSE (mean of per-HUC2 medians, so no single over-represented region</w:t>
+      </w:r>
+      <w:r>
+        <w:t xml:space="preserve"> </w:t>
+      </w:r>
+      <w:r>
+        <w:t xml:space="preserve">carries the headline) is 0.66 / 1.37 / 1.69 °C, within 0.01–0.04 °C of the pooled</w:t>
+      </w:r>
+      <w:r>
+        <w:t xml:space="preserve"> </w:t>
+      </w:r>
+      <w:r>
+        <w:t xml:space="preserve">medians, confirming the result is not driven by one region.</w:t>
+      </w:r>
+    </w:p>
+    <w:p>
+      <w:pPr>
+        <w:pStyle w:val="CaptionedFigure"/>
+      </w:pPr>
+      <w:r>
+        <w:drawing>
+          <wp:inline>
+            <wp:extent cx="5067300" cy="2066634"/>
+            <wp:effectExtent b="0" l="0" r="0" t="0"/>
+            <wp:docPr descr="Figure 6. Conformal calibration on n=114 USGS blind-test stations. (a) Per-station coverage (PICP) distribution against the 0.90 target; (b) mean coverage versus lead time; (c) interval sharpness. Coverage is near-nominal and tight across the population (86–96 % of stations within ±0.05 of 0.90)." title="" id="37" name="Picture"/>
+            <a:graphic>
+              <a:graphicData uri="http://schemas.openxmlformats.org/drawingml/2006/picture">
+                <pic:pic>
+                  <pic:nvPicPr>
+                    <pic:cNvPr descr="outputs/figures/fig_usgs_calibration.png" id="38" name="Picture"/>
+                    <pic:cNvPicPr>
+                      <a:picLocks noChangeArrowheads="1" noChangeAspect="1"/>
+                    </pic:cNvPicPr>
+                  </pic:nvPicPr>
+                  <pic:blipFill>
+                    <a:blip r:embed="rId36"/>
                     <a:stretch>
                       <a:fillRect/>
                     </a:stretch>
@@ -7865,7 +7930,7 @@
           <w:b/>
           <w:bCs/>
         </w:rPr>
-        <w:t xml:space="preserve">Figure 3.</w:t>
+        <w:t xml:space="preserve">Figure 6.</w:t>
       </w:r>
       <w:r>
         <w:t xml:space="preserve"> </w:t>
@@ -7874,8 +7939,8 @@
         <w:t xml:space="preserve">Conformal calibration on n=114 USGS blind-test stations. (a) Per-station coverage (PICP) distribution against the 0.90 target; (b) mean coverage versus lead time; (c) interval sharpness. Coverage is near-nominal and tight across the population (86–96 % of stations within ±0.05 of 0.90).</w:t>
       </w:r>
     </w:p>
-    <w:bookmarkEnd w:id="36"/>
-    <w:bookmarkStart w:id="40" w:name="X43a8bf8efc78fde6fa6f8b85493fa73fdd3e578"/>
+    <w:bookmarkEnd w:id="39"/>
+    <w:bookmarkStart w:id="43" w:name="X43a8bf8efc78fde6fa6f8b85493fa73fdd3e578"/>
     <w:p>
       <w:pPr>
         <w:pStyle w:val="Heading3"/>
@@ -8092,7 +8157,7 @@
         <w:t xml:space="preserve"> </w:t>
       </w:r>
       <w:r>
-        <w:t xml:space="preserve">mechanism (Figure 4).</w:t>
+        <w:t xml:space="preserve">mechanism (Figure 7).</w:t>
       </w:r>
     </w:p>
     <w:p>
@@ -8104,18 +8169,18 @@
           <wp:inline>
             <wp:extent cx="4533900" cy="2109975"/>
             <wp:effectExtent b="0" l="0" r="0" t="0"/>
-            <wp:docPr descr="Figure 4. Dynamic relaxation rate κ on the 120-station USGS panel. (a) κ binned by standardised log-flow (pooled); (b) per-station ratio κ(high flow)/κ(low flow). The flow dependence seen on the three reservoir stations does not generalise — κ rises with flow at 0 % of stations on the 120-station panel (and 24 % on the 40-station pilot), median ratio 0.87 — so we retract the flow-dependent thermal-memory claim." title="" id="38" name="Picture"/>
+            <wp:docPr descr="Figure 7. Dynamic relaxation rate κ on the 120-station USGS panel. (a) κ binned by standardised log-flow (pooled); (b) per-station ratio κ(high flow)/κ(low flow). The flow dependence seen on the three reservoir stations does not generalise — κ rises with flow at 0 % of stations on the 120-station panel (and 24 % on the 40-station pilot), median ratio 0.87 — so we retract the flow-dependent thermal-memory claim." title="" id="41" name="Picture"/>
             <a:graphic>
               <a:graphicData uri="http://schemas.openxmlformats.org/drawingml/2006/picture">
                 <pic:pic>
                   <pic:nvPicPr>
-                    <pic:cNvPr descr="outputs/figures/fig_usgs_kappa.png" id="39" name="Picture"/>
+                    <pic:cNvPr descr="outputs/figures/fig_usgs_kappa.png" id="42" name="Picture"/>
                     <pic:cNvPicPr>
                       <a:picLocks noChangeArrowheads="1" noChangeAspect="1"/>
                     </pic:cNvPicPr>
                   </pic:nvPicPr>
                   <pic:blipFill>
-                    <a:blip r:embed="rId37"/>
+                    <a:blip r:embed="rId40"/>
                     <a:stretch>
                       <a:fillRect/>
                     </a:stretch>
@@ -8151,7 +8216,7 @@
           <w:b/>
           <w:bCs/>
         </w:rPr>
-        <w:t xml:space="preserve">Figure 4.</w:t>
+        <w:t xml:space="preserve">Figure 7.</w:t>
       </w:r>
       <w:r>
         <w:t xml:space="preserve"> </w:t>
@@ -8176,8 +8241,8 @@
         <w:t xml:space="preserve">on the 120-station panel (and 24 % on the 40-station pilot), median ratio 0.87 — so we retract the flow-dependent thermal-memory claim.</w:t>
       </w:r>
     </w:p>
-    <w:bookmarkEnd w:id="40"/>
-    <w:bookmarkStart w:id="41" w:name="module-ablations-on-the-large-sample"/>
+    <w:bookmarkEnd w:id="43"/>
+    <w:bookmarkStart w:id="44" w:name="module-ablations-on-the-large-sample"/>
     <w:p>
       <w:pPr>
         <w:pStyle w:val="Heading3"/>
@@ -8729,9 +8794,9 @@
         <w:t xml:space="preserve">negligibly) in favour of the dynamic version, which we read as within-noise.</w:t>
       </w:r>
     </w:p>
-    <w:bookmarkEnd w:id="41"/>
-    <w:bookmarkEnd w:id="42"/>
-    <w:bookmarkStart w:id="43" w:name="discussion"/>
+    <w:bookmarkEnd w:id="44"/>
+    <w:bookmarkEnd w:id="45"/>
+    <w:bookmarkStart w:id="46" w:name="discussion"/>
     <w:p>
       <w:pPr>
         <w:pStyle w:val="Heading2"/>
@@ -9260,8 +9325,8 @@
         <w:t xml:space="preserve">consistent with the low across-seed spread we observe.</w:t>
       </w:r>
     </w:p>
-    <w:bookmarkEnd w:id="43"/>
-    <w:bookmarkStart w:id="44" w:name="conclusions"/>
+    <w:bookmarkEnd w:id="46"/>
+    <w:bookmarkStart w:id="47" w:name="conclusions"/>
     <w:p>
       <w:pPr>
         <w:pStyle w:val="Heading2"/>
@@ -9344,8 +9409,8 @@
         <w:t xml:space="preserve">physics baselines, not a new state of the art over all learners.</w:t>
       </w:r>
     </w:p>
-    <w:bookmarkEnd w:id="44"/>
-    <w:bookmarkStart w:id="45" w:name="data-availability"/>
+    <w:bookmarkEnd w:id="47"/>
+    <w:bookmarkStart w:id="48" w:name="data-availability"/>
     <w:p>
       <w:pPr>
         <w:pStyle w:val="Heading2"/>
@@ -10021,8 +10086,8 @@
         <w:t xml:space="preserve">acquisition script. All three sources are public domain or open-licensed.</w:t>
       </w:r>
     </w:p>
-    <w:bookmarkEnd w:id="45"/>
-    <w:bookmarkStart w:id="46" w:name="code-availability-and-reproducibility"/>
+    <w:bookmarkEnd w:id="48"/>
+    <w:bookmarkStart w:id="49" w:name="code-availability-and-reproducibility"/>
     <w:p>
       <w:pPr>
         <w:pStyle w:val="Heading2"/>
@@ -10297,8 +10362,8 @@
         <w:t xml:space="preserve">submission-ready Open Research statement; the DOI is minted at camera-ready.)</w:t>
       </w:r>
     </w:p>
-    <w:bookmarkEnd w:id="46"/>
-    <w:bookmarkStart w:id="51" w:name="references"/>
+    <w:bookmarkEnd w:id="49"/>
+    <w:bookmarkStart w:id="54" w:name="references"/>
     <w:p>
       <w:pPr>
         <w:pStyle w:val="Heading2"/>
@@ -10335,7 +10400,7 @@
         <w:t xml:space="preserve">house style (Elsevier numeric-author–year). Cross-reference labels in the manuscript text use the F-numbers retained for traceability.</w:t>
       </w:r>
     </w:p>
-    <w:bookmarkStart w:id="47" w:name="X3b59e6936dd4ec5aa773295723b82b180cd0563"/>
+    <w:bookmarkStart w:id="50" w:name="X3b59e6936dd4ec5aa773295723b82b180cd0563"/>
     <w:p>
       <w:pPr>
         <w:pStyle w:val="Heading3"/>
@@ -10464,8 +10529,8 @@
         <w:t xml:space="preserve">Caissie, D., 2006. The thermal regime of rivers: a review. Freshwater Biology 51, 1389–1406. https://doi.org/10.1111/j.1365-2427.2006.01597.x.</w:t>
       </w:r>
     </w:p>
-    <w:bookmarkEnd w:id="47"/>
-    <w:bookmarkStart w:id="48" w:name="Xa6ac26526a0ae9c60f5d4555fcca5dcf2ca1bef"/>
+    <w:bookmarkEnd w:id="50"/>
+    <w:bookmarkStart w:id="51" w:name="Xa6ac26526a0ae9c60f5d4555fcca5dcf2ca1bef"/>
     <w:p>
       <w:pPr>
         <w:pStyle w:val="Heading3"/>
@@ -10506,8 +10571,8 @@
         <w:t xml:space="preserve">Modi, P. A., Small, E. E., Kasprzyk, J., Livneh, B., 2025. Understanding the relationship between streamflow forecast skill and value across the western United States. Hydrology and Earth System Sciences 29, 5593–5613. https://doi.org/10.5194/hess-29-5593-2025. [G4]</w:t>
       </w:r>
     </w:p>
-    <w:bookmarkEnd w:id="48"/>
-    <w:bookmarkStart w:id="49" w:name="Xb38244c44a104f8c4daaf27e29f2c760f336c54"/>
+    <w:bookmarkEnd w:id="51"/>
+    <w:bookmarkStart w:id="52" w:name="Xb38244c44a104f8c4daaf27e29f2c760f336c54"/>
     <w:p>
       <w:pPr>
         <w:pStyle w:val="Heading3"/>
@@ -10652,8 +10717,8 @@
         <w:t xml:space="preserve">Gupta, H. V., Kling, H., Yilmaz, K. K., Martinez, G. F., 2009. Decomposition of the mean squared error and NSE performance criteria: implications for improving hydrological modelling. Journal of Hydrology 377, 80–91. https://doi.org/10.1016/j.jhydrol.2009.08.003.</w:t>
       </w:r>
     </w:p>
-    <w:bookmarkEnd w:id="49"/>
-    <w:bookmarkStart w:id="50" w:name="software-and-data-sources"/>
+    <w:bookmarkEnd w:id="52"/>
+    <w:bookmarkStart w:id="53" w:name="software-and-data-sources"/>
     <w:p>
       <w:pPr>
         <w:pStyle w:val="Heading3"/>
@@ -10726,9 +10791,9 @@
         <w:t xml:space="preserve">Virtanen, P., Gommers, R., Oliphant, T. E., Haberland, M., Reddy, T., Cournapeau, D., Burovski, E., Peterson, P., Weckesser, W., Bright, J., van der Walt, S. J., Brett, M., Wilson, J., Millman, K. J., Mayorov, N., Nelson, A. R. J., Jones, E., Kern, R., Larson, E., Carey, C. J., Polat, I., Feng, Y., Moore, E. W., VanderPlas, J., Laxalde, D., Perktold, J., Cimrman, R., Henriksen, I., Quintero, E. A., Harris, C. R., Archibald, A. M., Ribeiro, A. H., Pedregosa, F., van Mulbregt, P., SciPy 1.0 Contributors, 2020. SciPy 1.0: fundamental algorithms for scientific computing in Python. Nature Methods 17, 261–272. https://doi.org/10.1038/s41592-019-0686-2.</w:t>
       </w:r>
     </w:p>
-    <w:bookmarkEnd w:id="50"/>
-    <w:bookmarkEnd w:id="51"/>
-    <w:bookmarkEnd w:id="52"/>
+    <w:bookmarkEnd w:id="53"/>
+    <w:bookmarkEnd w:id="54"/>
+    <w:bookmarkEnd w:id="55"/>
     <w:sectPr>
       <w:footnotePr>
         <w:numRestart w:val="eachSect"/>

--- a/paper/ThermoRoute_paper.docx
+++ b/paper/ThermoRoute_paper.docx
@@ -673,7 +673,13 @@
         <w:t xml:space="preserve"> </w:t>
       </w:r>
       <w:r>
-        <w:t xml:space="preserve">accurate at every lead, in-sample and out-of-region (p ≤ 5×10⁻¹⁶), consistent with</w:t>
+        <w:t xml:space="preserve">accurate at every lead, in-sample and out-of-region (paired p &lt; 3×10⁻⁵ throughout),</w:t>
+      </w:r>
+      <w:r>
+        <w:t xml:space="preserve"> </w:t>
+      </w:r>
+      <w:r>
+        <w:t xml:space="preserve">consistent with</w:t>
       </w:r>
       <w:r>
         <w:t xml:space="preserve"> </w:t>
@@ -5210,7 +5216,7 @@
         <w:t xml:space="preserve"> </w:t>
       </w:r>
       <w:r>
-        <w:t xml:space="preserve">every lead (per-station Wilcoxon p ≤ 5×10⁻¹⁶; better at 88 / 93 / 91 % of stations).</w:t>
+        <w:t xml:space="preserve">every lead (per-station Wilcoxon p ≤ 2×10⁻¹⁵; better at 88 / 93 / 91 % of stations).</w:t>
       </w:r>
       <w:r>
         <w:t xml:space="preserve"> </w:t>
@@ -6474,13 +6480,19 @@
         <w:t xml:space="preserve"> </w:t>
       </w:r>
       <w:r>
-        <w:t xml:space="preserve">at every lead (0.671 / 1.393 / 1.825; ThermoRoute better with paired</w:t>
-      </w:r>
-      <w:r>
-        <w:t xml:space="preserve"> </w:t>
-      </w:r>
-      <w:r>
-        <w:t xml:space="preserve">p ≤ 6×10⁻²⁰), so the deep baseline does not close the gap out of region either. We</w:t>
+        <w:t xml:space="preserve">at every lead (0.671 / 1.393 / 1.825; ThermoRoute better, paired</w:t>
+      </w:r>
+      <w:r>
+        <w:t xml:space="preserve"> </w:t>
+      </w:r>
+      <w:r>
+        <w:t xml:space="preserve">p = 2×10⁻⁵ / 1×10⁻¹⁸ / 6×10⁻²⁰ at 1 / 3 / 7 d), so the deep baseline does not close</w:t>
+      </w:r>
+      <w:r>
+        <w:t xml:space="preserve"> </w:t>
+      </w:r>
+      <w:r>
+        <w:t xml:space="preserve">the gap out of region either. We</w:t>
       </w:r>
       <w:r>
         <w:t xml:space="preserve"> </w:t>

--- a/paper/ThermoRoute_paper.docx
+++ b/paper/ThermoRoute_paper.docx
@@ -10161,10 +10161,10 @@
         <w:rPr>
           <w:rStyle w:val="VerbatimChar"/>
         </w:rPr>
-        <w:t xml:space="preserve">14</w:t>
-      </w:r>
-      <w:r>
-        <w:t xml:space="preserve">);</w:t>
+        <w:t xml:space="preserve">20</w:t>
+      </w:r>
+      <w:r>
+        <w:t xml:space="preserve">, orchestrated in order by</w:t>
       </w:r>
       <w:r>
         <w:t xml:space="preserve"> </w:t>
@@ -10173,13 +10173,49 @@
         <w:rPr>
           <w:rStyle w:val="VerbatimChar"/>
         </w:rPr>
+        <w:t xml:space="preserve">scripts/run_all.sh</w:t>
+      </w:r>
+      <w:r>
+        <w:t xml:space="preserve">: the 3-station</w:t>
+      </w:r>
+      <w:r>
+        <w:t xml:space="preserve"> </w:t>
+      </w:r>
+      <w:r>
+        <w:t xml:space="preserve">track, the 120-station experiment, per-station LightGBM, K-fold and</w:t>
+      </w:r>
+      <w:r>
+        <w:t xml:space="preserve"> </w:t>
+      </w:r>
+      <w:r>
+        <w:t xml:space="preserve">leave-HUC2-region-out transfer, the global-LSTM baseline, and the Proposition-1 /</w:t>
+      </w:r>
+      <w:r>
+        <w:t xml:space="preserve"> </w:t>
+      </w:r>
+      <w:r>
+        <w:t xml:space="preserve">decision-value / probabilistic / TUURT analyses);</w:t>
+      </w:r>
+      <w:r>
+        <w:t xml:space="preserve"> </w:t>
+      </w:r>
+      <w:r>
+        <w:rPr>
+          <w:rStyle w:val="VerbatimChar"/>
+        </w:rPr>
         <w:t xml:space="preserve">scripts/14_manifest.py</w:t>
       </w:r>
       <w:r>
         <w:t xml:space="preserve"> </w:t>
       </w:r>
       <w:r>
-        <w:t xml:space="preserve">writes a sha256 manifest of every</w:t>
+        <w:t xml:space="preserve">writes a</w:t>
+      </w:r>
+      <w:r>
+        <w:t xml:space="preserve"> </w:t>
+      </w:r>
+      <w:r>
+        <w:t xml:space="preserve">sha256 manifest of every</w:t>
       </w:r>
       <w:r>
         <w:t xml:space="preserve"> </w:t>

--- a/paper/ThermoRoute_paper.docx
+++ b/paper/ThermoRoute_paper.docx
@@ -7114,6 +7114,147 @@
           <w:b/>
           <w:bCs/>
         </w:rPr>
+        <w:t xml:space="preserve">Conditional coverage under non-exchangeability (ACI).</w:t>
+      </w:r>
+      <w:r>
+        <w:t xml:space="preserve"> </w:t>
+      </w:r>
+      <w:r>
+        <w:t xml:space="preserve">Split-CQR’s formal</w:t>
+      </w:r>
+      <w:r>
+        <w:t xml:space="preserve"> </w:t>
+      </w:r>
+      <w:r>
+        <w:t xml:space="preserve">guarantee assumes exchangeability, so a natural worry is that the near-nominal</w:t>
+      </w:r>
+      <w:r>
+        <w:t xml:space="preserve"> </w:t>
+      </w:r>
+      <w:r>
+        <w:rPr>
+          <w:i/>
+          <w:iCs/>
+        </w:rPr>
+        <w:t xml:space="preserve">marginal</w:t>
+      </w:r>
+      <w:r>
+        <w:t xml:space="preserve"> </w:t>
+      </w:r>
+      <w:r>
+        <w:t xml:space="preserve">PICP hides</w:t>
+      </w:r>
+      <w:r>
+        <w:t xml:space="preserve"> </w:t>
+      </w:r>
+      <w:r>
+        <w:rPr>
+          <w:i/>
+          <w:iCs/>
+        </w:rPr>
+        <w:t xml:space="preserve">conditional</w:t>
+      </w:r>
+      <w:r>
+        <w:t xml:space="preserve"> </w:t>
+      </w:r>
+      <w:r>
+        <w:t xml:space="preserve">under-coverage across regimes or regions. We</w:t>
+      </w:r>
+      <w:r>
+        <w:t xml:space="preserve"> </w:t>
+      </w:r>
+      <w:r>
+        <w:t xml:space="preserve">test this with Adaptive Conformal Inference (Gibbs &amp; Candès, 2021), which updates</w:t>
+      </w:r>
+      <w:r>
+        <w:t xml:space="preserve"> </w:t>
+      </w:r>
+      <w:r>
+        <w:t xml:space="preserve">the miscoverage level α_t online along each station’s 2019–2020 test sequence and</w:t>
+      </w:r>
+      <w:r>
+        <w:t xml:space="preserve"> </w:t>
+      </w:r>
+      <w:r>
+        <w:t xml:space="preserve">therefore self-corrects under temporal drift without any exchangeability assumption.</w:t>
+      </w:r>
+      <w:r>
+        <w:t xml:space="preserve"> </w:t>
+      </w:r>
+      <w:r>
+        <w:t xml:space="preserve">Both schemes are near-nominal marginally (split-CQR 0.908, ACI 0.901), but ACI’s</w:t>
+      </w:r>
+      <w:r>
+        <w:t xml:space="preserve"> </w:t>
+      </w:r>
+      <w:r>
+        <w:t xml:space="preserve">value is</w:t>
+      </w:r>
+      <w:r>
+        <w:t xml:space="preserve"> </w:t>
+      </w:r>
+      <w:r>
+        <w:rPr>
+          <w:i/>
+          <w:iCs/>
+        </w:rPr>
+        <w:t xml:space="preserve">cross-region uniformity</w:t>
+      </w:r>
+      <w:r>
+        <w:t xml:space="preserve">: it collapses the per-HUC2 coverage spread from a</w:t>
+      </w:r>
+      <w:r>
+        <w:t xml:space="preserve"> </w:t>
+      </w:r>
+      <w:r>
+        <w:t xml:space="preserve">standard deviation of 0.014 (regions ranging 0.88–0.93) to 0.003 (0.90–0.91), so</w:t>
+      </w:r>
+      <w:r>
+        <w:t xml:space="preserve"> </w:t>
+      </w:r>
+      <w:r>
+        <w:t xml:space="preserve">every region lands near nominal instead of some over- or under-covering — the</w:t>
+      </w:r>
+      <w:r>
+        <w:t xml:space="preserve"> </w:t>
+      </w:r>
+      <w:r>
+        <w:t xml:space="preserve">spatial non-exchangeability most relevant to a large-sample study. The one slice ACI</w:t>
+      </w:r>
+      <w:r>
+        <w:t xml:space="preserve"> </w:t>
+      </w:r>
+      <w:r>
+        <w:t xml:space="preserve">does not repair is the rare warm tail, where it under-covers (0.887 versus split-CQR</w:t>
+      </w:r>
+      <w:r>
+        <w:t xml:space="preserve"> </w:t>
+      </w:r>
+      <w:r>
+        <w:t xml:space="preserve">0.911); adaptivity cannot fully correct a regime that is both rare and temporally</w:t>
+      </w:r>
+      <w:r>
+        <w:t xml:space="preserve"> </w:t>
+      </w:r>
+      <w:r>
+        <w:t xml:space="preserve">clustered, and we report this openly. ACI thus buys conditional coverage uniformity</w:t>
+      </w:r>
+      <w:r>
+        <w:t xml:space="preserve"> </w:t>
+      </w:r>
+      <w:r>
+        <w:t xml:space="preserve">on top of split-CQR’s marginal coverage at essentially no cost.</w:t>
+      </w:r>
+    </w:p>
+    <w:p>
+      <w:pPr>
+        <w:pStyle w:val="BodyText"/>
+      </w:pPr>
+      <w:r>
+        <w:rPr>
+          <w:b/>
+          <w:bCs/>
+        </w:rPr>
         <w:t xml:space="preserve">Bounded-degradation guarantee, verified (Proposition 1).</w:t>
       </w:r>
       <w:r>
@@ -7511,6 +7652,98 @@
         <w:pStyle w:val="BodyText"/>
       </w:pPr>
       <w:r>
+        <w:t xml:space="preserve">To show the warning does not hinge on the arbitrary 90th-percentile cut-off, we</w:t>
+      </w:r>
+      <w:r>
+        <w:t xml:space="preserve"> </w:t>
+      </w:r>
+      <w:r>
+        <w:t xml:space="preserve">also score exceedance of the</w:t>
+      </w:r>
+      <w:r>
+        <w:t xml:space="preserve"> </w:t>
+      </w:r>
+      <w:r>
+        <w:rPr>
+          <w:b/>
+          <w:bCs/>
+        </w:rPr>
+        <w:t xml:space="preserve">fixed EPA 7-day-average-daily-maximum salmonid</w:t>
+      </w:r>
+      <w:r>
+        <w:rPr>
+          <w:b/>
+          <w:bCs/>
+        </w:rPr>
+        <w:t xml:space="preserve"> </w:t>
+      </w:r>
+      <w:r>
+        <w:rPr>
+          <w:b/>
+          <w:bCs/>
+        </w:rPr>
+        <w:t xml:space="preserve">criteria</w:t>
+      </w:r>
+      <w:r>
+        <w:t xml:space="preserve"> </w:t>
+      </w:r>
+      <w:r>
+        <w:t xml:space="preserve">— 18 °C (rearing) and 20 °C (migration) — reading a calibrated exceedance</w:t>
+      </w:r>
+      <w:r>
+        <w:t xml:space="preserve"> </w:t>
+      </w:r>
+      <w:r>
+        <w:t xml:space="preserve">probability at each absolute threshold off the conformalised predictive distribution</w:t>
+      </w:r>
+      <w:r>
+        <w:t xml:space="preserve"> </w:t>
+      </w:r>
+      <w:r>
+        <w:t xml:space="preserve">(no retraining), on the free-flowing stations where the threshold is ecologically</w:t>
+      </w:r>
+      <w:r>
+        <w:t xml:space="preserve"> </w:t>
+      </w:r>
+      <w:r>
+        <w:t xml:space="preserve">live (test base rate 0.05–0.60; n = 71 and 62). The calibrated warnings retain</w:t>
+      </w:r>
+      <w:r>
+        <w:t xml:space="preserve"> </w:t>
+      </w:r>
+      <w:r>
+        <w:t xml:space="preserve">strong Brier skill (ThermoRoute +0.93 / +0.85 / +0.81 at 18 °C for 1 / 3 / 7 d;</w:t>
+      </w:r>
+      <w:r>
+        <w:t xml:space="preserve"> </w:t>
+      </w:r>
+      <w:r>
+        <w:t xml:space="preserve">AUROC ≥ 0.99 / 0.99 / 0.99) and beat a deterministic persistence-threshold warning</w:t>
+      </w:r>
+      <w:r>
+        <w:t xml:space="preserve"> </w:t>
+      </w:r>
+      <w:r>
+        <w:t xml:space="preserve">(+0.87 / +0.73 / +0.62) at every lead; ThermoRoute and the global LightGBM are again</w:t>
+      </w:r>
+      <w:r>
+        <w:t xml:space="preserve"> </w:t>
+      </w:r>
+      <w:r>
+        <w:t xml:space="preserve">on par and both ahead of the LSTM. The exceedance contribution therefore carries</w:t>
+      </w:r>
+      <w:r>
+        <w:t xml:space="preserve"> </w:t>
+      </w:r>
+      <w:r>
+        <w:t xml:space="preserve">regulatory meaning, not just a statistical convention.</w:t>
+      </w:r>
+    </w:p>
+    <w:p>
+      <w:pPr>
+        <w:pStyle w:val="BodyText"/>
+      </w:pPr>
+      <w:r>
         <w:rPr>
           <w:b/>
           <w:bCs/>
@@ -10635,6 +10868,22 @@
       </w:pPr>
       <w:r>
         <w:t xml:space="preserve">Romano, Y., Patterson, E., Candès, E. J., 2019. Conformalized quantile regression, in: Advances in Neural Information Processing Systems 32 (NeurIPS 2019), pp. 3538–3548.</w:t>
+      </w:r>
+    </w:p>
+    <w:p>
+      <w:pPr>
+        <w:pStyle w:val="BodyText"/>
+      </w:pPr>
+      <w:r>
+        <w:t xml:space="preserve">Gibbs, I., Candès, E. J., 2021. Adaptive conformal inference under distribution shift, in: Advances in Neural Information Processing Systems 34 (NeurIPS 2021), pp. 1660–1672.</w:t>
+      </w:r>
+    </w:p>
+    <w:p>
+      <w:pPr>
+        <w:pStyle w:val="BodyText"/>
+      </w:pPr>
+      <w:r>
+        <w:t xml:space="preserve">U.S. Environmental Protection Agency, 2003. EPA Region 10 Guidance for Pacific Northwest State and Tribal Temperature Water Quality Standards. EPA 910-B-03-002, Region 10 Office of Water, Seattle, WA.</w:t>
       </w:r>
     </w:p>
     <w:p>

--- a/paper/ThermoRoute_paper.docx
+++ b/paper/ThermoRoute_paper.docx
@@ -268,7 +268,7 @@
           <w:rFonts w:ascii="Calibri" w:hAnsi="Calibri" w:eastAsia="Calibri" w:cs="Calibri"/>
           <w:b w:val="0"/>
         </w:rPr>
-        <w:t>The repository contains an older three-station cascade case study and a larger USGS development panel. Those legacy outputs are not used as current evidence because they were produced before stable USGS site numbers, the 120v2 panel contract, and prediction-lineage sidecars were enforced.</w:t>
+        <w:t>The repository contains an older three-monitoring-station case study (site IDs b1, s2, and p3) and a larger USGS development panel. The three sites are ordinary monitoring stations, not reservoirs; their legacy display order does not establish a hydraulic cascade or travel time. Those legacy outputs are not used as current evidence because they were produced before stable USGS site numbers, the 120v2 panel contract, and prediction-lineage sidecars were enforced.</w:t>
       </w:r>
     </w:p>
     <w:p>
@@ -1456,19 +1456,7 @@
           <w:rFonts w:ascii="Calibri" w:hAnsi="Calibri" w:eastAsia="Calibri" w:cs="Calibri"/>
           <w:b w:val="0"/>
         </w:rPr>
-        <w:t>Because the legacy panel lacks its original HTTP responses, a separate pre-opening bridge must re-fetch 2018–2020 Daymet/gridMET with the confirmation parser and compare every predictor on the exact site/date registry. This gate can detect product-version, parsing, scaling, missingness, and one-day alignment drift. It cannot prove that provider calendar days share NWIS local-day boundaries, nor can it reconstruct as-issued data availability; those remain permanent limitations.</w:t>
-      </w:r>
-    </w:p>
-    <w:p>
-      <w:pPr>
-        <w:keepLines/>
-      </w:pPr>
-      <w:r>
-        <w:rPr>
-          <w:rFonts w:ascii="Calibri" w:hAnsi="Calibri" w:eastAsia="Calibri" w:cs="Calibri"/>
-          <w:b w:val="0"/>
-        </w:rPr>
-        <w:t xml:space="preserve">After the final local protocol seal, we added this outcome-free 2018–2020 parser/product compatibility gate. The post-seal engineering gate strengthens reproducibility but was not part of the sealed protocol and does not alter its hypotheses, estimands, model registry, margins, or decision rules. Formal training remains blocked until the offline comparison publishes </w:t>
+        <w:t xml:space="preserve">Because the legacy panel lacks its original HTTP responses, a separate pre-opening bridge re-fetched 2018–2020 Daymet/gridMET with the confirmation parser and compared every predictor on the exact site/date registry. Its committed manifest records </w:t>
       </w:r>
       <w:r>
         <w:rPr>
@@ -1483,7 +1471,19 @@
           <w:rFonts w:ascii="Calibri" w:hAnsi="Calibri" w:eastAsia="Calibri" w:cs="Calibri"/>
           <w:b w:val="0"/>
         </w:rPr>
-        <w:t>.</w:t>
+        <w:t>. This gate can detect product-version, parsing, scaling, missingness, and one-day alignment drift. It cannot prove that provider calendar days share NWIS local-day boundaries, nor can it reconstruct as-issued data availability; those remain permanent limitations.</w:t>
+      </w:r>
+    </w:p>
+    <w:p>
+      <w:pPr>
+        <w:keepLines/>
+      </w:pPr>
+      <w:r>
+        <w:rPr>
+          <w:rFonts w:ascii="Calibri" w:hAnsi="Calibri" w:eastAsia="Calibri" w:cs="Calibri"/>
+          <w:b w:val="0"/>
+        </w:rPr>
+        <w:t>After the final local protocol seal, we added this outcome-free 2018–2020 parser/product compatibility gate. The post-seal engineering gate strengthens reproducibility but was not part of the sealed protocol and does not alter its hypotheses, estimands, model registry, margins, or decision rules. The committed offline comparison has passed; later gates must retain its exact path and digest.</w:t>
       </w:r>
     </w:p>
     <w:p>
@@ -1647,7 +1647,7 @@
           <w:rFonts w:ascii="Calibri" w:hAnsi="Calibri" w:eastAsia="Calibri" w:cs="Calibri"/>
           <w:b w:val="0"/>
         </w:rPr>
-        <w:t>For each horizon, a sparse router assigns weights over the seven variables at lags 0–14. A causal temporal convolutional network consumes the full 32-day sequence, and a mixture-of-experts combines regime-specific representations. The router is an allocation mechanism inside the predictor, not a map of connected reaches. These components follow sparsemax attention (Martins and Astudillo, 2016 (https://proceedings.mlr.press/v48/martins16.html)), generic temporal convolutional sequence modeling (Bai et al., 2018 (https://arxiv.org/abs/1803.01271)), and sparsely gated expert mixtures (Shazeer et al., 2017 (https://arxiv.org/abs/1701.06538)).</w:t>
+        <w:t>For each horizon, a sparse router assigns weights over the seven variables at lags 0–14. The sequence builder supplies a 32-day tensor, but this is a construction buffer rather than an effective-memory claim: the current two-block, kernel-three causal temporal convolutional network has a theoretical seven-step receptive field, while the router's oldest usable value is lag 14. Thus no input older than lag 14 can affect the current model output. A mixture-of-experts combines the resulting representations. The router is an allocation mechanism inside the predictor, not a map of connected reaches. These components follow sparsemax attention (Martins and Astudillo, 2016 (https://proceedings.mlr.press/v48/martins16.html)), generic temporal convolutional sequence modeling (Bai et al., 2018 (https://arxiv.org/abs/1803.01271)), and sparsely gated expert mixtures (Shazeer et al., 2017 (https://arxiv.org/abs/1701.06538)).</w:t>
       </w:r>
     </w:p>
     <w:p>
@@ -1715,7 +1715,7 @@
           <w:rFonts w:ascii="Calibri" w:hAnsi="Calibri" w:eastAsia="Calibri" w:cs="Calibri"/>
           <w:b w:val="0"/>
         </w:rPr>
-        <w:t>The learned models emit a separate MSE point forecast and pinball-trained 0.05, 0.50, and 0.95 quantile heads. Split conformalized quantile regression fitted on 2018 widens only the nominal q05–q95 interval; q50 is not CQR-adjusted. Ensemble quantiles are member-wise averages, not quantiles of a mixture distribution. Temporal CQR offsets are station-by-horizon, whereas external offsets are pooled by horizon. A separate event head uses each temporal station's 2006–2015 q90, or one pooled development-training q90 in the external arm, and one Platt calibrator per horizon fitted on 2018. Probability summaries give every retained station equal total weight and claim empirical marginal coverage only. Quantile crossing, station-balanced achieved coverage, interval width, three-quantile pinball mean, Brier score, log loss, discrimination, reliability, and calibration slope/intercept are descriptive outputs.</w:t>
+        <w:t>The learned models emit a separate MSE point forecast and pinball-trained 0.05, 0.50, and 0.95 quantile heads. Split conformalized quantile regression fitted on 2018 widens only the nominal q05–q95 interval; q50 is not CQR-adjusted. Ensemble quantiles are member-wise averages, not quantiles of a mixture distribution. Neural heads are ordered by construction, making the retained crossing-loss term identically zero and compatibility-only. Independently fitted LightGBM heads are not sorted: raw development crossings are recorded by member and horizon, q05 and q95 are clipped to the nominal raw q50 if needed, and q50 is left exactly unchanged. Temporal CQR offsets are station-by-horizon, whereas external offsets are pooled by horizon. A separate event head uses each temporal station's 2006–2015 q90, or one pooled development-training q90 in the external arm, and one Platt calibrator per horizon fitted on 2018. Platt fitting is calibration-row weighted, whereas target-period probability summaries give every retained station equal total weight; that frozen weighting difference is part of the interpretation. The summaries claim empirical marginal coverage only. Quantile crossing, station-balanced achieved coverage, interval width, three-quantile pinball mean, Brier score, log loss, discrimination, reliability, and calibration slope/intercept are descriptive outputs.</w:t>
       </w:r>
     </w:p>
     <w:p>
@@ -1755,7 +1755,7 @@
           <w:rFonts w:ascii="Calibri" w:hAnsi="Calibri" w:eastAsia="Calibri" w:cs="Calibri"/>
           <w:b w:val="0"/>
         </w:rPr>
-        <w:t>The six primary model types are persistence, damped persistence, climatology, LightGBM, a global LSTM, and ThermoRoute. The three deterministic references have no seed; LightGBM, LSTM, and ThermoRoute use seeds 0–4. LightGBM selects among four candidate settings separately by horizon on 2016–2017; the LSTM selects among three candidate architectures with seed 0 before fitting five members. These tuning budgets are documented but not identical. The temporal mechanism audit additionally freezes seven one-factor controls: prior-only, no dynamic prior, fixed relaxation, no router, no mixture, no TCN, and unbounded residual. Every comparison uses identical station/date/horizon target keys for the two models.</w:t>
+        <w:t>The six primary model types are persistence, damped persistence, climatology, LightGBM, a global LSTM, and ThermoRoute. The three deterministic references have no seed; LightGBM, LSTM, and ThermoRoute use seeds 0–4. LightGBM selects among four candidate settings separately by horizon on 2016–2017; the LSTM selects among three candidate architectures with seed 0 before fitting five members. These tuning budgets are documented but not identical. The temporal mechanism audit additionally freezes seven one-factor controls: prior-only, no dynamic prior, fixed relaxation, no router, no mixture, no TCN, and unbounded residual. Each Stage 09 control is a seed-0-versus-seed-0, single-seed functionality/intervention diagnostic. It does not prove component necessity, identify a causal mechanism, or establish cross-seed stability. Every comparison uses identical station/date/horizon target keys for the two models.</w:t>
       </w:r>
     </w:p>
     <w:p>
@@ -1988,6 +1988,18 @@
           <w:rFonts w:ascii="Calibri" w:hAnsi="Calibri" w:eastAsia="Calibri" w:cs="Calibri"/>
           <w:b w:val="0"/>
         </w:rPr>
+        <w:t>The H2 claim is scoped only to the frozen LightGBM procedure: four predeclared candidate settings are compared on 2016–2017 and the selected setting is then fit with the frozen five seeds. H2 is not a claim about LightGBM generally, a larger hyperparameter search, or a differently resourced implementation. Historical tuning budgets were not equalized across model classes.</w:t>
+      </w:r>
+    </w:p>
+    <w:p>
+      <w:pPr>
+        <w:keepLines/>
+      </w:pPr>
+      <w:r>
+        <w:rPr>
+          <w:rFonts w:ascii="Calibri" w:hAnsi="Calibri" w:eastAsia="Calibri" w:cs="Calibri"/>
+          <w:b w:val="0"/>
+        </w:rPr>
         <w:t xml:space="preserve">The sign-flip procedure assumes independent whole-cluster sign reversals and joint sign symmetry of each complete HUC2 effect vector around the tested margin. Exact enumeration removes Monte Carlo error but does not make this assumption distribution-free. Before reportability attrition, the 15 HUC2 groups contain 2–26 stations, the largest contains 21.7% of stations, and the inverse-Herfindahl effective cluster count is 9.54. The percentile cluster-bootstrap interval is therefore interpreted cautiously. Effective-cluster, largest-share, and leave-one-HUC diagnostics carry </w:t>
       </w:r>
       <w:r>
@@ -2041,7 +2053,75 @@
           <w:rFonts w:ascii="Calibri" w:hAnsi="Calibri" w:eastAsia="Calibri" w:cs="Calibri"/>
           <w:b w:val="0"/>
         </w:rPr>
-        <w:t>The optional Air2stream-style a4/a8 implementation is an exploratory physical reference variant fitted by deterministic six-start bounded least squares on measured drivers. It is not the official Air2stream implementation, and no result against it supports a claim against the published model. A published-model comparison requires the official implementation and documented calibration search.</w:t>
+        <w:t>The optional Air2stream-style a4/a8 implementation is an unofficial, exploratory style reference fitted by deterministic six-start bounded least squares on measured drivers. It is not the official Air2stream implementation or a validated reproduction, and no result against it supports a claim against the published model. A published-model comparison requires the official implementation and documented calibration search.</w:t>
+      </w:r>
+    </w:p>
+    <w:p>
+      <w:pPr>
+        <w:pStyle w:val="Heading2"/>
+        <w:keepNext/>
+        <w:keepLines/>
+      </w:pPr>
+      <w:r>
+        <w:rPr>
+          <w:rFonts w:ascii="Calibri" w:hAnsi="Calibri" w:eastAsia="Calibri" w:cs="Calibri"/>
+          <w:b w:val="0"/>
+        </w:rPr>
+        <w:t>4.4 Temporal coverage and calendar-balance audit</w:t>
+      </w:r>
+    </w:p>
+    <w:p>
+      <w:pPr>
+        <w:keepLines/>
+      </w:pPr>
+      <w:r>
+        <w:rPr>
+          <w:rFonts w:ascii="Calibri" w:hAnsi="Calibri" w:eastAsia="Calibri" w:cs="Calibri"/>
+          <w:b w:val="0"/>
+        </w:rPr>
+        <w:t>The predeclared audit is restricted to the fixed, availability-enriched Route-A cohort and forecast keys for which both issue-date and target-date WTEMP are retained finite observations in the normalized outcome tables. It does not impute unavailable outcomes, test missing at random, estimate all-calendar-day performance, or establish stability across years or seasons.</w:t>
+      </w:r>
+    </w:p>
+    <w:p>
+      <w:pPr>
+        <w:keepLines/>
+      </w:pPr>
+      <w:r>
+        <w:rPr>
+          <w:rFonts w:ascii="Calibri" w:hAnsi="Calibri" w:eastAsia="Calibri" w:cs="Calibri"/>
+          <w:b w:val="0"/>
+        </w:rPr>
+        <w:t xml:space="preserve">For every formal comparison, the audit reports all eight frozen descriptive candidates: equal weighting of the 12 year-by-season cells, leave-one-year for each of 2021–2023, and leave-one-season for DJF, MAM, JJA, and SON. The maximum candidate-minus-reference effect is the deterministic unfavorable value, with exact ties resolved by the frozen candidate order. The audit never filters or replaces a primary station and cannot alter the formal effect, p-value, confidence interval, Holm decision, or claim eligibility; a favorable sensitivity cannot rescue the primary result. If a formal test is </w:t>
+      </w:r>
+      <w:r>
+        <w:rPr>
+          <w:rFonts w:ascii="Consolas" w:hAnsi="Consolas" w:eastAsia="Consolas" w:cs="Consolas"/>
+          <w:color w:val="1F4D78"/>
+          <w:sz w:val="19"/>
+        </w:rPr>
+        <w:t>NOT_ESTIMABLE</w:t>
+      </w:r>
+      <w:r>
+        <w:rPr>
+          <w:rFonts w:ascii="Calibri" w:hAnsi="Calibri" w:eastAsia="Calibri" w:cs="Calibri"/>
+          <w:b w:val="0"/>
+        </w:rPr>
+        <w:t xml:space="preserve">, its formal effect is </w:t>
+      </w:r>
+      <w:r>
+        <w:rPr>
+          <w:rFonts w:ascii="Consolas" w:hAnsi="Consolas" w:eastAsia="Consolas" w:cs="Consolas"/>
+          <w:color w:val="1F4D78"/>
+          <w:sz w:val="19"/>
+        </w:rPr>
+        <w:t>NA</w:t>
+      </w:r>
+      <w:r>
+        <w:rPr>
+          <w:rFonts w:ascii="Calibri" w:hAnsi="Calibri" w:eastAsia="Calibri" w:cs="Calibri"/>
+          <w:b w:val="0"/>
+        </w:rPr>
+        <w:t>, while any separately computable prediction-derived effect remains explicitly descriptive and cannot upgrade inference. The artifact becomes evidence only after independent physical replay of every bound source and exact binding into the opening receipt and completed release.</w:t>
       </w:r>
     </w:p>
     <w:p>
@@ -2091,7 +2171,7 @@
           <w:rFonts w:ascii="Calibri" w:hAnsi="Calibri" w:eastAsia="Calibri" w:cs="Calibri"/>
           <w:b w:val="0"/>
         </w:rPr>
-        <w:t>The opening creates one irreversible intent and one fixed request ledger. A network continuation may fetch only ledger entries whose transaction directory is wholly absent, under the same opening identifier. Partial or inconsistent transactions are not replaced. After normalization or trusted publication begins, automatic continuation is prohibited by the sealed protocol. The trusted scorer writes create-only predictions, audits, all five tests, a report, and a self-hashed receipt.</w:t>
+        <w:t>The opening creates one irreversible intent and one fixed request ledger. This is one logical opening, not exactly-once HTTP delivery. Before the acquisition manifest exists, a network continuation may fetch only ledger entries without a durably published canonical transaction, under the same opening identifier, and only while normalized, derived, and trusted outputs are absent. HTTP retries are allowed; a response received before its transaction directory is complete and durable may be requested again, whereas a complete, durable, verifiable canonical response is never replaced. A partial, invalid, or noncanonical canonical transaction fails closed without overwrite; cleanup is limited to unpublished owner-private temporary or pending state. Once all raw transactions validate, the request map, two normalized tables, and manifest are generated and validated in one private same-filesystem stage and published by one directory rename. After the manifest exists, raw-network continuation and relaunch of the raw child are prohibited, but network-free deterministic completion under the same opening identifier remains allowed. The scorer builds and validates one complete private same-filesystem trusted directory before one directory-rename publication. An absent canonical generation is recomputed; a complete canonical generation without a receipt is fully replayed before receipt creation. An abandoned stage is deleted only after its canonical name, owner-private mode, same-device read-only regular files, and absence of external hard links all validate; any unsafe stage fails closed. Partial, invalid, or noncanonical canonical contents fail closed and are not replaced. A valid receipt missing only its external digest sidecar may regenerate that sidecar after full receipt-and-artifact validation; a sidecar without a receipt fails closed. This is an honest-owner crash/replay guard, not protection from a malicious owner or same-UID adversary.</w:t>
       </w:r>
     </w:p>
     <w:p>
@@ -2117,7 +2197,22 @@
           <w:rFonts w:ascii="Calibri" w:hAnsi="Calibri" w:eastAsia="Calibri" w:cs="Calibri"/>
           <w:b w:val="0"/>
         </w:rPr>
-        <w:t>Completed repository work includes the canonical panel/registry seal, the final pre-label protocol, deterministic model serialization contracts, development replay code, exact clustered inference, probability/event contracts, outcome-quality provenance, a dual-profile release verifier, and a structured claim ledger.</w:t>
+        <w:t xml:space="preserve">Completed repository work includes the canonical panel/registry seal, the final pre-label protocol, deterministic model serialization contracts, development replay code, exact clustered inference, probability/event contracts, outcome-quality provenance, the committed </w:t>
+      </w:r>
+      <w:r>
+        <w:rPr>
+          <w:rFonts w:ascii="Consolas" w:hAnsi="Consolas" w:eastAsia="Consolas" w:cs="Consolas"/>
+          <w:color w:val="1F4D78"/>
+          <w:sz w:val="19"/>
+        </w:rPr>
+        <w:t>PASS_EXACT_PRODUCT_BRIDGE</w:t>
+      </w:r>
+      <w:r>
+        <w:rPr>
+          <w:rFonts w:ascii="Calibri" w:hAnsi="Calibri" w:eastAsia="Calibri" w:cs="Calibri"/>
+          <w:b w:val="0"/>
+        </w:rPr>
+        <w:t xml:space="preserve"> evidence, the predeclared temporal-coverage audit and its receipt-binding implementation, a dual-profile release verifier, and a structured claim ledger.</w:t>
       </w:r>
     </w:p>
     <w:p>
@@ -2147,40 +2242,7 @@
           <w:rFonts w:ascii="Calibri" w:hAnsi="Calibri" w:eastAsia="Calibri" w:cs="Calibri"/>
           <w:b w:val="0"/>
         </w:rPr>
-        <w:t xml:space="preserve">complete the offline 2018–2020 predictor bridge and publish </w:t>
-      </w:r>
-      <w:r>
-        <w:rPr>
-          <w:rFonts w:ascii="Consolas" w:hAnsi="Consolas" w:eastAsia="Consolas" w:cs="Consolas"/>
-          <w:color w:val="1F4D78"/>
-          <w:sz w:val="19"/>
-        </w:rPr>
-        <w:t>PASS_EXACT_PRODUCT_BRIDGE</w:t>
-      </w:r>
-      <w:r>
-        <w:rPr>
-          <w:rFonts w:ascii="Calibri" w:hAnsi="Calibri" w:eastAsia="Calibri" w:cs="Calibri"/>
-          <w:b w:val="0"/>
-        </w:rPr>
-        <w:t>;</w:t>
-      </w:r>
-    </w:p>
-    <w:p>
-      <w:pPr>
-        <w:numPr>
-          <w:ilvl w:val="0"/>
-          <w:numId w:val="13"/>
-        </w:numPr>
-        <w:spacing w:before="0" w:after="80" w:line="290" w:lineRule="auto"/>
-        <w:jc w:val="left"/>
-        <w:keepLines/>
-      </w:pPr>
-      <w:r>
-        <w:rPr>
-          <w:rFonts w:ascii="Calibri" w:hAnsi="Calibri" w:eastAsia="Calibri" w:cs="Calibri"/>
-          <w:b w:val="0"/>
-        </w:rPr>
-        <w:t>rerun the canonical six-model development experiment, the seven mandatory single-seed controls, and the separate matched plain-neural/feature-ladder audit;</w:t>
+        <w:t>rerun the canonical six-model development experiment, the seven mandatory seed-0-versus-seed-0 diagnostic controls, and the separate matched plain-neural/feature-ladder audit;</w:t>
       </w:r>
     </w:p>
     <w:p>
@@ -2270,7 +2332,7 @@
           <w:rFonts w:ascii="Calibri" w:hAnsi="Calibri" w:eastAsia="Calibri" w:cs="Calibri"/>
           <w:b w:val="0"/>
         </w:rPr>
-        <w:t>execute the fixed opening, render all five receipt-derived statements, regenerate artifacts, and verify the clean-room release.</w:t>
+        <w:t>execute the fixed opening, physically replay and receipt-bind the temporal- coverage audit, render all five receipt-derived statements, regenerate artifacts, and verify the clean-room release.</w:t>
       </w:r>
     </w:p>
     <w:p>
@@ -2416,6 +2478,18 @@
           <w:rFonts w:ascii="Calibri" w:hAnsi="Calibri" w:eastAsia="Calibri" w:cs="Calibri"/>
           <w:b w:val="0"/>
         </w:rPr>
+        <w:t>The optional ecological-threshold stage is separate from prediction evaluation. It can only compare independently sourced observed daily maxima, expressed as a strict seven-consecutive-day 7DADM, with a complete site-specific standards registry. Seasonal applicability is assigned by the seven-day window's ending date; season-external or incomplete observation windows remain unclassified. Missing, unrelated, or ambiguous standard matches fail closed. Any reported observed threshold exceedance is descriptive and is not a model result or a legal decision; it does not determine compliance with any law or regulation.</w:t>
+      </w:r>
+    </w:p>
+    <w:p>
+      <w:pPr>
+        <w:keepLines/>
+      </w:pPr>
+      <w:r>
+        <w:rPr>
+          <w:rFonts w:ascii="Calibri" w:hAnsi="Calibri" w:eastAsia="Calibri" w:cs="Calibri"/>
+          <w:b w:val="0"/>
+        </w:rPr>
         <w:t>Additional limitations are the availability-enriched station sample; missing original provider bytes for the development panel; point-scale meteorology rather than upstream forcings; unbalanced and coarse HUC2 clusters; daily-mean outcomes; outcome-observability conditioning; a numerical margin without stakeholder-derived importance; retrospective finalized covariates; absence of latency, memory, energy, and multi-hardware benchmarks; owner-controlled local evidence chronology; the unreplayable original 1,465-candidate discovery execution; and the absence of an official Air2stream calibration run.</w:t>
       </w:r>
     </w:p>
@@ -2430,7 +2504,7 @@
           <w:rFonts w:ascii="Calibri" w:hAnsi="Calibri" w:eastAsia="Calibri" w:cs="Calibri"/>
           <w:b w:val="0"/>
         </w:rPr>
-        <w:t>8. Results placeholder and stopping rule</w:t>
+        <w:t>8. Pre-opening results placeholder and stopping rule</w:t>
       </w:r>
     </w:p>
     <w:p>
@@ -2442,7 +2516,7 @@
           <w:rFonts w:ascii="Calibri" w:hAnsi="Calibri" w:eastAsia="Calibri" w:cs="Calibri"/>
           <w:b w:val="0"/>
         </w:rPr>
-        <w:t xml:space="preserve">No formal result block is present in this pre-opening manuscript. After a valid receipt exists, </w:t>
+        <w:t xml:space="preserve">No formal result block is present in this byte-frozen pre-opening snapshot. After a valid receipt exists, </w:t>
       </w:r>
       <w:r>
         <w:rPr>
@@ -2450,14 +2524,14 @@
           <w:color w:val="1F4D78"/>
           <w:sz w:val="19"/>
         </w:rPr>
-        <w:t>scripts/26_validate_claims.py</w:t>
+        <w:t>python scripts/26_validate_claims.py --root . --registry protocols/route_a_claim_registry_v1.json --write-generated-results --require-complete</w:t>
       </w:r>
       <w:r>
         <w:rPr>
           <w:rFonts w:ascii="Calibri" w:hAnsi="Calibri" w:eastAsia="Calibri" w:cs="Calibri"/>
           <w:b w:val="0"/>
         </w:rPr>
-        <w:t xml:space="preserve"> will derive five deterministic blocks from the exact statistics artifact. Each must appear exactly once, including negative, conflicting, or non-estimable outcomes. Handwritten substitutions are rejected by body hashes and evidence bindings.</w:t>
+        <w:t xml:space="preserve"> derives five deterministic blocks from the exact statistics artifact and atomically and idempotently writes the sole canonical post-opening result layer. Each must appear exactly once, including negative, conflicting, or non-estimable outcomes. Handwritten substitutions are rejected by body hashes and evidence bindings. Once that generated layer exists, the readiness statements in this snapshot are historical provenance rather than the current execution status.</w:t>
       </w:r>
     </w:p>
     <w:p>
@@ -2509,7 +2583,7 @@
           <w:rFonts w:ascii="Calibri" w:hAnsi="Calibri" w:eastAsia="Calibri" w:cs="Calibri"/>
           <w:b w:val="0"/>
         </w:rPr>
-        <w:t>ThermoRoute is presently a specified research system, not a completed empirical finding. The repository has fail-closed controls for leakage, cohort identity, model replay, clustered inference, raw provenance, statement generation, and release closure. Its scientific value will depend on a complete canonical rerun and the one-time evidence chain. The implementation is not ready for confirmatory opening until every listed data, bridge, replay, chronology, authorization, and release gate passes; the old headline numbers do not represent the current repository.</w:t>
+        <w:t>At the time of this byte-frozen pre-opening snapshot, ThermoRoute is a specified research system rather than a completed empirical finding. The repository has fail-closed controls for leakage, cohort identity, model replay, clustered inference, raw provenance, statement generation, and release closure. Its scientific value will depend on a complete canonical rerun and the one-time evidence chain. The implementation must not enter confirmatory opening until every listed data, bridge, replay, chronology, authorization, and release gate passes. If a generated receipt-derived result layer appears below, it supersedes only this pre-opening readiness status; the old headline numbers still do not represent the current repository.</w:t>
       </w:r>
     </w:p>
     <w:sectPr>

--- a/paper/ThermoRoute_paper.docx
+++ b/paper/ThermoRoute_paper.docx
@@ -199,7 +199,7 @@
           <w:rFonts w:ascii="Calibri" w:hAnsi="Calibri" w:eastAsia="Calibri" w:cs="Calibri"/>
           <w:b w:val="0"/>
         </w:rPr>
-        <w:t>Daily river water temperature is difficult to hindcast honestly because persistence is strong, issue-time information must be separated from future observations, sensor records are incomplete, and nearby sites are not statistically independent. We describe ThermoRoute, a physics-inspired statistical predictor that combines a damped-persistence anchor, a learned thermal-relaxation proposal, a sparse horizon-conditioned variable/lag router, a causal temporal convolutional encoder, a regime mixture, a bounded point residual, separate three-quantile heads, and a split-conformal 90% interval. The canonical development data contain 657,480 site-days from 120 stable USGS site numbers during 2006–2020, spanning 34 states and 15 HUC2 groups. Years 2019–2020 are development/exploratory data. A repository-internal pre-label protocol defines a later one-time retrospective interval, six primary model classes, five formal station-balanced comparisons, exact whole-HUC2 sign-flip p-values, whole-HUC2 cluster-bootstrap intervals, and Holm multiplicity control. The protocol also freezes model/input chronology, raw outcome-quality evidence, and deterministic claim rendering. The current repository has not yet completed the canonical model rerun, model-suite freeze, predictor-evidence freeze, authorization, or opening. Accordingly, no empirical performance conclusion is made here. The contribution at this stage is a testable architecture and a fail-closed evaluation system whose remaining scientific and engineering limitations are stated explicitly.</w:t>
+        <w:t>Daily river water temperature is difficult to hindcast honestly because persistence is strong, issue-time information must be separated from future observations, sensor records are incomplete, and nearby sites are not statistically independent. We describe ThermoRoute, a physics-inspired statistical predictor that combines a damped-persistence anchor, a learned thermal-relaxation proposal, a sparse horizon-conditioned variable/lag router, a causal temporal convolutional encoder, a regime mixture, a bounded point residual, separate three-quantile heads, and a split-conformal 90% interval. The canonical development data contain 657,480 site-days from 120 stable USGS site numbers during 2006–2020, spanning 34 states and 15 HUC2 groups. Years 2019–2020 are development/exploratory data. A repository-internal pre-label protocol defines a later one-time retrospective interval, six primary model classes, five formal station-balanced comparisons, exact whole-HUC2 sign-flip p-values, whole-HUC2 cluster-bootstrap intervals, and Holm multiplicity control. The protocol also freezes model/input chronology, raw outcome-quality evidence, and deterministic claim rendering. A later outcome-free amendment makes inferential wording conditional on a gate requiring at least 30 reportable clusters. The frozen cohort has at most 15 HUC2 groups, so that component cannot pass independent of the later outcomes; the five rows can support only fixed-cohort descriptive effects, with p-values and intervals retained as assumption-conditional sensitivities. The current repository has not yet completed the canonical model rerun, model-suite freeze, predictor-evidence freeze, authorization, or opening. Accordingly, no empirical performance conclusion is made here. The contribution at this stage is a testable architecture and a fail-closed evaluation system whose remaining scientific and engineering limitations are stated explicitly.</w:t>
       </w:r>
     </w:p>
     <w:p>
@@ -1862,7 +1862,7 @@
           <w:rFonts w:ascii="Calibri" w:hAnsi="Calibri" w:eastAsia="Calibri" w:cs="Calibri"/>
           <w:b w:val="0"/>
         </w:rPr>
-        <w:t>4.2 Formal five-test family</w:t>
+        <w:t>4.2 Frozen five-comparison family and inference overlay</w:t>
       </w:r>
     </w:p>
     <w:p>
@@ -1976,7 +1976,7 @@
           <w:rFonts w:ascii="Calibri" w:hAnsi="Calibri" w:eastAsia="Calibri" w:cs="Calibri"/>
           <w:b w:val="0"/>
         </w:rPr>
-        <w:t>Each raw one-sided p-value is obtained by enumerating every whole-HUC2 sign configuration for the frozen reportable cohort. A 10,000-draw whole-HUC2 cluster bootstrap provides the interval for the median station effect. Holm adjustment is applied to exactly these five p-values (Holm, 1979 (https://www.jstor.org/stable/4615733)). A favorable formal statement is allowed only when the row is estimable, the Holm p-value is at most 0.05, and the interval upper bound is strictly below the frozen margin. Disagreement between the p-value and interval rules is reported conservatively. The 1-day LightGBM comparison is descriptive only.</w:t>
+        <w:t>Each raw one-sided p-value is obtained by enumerating every whole-HUC2 sign configuration for the frozen reportable cohort. A 10,000-draw whole-HUC2 cluster bootstrap provides the interval for the median station effect. Holm adjustment is applied to exactly these five p-values (Holm, 1979 (https://www.jstor.org/stable/4615733)). The original family-level decision rule required an estimable row, a Holm p-value at most 0.05, and an interval upper bound strictly below the frozen margin. A later, outcome-free inference amendment overlays and supersedes claim eligibility under that rule. It requires at least 30 reportable clusters, an effective-cluster fraction of at least 0.75, a largest-cluster share below 0.25, and passing falsification evidence. Missing, unknown, or failed components fail closed.</w:t>
       </w:r>
     </w:p>
     <w:p>
@@ -2000,7 +2000,7 @@
           <w:rFonts w:ascii="Calibri" w:hAnsi="Calibri" w:eastAsia="Calibri" w:cs="Calibri"/>
           <w:b w:val="0"/>
         </w:rPr>
-        <w:t xml:space="preserve">The sign-flip procedure assumes independent whole-cluster sign reversals and joint sign symmetry of each complete HUC2 effect vector around the tested margin. Exact enumeration removes Monte Carlo error but does not make this assumption distribution-free. Before reportability attrition, the 15 HUC2 groups contain 2–26 stations, the largest contains 21.7% of stations, and the inverse-Herfindahl effective cluster count is 9.54. The percentile cluster-bootstrap interval is therefore interpreted cautiously. Effective-cluster, largest-share, and leave-one-HUC diagnostics carry </w:t>
+        <w:t xml:space="preserve">The sign-flip procedure assumes independent whole-cluster sign reversals and joint sign symmetry of each complete HUC2 effect vector around the tested margin. Exact enumeration removes Monte Carlo error but does not make this assumption distribution-free. Before reportability attrition, the 15 HUC2 groups contain 2–26 stations, the largest contains 21.7% of stations, and the inverse-Herfindahl effective cluster count is 9.54. The percentile cluster-bootstrap interval is therefore not treated as unconditional cohort uncertainty. Because the cohort has at most 15 HUC2 groups, it necessarily fails the amendment's minimum-30-cluster component before any target outcome is viewed. Every comparison must still be reported exactly once, but the only eligible verdict is </w:t>
       </w:r>
       <w:r>
         <w:rPr>
@@ -2008,14 +2008,14 @@
           <w:color w:val="1F4D78"/>
           <w:sz w:val="19"/>
         </w:rPr>
-        <w:t>NO_STRONG_INFERENCE</w:t>
+        <w:t>DESCRIPTIVE_ONLY_INFERENCE_GATE_FAILED</w:t>
       </w:r>
       <w:r>
         <w:rPr>
           <w:rFonts w:ascii="Calibri" w:hAnsi="Calibri" w:eastAsia="Calibri" w:cs="Calibri"/>
           <w:b w:val="0"/>
         </w:rPr>
-        <w:t xml:space="preserve"> when their predeclared small/unequal-cluster warnings fire; they do not change the sealed five-test rule.</w:t>
+        <w:t>: the fixed-cohort effect is descriptive, and the bootstrap interval, sign-flip p-value, and Holm value are assumption-conditional sensitivities only. No result can support superiority, non-inferiority, equivalence, parity, or a U.S.-river superpopulation claim.</w:t>
       </w:r>
     </w:p>
     <w:p>
@@ -2197,7 +2197,7 @@
           <w:rFonts w:ascii="Calibri" w:hAnsi="Calibri" w:eastAsia="Calibri" w:cs="Calibri"/>
           <w:b w:val="0"/>
         </w:rPr>
-        <w:t xml:space="preserve">Completed repository work includes the canonical panel/registry seal, the final pre-label protocol, deterministic model serialization contracts, development replay code, exact clustered inference, probability/event contracts, outcome-quality provenance, the committed </w:t>
+        <w:t xml:space="preserve">Completed repository work includes the canonical panel/registry seal, the final pre-label protocol and outcome-free inference-scope amendment, deterministic model serialization contracts, development replay code, exact clustered inference, probability/event contracts, outcome-quality provenance, the committed </w:t>
       </w:r>
       <w:r>
         <w:rPr>
@@ -2296,7 +2296,7 @@
           <w:rFonts w:ascii="Calibri" w:hAnsi="Calibri" w:eastAsia="Calibri" w:cs="Calibri"/>
           <w:b w:val="0"/>
         </w:rPr>
-        <w:t>freeze those outcome-free inputs and validate the Git chronology receipt;</w:t>
+        <w:t>freeze those outcome-free inputs, materialize the claim-blocking inference gate, and validate the Git chronology receipt;</w:t>
       </w:r>
     </w:p>
     <w:p>
@@ -2583,7 +2583,7 @@
           <w:rFonts w:ascii="Calibri" w:hAnsi="Calibri" w:eastAsia="Calibri" w:cs="Calibri"/>
           <w:b w:val="0"/>
         </w:rPr>
-        <w:t>At the time of this byte-frozen pre-opening snapshot, ThermoRoute is a specified research system rather than a completed empirical finding. The repository has fail-closed controls for leakage, cohort identity, model replay, clustered inference, raw provenance, statement generation, and release closure. Its scientific value will depend on a complete canonical rerun and the one-time evidence chain. The implementation must not enter confirmatory opening until every listed data, bridge, replay, chronology, authorization, and release gate passes. If a generated receipt-derived result layer appears below, it supersedes only this pre-opening readiness status; the old headline numbers still do not represent the current repository.</w:t>
+        <w:t>At the time of this byte-frozen pre-opening snapshot, ThermoRoute is a specified research system rather than a completed empirical finding. The repository has fail-closed controls for leakage, cohort identity, model replay, assumption-conditional clustered sensitivity, raw provenance, statement generation, and release closure. Its scientific value will depend on a complete canonical rerun and the one-time evidence chain. The implementation must not enter confirmatory opening until every listed data, bridge, replay, chronology, authorization, and release gate passes. If a generated receipt-derived result layer appears below, it supersedes only this pre-opening readiness status; the old headline numbers still do not represent the current repository. Irrespective of the numerical outcome, Route A remains a fixed availability-enriched cohort description because the frozen minimum-cluster inference gate cannot pass.</w:t>
       </w:r>
     </w:p>
     <w:sectPr>

--- a/paper/ThermoRoute_paper.docx
+++ b/paper/ThermoRoute_paper.docx
@@ -2332,7 +2332,7 @@
           <w:rFonts w:ascii="Calibri" w:hAnsi="Calibri" w:eastAsia="Calibri" w:cs="Calibri"/>
           <w:b w:val="0"/>
         </w:rPr>
-        <w:t>execute the fixed opening, physically replay and receipt-bind the temporal- coverage audit, render all five receipt-derived statements, regenerate artifacts, and verify the clean-room release.</w:t>
+        <w:t>execute the fixed opening, physically replay and receipt-bind the temporal- coverage audit, generate the five receipt-derived statements in the sole canonical Markdown result layer, and verify the clean-room release.</w:t>
       </w:r>
     </w:p>
     <w:p>
